--- a/doc/CS673_MeetingMinutes_team3.docx
+++ b/doc/CS673_MeetingMinutes_team3.docx
@@ -81,18 +81,7 @@
           <w:u w:val="single"/>
           <w:rtl w:val="0"/>
         </w:rPr>
-        <w:t xml:space="preserve">Team 3 : </w:t>
-      </w:r>
-      <w:r>
-        <w:rPr>
-          <w:b w:val="1"/>
-          <w:bCs w:val="1"/>
-          <w:sz w:val="24"/>
-          <w:szCs w:val="24"/>
-          <w:u w:val="single"/>
-          <w:rtl w:val="0"/>
-        </w:rPr>
-        <w:t xml:space="preserve">DJVY</w:t>
+        <w:t xml:space="preserve">Team 3 :SpecCheck </w:t>
       </w:r>
       <w:r>
         <w:rPr>
@@ -167,7 +156,7 @@
     <w:p>
       <w:pPr>
         <w:keepNext w:val="0"/>
-        <w:keepLines w:val="0"/>
+        <w:keepLines w:val="1"/>
         <w:pageBreakBefore w:val="0"/>
         <w:widowControl w:val="0"/>
         <w:pBdr>
@@ -178,6 +167,7 @@
           <w:between w:space="0" w:sz="0" w:val="nil"/>
         </w:pBdr>
         <w:shd w:fill="auto" w:val="clear"/>
+        <w:spacing w:line="240" w:lineRule="auto"/>
         <w:rPr>
           <w:sz w:val="24"/>
           <w:szCs w:val="24"/>
@@ -225,6 +215,2027 @@
     </w:p>
     <w:p>
       <w:pPr>
+        <w:spacing w:line="240" w:lineRule="auto"/>
+        <w:jc w:val="center"/>
+        <w:rPr>
+          <w:sz w:val="24"/>
+          <w:szCs w:val="24"/>
+          <w:u w:val="single"/>
+        </w:rPr>
+      </w:pPr>
+      <w:r>
+        <w:rPr>
+          <w:b w:val="1"/>
+          <w:bCs w:val="1"/>
+          <w:sz w:val="24"/>
+          <w:szCs w:val="24"/>
+          <w:u w:val="single"/>
+          <w:rtl w:val="0"/>
+        </w:rPr>
+        <w:t xml:space="preserve">Meeting 6</w:t>
+      </w:r>
+      <w:r>
+        <w:rPr>
+          <w:rtl w:val="0"/>
+        </w:rPr>
+      </w:r>
+    </w:p>
+    <w:p>
+      <w:pPr>
+        <w:spacing w:after="240" w:before="240" w:line="240" w:lineRule="auto"/>
+        <w:rPr>
+          <w:sz w:val="24"/>
+          <w:szCs w:val="24"/>
+        </w:rPr>
+      </w:pPr>
+      <w:r>
+        <w:rPr>
+          <w:b w:val="1"/>
+          <w:bCs w:val="1"/>
+          <w:sz w:val="24"/>
+          <w:szCs w:val="24"/>
+          <w:rtl w:val="0"/>
+        </w:rPr>
+        <w:t xml:space="preserve">Date and Time:</w:t>
+      </w:r>
+      <w:r>
+        <w:rPr>
+          <w:sz w:val="24"/>
+          <w:szCs w:val="24"/>
+          <w:rtl w:val="0"/>
+        </w:rPr>
+        <w:t xml:space="preserve"> May 25, 2026, 7:00 PM – 8:35 PM</w:t>
+      </w:r>
+    </w:p>
+    <w:p>
+      <w:pPr>
+        <w:spacing w:after="240" w:before="240" w:line="240" w:lineRule="auto"/>
+        <w:rPr>
+          <w:sz w:val="24"/>
+          <w:szCs w:val="24"/>
+        </w:rPr>
+      </w:pPr>
+      <w:r>
+        <w:rPr>
+          <w:sz w:val="24"/>
+          <w:szCs w:val="24"/>
+          <w:rtl w:val="0"/>
+        </w:rPr>
+        <w:br w:type="textWrapping"/>
+      </w:r>
+      <w:r>
+        <w:rPr>
+          <w:b w:val="1"/>
+          <w:bCs w:val="1"/>
+          <w:sz w:val="24"/>
+          <w:szCs w:val="24"/>
+          <w:rtl w:val="0"/>
+        </w:rPr>
+        <w:t xml:space="preserve">Place:</w:t>
+      </w:r>
+      <w:r>
+        <w:rPr>
+          <w:sz w:val="24"/>
+          <w:szCs w:val="24"/>
+          <w:rtl w:val="0"/>
+        </w:rPr>
+        <w:t xml:space="preserve"> Google Meet</w:t>
+      </w:r>
+    </w:p>
+    <w:p>
+      <w:pPr>
+        <w:spacing w:after="240" w:before="240" w:line="240" w:lineRule="auto"/>
+        <w:rPr>
+          <w:sz w:val="24"/>
+          <w:szCs w:val="24"/>
+        </w:rPr>
+      </w:pPr>
+      <w:r>
+        <w:rPr>
+          <w:b w:val="1"/>
+          <w:bCs w:val="1"/>
+          <w:sz w:val="24"/>
+          <w:szCs w:val="24"/>
+          <w:rtl w:val="0"/>
+        </w:rPr>
+        <w:t xml:space="preserve">Participants:</w:t>
+      </w:r>
+      <w:r>
+        <w:rPr>
+          <w:sz w:val="24"/>
+          <w:szCs w:val="24"/>
+          <w:rtl w:val="0"/>
+        </w:rPr>
+        <w:t xml:space="preserve">Danielle Leask, Jannatul Tuba, Vy Trinh</w:t>
+      </w:r>
+    </w:p>
+    <w:p>
+      <w:pPr>
+        <w:spacing w:after="240" w:before="240" w:line="240" w:lineRule="auto"/>
+        <w:rPr>
+          <w:sz w:val="24"/>
+          <w:szCs w:val="24"/>
+        </w:rPr>
+      </w:pPr>
+      <w:r>
+        <w:rPr>
+          <w:b w:val="1"/>
+          <w:bCs w:val="1"/>
+          <w:sz w:val="24"/>
+          <w:szCs w:val="24"/>
+          <w:rtl w:val="0"/>
+        </w:rPr>
+        <w:t xml:space="preserve">Minutes Taker: </w:t>
+      </w:r>
+      <w:r>
+        <w:rPr>
+          <w:sz w:val="24"/>
+          <w:szCs w:val="24"/>
+          <w:rtl w:val="0"/>
+        </w:rPr>
+        <w:t xml:space="preserve">Danielle Leask</w:t>
+        <w:br w:type="textWrapping"/>
+      </w:r>
+    </w:p>
+    <w:p>
+      <w:pPr>
+        <w:spacing w:after="240" w:before="240" w:line="240" w:lineRule="auto"/>
+        <w:rPr>
+          <w:sz w:val="24"/>
+          <w:szCs w:val="24"/>
+        </w:rPr>
+      </w:pPr>
+      <w:r>
+        <w:rPr>
+          <w:b w:val="1"/>
+          <w:bCs w:val="1"/>
+          <w:sz w:val="24"/>
+          <w:szCs w:val="24"/>
+          <w:rtl w:val="0"/>
+        </w:rPr>
+        <w:t xml:space="preserve">Timekeeper: </w:t>
+      </w:r>
+      <w:r>
+        <w:rPr>
+          <w:sz w:val="24"/>
+          <w:szCs w:val="24"/>
+          <w:rtl w:val="0"/>
+        </w:rPr>
+        <w:t xml:space="preserve">Danielle Leask</w:t>
+      </w:r>
+    </w:p>
+    <w:p>
+      <w:pPr>
+        <w:spacing w:after="240" w:before="240" w:line="240" w:lineRule="auto"/>
+        <w:rPr>
+          <w:sz w:val="24"/>
+          <w:szCs w:val="24"/>
+        </w:rPr>
+      </w:pPr>
+      <w:r>
+        <w:rPr>
+          <w:b w:val="1"/>
+          <w:bCs w:val="1"/>
+          <w:sz w:val="24"/>
+          <w:szCs w:val="24"/>
+          <w:rtl w:val="0"/>
+        </w:rPr>
+        <w:t xml:space="preserve">Purpose:</w:t>
+      </w:r>
+      <w:r>
+        <w:rPr>
+          <w:sz w:val="24"/>
+          <w:szCs w:val="24"/>
+          <w:rtl w:val="0"/>
+        </w:rPr>
+        <w:t xml:space="preserve"> Iteration 1 Final Review and Project Updates</w:t>
+      </w:r>
+    </w:p>
+    <w:p>
+      <w:pPr>
+        <w:rPr>
+          <w:b w:val="1"/>
+          <w:bCs w:val="1"/>
+          <w:sz w:val="24"/>
+          <w:szCs w:val="24"/>
+        </w:rPr>
+      </w:pPr>
+      <w:r>
+        <w:rPr>
+          <w:b w:val="1"/>
+          <w:bCs w:val="1"/>
+          <w:sz w:val="24"/>
+          <w:szCs w:val="24"/>
+          <w:rtl w:val="0"/>
+        </w:rPr>
+        <w:t xml:space="preserve">Agenda</w:t>
+      </w:r>
+    </w:p>
+    <w:p>
+      <w:pPr>
+        <w:numPr>
+          <w:ilvl w:val="0"/>
+          <w:numId w:val="28"/>
+        </w:numPr>
+        <w:spacing w:after="0" w:afterAutospacing="0" w:before="240" w:lineRule="auto"/>
+        <w:ind w:left="720" w:hanging="360"/>
+        <w:rPr>
+          <w:sz w:val="24"/>
+          <w:szCs w:val="24"/>
+        </w:rPr>
+      </w:pPr>
+      <w:r>
+        <w:rPr>
+          <w:sz w:val="24"/>
+          <w:szCs w:val="24"/>
+          <w:rtl w:val="0"/>
+        </w:rPr>
+        <w:t xml:space="preserve">Review and approve code changes on GitHub</w:t>
+      </w:r>
+    </w:p>
+    <w:p>
+      <w:pPr>
+        <w:numPr>
+          <w:ilvl w:val="0"/>
+          <w:numId w:val="28"/>
+        </w:numPr>
+        <w:spacing w:after="0" w:afterAutospacing="0" w:before="0" w:beforeAutospacing="0" w:lineRule="auto"/>
+        <w:ind w:left="720" w:hanging="360"/>
+        <w:rPr>
+          <w:sz w:val="24"/>
+          <w:szCs w:val="24"/>
+        </w:rPr>
+      </w:pPr>
+      <w:r>
+        <w:rPr>
+          <w:sz w:val="24"/>
+          <w:szCs w:val="24"/>
+          <w:rtl w:val="0"/>
+        </w:rPr>
+        <w:t xml:space="preserve">Merge completed work into the development branch</w:t>
+      </w:r>
+    </w:p>
+    <w:p>
+      <w:pPr>
+        <w:numPr>
+          <w:ilvl w:val="0"/>
+          <w:numId w:val="28"/>
+        </w:numPr>
+        <w:spacing w:after="0" w:afterAutospacing="0" w:before="0" w:beforeAutospacing="0" w:lineRule="auto"/>
+        <w:ind w:left="720" w:hanging="360"/>
+        <w:rPr>
+          <w:sz w:val="24"/>
+          <w:szCs w:val="24"/>
+        </w:rPr>
+      </w:pPr>
+      <w:r>
+        <w:rPr>
+          <w:sz w:val="24"/>
+          <w:szCs w:val="24"/>
+          <w:rtl w:val="0"/>
+        </w:rPr>
+        <w:t xml:space="preserve">Test merged features and resolve issues</w:t>
+      </w:r>
+    </w:p>
+    <w:p>
+      <w:pPr>
+        <w:numPr>
+          <w:ilvl w:val="0"/>
+          <w:numId w:val="28"/>
+        </w:numPr>
+        <w:spacing w:after="0" w:afterAutospacing="0" w:before="0" w:beforeAutospacing="0" w:lineRule="auto"/>
+        <w:ind w:left="720" w:hanging="360"/>
+        <w:rPr>
+          <w:sz w:val="24"/>
+          <w:szCs w:val="24"/>
+        </w:rPr>
+      </w:pPr>
+      <w:r>
+        <w:rPr>
+          <w:sz w:val="24"/>
+          <w:szCs w:val="24"/>
+          <w:rtl w:val="0"/>
+        </w:rPr>
+        <w:t xml:space="preserve">Review project documentation</w:t>
+      </w:r>
+    </w:p>
+    <w:p>
+      <w:pPr>
+        <w:numPr>
+          <w:ilvl w:val="0"/>
+          <w:numId w:val="28"/>
+        </w:numPr>
+        <w:spacing w:after="240" w:before="0" w:beforeAutospacing="0" w:lineRule="auto"/>
+        <w:ind w:left="720" w:hanging="360"/>
+        <w:rPr>
+          <w:sz w:val="24"/>
+          <w:szCs w:val="24"/>
+        </w:rPr>
+      </w:pPr>
+      <w:r>
+        <w:rPr>
+          <w:sz w:val="24"/>
+          <w:szCs w:val="24"/>
+          <w:rtl w:val="0"/>
+        </w:rPr>
+        <w:t xml:space="preserve">Prepare deliverables for Iteration 1 submission</w:t>
+      </w:r>
+    </w:p>
+    <w:p>
+      <w:pPr>
+        <w:rPr>
+          <w:b w:val="1"/>
+          <w:bCs w:val="1"/>
+          <w:sz w:val="24"/>
+          <w:szCs w:val="24"/>
+        </w:rPr>
+      </w:pPr>
+      <w:r>
+        <w:rPr>
+          <w:b w:val="1"/>
+          <w:bCs w:val="1"/>
+          <w:sz w:val="24"/>
+          <w:szCs w:val="24"/>
+          <w:rtl w:val="0"/>
+        </w:rPr>
+        <w:t xml:space="preserve">Discussion:</w:t>
+      </w:r>
+    </w:p>
+    <w:p>
+      <w:pPr>
+        <w:rPr>
+          <w:b w:val="1"/>
+          <w:bCs w:val="1"/>
+          <w:sz w:val="24"/>
+          <w:szCs w:val="24"/>
+        </w:rPr>
+      </w:pPr>
+      <w:r>
+        <w:rPr>
+          <w:rtl w:val="0"/>
+        </w:rPr>
+      </w:r>
+    </w:p>
+    <w:p>
+      <w:pPr>
+        <w:rPr>
+          <w:sz w:val="24"/>
+          <w:szCs w:val="24"/>
+        </w:rPr>
+      </w:pPr>
+      <w:r>
+        <w:rPr>
+          <w:sz w:val="24"/>
+          <w:szCs w:val="24"/>
+          <w:u w:val="single"/>
+          <w:rtl w:val="0"/>
+        </w:rPr>
+        <w:t xml:space="preserve">GitHub Code Review: </w:t>
+      </w:r>
+      <w:r>
+        <w:rPr>
+          <w:sz w:val="24"/>
+          <w:szCs w:val="24"/>
+          <w:rtl w:val="0"/>
+        </w:rPr>
+        <w:t xml:space="preserve">The team reviewed recently completed code and pull requests in GitHub. Team members discussed the implemented features and verified that the code met project requirements. After review, the team approved the changes and prepared them for integration.</w:t>
+      </w:r>
+    </w:p>
+    <w:p>
+      <w:pPr>
+        <w:rPr>
+          <w:sz w:val="24"/>
+          <w:szCs w:val="24"/>
+        </w:rPr>
+      </w:pPr>
+      <w:r>
+        <w:rPr>
+          <w:rtl w:val="0"/>
+        </w:rPr>
+      </w:r>
+    </w:p>
+    <w:p>
+      <w:pPr>
+        <w:rPr>
+          <w:sz w:val="24"/>
+          <w:szCs w:val="24"/>
+        </w:rPr>
+      </w:pPr>
+      <w:r>
+        <w:rPr>
+          <w:sz w:val="24"/>
+          <w:szCs w:val="24"/>
+          <w:u w:val="single"/>
+          <w:rtl w:val="0"/>
+        </w:rPr>
+        <w:t xml:space="preserve">Development Branch Merge and Testing:</w:t>
+      </w:r>
+      <w:r>
+        <w:rPr>
+          <w:sz w:val="24"/>
+          <w:szCs w:val="24"/>
+          <w:rtl w:val="0"/>
+        </w:rPr>
+        <w:t xml:space="preserve"> </w:t>
+      </w:r>
+      <w:r>
+        <w:rPr>
+          <w:sz w:val="24"/>
+          <w:szCs w:val="24"/>
+          <w:rtl w:val="0"/>
+        </w:rPr>
+        <w:t xml:space="preserve">Approved code was merged into the development branch. The team tested the merged functionality to ensure that all features worked correctly together. Issues were identified during testing and were resolved collaboratively to maintain application stability.</w:t>
+      </w:r>
+    </w:p>
+    <w:p>
+      <w:pPr>
+        <w:rPr>
+          <w:sz w:val="24"/>
+          <w:szCs w:val="24"/>
+        </w:rPr>
+      </w:pPr>
+      <w:r>
+        <w:rPr>
+          <w:rtl w:val="0"/>
+        </w:rPr>
+      </w:r>
+    </w:p>
+    <w:p>
+      <w:pPr>
+        <w:rPr>
+          <w:sz w:val="24"/>
+          <w:szCs w:val="24"/>
+        </w:rPr>
+      </w:pPr>
+      <w:r>
+        <w:rPr>
+          <w:sz w:val="24"/>
+          <w:szCs w:val="24"/>
+          <w:u w:val="single"/>
+          <w:rtl w:val="0"/>
+        </w:rPr>
+        <w:t xml:space="preserve">Documentation Review:</w:t>
+      </w:r>
+      <w:r>
+        <w:rPr>
+          <w:sz w:val="24"/>
+          <w:szCs w:val="24"/>
+          <w:rtl w:val="0"/>
+        </w:rPr>
+        <w:t xml:space="preserve">The team reviewed the Software Project Plan (SPP), Software Design Document (SDD), and Software Test Document (STD). Each document was checked for accuracy, completeness, and consistency with the current implementation of the project. Necessary updates were made to ensure all documentation reflected the latest project progress.</w:t>
+      </w:r>
+    </w:p>
+    <w:p>
+      <w:pPr>
+        <w:rPr>
+          <w:sz w:val="24"/>
+          <w:szCs w:val="24"/>
+        </w:rPr>
+      </w:pPr>
+      <w:r>
+        <w:rPr>
+          <w:sz w:val="24"/>
+          <w:szCs w:val="24"/>
+          <w:rtl w:val="0"/>
+        </w:rPr>
+        <w:t xml:space="preserve">Also checked in with the iteration 1 slides for the presentation.</w:t>
+      </w:r>
+    </w:p>
+    <w:p>
+      <w:pPr>
+        <w:rPr>
+          <w:sz w:val="24"/>
+          <w:szCs w:val="24"/>
+          <w:u w:val="single"/>
+        </w:rPr>
+      </w:pPr>
+      <w:r>
+        <w:rPr>
+          <w:rtl w:val="0"/>
+        </w:rPr>
+      </w:r>
+    </w:p>
+    <w:p>
+      <w:pPr>
+        <w:rPr>
+          <w:sz w:val="24"/>
+          <w:szCs w:val="24"/>
+        </w:rPr>
+      </w:pPr>
+      <w:r>
+        <w:rPr>
+          <w:sz w:val="24"/>
+          <w:szCs w:val="24"/>
+          <w:u w:val="single"/>
+          <w:rtl w:val="0"/>
+        </w:rPr>
+        <w:t xml:space="preserve">Iteration 1 Readiness:</w:t>
+      </w:r>
+      <w:r>
+        <w:rPr>
+          <w:sz w:val="24"/>
+          <w:szCs w:val="24"/>
+          <w:rtl w:val="0"/>
+        </w:rPr>
+        <w:t xml:space="preserve"> </w:t>
+      </w:r>
+      <w:r>
+        <w:rPr>
+          <w:sz w:val="24"/>
+          <w:szCs w:val="24"/>
+          <w:rtl w:val="0"/>
+        </w:rPr>
+        <w:t xml:space="preserve">The team conducted a final review of project deliverables to confirm readiness for Iteration 1 submission. Outstanding items were discussed and completed where necessary. By the end of the meeting, the team confirmed that the codebase and documentation were up to date and ready for presentation. </w:t>
+      </w:r>
+    </w:p>
+    <w:p>
+      <w:pPr>
+        <w:rPr>
+          <w:sz w:val="24"/>
+          <w:szCs w:val="24"/>
+        </w:rPr>
+      </w:pPr>
+      <w:r>
+        <w:rPr>
+          <w:rtl w:val="0"/>
+        </w:rPr>
+      </w:r>
+    </w:p>
+    <w:p>
+      <w:pPr>
+        <w:rPr>
+          <w:b w:val="1"/>
+          <w:bCs w:val="1"/>
+          <w:sz w:val="24"/>
+          <w:szCs w:val="24"/>
+        </w:rPr>
+      </w:pPr>
+      <w:r>
+        <w:rPr>
+          <w:b w:val="1"/>
+          <w:bCs w:val="1"/>
+          <w:sz w:val="24"/>
+          <w:szCs w:val="24"/>
+          <w:rtl w:val="0"/>
+        </w:rPr>
+        <w:t xml:space="preserve">Action Items:</w:t>
+      </w:r>
+    </w:p>
+    <w:p>
+      <w:pPr>
+        <w:numPr>
+          <w:ilvl w:val="0"/>
+          <w:numId w:val="30"/>
+        </w:numPr>
+        <w:spacing w:after="0" w:afterAutospacing="0" w:before="240" w:lineRule="auto"/>
+        <w:ind w:left="720" w:hanging="360"/>
+        <w:rPr>
+          <w:sz w:val="24"/>
+          <w:szCs w:val="24"/>
+        </w:rPr>
+      </w:pPr>
+      <w:r>
+        <w:rPr>
+          <w:sz w:val="24"/>
+          <w:szCs w:val="24"/>
+          <w:rtl w:val="0"/>
+        </w:rPr>
+        <w:t xml:space="preserve">Complete any final documentation edits.</w:t>
+      </w:r>
+    </w:p>
+    <w:p>
+      <w:pPr>
+        <w:numPr>
+          <w:ilvl w:val="0"/>
+          <w:numId w:val="30"/>
+        </w:numPr>
+        <w:spacing w:after="0" w:afterAutospacing="0" w:before="0" w:beforeAutospacing="0" w:lineRule="auto"/>
+        <w:ind w:left="720" w:hanging="360"/>
+        <w:rPr>
+          <w:sz w:val="24"/>
+          <w:szCs w:val="24"/>
+        </w:rPr>
+      </w:pPr>
+      <w:r>
+        <w:rPr>
+          <w:sz w:val="24"/>
+          <w:szCs w:val="24"/>
+          <w:rtl w:val="0"/>
+        </w:rPr>
+        <w:t xml:space="preserve">Perform a final review of the development branch before submission.</w:t>
+      </w:r>
+    </w:p>
+    <w:p>
+      <w:pPr>
+        <w:numPr>
+          <w:ilvl w:val="0"/>
+          <w:numId w:val="30"/>
+        </w:numPr>
+        <w:spacing w:after="240" w:before="0" w:beforeAutospacing="0" w:lineRule="auto"/>
+        <w:ind w:left="720" w:hanging="360"/>
+        <w:rPr>
+          <w:sz w:val="24"/>
+          <w:szCs w:val="24"/>
+        </w:rPr>
+      </w:pPr>
+      <w:r>
+        <w:rPr>
+          <w:sz w:val="24"/>
+          <w:szCs w:val="24"/>
+          <w:rtl w:val="0"/>
+        </w:rPr>
+        <w:t xml:space="preserve">Submit Iteration 1 deliverables.</w:t>
+      </w:r>
+    </w:p>
+    <w:p>
+      <w:pPr>
+        <w:spacing w:after="240" w:before="240" w:lineRule="auto"/>
+        <w:ind w:left="0" w:firstLine="0"/>
+        <w:rPr>
+          <w:b w:val="1"/>
+          <w:bCs w:val="1"/>
+          <w:sz w:val="24"/>
+          <w:szCs w:val="24"/>
+        </w:rPr>
+      </w:pPr>
+      <w:r>
+        <w:rPr>
+          <w:b w:val="1"/>
+          <w:bCs w:val="1"/>
+          <w:sz w:val="24"/>
+          <w:szCs w:val="24"/>
+          <w:rtl w:val="0"/>
+        </w:rPr>
+        <w:t xml:space="preserve">Next Actions:</w:t>
+      </w:r>
+    </w:p>
+    <w:p>
+      <w:pPr>
+        <w:numPr>
+          <w:ilvl w:val="0"/>
+          <w:numId w:val="2"/>
+        </w:numPr>
+        <w:spacing w:after="240" w:before="240" w:line="240" w:lineRule="auto"/>
+        <w:ind w:left="720" w:hanging="360"/>
+        <w:rPr>
+          <w:sz w:val="24"/>
+          <w:szCs w:val="24"/>
+        </w:rPr>
+      </w:pPr>
+      <w:r>
+        <w:rPr>
+          <w:sz w:val="24"/>
+          <w:szCs w:val="24"/>
+          <w:rtl w:val="0"/>
+        </w:rPr>
+        <w:t xml:space="preserve">Jannatul Tuba and Vy Trinh will be doing the slides and presentations.</w:t>
+      </w:r>
+    </w:p>
+    <w:p>
+      <w:pPr>
+        <w:spacing w:after="240" w:before="240" w:lineRule="auto"/>
+        <w:ind w:left="0" w:firstLine="0"/>
+        <w:rPr>
+          <w:b w:val="1"/>
+          <w:bCs w:val="1"/>
+          <w:sz w:val="24"/>
+          <w:szCs w:val="24"/>
+        </w:rPr>
+      </w:pPr>
+      <w:r>
+        <w:rPr>
+          <w:rtl w:val="0"/>
+        </w:rPr>
+      </w:r>
+    </w:p>
+    <w:p>
+      <w:pPr>
+        <w:spacing w:after="240" w:before="240" w:lineRule="auto"/>
+        <w:ind w:left="0" w:firstLine="0"/>
+        <w:rPr>
+          <w:sz w:val="24"/>
+          <w:szCs w:val="24"/>
+        </w:rPr>
+      </w:pPr>
+      <w:r>
+        <w:rPr>
+          <w:rtl w:val="0"/>
+        </w:rPr>
+      </w:r>
+    </w:p>
+    <w:p>
+      <w:pPr>
+        <w:pageBreakBefore w:val="0"/>
+        <w:jc w:val="center"/>
+        <w:rPr>
+          <w:b w:val="1"/>
+          <w:bCs w:val="1"/>
+          <w:sz w:val="24"/>
+          <w:szCs w:val="24"/>
+          <w:u w:val="single"/>
+        </w:rPr>
+      </w:pPr>
+      <w:r>
+        <w:rPr>
+          <w:rtl w:val="0"/>
+        </w:rPr>
+      </w:r>
+    </w:p>
+    <w:p>
+      <w:pPr>
+        <w:pageBreakBefore w:val="0"/>
+        <w:jc w:val="center"/>
+        <w:rPr>
+          <w:sz w:val="24"/>
+          <w:szCs w:val="24"/>
+        </w:rPr>
+      </w:pPr>
+      <w:r>
+        <w:rPr>
+          <w:b w:val="1"/>
+          <w:bCs w:val="1"/>
+          <w:sz w:val="24"/>
+          <w:szCs w:val="24"/>
+          <w:u w:val="single"/>
+          <w:rtl w:val="0"/>
+        </w:rPr>
+        <w:t xml:space="preserve">Meeting 5</w:t>
+      </w:r>
+      <w:r>
+        <w:rPr>
+          <w:rtl w:val="0"/>
+        </w:rPr>
+      </w:r>
+    </w:p>
+    <w:p>
+      <w:pPr>
+        <w:spacing w:after="240" w:before="240" w:lineRule="auto"/>
+        <w:rPr>
+          <w:sz w:val="24"/>
+          <w:szCs w:val="24"/>
+        </w:rPr>
+      </w:pPr>
+      <w:r>
+        <w:rPr>
+          <w:sz w:val="24"/>
+          <w:szCs w:val="24"/>
+          <w:rtl w:val="0"/>
+        </w:rPr>
+        <w:t xml:space="preserve">Date and Time: May 24, 2026, 1:00 PM – 1:50 PM</w:t>
+        <w:br w:type="textWrapping"/>
+        <w:t xml:space="preserve">Place: Google Meet</w:t>
+      </w:r>
+    </w:p>
+    <w:p>
+      <w:pPr>
+        <w:spacing w:after="240" w:before="240" w:lineRule="auto"/>
+        <w:rPr>
+          <w:sz w:val="24"/>
+          <w:szCs w:val="24"/>
+        </w:rPr>
+      </w:pPr>
+      <w:r>
+        <w:rPr>
+          <w:sz w:val="24"/>
+          <w:szCs w:val="24"/>
+          <w:rtl w:val="0"/>
+        </w:rPr>
+        <w:t xml:space="preserve">Participants:  Danielle Leask, Jannatul Tuba, Vy Trinh</w:t>
+      </w:r>
+    </w:p>
+    <w:p>
+      <w:pPr>
+        <w:spacing w:after="240" w:before="240" w:lineRule="auto"/>
+        <w:rPr>
+          <w:sz w:val="24"/>
+          <w:szCs w:val="24"/>
+        </w:rPr>
+      </w:pPr>
+      <w:r>
+        <w:rPr>
+          <w:sz w:val="24"/>
+          <w:szCs w:val="24"/>
+          <w:rtl w:val="0"/>
+        </w:rPr>
+        <w:t xml:space="preserve">Minutes Taker: Danielle Leask</w:t>
+        <w:br w:type="textWrapping"/>
+        <w:t xml:space="preserve">Timekeeper: Danielle Leask</w:t>
+      </w:r>
+    </w:p>
+    <w:p>
+      <w:pPr>
+        <w:spacing w:after="240" w:before="240" w:lineRule="auto"/>
+        <w:rPr>
+          <w:sz w:val="24"/>
+          <w:szCs w:val="24"/>
+        </w:rPr>
+      </w:pPr>
+      <w:r>
+        <w:rPr>
+          <w:sz w:val="24"/>
+          <w:szCs w:val="24"/>
+          <w:rtl w:val="0"/>
+        </w:rPr>
+        <w:t xml:space="preserve">Purpose: Check in</w:t>
+      </w:r>
+    </w:p>
+    <w:p>
+      <w:pPr>
+        <w:spacing w:after="240" w:before="240" w:lineRule="auto"/>
+        <w:rPr>
+          <w:sz w:val="24"/>
+          <w:szCs w:val="24"/>
+        </w:rPr>
+      </w:pPr>
+      <w:r>
+        <w:rPr>
+          <w:sz w:val="24"/>
+          <w:szCs w:val="24"/>
+          <w:rtl w:val="0"/>
+        </w:rPr>
+        <w:t xml:space="preserve">Agenda </w:t>
+      </w:r>
+    </w:p>
+    <w:p>
+      <w:pPr>
+        <w:numPr>
+          <w:ilvl w:val="0"/>
+          <w:numId w:val="9"/>
+        </w:numPr>
+        <w:spacing w:after="0" w:afterAutospacing="0" w:before="240" w:lineRule="auto"/>
+        <w:ind w:left="720" w:hanging="360"/>
+        <w:rPr>
+          <w:sz w:val="24"/>
+          <w:szCs w:val="24"/>
+        </w:rPr>
+      </w:pPr>
+      <w:r>
+        <w:rPr>
+          <w:sz w:val="24"/>
+          <w:szCs w:val="24"/>
+          <w:rtl w:val="0"/>
+        </w:rPr>
+        <w:t xml:space="preserve">Review project progress and current status.</w:t>
+      </w:r>
+    </w:p>
+    <w:p>
+      <w:pPr>
+        <w:numPr>
+          <w:ilvl w:val="0"/>
+          <w:numId w:val="9"/>
+        </w:numPr>
+        <w:spacing w:after="0" w:afterAutospacing="0" w:before="0" w:beforeAutospacing="0" w:lineRule="auto"/>
+        <w:ind w:left="720" w:hanging="360"/>
+        <w:rPr>
+          <w:sz w:val="24"/>
+          <w:szCs w:val="24"/>
+        </w:rPr>
+      </w:pPr>
+      <w:r>
+        <w:rPr>
+          <w:sz w:val="24"/>
+          <w:szCs w:val="24"/>
+          <w:rtl w:val="0"/>
+        </w:rPr>
+        <w:t xml:space="preserve">Discuss and finalize updates to the project technology stack.</w:t>
+      </w:r>
+    </w:p>
+    <w:p>
+      <w:pPr>
+        <w:numPr>
+          <w:ilvl w:val="0"/>
+          <w:numId w:val="9"/>
+        </w:numPr>
+        <w:spacing w:after="0" w:afterAutospacing="0" w:before="0" w:beforeAutospacing="0" w:lineRule="auto"/>
+        <w:ind w:left="720" w:hanging="360"/>
+        <w:rPr>
+          <w:sz w:val="24"/>
+          <w:szCs w:val="24"/>
+        </w:rPr>
+      </w:pPr>
+      <w:r>
+        <w:rPr>
+          <w:sz w:val="24"/>
+          <w:szCs w:val="24"/>
+          <w:rtl w:val="0"/>
+        </w:rPr>
+        <w:t xml:space="preserve">Review the SPP, SDD, and STD documents.</w:t>
+      </w:r>
+    </w:p>
+    <w:p>
+      <w:pPr>
+        <w:numPr>
+          <w:ilvl w:val="0"/>
+          <w:numId w:val="9"/>
+        </w:numPr>
+        <w:spacing w:after="0" w:afterAutospacing="0" w:before="0" w:beforeAutospacing="0" w:lineRule="auto"/>
+        <w:ind w:left="720" w:hanging="360"/>
+        <w:rPr>
+          <w:sz w:val="24"/>
+          <w:szCs w:val="24"/>
+        </w:rPr>
+      </w:pPr>
+      <w:r>
+        <w:rPr>
+          <w:sz w:val="24"/>
+          <w:szCs w:val="24"/>
+          <w:rtl w:val="0"/>
+        </w:rPr>
+        <w:t xml:space="preserve">Assign responsibilities for remaining documentation tasks.</w:t>
+      </w:r>
+    </w:p>
+    <w:p>
+      <w:pPr>
+        <w:numPr>
+          <w:ilvl w:val="0"/>
+          <w:numId w:val="9"/>
+        </w:numPr>
+        <w:spacing w:after="240" w:before="0" w:beforeAutospacing="0" w:lineRule="auto"/>
+        <w:ind w:left="720" w:hanging="360"/>
+        <w:rPr>
+          <w:sz w:val="24"/>
+          <w:szCs w:val="24"/>
+        </w:rPr>
+      </w:pPr>
+      <w:r>
+        <w:rPr>
+          <w:sz w:val="24"/>
+          <w:szCs w:val="24"/>
+          <w:rtl w:val="0"/>
+        </w:rPr>
+        <w:t xml:space="preserve">Discuss Iteration 1 requirements and outstanding work.</w:t>
+      </w:r>
+    </w:p>
+    <w:p>
+      <w:pPr>
+        <w:pStyle w:val="Heading2"/>
+        <w:rPr>
+          <w:b w:val="0"/>
+          <w:bCs w:val="0"/>
+          <w:sz w:val="24"/>
+          <w:szCs w:val="24"/>
+        </w:rPr>
+      </w:pPr>
+      <w:bookmarkStart w:colFirst="0" w:colLast="0" w:name="_nrhyjx6oj1wx" w:id="0"/>
+      <w:bookmarkEnd w:id="0"/>
+      <w:r>
+        <w:rPr>
+          <w:b w:val="0"/>
+          <w:bCs w:val="0"/>
+          <w:sz w:val="24"/>
+          <w:szCs w:val="24"/>
+          <w:rtl w:val="0"/>
+        </w:rPr>
+        <w:t xml:space="preserve">Discussion</w:t>
+      </w:r>
+    </w:p>
+    <w:p>
+      <w:pPr>
+        <w:pStyle w:val="Heading3"/>
+        <w:ind w:left="0" w:firstLine="0"/>
+        <w:rPr>
+          <w:color w:val="000000"/>
+        </w:rPr>
+      </w:pPr>
+      <w:bookmarkStart w:colFirst="0" w:colLast="0" w:name="_1xihhw35cyxq" w:id="1"/>
+      <w:bookmarkEnd w:id="1"/>
+      <w:r>
+        <w:rPr>
+          <w:color w:val="000000"/>
+          <w:rtl w:val="0"/>
+        </w:rPr>
+        <w:t xml:space="preserve">Project Status Update</w:t>
+      </w:r>
+    </w:p>
+    <w:p>
+      <w:pPr>
+        <w:spacing w:after="240" w:before="240" w:lineRule="auto"/>
+        <w:rPr>
+          <w:sz w:val="24"/>
+          <w:szCs w:val="24"/>
+        </w:rPr>
+      </w:pPr>
+      <w:r>
+        <w:rPr>
+          <w:sz w:val="24"/>
+          <w:szCs w:val="24"/>
+          <w:rtl w:val="0"/>
+        </w:rPr>
+        <w:t xml:space="preserve">The team reviewed the current status of the project and discussed the progress made since the previous meeting. Members shared updates on their assigned tasks and what has been completed. Making sure we are up to date with status.</w:t>
+      </w:r>
+    </w:p>
+    <w:p>
+      <w:pPr>
+        <w:pStyle w:val="Heading3"/>
+        <w:ind w:left="0" w:firstLine="0"/>
+        <w:rPr>
+          <w:color w:val="000000"/>
+        </w:rPr>
+      </w:pPr>
+      <w:bookmarkStart w:colFirst="0" w:colLast="0" w:name="_r3t1f2vdj0mp" w:id="2"/>
+      <w:bookmarkEnd w:id="2"/>
+      <w:r>
+        <w:rPr>
+          <w:color w:val="000000"/>
+          <w:rtl w:val="0"/>
+        </w:rPr>
+        <w:t xml:space="preserve">Technology Stack Update</w:t>
+      </w:r>
+    </w:p>
+    <w:p>
+      <w:pPr>
+        <w:spacing w:after="240" w:before="240" w:lineRule="auto"/>
+        <w:rPr>
+          <w:sz w:val="24"/>
+          <w:szCs w:val="24"/>
+        </w:rPr>
+      </w:pPr>
+      <w:r>
+        <w:rPr>
+          <w:sz w:val="24"/>
+          <w:szCs w:val="24"/>
+          <w:rtl w:val="0"/>
+        </w:rPr>
+        <w:t xml:space="preserve">We agreed to use JavaScript for both the front-end and back-end development. React was selected as the front-end framework. </w:t>
+      </w:r>
+    </w:p>
+    <w:p>
+      <w:pPr>
+        <w:pStyle w:val="Heading3"/>
+        <w:ind w:left="0" w:firstLine="0"/>
+        <w:rPr>
+          <w:color w:val="000000"/>
+        </w:rPr>
+      </w:pPr>
+      <w:bookmarkStart w:colFirst="0" w:colLast="0" w:name="_82ragdsno0r4" w:id="3"/>
+      <w:bookmarkEnd w:id="3"/>
+      <w:r>
+        <w:rPr>
+          <w:color w:val="000000"/>
+          <w:rtl w:val="0"/>
+        </w:rPr>
+        <w:t xml:space="preserve">Documentation Review (SPP, SDD, STD)</w:t>
+      </w:r>
+    </w:p>
+    <w:p>
+      <w:pPr>
+        <w:spacing w:after="240" w:before="240" w:lineRule="auto"/>
+        <w:rPr>
+          <w:sz w:val="24"/>
+          <w:szCs w:val="24"/>
+        </w:rPr>
+      </w:pPr>
+      <w:r>
+        <w:rPr>
+          <w:sz w:val="24"/>
+          <w:szCs w:val="24"/>
+          <w:rtl w:val="0"/>
+        </w:rPr>
+        <w:t xml:space="preserve">The team reviewed the Software Project Plan (SPP), Software Design Document (SDD), and Software Test Document (STD). Each document was checked to make sure they are completed for iteration 1. Assigned tasks for team members on what has not been completed yet.</w:t>
+      </w:r>
+    </w:p>
+    <w:p>
+      <w:pPr>
+        <w:pStyle w:val="Heading3"/>
+        <w:ind w:left="0" w:firstLine="0"/>
+        <w:rPr>
+          <w:color w:val="000000"/>
+        </w:rPr>
+      </w:pPr>
+      <w:bookmarkStart w:colFirst="0" w:colLast="0" w:name="_kqqx1zg0emsu" w:id="4"/>
+      <w:bookmarkEnd w:id="4"/>
+      <w:r>
+        <w:rPr>
+          <w:color w:val="000000"/>
+          <w:rtl w:val="0"/>
+        </w:rPr>
+        <w:t xml:space="preserve">Task Review and Assignments</w:t>
+      </w:r>
+    </w:p>
+    <w:p>
+      <w:pPr>
+        <w:spacing w:after="240" w:before="240" w:lineRule="auto"/>
+        <w:rPr>
+          <w:sz w:val="24"/>
+          <w:szCs w:val="24"/>
+        </w:rPr>
+      </w:pPr>
+      <w:r>
+        <w:rPr>
+          <w:sz w:val="24"/>
+          <w:szCs w:val="24"/>
+          <w:rtl w:val="0"/>
+        </w:rPr>
+        <w:t xml:space="preserve">Changes need to be updated to the docket and documents. Team members were assigned tasks. </w:t>
+      </w:r>
+    </w:p>
+    <w:p>
+      <w:pPr>
+        <w:pStyle w:val="Heading3"/>
+        <w:ind w:left="0" w:firstLine="0"/>
+        <w:rPr>
+          <w:color w:val="000000"/>
+        </w:rPr>
+      </w:pPr>
+      <w:bookmarkStart w:colFirst="0" w:colLast="0" w:name="_5gaid3f5ikn2" w:id="5"/>
+      <w:bookmarkEnd w:id="5"/>
+      <w:r>
+        <w:rPr>
+          <w:color w:val="000000"/>
+          <w:rtl w:val="0"/>
+        </w:rPr>
+        <w:t xml:space="preserve">Iteration 1 Planning</w:t>
+      </w:r>
+    </w:p>
+    <w:p>
+      <w:pPr>
+        <w:spacing w:after="240" w:before="240" w:lineRule="auto"/>
+        <w:rPr>
+          <w:sz w:val="24"/>
+          <w:szCs w:val="24"/>
+        </w:rPr>
+      </w:pPr>
+      <w:r>
+        <w:rPr>
+          <w:sz w:val="24"/>
+          <w:szCs w:val="24"/>
+          <w:rtl w:val="0"/>
+        </w:rPr>
+        <w:t xml:space="preserve">The team discussed the requirements and deliverables for Iteration 1. Remaining tasks were identified and priorities were set to ensure timely completion before submission. </w:t>
+      </w:r>
+      <w:r>
+        <w:rPr>
+          <w:rtl w:val="0"/>
+        </w:rPr>
+      </w:r>
+    </w:p>
+    <w:p>
+      <w:pPr>
+        <w:pStyle w:val="Heading2"/>
+        <w:rPr>
+          <w:b w:val="0"/>
+          <w:bCs w:val="0"/>
+          <w:sz w:val="24"/>
+          <w:szCs w:val="24"/>
+        </w:rPr>
+      </w:pPr>
+      <w:bookmarkStart w:colFirst="0" w:colLast="0" w:name="_tko2dnpm1yns" w:id="6"/>
+      <w:bookmarkEnd w:id="6"/>
+      <w:r>
+        <w:rPr>
+          <w:b w:val="0"/>
+          <w:bCs w:val="0"/>
+          <w:sz w:val="24"/>
+          <w:szCs w:val="24"/>
+          <w:rtl w:val="0"/>
+        </w:rPr>
+        <w:t xml:space="preserve">Decisions Made</w:t>
+      </w:r>
+    </w:p>
+    <w:p>
+      <w:pPr>
+        <w:numPr>
+          <w:ilvl w:val="0"/>
+          <w:numId w:val="27"/>
+        </w:numPr>
+        <w:spacing w:after="0" w:afterAutospacing="0" w:before="240" w:lineRule="auto"/>
+        <w:ind w:left="720" w:hanging="360"/>
+        <w:rPr>
+          <w:sz w:val="24"/>
+          <w:szCs w:val="24"/>
+        </w:rPr>
+      </w:pPr>
+      <w:r>
+        <w:rPr>
+          <w:sz w:val="24"/>
+          <w:szCs w:val="24"/>
+          <w:rtl w:val="0"/>
+        </w:rPr>
+        <w:t xml:space="preserve">Adopt JavaScript as the primary programming language for both front-end and back-end development.</w:t>
+      </w:r>
+    </w:p>
+    <w:p>
+      <w:pPr>
+        <w:numPr>
+          <w:ilvl w:val="0"/>
+          <w:numId w:val="27"/>
+        </w:numPr>
+        <w:spacing w:after="0" w:afterAutospacing="0" w:before="0" w:beforeAutospacing="0" w:lineRule="auto"/>
+        <w:ind w:left="720" w:hanging="360"/>
+        <w:rPr>
+          <w:sz w:val="24"/>
+          <w:szCs w:val="24"/>
+        </w:rPr>
+      </w:pPr>
+      <w:r>
+        <w:rPr>
+          <w:sz w:val="24"/>
+          <w:szCs w:val="24"/>
+          <w:rtl w:val="0"/>
+        </w:rPr>
+        <w:t xml:space="preserve">Use React as the framework.</w:t>
+      </w:r>
+    </w:p>
+    <w:p>
+      <w:pPr>
+        <w:numPr>
+          <w:ilvl w:val="0"/>
+          <w:numId w:val="27"/>
+        </w:numPr>
+        <w:spacing w:after="0" w:afterAutospacing="0" w:before="0" w:beforeAutospacing="0" w:lineRule="auto"/>
+        <w:ind w:left="720" w:hanging="360"/>
+        <w:rPr>
+          <w:sz w:val="24"/>
+          <w:szCs w:val="24"/>
+        </w:rPr>
+      </w:pPr>
+      <w:r>
+        <w:rPr>
+          <w:sz w:val="24"/>
+          <w:szCs w:val="24"/>
+          <w:rtl w:val="0"/>
+        </w:rPr>
+        <w:t xml:space="preserve">Continue updating the SPP, SDD, and STD documents according to assigned responsibilities.</w:t>
+      </w:r>
+    </w:p>
+    <w:p>
+      <w:pPr>
+        <w:numPr>
+          <w:ilvl w:val="0"/>
+          <w:numId w:val="27"/>
+        </w:numPr>
+        <w:spacing w:after="240" w:before="0" w:beforeAutospacing="0" w:lineRule="auto"/>
+        <w:ind w:left="720" w:hanging="360"/>
+        <w:rPr>
+          <w:sz w:val="24"/>
+          <w:szCs w:val="24"/>
+        </w:rPr>
+      </w:pPr>
+      <w:r>
+        <w:rPr>
+          <w:sz w:val="24"/>
+          <w:szCs w:val="24"/>
+          <w:rtl w:val="0"/>
+        </w:rPr>
+        <w:t xml:space="preserve">Prioritize completion of remaining Iteration 1 tasks.</w:t>
+      </w:r>
+    </w:p>
+    <w:p>
+      <w:pPr>
+        <w:pStyle w:val="Heading2"/>
+        <w:rPr>
+          <w:sz w:val="24"/>
+          <w:szCs w:val="24"/>
+        </w:rPr>
+      </w:pPr>
+      <w:bookmarkStart w:colFirst="0" w:colLast="0" w:name="_f6cmen8m81d7" w:id="7"/>
+      <w:bookmarkEnd w:id="7"/>
+      <w:r>
+        <w:rPr>
+          <w:sz w:val="24"/>
+          <w:szCs w:val="24"/>
+          <w:rtl w:val="0"/>
+        </w:rPr>
+        <w:t xml:space="preserve">Action Items</w:t>
+      </w:r>
+    </w:p>
+    <w:p>
+      <w:pPr>
+        <w:numPr>
+          <w:ilvl w:val="0"/>
+          <w:numId w:val="12"/>
+        </w:numPr>
+        <w:spacing w:after="0" w:afterAutospacing="0" w:before="240" w:lineRule="auto"/>
+        <w:ind w:left="720" w:hanging="360"/>
+        <w:rPr>
+          <w:sz w:val="24"/>
+          <w:szCs w:val="24"/>
+        </w:rPr>
+      </w:pPr>
+      <w:r>
+        <w:rPr>
+          <w:sz w:val="24"/>
+          <w:szCs w:val="24"/>
+          <w:rtl w:val="0"/>
+        </w:rPr>
+        <w:t xml:space="preserve">Update project documentation to reflect the revised technology stack.</w:t>
+      </w:r>
+    </w:p>
+    <w:p>
+      <w:pPr>
+        <w:numPr>
+          <w:ilvl w:val="0"/>
+          <w:numId w:val="12"/>
+        </w:numPr>
+        <w:spacing w:after="240" w:before="0" w:beforeAutospacing="0" w:lineRule="auto"/>
+        <w:ind w:left="720" w:hanging="360"/>
+        <w:rPr>
+          <w:sz w:val="24"/>
+          <w:szCs w:val="24"/>
+        </w:rPr>
+      </w:pPr>
+      <w:r>
+        <w:rPr>
+          <w:sz w:val="24"/>
+          <w:szCs w:val="24"/>
+          <w:rtl w:val="0"/>
+        </w:rPr>
+        <w:t xml:space="preserve">Complete assigned sections of the SPP, SDD, and STD.</w:t>
+      </w:r>
+    </w:p>
+    <w:p>
+      <w:pPr>
+        <w:pStyle w:val="Heading2"/>
+        <w:rPr>
+          <w:sz w:val="24"/>
+          <w:szCs w:val="24"/>
+        </w:rPr>
+      </w:pPr>
+      <w:bookmarkStart w:colFirst="0" w:colLast="0" w:name="_ay193hoavi76" w:id="8"/>
+      <w:bookmarkEnd w:id="8"/>
+      <w:r>
+        <w:rPr>
+          <w:sz w:val="24"/>
+          <w:szCs w:val="24"/>
+          <w:rtl w:val="0"/>
+        </w:rPr>
+        <w:t xml:space="preserve">Next Meeting</w:t>
+      </w:r>
+    </w:p>
+    <w:p>
+      <w:pPr>
+        <w:spacing w:after="240" w:before="240" w:lineRule="auto"/>
+        <w:rPr>
+          <w:sz w:val="24"/>
+          <w:szCs w:val="24"/>
+        </w:rPr>
+      </w:pPr>
+      <w:r>
+        <w:rPr>
+          <w:sz w:val="24"/>
+          <w:szCs w:val="24"/>
+          <w:rtl w:val="0"/>
+        </w:rPr>
+        <w:t xml:space="preserve">Monday 5/25 : set up iteration 1 and make sure on track</w:t>
+      </w:r>
+    </w:p>
+    <w:p>
+      <w:pPr>
+        <w:pageBreakBefore w:val="0"/>
+        <w:jc w:val="left"/>
+        <w:rPr>
+          <w:b w:val="1"/>
+          <w:bCs w:val="1"/>
+          <w:sz w:val="24"/>
+          <w:szCs w:val="24"/>
+          <w:u w:val="single"/>
+        </w:rPr>
+      </w:pPr>
+      <w:r>
+        <w:rPr>
+          <w:rtl w:val="0"/>
+        </w:rPr>
+      </w:r>
+    </w:p>
+    <w:p>
+      <w:pPr>
+        <w:pageBreakBefore w:val="0"/>
+        <w:jc w:val="center"/>
+        <w:rPr>
+          <w:b w:val="1"/>
+          <w:bCs w:val="1"/>
+          <w:sz w:val="24"/>
+          <w:szCs w:val="24"/>
+          <w:u w:val="single"/>
+        </w:rPr>
+      </w:pPr>
+      <w:r>
+        <w:rPr>
+          <w:b w:val="1"/>
+          <w:bCs w:val="1"/>
+          <w:sz w:val="24"/>
+          <w:szCs w:val="24"/>
+          <w:u w:val="single"/>
+          <w:rtl w:val="0"/>
+        </w:rPr>
+        <w:t xml:space="preserve">Meeting 4</w:t>
+      </w:r>
+    </w:p>
+    <w:p>
+      <w:pPr>
+        <w:pStyle w:val="Heading2"/>
+        <w:spacing w:line="240" w:lineRule="auto"/>
+        <w:rPr>
+          <w:b w:val="0"/>
+          <w:bCs w:val="0"/>
+          <w:sz w:val="24"/>
+          <w:szCs w:val="24"/>
+        </w:rPr>
+      </w:pPr>
+      <w:bookmarkStart w:colFirst="0" w:colLast="0" w:name="_7wiol6cje3u2" w:id="9"/>
+      <w:bookmarkEnd w:id="9"/>
+      <w:r>
+        <w:rPr>
+          <w:sz w:val="24"/>
+          <w:szCs w:val="24"/>
+          <w:rtl w:val="0"/>
+        </w:rPr>
+        <w:t xml:space="preserve">Date and Time:</w:t>
+      </w:r>
+      <w:r>
+        <w:rPr>
+          <w:b w:val="0"/>
+          <w:bCs w:val="0"/>
+          <w:sz w:val="24"/>
+          <w:szCs w:val="24"/>
+          <w:rtl w:val="0"/>
+        </w:rPr>
+        <w:t xml:space="preserve">May 17th, 2026 — 8:12 PM to 8:52 PM</w:t>
+      </w:r>
+    </w:p>
+    <w:p>
+      <w:pPr>
+        <w:pStyle w:val="Heading2"/>
+        <w:spacing w:line="240" w:lineRule="auto"/>
+        <w:rPr>
+          <w:b w:val="0"/>
+          <w:bCs w:val="0"/>
+          <w:sz w:val="24"/>
+          <w:szCs w:val="24"/>
+        </w:rPr>
+      </w:pPr>
+      <w:bookmarkStart w:colFirst="0" w:colLast="0" w:name="_ez3fy0zid227" w:id="10"/>
+      <w:bookmarkEnd w:id="10"/>
+      <w:r>
+        <w:rPr>
+          <w:sz w:val="24"/>
+          <w:szCs w:val="24"/>
+          <w:rtl w:val="0"/>
+        </w:rPr>
+        <w:t xml:space="preserve">Place: </w:t>
+      </w:r>
+      <w:r>
+        <w:rPr>
+          <w:b w:val="0"/>
+          <w:bCs w:val="0"/>
+          <w:sz w:val="24"/>
+          <w:szCs w:val="24"/>
+          <w:rtl w:val="0"/>
+        </w:rPr>
+        <w:t xml:space="preserve">Google Meet</w:t>
+      </w:r>
+    </w:p>
+    <w:p>
+      <w:pPr>
+        <w:pStyle w:val="Heading2"/>
+        <w:spacing w:line="240" w:lineRule="auto"/>
+        <w:rPr>
+          <w:b w:val="0"/>
+          <w:bCs w:val="0"/>
+          <w:sz w:val="24"/>
+          <w:szCs w:val="24"/>
+        </w:rPr>
+      </w:pPr>
+      <w:bookmarkStart w:colFirst="0" w:colLast="0" w:name="_fnfhqt210s0z" w:id="11"/>
+      <w:bookmarkEnd w:id="11"/>
+      <w:r>
+        <w:rPr>
+          <w:sz w:val="24"/>
+          <w:szCs w:val="24"/>
+          <w:rtl w:val="0"/>
+        </w:rPr>
+        <w:t xml:space="preserve">Participants:</w:t>
+      </w:r>
+      <w:r>
+        <w:rPr>
+          <w:b w:val="0"/>
+          <w:bCs w:val="0"/>
+          <w:sz w:val="24"/>
+          <w:szCs w:val="24"/>
+          <w:rtl w:val="0"/>
+        </w:rPr>
+        <w:t xml:space="preserve">Danielle Leask, Yuting Shi, Vy Trinh</w:t>
+      </w:r>
+    </w:p>
+    <w:p>
+      <w:pPr>
+        <w:pStyle w:val="Heading2"/>
+        <w:spacing w:line="240" w:lineRule="auto"/>
+        <w:rPr>
+          <w:b w:val="0"/>
+          <w:bCs w:val="0"/>
+          <w:sz w:val="24"/>
+          <w:szCs w:val="24"/>
+        </w:rPr>
+      </w:pPr>
+      <w:bookmarkStart w:colFirst="0" w:colLast="0" w:name="_3bw7brn2lv4i" w:id="12"/>
+      <w:bookmarkEnd w:id="12"/>
+      <w:r>
+        <w:rPr>
+          <w:sz w:val="24"/>
+          <w:szCs w:val="24"/>
+          <w:rtl w:val="0"/>
+        </w:rPr>
+        <w:t xml:space="preserve">Minutes Taker:</w:t>
+      </w:r>
+      <w:r>
+        <w:rPr>
+          <w:b w:val="0"/>
+          <w:bCs w:val="0"/>
+          <w:sz w:val="24"/>
+          <w:szCs w:val="24"/>
+          <w:rtl w:val="0"/>
+        </w:rPr>
+        <w:t xml:space="preserve">Danielle Leask</w:t>
+      </w:r>
+    </w:p>
+    <w:p>
+      <w:pPr>
+        <w:pStyle w:val="Heading2"/>
+        <w:spacing w:line="240" w:lineRule="auto"/>
+        <w:rPr>
+          <w:b w:val="0"/>
+          <w:bCs w:val="0"/>
+          <w:sz w:val="24"/>
+          <w:szCs w:val="24"/>
+        </w:rPr>
+      </w:pPr>
+      <w:bookmarkStart w:colFirst="0" w:colLast="0" w:name="_xrqgcch2en9o" w:id="13"/>
+      <w:bookmarkEnd w:id="13"/>
+      <w:r>
+        <w:rPr>
+          <w:sz w:val="24"/>
+          <w:szCs w:val="24"/>
+          <w:rtl w:val="0"/>
+        </w:rPr>
+        <w:t xml:space="preserve">Timekeeper:</w:t>
+      </w:r>
+      <w:r>
+        <w:rPr>
+          <w:b w:val="0"/>
+          <w:bCs w:val="0"/>
+          <w:sz w:val="24"/>
+          <w:szCs w:val="24"/>
+          <w:rtl w:val="0"/>
+        </w:rPr>
+        <w:t xml:space="preserve">Danielle Leask</w:t>
+      </w:r>
+    </w:p>
+    <w:p>
+      <w:pPr>
+        <w:pStyle w:val="Heading2"/>
+        <w:spacing w:line="240" w:lineRule="auto"/>
+        <w:rPr>
+          <w:b w:val="0"/>
+          <w:bCs w:val="0"/>
+          <w:sz w:val="24"/>
+          <w:szCs w:val="24"/>
+        </w:rPr>
+      </w:pPr>
+      <w:bookmarkStart w:colFirst="0" w:colLast="0" w:name="_4ueu3ftshmuk" w:id="14"/>
+      <w:bookmarkEnd w:id="14"/>
+      <w:r>
+        <w:rPr>
+          <w:sz w:val="24"/>
+          <w:szCs w:val="24"/>
+          <w:rtl w:val="0"/>
+        </w:rPr>
+        <w:t xml:space="preserve">Purpose:</w:t>
+      </w:r>
+      <w:r>
+        <w:rPr>
+          <w:b w:val="0"/>
+          <w:bCs w:val="0"/>
+          <w:sz w:val="24"/>
+          <w:szCs w:val="24"/>
+          <w:rtl w:val="0"/>
+        </w:rPr>
+        <w:t xml:space="preserve">Routine project update and Lab 2 planning</w:t>
+      </w:r>
+    </w:p>
+    <w:p>
+      <w:pPr>
+        <w:pStyle w:val="Heading2"/>
+        <w:spacing w:line="240" w:lineRule="auto"/>
+        <w:rPr>
+          <w:sz w:val="24"/>
+          <w:szCs w:val="24"/>
+        </w:rPr>
+      </w:pPr>
+      <w:bookmarkStart w:colFirst="0" w:colLast="0" w:name="_pnbha5hs22kt" w:id="15"/>
+      <w:bookmarkEnd w:id="15"/>
+      <w:r>
+        <w:rPr>
+          <w:sz w:val="24"/>
+          <w:szCs w:val="24"/>
+          <w:rtl w:val="0"/>
+        </w:rPr>
+        <w:t xml:space="preserve">Agenda</w:t>
+      </w:r>
+    </w:p>
+    <w:p>
+      <w:pPr>
+        <w:numPr>
+          <w:ilvl w:val="0"/>
+          <w:numId w:val="4"/>
+        </w:numPr>
+        <w:spacing w:after="0" w:afterAutospacing="0" w:before="240" w:line="240" w:lineRule="auto"/>
+        <w:ind w:left="720" w:hanging="360"/>
+        <w:rPr>
+          <w:sz w:val="24"/>
+          <w:szCs w:val="24"/>
+        </w:rPr>
+      </w:pPr>
+      <w:r>
+        <w:rPr>
+          <w:sz w:val="24"/>
+          <w:szCs w:val="24"/>
+          <w:rtl w:val="0"/>
+        </w:rPr>
+        <w:t xml:space="preserve">Review live class requirements</w:t>
+      </w:r>
+    </w:p>
+    <w:p>
+      <w:pPr>
+        <w:numPr>
+          <w:ilvl w:val="0"/>
+          <w:numId w:val="4"/>
+        </w:numPr>
+        <w:spacing w:after="0" w:afterAutospacing="0" w:before="0" w:beforeAutospacing="0" w:line="240" w:lineRule="auto"/>
+        <w:ind w:left="720" w:hanging="360"/>
+        <w:rPr>
+          <w:sz w:val="24"/>
+          <w:szCs w:val="24"/>
+        </w:rPr>
+      </w:pPr>
+      <w:r>
+        <w:rPr>
+          <w:sz w:val="24"/>
+          <w:szCs w:val="24"/>
+          <w:rtl w:val="0"/>
+        </w:rPr>
+        <w:t xml:space="preserve">Update SPPP document requirements</w:t>
+      </w:r>
+    </w:p>
+    <w:p>
+      <w:pPr>
+        <w:numPr>
+          <w:ilvl w:val="0"/>
+          <w:numId w:val="4"/>
+        </w:numPr>
+        <w:spacing w:after="0" w:afterAutospacing="0" w:before="0" w:beforeAutospacing="0" w:line="240" w:lineRule="auto"/>
+        <w:ind w:left="720" w:hanging="360"/>
+        <w:rPr>
+          <w:sz w:val="24"/>
+          <w:szCs w:val="24"/>
+        </w:rPr>
+      </w:pPr>
+      <w:r>
+        <w:rPr>
+          <w:sz w:val="24"/>
+          <w:szCs w:val="24"/>
+          <w:rtl w:val="0"/>
+        </w:rPr>
+        <w:t xml:space="preserve">Plan Lab 2 completion and submission</w:t>
+      </w:r>
+    </w:p>
+    <w:p>
+      <w:pPr>
+        <w:numPr>
+          <w:ilvl w:val="0"/>
+          <w:numId w:val="4"/>
+        </w:numPr>
+        <w:spacing w:after="0" w:afterAutospacing="0" w:before="0" w:beforeAutospacing="0" w:line="240" w:lineRule="auto"/>
+        <w:ind w:left="720" w:hanging="360"/>
+        <w:rPr>
+          <w:sz w:val="24"/>
+          <w:szCs w:val="24"/>
+        </w:rPr>
+      </w:pPr>
+      <w:r>
+        <w:rPr>
+          <w:sz w:val="24"/>
+          <w:szCs w:val="24"/>
+          <w:rtl w:val="0"/>
+        </w:rPr>
+        <w:t xml:space="preserve">Check discussion board participation</w:t>
+      </w:r>
+    </w:p>
+    <w:p>
+      <w:pPr>
+        <w:numPr>
+          <w:ilvl w:val="0"/>
+          <w:numId w:val="4"/>
+        </w:numPr>
+        <w:spacing w:after="0" w:afterAutospacing="0" w:before="0" w:beforeAutospacing="0" w:line="240" w:lineRule="auto"/>
+        <w:ind w:left="720" w:hanging="360"/>
+        <w:rPr>
+          <w:sz w:val="24"/>
+          <w:szCs w:val="24"/>
+        </w:rPr>
+      </w:pPr>
+      <w:r>
+        <w:rPr>
+          <w:sz w:val="24"/>
+          <w:szCs w:val="24"/>
+          <w:rtl w:val="0"/>
+        </w:rPr>
+        <w:t xml:space="preserve">Jira setup and access</w:t>
+      </w:r>
+    </w:p>
+    <w:p>
+      <w:pPr>
+        <w:numPr>
+          <w:ilvl w:val="0"/>
+          <w:numId w:val="4"/>
+        </w:numPr>
+        <w:spacing w:after="240" w:before="0" w:beforeAutospacing="0" w:line="240" w:lineRule="auto"/>
+        <w:ind w:left="720" w:hanging="360"/>
+        <w:rPr>
+          <w:sz w:val="24"/>
+          <w:szCs w:val="24"/>
+        </w:rPr>
+      </w:pPr>
+      <w:r>
+        <w:rPr>
+          <w:sz w:val="24"/>
+          <w:szCs w:val="24"/>
+          <w:rtl w:val="0"/>
+        </w:rPr>
+        <w:t xml:space="preserve">Team coordination and next meeting planning</w:t>
+      </w:r>
+    </w:p>
+    <w:p>
+      <w:pPr>
+        <w:pStyle w:val="Heading2"/>
+        <w:spacing w:line="240" w:lineRule="auto"/>
+        <w:rPr>
+          <w:sz w:val="24"/>
+          <w:szCs w:val="24"/>
+        </w:rPr>
+      </w:pPr>
+      <w:bookmarkStart w:colFirst="0" w:colLast="0" w:name="_mxufhpmxhzp7" w:id="16"/>
+      <w:bookmarkEnd w:id="16"/>
+      <w:r>
+        <w:rPr>
+          <w:sz w:val="24"/>
+          <w:szCs w:val="24"/>
+          <w:rtl w:val="0"/>
+        </w:rPr>
+        <w:t xml:space="preserve">Discussions</w:t>
+      </w:r>
+    </w:p>
+    <w:p>
+      <w:pPr>
+        <w:pStyle w:val="Heading3"/>
+        <w:spacing w:line="240" w:lineRule="auto"/>
+        <w:rPr>
+          <w:color w:val="000000"/>
+        </w:rPr>
+      </w:pPr>
+      <w:bookmarkStart w:colFirst="0" w:colLast="0" w:name="_8vfyoe9yufuj" w:id="17"/>
+      <w:bookmarkEnd w:id="17"/>
+      <w:r>
+        <w:rPr>
+          <w:color w:val="000000"/>
+          <w:rtl w:val="0"/>
+        </w:rPr>
+        <w:t xml:space="preserve">SPPP Document Updates</w:t>
+      </w:r>
+    </w:p>
+    <w:p>
+      <w:pPr>
+        <w:spacing w:after="240" w:before="240" w:line="240" w:lineRule="auto"/>
+        <w:rPr>
+          <w:sz w:val="24"/>
+          <w:szCs w:val="24"/>
+        </w:rPr>
+      </w:pPr>
+      <w:r>
+        <w:rPr>
+          <w:sz w:val="24"/>
+          <w:szCs w:val="24"/>
+          <w:rtl w:val="0"/>
+        </w:rPr>
+        <w:t xml:space="preserve">The team reviewed required updates based on live class instructions and professor feedback. Key updates include adding a project logo and applying professor notes and comments.</w:t>
+      </w:r>
+    </w:p>
+    <w:p>
+      <w:pPr>
+        <w:pStyle w:val="Heading3"/>
+        <w:spacing w:line="240" w:lineRule="auto"/>
+        <w:rPr>
+          <w:color w:val="000000"/>
+        </w:rPr>
+      </w:pPr>
+      <w:bookmarkStart w:colFirst="0" w:colLast="0" w:name="_1hmgzmly1ubl" w:id="18"/>
+      <w:bookmarkEnd w:id="18"/>
+      <w:r>
+        <w:rPr>
+          <w:color w:val="000000"/>
+          <w:rtl w:val="0"/>
+        </w:rPr>
+        <w:t xml:space="preserve">Discussion Board Requirement (Iteration 0 Reminder)</w:t>
+      </w:r>
+    </w:p>
+    <w:p>
+      <w:pPr>
+        <w:spacing w:after="240" w:before="240" w:line="240" w:lineRule="auto"/>
+        <w:rPr>
+          <w:sz w:val="24"/>
+          <w:szCs w:val="24"/>
+        </w:rPr>
+      </w:pPr>
+      <w:r>
+        <w:rPr>
+          <w:sz w:val="24"/>
+          <w:szCs w:val="24"/>
+          <w:rtl w:val="0"/>
+        </w:rPr>
+        <w:t xml:space="preserve">The team confirmed the need to verify participation on the discussion board and ensure responses to at least one iteration video are completed.</w:t>
+      </w:r>
+      <w:r>
+        <w:rPr>
+          <w:rtl w:val="0"/>
+        </w:rPr>
+      </w:r>
+    </w:p>
+    <w:p>
+      <w:pPr>
+        <w:pStyle w:val="Heading3"/>
+        <w:spacing w:line="240" w:lineRule="auto"/>
+        <w:rPr>
+          <w:color w:val="000000"/>
+        </w:rPr>
+      </w:pPr>
+      <w:bookmarkStart w:colFirst="0" w:colLast="0" w:name="_t5k82j6rwg5f" w:id="19"/>
+      <w:bookmarkEnd w:id="19"/>
+      <w:r>
+        <w:rPr>
+          <w:color w:val="000000"/>
+          <w:rtl w:val="0"/>
+        </w:rPr>
+        <w:t xml:space="preserve">Lab 2 Planning</w:t>
+      </w:r>
+    </w:p>
+    <w:p>
+      <w:pPr>
+        <w:spacing w:after="240" w:before="240" w:line="240" w:lineRule="auto"/>
+        <w:rPr>
+          <w:sz w:val="24"/>
+          <w:szCs w:val="24"/>
+        </w:rPr>
+      </w:pPr>
+      <w:r>
+        <w:rPr>
+          <w:sz w:val="24"/>
+          <w:szCs w:val="24"/>
+          <w:rtl w:val="0"/>
+        </w:rPr>
+        <w:t xml:space="preserve">The team discussed Lab 2 requirements and timeline. Lab 2 is due Tuesday at 6:00 AM, and the goal is to complete and submit it by Monday night.</w:t>
+      </w:r>
+    </w:p>
+    <w:p>
+      <w:pPr>
+        <w:pStyle w:val="Heading3"/>
+        <w:spacing w:line="240" w:lineRule="auto"/>
+        <w:rPr>
+          <w:color w:val="000000"/>
+        </w:rPr>
+      </w:pPr>
+      <w:bookmarkStart w:colFirst="0" w:colLast="0" w:name="_d7jduqtjw5vd" w:id="20"/>
+      <w:bookmarkEnd w:id="20"/>
+      <w:r>
+        <w:rPr>
+          <w:color w:val="000000"/>
+          <w:rtl w:val="0"/>
+        </w:rPr>
+        <w:t xml:space="preserve">Lab 2 </w:t>
+      </w:r>
+      <w:r>
+        <w:rPr>
+          <w:color w:val="000000"/>
+          <w:rtl w:val="0"/>
+        </w:rPr>
+        <w:t xml:space="preserve">Setup</w:t>
+      </w:r>
+    </w:p>
+    <w:p>
+      <w:pPr>
+        <w:spacing w:after="240" w:before="240" w:line="240" w:lineRule="auto"/>
+        <w:rPr>
+          <w:sz w:val="24"/>
+          <w:szCs w:val="24"/>
+        </w:rPr>
+      </w:pPr>
+      <w:r>
+        <w:rPr>
+          <w:sz w:val="24"/>
+          <w:szCs w:val="24"/>
+          <w:rtl w:val="0"/>
+        </w:rPr>
+        <w:t xml:space="preserve">Danielle made Jira and sent a link to m</w:t>
+      </w:r>
+      <w:r>
+        <w:rPr>
+          <w:sz w:val="24"/>
+          <w:szCs w:val="24"/>
+          <w:rtl w:val="0"/>
+        </w:rPr>
+        <w:t xml:space="preserve">embers to access Jira. Yuting will set up the project docket. The team will ensure all members are aligned on tasks and confirm there are no outstanding questions.</w:t>
+      </w:r>
+    </w:p>
+    <w:p>
+      <w:pPr>
+        <w:pStyle w:val="Heading2"/>
+        <w:spacing w:line="240" w:lineRule="auto"/>
+        <w:rPr>
+          <w:sz w:val="24"/>
+          <w:szCs w:val="24"/>
+        </w:rPr>
+      </w:pPr>
+      <w:bookmarkStart w:colFirst="0" w:colLast="0" w:name="_mkzqs9yllp3" w:id="21"/>
+      <w:bookmarkEnd w:id="21"/>
+      <w:r>
+        <w:rPr>
+          <w:sz w:val="24"/>
+          <w:szCs w:val="24"/>
+          <w:rtl w:val="0"/>
+        </w:rPr>
+        <w:t xml:space="preserve">Key Decisions</w:t>
+      </w:r>
+    </w:p>
+    <w:p>
+      <w:pPr>
+        <w:spacing w:after="240" w:before="240" w:line="240" w:lineRule="auto"/>
+        <w:rPr>
+          <w:sz w:val="24"/>
+          <w:szCs w:val="24"/>
+        </w:rPr>
+      </w:pPr>
+      <w:r>
+        <w:rPr>
+          <w:sz w:val="24"/>
+          <w:szCs w:val="24"/>
+          <w:rtl w:val="0"/>
+        </w:rPr>
+        <w:t xml:space="preserve">SPPP document must be updated with logo and professor feedback. Lab 2 target submission is Monday night before the Tuesday deadline. Jira will be used for task tracking once access is granted. Discussion board requirements must be completed by all members. Docket setup is assigned to Yuting.</w:t>
+      </w:r>
+    </w:p>
+    <w:p>
+      <w:pPr>
+        <w:pStyle w:val="Heading2"/>
+        <w:spacing w:line="240" w:lineRule="auto"/>
+        <w:rPr>
+          <w:sz w:val="24"/>
+          <w:szCs w:val="24"/>
+        </w:rPr>
+      </w:pPr>
+      <w:bookmarkStart w:colFirst="0" w:colLast="0" w:name="_rp86qad6cd15" w:id="22"/>
+      <w:bookmarkEnd w:id="22"/>
+      <w:r>
+        <w:rPr>
+          <w:sz w:val="24"/>
+          <w:szCs w:val="24"/>
+          <w:rtl w:val="0"/>
+        </w:rPr>
+        <w:t xml:space="preserve">Next Steps</w:t>
+      </w:r>
+    </w:p>
+    <w:p>
+      <w:pPr>
+        <w:spacing w:after="240" w:before="240" w:line="240" w:lineRule="auto"/>
+        <w:rPr>
+          <w:sz w:val="24"/>
+          <w:szCs w:val="24"/>
+        </w:rPr>
+      </w:pPr>
+      <w:r>
+        <w:rPr>
+          <w:sz w:val="24"/>
+          <w:szCs w:val="24"/>
+          <w:rtl w:val="0"/>
+        </w:rPr>
+        <w:t xml:space="preserve">Finalize Lab 2 and submit. All members review and update the SPPP document. Ensure Jira access is requested and configured. Set up docket for task tracking. Meet tomorrow night for final coordination.</w:t>
+      </w:r>
+    </w:p>
+    <w:p>
+      <w:pPr>
+        <w:pageBreakBefore w:val="0"/>
+        <w:jc w:val="center"/>
+        <w:rPr>
+          <w:sz w:val="24"/>
+          <w:szCs w:val="24"/>
+        </w:rPr>
+      </w:pPr>
+      <w:r>
+        <w:rPr>
+          <w:rtl w:val="0"/>
+        </w:rPr>
+      </w:r>
+    </w:p>
+    <w:p>
+      <w:pPr>
         <w:pageBreakBefore w:val="0"/>
         <w:jc w:val="center"/>
         <w:rPr>
@@ -312,7 +2323,7 @@
       <w:pPr>
         <w:numPr>
           <w:ilvl w:val="0"/>
-          <w:numId w:val="23"/>
+          <w:numId w:val="29"/>
         </w:numPr>
         <w:spacing w:after="0" w:afterAutospacing="0" w:before="240" w:lineRule="auto"/>
         <w:ind w:left="720" w:hanging="360"/>
@@ -334,7 +2345,7 @@
       <w:pPr>
         <w:numPr>
           <w:ilvl w:val="0"/>
-          <w:numId w:val="23"/>
+          <w:numId w:val="29"/>
         </w:numPr>
         <w:spacing w:after="0" w:afterAutospacing="0" w:before="0" w:beforeAutospacing="0" w:lineRule="auto"/>
         <w:ind w:left="720" w:hanging="360"/>
@@ -356,7 +2367,7 @@
       <w:pPr>
         <w:numPr>
           <w:ilvl w:val="0"/>
-          <w:numId w:val="23"/>
+          <w:numId w:val="29"/>
         </w:numPr>
         <w:spacing w:after="0" w:afterAutospacing="0" w:before="0" w:beforeAutospacing="0" w:lineRule="auto"/>
         <w:ind w:left="720" w:hanging="360"/>
@@ -378,7 +2389,7 @@
       <w:pPr>
         <w:numPr>
           <w:ilvl w:val="0"/>
-          <w:numId w:val="23"/>
+          <w:numId w:val="29"/>
         </w:numPr>
         <w:spacing w:after="0" w:afterAutospacing="0" w:before="0" w:beforeAutospacing="0" w:lineRule="auto"/>
         <w:ind w:left="720" w:hanging="360"/>
@@ -400,7 +2411,7 @@
       <w:pPr>
         <w:numPr>
           <w:ilvl w:val="0"/>
-          <w:numId w:val="23"/>
+          <w:numId w:val="29"/>
         </w:numPr>
         <w:spacing w:after="0" w:afterAutospacing="0" w:before="0" w:beforeAutospacing="0" w:lineRule="auto"/>
         <w:ind w:left="720" w:hanging="360"/>
@@ -422,7 +2433,7 @@
       <w:pPr>
         <w:numPr>
           <w:ilvl w:val="0"/>
-          <w:numId w:val="23"/>
+          <w:numId w:val="29"/>
         </w:numPr>
         <w:spacing w:after="0" w:afterAutospacing="0" w:before="0" w:beforeAutospacing="0" w:lineRule="auto"/>
         <w:ind w:left="720" w:hanging="360"/>
@@ -444,7 +2455,7 @@
       <w:pPr>
         <w:numPr>
           <w:ilvl w:val="0"/>
-          <w:numId w:val="23"/>
+          <w:numId w:val="29"/>
         </w:numPr>
         <w:spacing w:after="0" w:afterAutospacing="0" w:before="0" w:beforeAutospacing="0" w:lineRule="auto"/>
         <w:ind w:left="720" w:hanging="360"/>
@@ -466,7 +2477,7 @@
       <w:pPr>
         <w:numPr>
           <w:ilvl w:val="0"/>
-          <w:numId w:val="23"/>
+          <w:numId w:val="29"/>
         </w:numPr>
         <w:spacing w:after="240" w:before="0" w:beforeAutospacing="0" w:lineRule="auto"/>
         <w:ind w:left="720" w:hanging="360"/>
@@ -505,6 +2516,966 @@
       <w:pPr>
         <w:numPr>
           <w:ilvl w:val="0"/>
+          <w:numId w:val="20"/>
+        </w:numPr>
+        <w:spacing w:after="0" w:afterAutospacing="0" w:before="240" w:lineRule="auto"/>
+        <w:ind w:left="720" w:hanging="360"/>
+        <w:rPr>
+          <w:sz w:val="24"/>
+          <w:szCs w:val="24"/>
+        </w:rPr>
+      </w:pPr>
+      <w:r>
+        <w:rPr>
+          <w:sz w:val="24"/>
+          <w:szCs w:val="24"/>
+          <w:rtl w:val="0"/>
+        </w:rPr>
+        <w:t xml:space="preserve">Merged the lab branch into the main branch using a pull request.</w:t>
+      </w:r>
+    </w:p>
+    <w:p>
+      <w:pPr>
+        <w:numPr>
+          <w:ilvl w:val="0"/>
+          <w:numId w:val="20"/>
+        </w:numPr>
+        <w:spacing w:after="0" w:afterAutospacing="0" w:before="0" w:beforeAutospacing="0" w:lineRule="auto"/>
+        <w:ind w:left="720" w:hanging="360"/>
+        <w:rPr>
+          <w:sz w:val="24"/>
+          <w:szCs w:val="24"/>
+        </w:rPr>
+      </w:pPr>
+      <w:r>
+        <w:rPr>
+          <w:sz w:val="24"/>
+          <w:szCs w:val="24"/>
+          <w:rtl w:val="0"/>
+        </w:rPr>
+        <w:t xml:space="preserve">Ensured there were no merge conflicts.</w:t>
+      </w:r>
+    </w:p>
+    <w:p>
+      <w:pPr>
+        <w:numPr>
+          <w:ilvl w:val="0"/>
+          <w:numId w:val="20"/>
+        </w:numPr>
+        <w:spacing w:after="0" w:afterAutospacing="0" w:before="0" w:beforeAutospacing="0" w:lineRule="auto"/>
+        <w:ind w:left="720" w:hanging="360"/>
+        <w:rPr>
+          <w:sz w:val="24"/>
+          <w:szCs w:val="24"/>
+        </w:rPr>
+      </w:pPr>
+      <w:r>
+        <w:rPr>
+          <w:sz w:val="24"/>
+          <w:szCs w:val="24"/>
+          <w:rtl w:val="0"/>
+        </w:rPr>
+        <w:t xml:space="preserve">Obtained approval for the pull request.</w:t>
+      </w:r>
+    </w:p>
+    <w:p>
+      <w:pPr>
+        <w:numPr>
+          <w:ilvl w:val="0"/>
+          <w:numId w:val="20"/>
+        </w:numPr>
+        <w:spacing w:after="240" w:before="0" w:beforeAutospacing="0" w:lineRule="auto"/>
+        <w:ind w:left="720" w:hanging="360"/>
+        <w:rPr>
+          <w:sz w:val="24"/>
+          <w:szCs w:val="24"/>
+        </w:rPr>
+      </w:pPr>
+      <w:r>
+        <w:rPr>
+          <w:sz w:val="24"/>
+          <w:szCs w:val="24"/>
+          <w:rtl w:val="0"/>
+        </w:rPr>
+        <w:t xml:space="preserve">Deleted the lab branch after successful merge.</w:t>
+      </w:r>
+    </w:p>
+    <w:p>
+      <w:pPr>
+        <w:spacing w:after="240" w:before="240" w:lineRule="auto"/>
+        <w:rPr>
+          <w:sz w:val="24"/>
+          <w:szCs w:val="24"/>
+        </w:rPr>
+      </w:pPr>
+      <w:r>
+        <w:rPr>
+          <w:sz w:val="24"/>
+          <w:szCs w:val="24"/>
+          <w:rtl w:val="0"/>
+        </w:rPr>
+        <w:t xml:space="preserve">Reviewed Iteration 0 required documents:</w:t>
+      </w:r>
+    </w:p>
+    <w:p>
+      <w:pPr>
+        <w:numPr>
+          <w:ilvl w:val="0"/>
+          <w:numId w:val="11"/>
+        </w:numPr>
+        <w:spacing w:after="0" w:afterAutospacing="0" w:before="240" w:lineRule="auto"/>
+        <w:ind w:left="720" w:hanging="360"/>
+        <w:rPr>
+          <w:sz w:val="24"/>
+          <w:szCs w:val="24"/>
+        </w:rPr>
+      </w:pPr>
+      <w:r>
+        <w:rPr>
+          <w:sz w:val="24"/>
+          <w:szCs w:val="24"/>
+          <w:rtl w:val="0"/>
+        </w:rPr>
+        <w:t xml:space="preserve">Software Project Plan (SPP)</w:t>
+      </w:r>
+    </w:p>
+    <w:p>
+      <w:pPr>
+        <w:numPr>
+          <w:ilvl w:val="0"/>
+          <w:numId w:val="11"/>
+        </w:numPr>
+        <w:spacing w:after="0" w:afterAutospacing="0" w:before="0" w:beforeAutospacing="0" w:lineRule="auto"/>
+        <w:ind w:left="720" w:hanging="360"/>
+        <w:rPr>
+          <w:sz w:val="24"/>
+          <w:szCs w:val="24"/>
+        </w:rPr>
+      </w:pPr>
+      <w:r>
+        <w:rPr>
+          <w:sz w:val="24"/>
+          <w:szCs w:val="24"/>
+          <w:rtl w:val="0"/>
+        </w:rPr>
+        <w:t xml:space="preserve">Risk Management Plan</w:t>
+      </w:r>
+    </w:p>
+    <w:p>
+      <w:pPr>
+        <w:numPr>
+          <w:ilvl w:val="0"/>
+          <w:numId w:val="11"/>
+        </w:numPr>
+        <w:spacing w:after="0" w:afterAutospacing="0" w:before="0" w:beforeAutospacing="0" w:lineRule="auto"/>
+        <w:ind w:left="720" w:hanging="360"/>
+        <w:rPr>
+          <w:sz w:val="24"/>
+          <w:szCs w:val="24"/>
+        </w:rPr>
+      </w:pPr>
+      <w:r>
+        <w:rPr>
+          <w:sz w:val="24"/>
+          <w:szCs w:val="24"/>
+          <w:rtl w:val="0"/>
+        </w:rPr>
+        <w:t xml:space="preserve">Meeting Minutes</w:t>
+      </w:r>
+    </w:p>
+    <w:p>
+      <w:pPr>
+        <w:numPr>
+          <w:ilvl w:val="0"/>
+          <w:numId w:val="11"/>
+        </w:numPr>
+        <w:spacing w:after="0" w:afterAutospacing="0" w:before="0" w:beforeAutospacing="0" w:lineRule="auto"/>
+        <w:ind w:left="720" w:hanging="360"/>
+        <w:rPr>
+          <w:sz w:val="24"/>
+          <w:szCs w:val="24"/>
+        </w:rPr>
+      </w:pPr>
+      <w:r>
+        <w:rPr>
+          <w:sz w:val="24"/>
+          <w:szCs w:val="24"/>
+          <w:rtl w:val="0"/>
+        </w:rPr>
+        <w:t xml:space="preserve">Progress Report</w:t>
+      </w:r>
+    </w:p>
+    <w:p>
+      <w:pPr>
+        <w:numPr>
+          <w:ilvl w:val="0"/>
+          <w:numId w:val="11"/>
+        </w:numPr>
+        <w:spacing w:after="0" w:afterAutospacing="0" w:before="0" w:beforeAutospacing="0" w:lineRule="auto"/>
+        <w:ind w:left="720" w:hanging="360"/>
+        <w:rPr>
+          <w:sz w:val="24"/>
+          <w:szCs w:val="24"/>
+        </w:rPr>
+      </w:pPr>
+      <w:r>
+        <w:rPr>
+          <w:sz w:val="24"/>
+          <w:szCs w:val="24"/>
+          <w:rtl w:val="0"/>
+        </w:rPr>
+        <w:t xml:space="preserve">AI Usage Log</w:t>
+      </w:r>
+    </w:p>
+    <w:p>
+      <w:pPr>
+        <w:numPr>
+          <w:ilvl w:val="0"/>
+          <w:numId w:val="11"/>
+        </w:numPr>
+        <w:spacing w:after="0" w:afterAutospacing="0" w:before="0" w:beforeAutospacing="0" w:lineRule="auto"/>
+        <w:ind w:left="720" w:hanging="360"/>
+        <w:rPr>
+          <w:sz w:val="24"/>
+          <w:szCs w:val="24"/>
+        </w:rPr>
+      </w:pPr>
+      <w:r>
+        <w:rPr>
+          <w:sz w:val="24"/>
+          <w:szCs w:val="24"/>
+          <w:rtl w:val="0"/>
+        </w:rPr>
+        <w:t xml:space="preserve">Confirmed that each document must contain initial content and cannot remain empty.</w:t>
+      </w:r>
+    </w:p>
+    <w:p>
+      <w:pPr>
+        <w:numPr>
+          <w:ilvl w:val="0"/>
+          <w:numId w:val="11"/>
+        </w:numPr>
+        <w:spacing w:after="240" w:before="0" w:beforeAutospacing="0" w:lineRule="auto"/>
+        <w:ind w:left="720" w:hanging="360"/>
+        <w:rPr>
+          <w:sz w:val="24"/>
+          <w:szCs w:val="24"/>
+        </w:rPr>
+      </w:pPr>
+      <w:r>
+        <w:rPr>
+          <w:sz w:val="24"/>
+          <w:szCs w:val="24"/>
+          <w:rtl w:val="0"/>
+        </w:rPr>
+        <w:t xml:space="preserve">Emphasized consistent progress tracking and proper AI usage documentation.</w:t>
+      </w:r>
+    </w:p>
+    <w:p>
+      <w:pPr>
+        <w:spacing w:after="240" w:before="240" w:lineRule="auto"/>
+        <w:rPr>
+          <w:sz w:val="24"/>
+          <w:szCs w:val="24"/>
+        </w:rPr>
+      </w:pPr>
+      <w:r>
+        <w:rPr>
+          <w:sz w:val="24"/>
+          <w:szCs w:val="24"/>
+          <w:rtl w:val="0"/>
+        </w:rPr>
+        <w:t xml:space="preserve">Clarified the product concept:</w:t>
+      </w:r>
+    </w:p>
+    <w:p>
+      <w:pPr>
+        <w:numPr>
+          <w:ilvl w:val="0"/>
+          <w:numId w:val="5"/>
+        </w:numPr>
+        <w:spacing w:after="0" w:afterAutospacing="0" w:before="240" w:lineRule="auto"/>
+        <w:ind w:left="720" w:hanging="360"/>
+        <w:rPr>
+          <w:sz w:val="24"/>
+          <w:szCs w:val="24"/>
+        </w:rPr>
+      </w:pPr>
+      <w:r>
+        <w:rPr>
+          <w:sz w:val="24"/>
+          <w:szCs w:val="24"/>
+          <w:rtl w:val="0"/>
+        </w:rPr>
+        <w:t xml:space="preserve">The system will use AI to generate test cases.</w:t>
+      </w:r>
+    </w:p>
+    <w:p>
+      <w:pPr>
+        <w:numPr>
+          <w:ilvl w:val="0"/>
+          <w:numId w:val="5"/>
+        </w:numPr>
+        <w:spacing w:after="0" w:afterAutospacing="0" w:before="0" w:beforeAutospacing="0" w:lineRule="auto"/>
+        <w:ind w:left="720" w:hanging="360"/>
+        <w:rPr>
+          <w:sz w:val="24"/>
+          <w:szCs w:val="24"/>
+        </w:rPr>
+      </w:pPr>
+      <w:r>
+        <w:rPr>
+          <w:sz w:val="24"/>
+          <w:szCs w:val="24"/>
+          <w:rtl w:val="0"/>
+        </w:rPr>
+        <w:t xml:space="preserve">Inputs will include:</w:t>
+      </w:r>
+    </w:p>
+    <w:p>
+      <w:pPr>
+        <w:numPr>
+          <w:ilvl w:val="1"/>
+          <w:numId w:val="5"/>
+        </w:numPr>
+        <w:spacing w:after="0" w:afterAutospacing="0" w:before="0" w:beforeAutospacing="0" w:lineRule="auto"/>
+        <w:ind w:left="1440" w:hanging="360"/>
+        <w:rPr>
+          <w:sz w:val="24"/>
+          <w:szCs w:val="24"/>
+        </w:rPr>
+      </w:pPr>
+      <w:r>
+        <w:rPr>
+          <w:sz w:val="24"/>
+          <w:szCs w:val="24"/>
+          <w:rtl w:val="0"/>
+        </w:rPr>
+        <w:t xml:space="preserve">Existing product documentation.</w:t>
+      </w:r>
+    </w:p>
+    <w:p>
+      <w:pPr>
+        <w:numPr>
+          <w:ilvl w:val="1"/>
+          <w:numId w:val="5"/>
+        </w:numPr>
+        <w:spacing w:after="0" w:afterAutospacing="0" w:before="0" w:beforeAutospacing="0" w:lineRule="auto"/>
+        <w:ind w:left="1440" w:hanging="360"/>
+        <w:rPr>
+          <w:sz w:val="24"/>
+          <w:szCs w:val="24"/>
+        </w:rPr>
+      </w:pPr>
+      <w:r>
+        <w:rPr>
+          <w:sz w:val="24"/>
+          <w:szCs w:val="24"/>
+          <w:rtl w:val="0"/>
+        </w:rPr>
+        <w:t xml:space="preserve">New user stories and feature requirements.</w:t>
+      </w:r>
+    </w:p>
+    <w:p>
+      <w:pPr>
+        <w:numPr>
+          <w:ilvl w:val="0"/>
+          <w:numId w:val="5"/>
+        </w:numPr>
+        <w:spacing w:after="0" w:afterAutospacing="0" w:before="0" w:beforeAutospacing="0" w:lineRule="auto"/>
+        <w:ind w:left="720" w:hanging="360"/>
+        <w:rPr>
+          <w:sz w:val="24"/>
+          <w:szCs w:val="24"/>
+        </w:rPr>
+      </w:pPr>
+      <w:r>
+        <w:rPr>
+          <w:sz w:val="24"/>
+          <w:szCs w:val="24"/>
+          <w:rtl w:val="0"/>
+        </w:rPr>
+        <w:t xml:space="preserve">AI will combine product knowledge with new requirements.</w:t>
+      </w:r>
+    </w:p>
+    <w:p>
+      <w:pPr>
+        <w:numPr>
+          <w:ilvl w:val="0"/>
+          <w:numId w:val="5"/>
+        </w:numPr>
+        <w:spacing w:after="240" w:before="0" w:beforeAutospacing="0" w:lineRule="auto"/>
+        <w:ind w:left="720" w:hanging="360"/>
+        <w:rPr>
+          <w:sz w:val="24"/>
+          <w:szCs w:val="24"/>
+        </w:rPr>
+      </w:pPr>
+      <w:r>
+        <w:rPr>
+          <w:sz w:val="24"/>
+          <w:szCs w:val="24"/>
+          <w:rtl w:val="0"/>
+        </w:rPr>
+        <w:t xml:space="preserve">Output will be functional test cases.</w:t>
+      </w:r>
+    </w:p>
+    <w:p>
+      <w:pPr>
+        <w:spacing w:after="240" w:before="240" w:lineRule="auto"/>
+        <w:rPr>
+          <w:sz w:val="24"/>
+          <w:szCs w:val="24"/>
+        </w:rPr>
+      </w:pPr>
+      <w:r>
+        <w:rPr>
+          <w:sz w:val="24"/>
+          <w:szCs w:val="24"/>
+          <w:rtl w:val="0"/>
+        </w:rPr>
+        <w:t xml:space="preserve">Functional requirements discussed:</w:t>
+      </w:r>
+    </w:p>
+    <w:p>
+      <w:pPr>
+        <w:numPr>
+          <w:ilvl w:val="0"/>
+          <w:numId w:val="8"/>
+        </w:numPr>
+        <w:spacing w:after="0" w:afterAutospacing="0" w:before="240" w:lineRule="auto"/>
+        <w:ind w:left="720" w:hanging="360"/>
+        <w:rPr>
+          <w:sz w:val="24"/>
+          <w:szCs w:val="24"/>
+        </w:rPr>
+      </w:pPr>
+      <w:r>
+        <w:rPr>
+          <w:sz w:val="24"/>
+          <w:szCs w:val="24"/>
+          <w:rtl w:val="0"/>
+        </w:rPr>
+        <w:t xml:space="preserve">User authentication (login and registration).</w:t>
+      </w:r>
+    </w:p>
+    <w:p>
+      <w:pPr>
+        <w:numPr>
+          <w:ilvl w:val="0"/>
+          <w:numId w:val="8"/>
+        </w:numPr>
+        <w:spacing w:after="0" w:afterAutospacing="0" w:before="0" w:beforeAutospacing="0" w:lineRule="auto"/>
+        <w:ind w:left="720" w:hanging="360"/>
+        <w:rPr>
+          <w:sz w:val="24"/>
+          <w:szCs w:val="24"/>
+        </w:rPr>
+      </w:pPr>
+      <w:r>
+        <w:rPr>
+          <w:sz w:val="24"/>
+          <w:szCs w:val="24"/>
+          <w:rtl w:val="0"/>
+        </w:rPr>
+        <w:t xml:space="preserve">Document upload (PDF and other formats).</w:t>
+      </w:r>
+    </w:p>
+    <w:p>
+      <w:pPr>
+        <w:numPr>
+          <w:ilvl w:val="0"/>
+          <w:numId w:val="8"/>
+        </w:numPr>
+        <w:spacing w:after="0" w:afterAutospacing="0" w:before="0" w:beforeAutospacing="0" w:lineRule="auto"/>
+        <w:ind w:left="720" w:hanging="360"/>
+        <w:rPr>
+          <w:sz w:val="24"/>
+          <w:szCs w:val="24"/>
+        </w:rPr>
+      </w:pPr>
+      <w:r>
+        <w:rPr>
+          <w:sz w:val="24"/>
+          <w:szCs w:val="24"/>
+          <w:rtl w:val="0"/>
+        </w:rPr>
+        <w:t xml:space="preserve">Document management dashboard.</w:t>
+      </w:r>
+    </w:p>
+    <w:p>
+      <w:pPr>
+        <w:numPr>
+          <w:ilvl w:val="0"/>
+          <w:numId w:val="8"/>
+        </w:numPr>
+        <w:spacing w:after="0" w:afterAutospacing="0" w:before="0" w:beforeAutospacing="0" w:lineRule="auto"/>
+        <w:ind w:left="720" w:hanging="360"/>
+        <w:rPr>
+          <w:sz w:val="24"/>
+          <w:szCs w:val="24"/>
+        </w:rPr>
+      </w:pPr>
+      <w:r>
+        <w:rPr>
+          <w:sz w:val="24"/>
+          <w:szCs w:val="24"/>
+          <w:rtl w:val="0"/>
+        </w:rPr>
+        <w:t xml:space="preserve">User story input.</w:t>
+      </w:r>
+    </w:p>
+    <w:p>
+      <w:pPr>
+        <w:numPr>
+          <w:ilvl w:val="0"/>
+          <w:numId w:val="8"/>
+        </w:numPr>
+        <w:spacing w:after="0" w:afterAutospacing="0" w:before="0" w:beforeAutospacing="0" w:lineRule="auto"/>
+        <w:ind w:left="720" w:hanging="360"/>
+        <w:rPr>
+          <w:sz w:val="24"/>
+          <w:szCs w:val="24"/>
+        </w:rPr>
+      </w:pPr>
+      <w:r>
+        <w:rPr>
+          <w:sz w:val="24"/>
+          <w:szCs w:val="24"/>
+          <w:rtl w:val="0"/>
+        </w:rPr>
+        <w:t xml:space="preserve">AI-based test case generation.</w:t>
+      </w:r>
+    </w:p>
+    <w:p>
+      <w:pPr>
+        <w:numPr>
+          <w:ilvl w:val="0"/>
+          <w:numId w:val="8"/>
+        </w:numPr>
+        <w:spacing w:after="0" w:afterAutospacing="0" w:before="0" w:beforeAutospacing="0" w:lineRule="auto"/>
+        <w:ind w:left="720" w:hanging="360"/>
+        <w:rPr>
+          <w:sz w:val="24"/>
+          <w:szCs w:val="24"/>
+        </w:rPr>
+      </w:pPr>
+      <w:r>
+        <w:rPr>
+          <w:sz w:val="24"/>
+          <w:szCs w:val="24"/>
+          <w:rtl w:val="0"/>
+        </w:rPr>
+        <w:t xml:space="preserve">View generated test cases.</w:t>
+      </w:r>
+    </w:p>
+    <w:p>
+      <w:pPr>
+        <w:numPr>
+          <w:ilvl w:val="0"/>
+          <w:numId w:val="8"/>
+        </w:numPr>
+        <w:spacing w:after="240" w:before="0" w:beforeAutospacing="0" w:lineRule="auto"/>
+        <w:ind w:left="720" w:hanging="360"/>
+        <w:rPr>
+          <w:sz w:val="24"/>
+          <w:szCs w:val="24"/>
+        </w:rPr>
+      </w:pPr>
+      <w:r>
+        <w:rPr>
+          <w:sz w:val="24"/>
+          <w:szCs w:val="24"/>
+          <w:rtl w:val="0"/>
+        </w:rPr>
+        <w:t xml:space="preserve">Export/download test cases.</w:t>
+      </w:r>
+    </w:p>
+    <w:p>
+      <w:pPr>
+        <w:spacing w:after="240" w:before="240" w:lineRule="auto"/>
+        <w:rPr>
+          <w:sz w:val="24"/>
+          <w:szCs w:val="24"/>
+        </w:rPr>
+      </w:pPr>
+      <w:r>
+        <w:rPr>
+          <w:sz w:val="24"/>
+          <w:szCs w:val="24"/>
+          <w:rtl w:val="0"/>
+        </w:rPr>
+        <w:t xml:space="preserve">Non-functional requirements considered:</w:t>
+      </w:r>
+    </w:p>
+    <w:p>
+      <w:pPr>
+        <w:numPr>
+          <w:ilvl w:val="0"/>
+          <w:numId w:val="24"/>
+        </w:numPr>
+        <w:spacing w:after="0" w:afterAutospacing="0" w:before="240" w:lineRule="auto"/>
+        <w:ind w:left="720" w:hanging="360"/>
+        <w:rPr>
+          <w:sz w:val="24"/>
+          <w:szCs w:val="24"/>
+        </w:rPr>
+      </w:pPr>
+      <w:r>
+        <w:rPr>
+          <w:sz w:val="24"/>
+          <w:szCs w:val="24"/>
+          <w:rtl w:val="0"/>
+        </w:rPr>
+        <w:t xml:space="preserve">Usability.</w:t>
+      </w:r>
+    </w:p>
+    <w:p>
+      <w:pPr>
+        <w:numPr>
+          <w:ilvl w:val="0"/>
+          <w:numId w:val="24"/>
+        </w:numPr>
+        <w:spacing w:after="0" w:afterAutospacing="0" w:before="0" w:beforeAutospacing="0" w:lineRule="auto"/>
+        <w:ind w:left="720" w:hanging="360"/>
+        <w:rPr>
+          <w:sz w:val="24"/>
+          <w:szCs w:val="24"/>
+        </w:rPr>
+      </w:pPr>
+      <w:r>
+        <w:rPr>
+          <w:sz w:val="24"/>
+          <w:szCs w:val="24"/>
+          <w:rtl w:val="0"/>
+        </w:rPr>
+        <w:t xml:space="preserve">Security.</w:t>
+      </w:r>
+    </w:p>
+    <w:p>
+      <w:pPr>
+        <w:numPr>
+          <w:ilvl w:val="0"/>
+          <w:numId w:val="24"/>
+        </w:numPr>
+        <w:spacing w:after="0" w:afterAutospacing="0" w:before="0" w:beforeAutospacing="0" w:lineRule="auto"/>
+        <w:ind w:left="720" w:hanging="360"/>
+        <w:rPr>
+          <w:sz w:val="24"/>
+          <w:szCs w:val="24"/>
+        </w:rPr>
+      </w:pPr>
+      <w:r>
+        <w:rPr>
+          <w:sz w:val="24"/>
+          <w:szCs w:val="24"/>
+          <w:rtl w:val="0"/>
+        </w:rPr>
+        <w:t xml:space="preserve">Performance.</w:t>
+      </w:r>
+    </w:p>
+    <w:p>
+      <w:pPr>
+        <w:numPr>
+          <w:ilvl w:val="0"/>
+          <w:numId w:val="24"/>
+        </w:numPr>
+        <w:spacing w:after="0" w:afterAutospacing="0" w:before="0" w:beforeAutospacing="0" w:lineRule="auto"/>
+        <w:ind w:left="720" w:hanging="360"/>
+        <w:rPr>
+          <w:sz w:val="24"/>
+          <w:szCs w:val="24"/>
+        </w:rPr>
+      </w:pPr>
+      <w:r>
+        <w:rPr>
+          <w:sz w:val="24"/>
+          <w:szCs w:val="24"/>
+          <w:rtl w:val="0"/>
+        </w:rPr>
+        <w:t xml:space="preserve">Maintainability.</w:t>
+      </w:r>
+    </w:p>
+    <w:p>
+      <w:pPr>
+        <w:numPr>
+          <w:ilvl w:val="0"/>
+          <w:numId w:val="24"/>
+        </w:numPr>
+        <w:spacing w:after="240" w:before="0" w:beforeAutospacing="0" w:lineRule="auto"/>
+        <w:ind w:left="720" w:hanging="360"/>
+        <w:rPr>
+          <w:sz w:val="24"/>
+          <w:szCs w:val="24"/>
+        </w:rPr>
+      </w:pPr>
+      <w:r>
+        <w:rPr>
+          <w:sz w:val="24"/>
+          <w:szCs w:val="24"/>
+          <w:rtl w:val="0"/>
+        </w:rPr>
+        <w:t xml:space="preserve">Scalability.</w:t>
+      </w:r>
+    </w:p>
+    <w:p>
+      <w:pPr>
+        <w:spacing w:after="240" w:before="240" w:lineRule="auto"/>
+        <w:rPr>
+          <w:sz w:val="24"/>
+          <w:szCs w:val="24"/>
+        </w:rPr>
+      </w:pPr>
+      <w:r>
+        <w:rPr>
+          <w:sz w:val="24"/>
+          <w:szCs w:val="24"/>
+          <w:rtl w:val="0"/>
+        </w:rPr>
+        <w:t xml:space="preserve">Technology stack discussion:</w:t>
+      </w:r>
+    </w:p>
+    <w:p>
+      <w:pPr>
+        <w:numPr>
+          <w:ilvl w:val="0"/>
+          <w:numId w:val="13"/>
+        </w:numPr>
+        <w:spacing w:after="0" w:afterAutospacing="0" w:before="240" w:lineRule="auto"/>
+        <w:ind w:left="720" w:hanging="360"/>
+        <w:rPr>
+          <w:sz w:val="24"/>
+          <w:szCs w:val="24"/>
+        </w:rPr>
+      </w:pPr>
+      <w:r>
+        <w:rPr>
+          <w:sz w:val="24"/>
+          <w:szCs w:val="24"/>
+          <w:rtl w:val="0"/>
+        </w:rPr>
+        <w:t xml:space="preserve">Python considered for AI integration.</w:t>
+      </w:r>
+    </w:p>
+    <w:p>
+      <w:pPr>
+        <w:numPr>
+          <w:ilvl w:val="0"/>
+          <w:numId w:val="13"/>
+        </w:numPr>
+        <w:spacing w:after="0" w:afterAutospacing="0" w:before="0" w:beforeAutospacing="0" w:lineRule="auto"/>
+        <w:ind w:left="720" w:hanging="360"/>
+        <w:rPr>
+          <w:sz w:val="24"/>
+          <w:szCs w:val="24"/>
+        </w:rPr>
+      </w:pPr>
+      <w:r>
+        <w:rPr>
+          <w:sz w:val="24"/>
+          <w:szCs w:val="24"/>
+          <w:rtl w:val="0"/>
+        </w:rPr>
+        <w:t xml:space="preserve">Django discussed as a possible framework because it:</w:t>
+      </w:r>
+    </w:p>
+    <w:p>
+      <w:pPr>
+        <w:numPr>
+          <w:ilvl w:val="1"/>
+          <w:numId w:val="13"/>
+        </w:numPr>
+        <w:spacing w:after="0" w:afterAutospacing="0" w:before="0" w:beforeAutospacing="0" w:lineRule="auto"/>
+        <w:ind w:left="1440" w:hanging="360"/>
+        <w:rPr>
+          <w:sz w:val="24"/>
+          <w:szCs w:val="24"/>
+        </w:rPr>
+      </w:pPr>
+      <w:r>
+        <w:rPr>
+          <w:sz w:val="24"/>
+          <w:szCs w:val="24"/>
+          <w:rtl w:val="0"/>
+        </w:rPr>
+        <w:t xml:space="preserve">Includes built-in authentication.</w:t>
+      </w:r>
+    </w:p>
+    <w:p>
+      <w:pPr>
+        <w:numPr>
+          <w:ilvl w:val="1"/>
+          <w:numId w:val="13"/>
+        </w:numPr>
+        <w:spacing w:after="0" w:afterAutospacing="0" w:before="0" w:beforeAutospacing="0" w:lineRule="auto"/>
+        <w:ind w:left="1440" w:hanging="360"/>
+        <w:rPr>
+          <w:sz w:val="24"/>
+          <w:szCs w:val="24"/>
+        </w:rPr>
+      </w:pPr>
+      <w:r>
+        <w:rPr>
+          <w:sz w:val="24"/>
+          <w:szCs w:val="24"/>
+          <w:rtl w:val="0"/>
+        </w:rPr>
+        <w:t xml:space="preserve">Supports database integration.</w:t>
+      </w:r>
+    </w:p>
+    <w:p>
+      <w:pPr>
+        <w:numPr>
+          <w:ilvl w:val="1"/>
+          <w:numId w:val="13"/>
+        </w:numPr>
+        <w:spacing w:after="0" w:afterAutospacing="0" w:before="0" w:beforeAutospacing="0" w:lineRule="auto"/>
+        <w:ind w:left="1440" w:hanging="360"/>
+        <w:rPr>
+          <w:sz w:val="24"/>
+          <w:szCs w:val="24"/>
+        </w:rPr>
+      </w:pPr>
+      <w:r>
+        <w:rPr>
+          <w:sz w:val="24"/>
+          <w:szCs w:val="24"/>
+          <w:rtl w:val="0"/>
+        </w:rPr>
+        <w:t xml:space="preserve">Allows easier frontend and backend connection.</w:t>
+      </w:r>
+    </w:p>
+    <w:p>
+      <w:pPr>
+        <w:numPr>
+          <w:ilvl w:val="0"/>
+          <w:numId w:val="13"/>
+        </w:numPr>
+        <w:spacing w:after="0" w:afterAutospacing="0" w:before="0" w:beforeAutospacing="0" w:lineRule="auto"/>
+        <w:ind w:left="720" w:hanging="360"/>
+        <w:rPr>
+          <w:sz w:val="24"/>
+          <w:szCs w:val="24"/>
+        </w:rPr>
+      </w:pPr>
+      <w:r>
+        <w:rPr>
+          <w:sz w:val="24"/>
+          <w:szCs w:val="24"/>
+          <w:rtl w:val="0"/>
+        </w:rPr>
+        <w:t xml:space="preserve">Testing tools discussed:</w:t>
+      </w:r>
+    </w:p>
+    <w:p>
+      <w:pPr>
+        <w:numPr>
+          <w:ilvl w:val="1"/>
+          <w:numId w:val="13"/>
+        </w:numPr>
+        <w:spacing w:after="0" w:afterAutospacing="0" w:before="0" w:beforeAutospacing="0" w:lineRule="auto"/>
+        <w:ind w:left="1440" w:hanging="360"/>
+        <w:rPr>
+          <w:sz w:val="24"/>
+          <w:szCs w:val="24"/>
+        </w:rPr>
+      </w:pPr>
+      <w:r>
+        <w:rPr>
+          <w:sz w:val="24"/>
+          <w:szCs w:val="24"/>
+          <w:rtl w:val="0"/>
+        </w:rPr>
+        <w:t xml:space="preserve">Playwright for automation testing.</w:t>
+      </w:r>
+    </w:p>
+    <w:p>
+      <w:pPr>
+        <w:numPr>
+          <w:ilvl w:val="1"/>
+          <w:numId w:val="13"/>
+        </w:numPr>
+        <w:spacing w:after="0" w:afterAutospacing="0" w:before="0" w:beforeAutospacing="0" w:lineRule="auto"/>
+        <w:ind w:left="1440" w:hanging="360"/>
+        <w:rPr>
+          <w:sz w:val="24"/>
+          <w:szCs w:val="24"/>
+        </w:rPr>
+      </w:pPr>
+      <w:r>
+        <w:rPr>
+          <w:sz w:val="24"/>
+          <w:szCs w:val="24"/>
+          <w:rtl w:val="0"/>
+        </w:rPr>
+        <w:t xml:space="preserve">PyTest for unit testing.</w:t>
+      </w:r>
+    </w:p>
+    <w:p>
+      <w:pPr>
+        <w:numPr>
+          <w:ilvl w:val="0"/>
+          <w:numId w:val="13"/>
+        </w:numPr>
+        <w:spacing w:after="0" w:afterAutospacing="0" w:before="0" w:beforeAutospacing="0" w:lineRule="auto"/>
+        <w:ind w:left="720" w:hanging="360"/>
+        <w:rPr>
+          <w:sz w:val="24"/>
+          <w:szCs w:val="24"/>
+        </w:rPr>
+      </w:pPr>
+      <w:r>
+        <w:rPr>
+          <w:sz w:val="24"/>
+          <w:szCs w:val="24"/>
+          <w:rtl w:val="0"/>
+        </w:rPr>
+        <w:t xml:space="preserve">Considered CI/CD practices.</w:t>
+      </w:r>
+    </w:p>
+    <w:p>
+      <w:pPr>
+        <w:numPr>
+          <w:ilvl w:val="0"/>
+          <w:numId w:val="13"/>
+        </w:numPr>
+        <w:spacing w:after="240" w:before="0" w:beforeAutospacing="0" w:lineRule="auto"/>
+        <w:ind w:left="720" w:hanging="360"/>
+        <w:rPr>
+          <w:sz w:val="24"/>
+          <w:szCs w:val="24"/>
+        </w:rPr>
+      </w:pPr>
+      <w:r>
+        <w:rPr>
+          <w:sz w:val="24"/>
+          <w:szCs w:val="24"/>
+          <w:rtl w:val="0"/>
+        </w:rPr>
+        <w:t xml:space="preserve">Optional use of Docker for environment consistency.</w:t>
+      </w:r>
+    </w:p>
+    <w:p>
+      <w:pPr>
+        <w:spacing w:after="240" w:before="240" w:lineRule="auto"/>
+        <w:rPr>
+          <w:sz w:val="24"/>
+          <w:szCs w:val="24"/>
+        </w:rPr>
+      </w:pPr>
+      <w:r>
+        <w:rPr>
+          <w:sz w:val="24"/>
+          <w:szCs w:val="24"/>
+          <w:rtl w:val="0"/>
+        </w:rPr>
+        <w:t xml:space="preserve">Project management tools:</w:t>
+      </w:r>
+    </w:p>
+    <w:p>
+      <w:pPr>
+        <w:numPr>
+          <w:ilvl w:val="0"/>
           <w:numId w:val="16"/>
         </w:numPr>
         <w:spacing w:after="0" w:afterAutospacing="0" w:before="240" w:lineRule="auto"/>
@@ -520,7 +3491,7 @@
           <w:szCs w:val="24"/>
           <w:rtl w:val="0"/>
         </w:rPr>
-        <w:t xml:space="preserve">Merged the lab branch into the main branch using a pull request.</w:t>
+        <w:t xml:space="preserve">Jira considered for task tracking.</w:t>
       </w:r>
     </w:p>
     <w:p>
@@ -528,966 +3499,6 @@
         <w:numPr>
           <w:ilvl w:val="0"/>
           <w:numId w:val="16"/>
-        </w:numPr>
-        <w:spacing w:after="0" w:afterAutospacing="0" w:before="0" w:beforeAutospacing="0" w:lineRule="auto"/>
-        <w:ind w:left="720" w:hanging="360"/>
-        <w:rPr>
-          <w:sz w:val="24"/>
-          <w:szCs w:val="24"/>
-        </w:rPr>
-      </w:pPr>
-      <w:r>
-        <w:rPr>
-          <w:sz w:val="24"/>
-          <w:szCs w:val="24"/>
-          <w:rtl w:val="0"/>
-        </w:rPr>
-        <w:t xml:space="preserve">Ensured there were no merge conflicts.</w:t>
-      </w:r>
-    </w:p>
-    <w:p>
-      <w:pPr>
-        <w:numPr>
-          <w:ilvl w:val="0"/>
-          <w:numId w:val="16"/>
-        </w:numPr>
-        <w:spacing w:after="0" w:afterAutospacing="0" w:before="0" w:beforeAutospacing="0" w:lineRule="auto"/>
-        <w:ind w:left="720" w:hanging="360"/>
-        <w:rPr>
-          <w:sz w:val="24"/>
-          <w:szCs w:val="24"/>
-        </w:rPr>
-      </w:pPr>
-      <w:r>
-        <w:rPr>
-          <w:sz w:val="24"/>
-          <w:szCs w:val="24"/>
-          <w:rtl w:val="0"/>
-        </w:rPr>
-        <w:t xml:space="preserve">Obtained approval for the pull request.</w:t>
-      </w:r>
-    </w:p>
-    <w:p>
-      <w:pPr>
-        <w:numPr>
-          <w:ilvl w:val="0"/>
-          <w:numId w:val="16"/>
-        </w:numPr>
-        <w:spacing w:after="240" w:before="0" w:beforeAutospacing="0" w:lineRule="auto"/>
-        <w:ind w:left="720" w:hanging="360"/>
-        <w:rPr>
-          <w:sz w:val="24"/>
-          <w:szCs w:val="24"/>
-        </w:rPr>
-      </w:pPr>
-      <w:r>
-        <w:rPr>
-          <w:sz w:val="24"/>
-          <w:szCs w:val="24"/>
-          <w:rtl w:val="0"/>
-        </w:rPr>
-        <w:t xml:space="preserve">Deleted the lab branch after successful merge.</w:t>
-      </w:r>
-    </w:p>
-    <w:p>
-      <w:pPr>
-        <w:spacing w:after="240" w:before="240" w:lineRule="auto"/>
-        <w:rPr>
-          <w:sz w:val="24"/>
-          <w:szCs w:val="24"/>
-        </w:rPr>
-      </w:pPr>
-      <w:r>
-        <w:rPr>
-          <w:sz w:val="24"/>
-          <w:szCs w:val="24"/>
-          <w:rtl w:val="0"/>
-        </w:rPr>
-        <w:t xml:space="preserve">Reviewed Iteration 0 required documents:</w:t>
-      </w:r>
-    </w:p>
-    <w:p>
-      <w:pPr>
-        <w:numPr>
-          <w:ilvl w:val="0"/>
-          <w:numId w:val="8"/>
-        </w:numPr>
-        <w:spacing w:after="0" w:afterAutospacing="0" w:before="240" w:lineRule="auto"/>
-        <w:ind w:left="720" w:hanging="360"/>
-        <w:rPr>
-          <w:sz w:val="24"/>
-          <w:szCs w:val="24"/>
-        </w:rPr>
-      </w:pPr>
-      <w:r>
-        <w:rPr>
-          <w:sz w:val="24"/>
-          <w:szCs w:val="24"/>
-          <w:rtl w:val="0"/>
-        </w:rPr>
-        <w:t xml:space="preserve">Software Project Plan (SPP)</w:t>
-      </w:r>
-    </w:p>
-    <w:p>
-      <w:pPr>
-        <w:numPr>
-          <w:ilvl w:val="0"/>
-          <w:numId w:val="8"/>
-        </w:numPr>
-        <w:spacing w:after="0" w:afterAutospacing="0" w:before="0" w:beforeAutospacing="0" w:lineRule="auto"/>
-        <w:ind w:left="720" w:hanging="360"/>
-        <w:rPr>
-          <w:sz w:val="24"/>
-          <w:szCs w:val="24"/>
-        </w:rPr>
-      </w:pPr>
-      <w:r>
-        <w:rPr>
-          <w:sz w:val="24"/>
-          <w:szCs w:val="24"/>
-          <w:rtl w:val="0"/>
-        </w:rPr>
-        <w:t xml:space="preserve">Risk Management Plan</w:t>
-      </w:r>
-    </w:p>
-    <w:p>
-      <w:pPr>
-        <w:numPr>
-          <w:ilvl w:val="0"/>
-          <w:numId w:val="8"/>
-        </w:numPr>
-        <w:spacing w:after="0" w:afterAutospacing="0" w:before="0" w:beforeAutospacing="0" w:lineRule="auto"/>
-        <w:ind w:left="720" w:hanging="360"/>
-        <w:rPr>
-          <w:sz w:val="24"/>
-          <w:szCs w:val="24"/>
-        </w:rPr>
-      </w:pPr>
-      <w:r>
-        <w:rPr>
-          <w:sz w:val="24"/>
-          <w:szCs w:val="24"/>
-          <w:rtl w:val="0"/>
-        </w:rPr>
-        <w:t xml:space="preserve">Meeting Minutes</w:t>
-      </w:r>
-    </w:p>
-    <w:p>
-      <w:pPr>
-        <w:numPr>
-          <w:ilvl w:val="0"/>
-          <w:numId w:val="8"/>
-        </w:numPr>
-        <w:spacing w:after="0" w:afterAutospacing="0" w:before="0" w:beforeAutospacing="0" w:lineRule="auto"/>
-        <w:ind w:left="720" w:hanging="360"/>
-        <w:rPr>
-          <w:sz w:val="24"/>
-          <w:szCs w:val="24"/>
-        </w:rPr>
-      </w:pPr>
-      <w:r>
-        <w:rPr>
-          <w:sz w:val="24"/>
-          <w:szCs w:val="24"/>
-          <w:rtl w:val="0"/>
-        </w:rPr>
-        <w:t xml:space="preserve">Progress Report</w:t>
-      </w:r>
-    </w:p>
-    <w:p>
-      <w:pPr>
-        <w:numPr>
-          <w:ilvl w:val="0"/>
-          <w:numId w:val="8"/>
-        </w:numPr>
-        <w:spacing w:after="0" w:afterAutospacing="0" w:before="0" w:beforeAutospacing="0" w:lineRule="auto"/>
-        <w:ind w:left="720" w:hanging="360"/>
-        <w:rPr>
-          <w:sz w:val="24"/>
-          <w:szCs w:val="24"/>
-        </w:rPr>
-      </w:pPr>
-      <w:r>
-        <w:rPr>
-          <w:sz w:val="24"/>
-          <w:szCs w:val="24"/>
-          <w:rtl w:val="0"/>
-        </w:rPr>
-        <w:t xml:space="preserve">AI Usage Log</w:t>
-      </w:r>
-    </w:p>
-    <w:p>
-      <w:pPr>
-        <w:numPr>
-          <w:ilvl w:val="0"/>
-          <w:numId w:val="8"/>
-        </w:numPr>
-        <w:spacing w:after="0" w:afterAutospacing="0" w:before="0" w:beforeAutospacing="0" w:lineRule="auto"/>
-        <w:ind w:left="720" w:hanging="360"/>
-        <w:rPr>
-          <w:sz w:val="24"/>
-          <w:szCs w:val="24"/>
-        </w:rPr>
-      </w:pPr>
-      <w:r>
-        <w:rPr>
-          <w:sz w:val="24"/>
-          <w:szCs w:val="24"/>
-          <w:rtl w:val="0"/>
-        </w:rPr>
-        <w:t xml:space="preserve">Confirmed that each document must contain initial content and cannot remain empty.</w:t>
-      </w:r>
-    </w:p>
-    <w:p>
-      <w:pPr>
-        <w:numPr>
-          <w:ilvl w:val="0"/>
-          <w:numId w:val="8"/>
-        </w:numPr>
-        <w:spacing w:after="240" w:before="0" w:beforeAutospacing="0" w:lineRule="auto"/>
-        <w:ind w:left="720" w:hanging="360"/>
-        <w:rPr>
-          <w:sz w:val="24"/>
-          <w:szCs w:val="24"/>
-        </w:rPr>
-      </w:pPr>
-      <w:r>
-        <w:rPr>
-          <w:sz w:val="24"/>
-          <w:szCs w:val="24"/>
-          <w:rtl w:val="0"/>
-        </w:rPr>
-        <w:t xml:space="preserve">Emphasized consistent progress tracking and proper AI usage documentation.</w:t>
-      </w:r>
-    </w:p>
-    <w:p>
-      <w:pPr>
-        <w:spacing w:after="240" w:before="240" w:lineRule="auto"/>
-        <w:rPr>
-          <w:sz w:val="24"/>
-          <w:szCs w:val="24"/>
-        </w:rPr>
-      </w:pPr>
-      <w:r>
-        <w:rPr>
-          <w:sz w:val="24"/>
-          <w:szCs w:val="24"/>
-          <w:rtl w:val="0"/>
-        </w:rPr>
-        <w:t xml:space="preserve">Clarified the product concept:</w:t>
-      </w:r>
-    </w:p>
-    <w:p>
-      <w:pPr>
-        <w:numPr>
-          <w:ilvl w:val="0"/>
-          <w:numId w:val="3"/>
-        </w:numPr>
-        <w:spacing w:after="0" w:afterAutospacing="0" w:before="240" w:lineRule="auto"/>
-        <w:ind w:left="720" w:hanging="360"/>
-        <w:rPr>
-          <w:sz w:val="24"/>
-          <w:szCs w:val="24"/>
-        </w:rPr>
-      </w:pPr>
-      <w:r>
-        <w:rPr>
-          <w:sz w:val="24"/>
-          <w:szCs w:val="24"/>
-          <w:rtl w:val="0"/>
-        </w:rPr>
-        <w:t xml:space="preserve">The system will use AI to generate test cases.</w:t>
-      </w:r>
-    </w:p>
-    <w:p>
-      <w:pPr>
-        <w:numPr>
-          <w:ilvl w:val="0"/>
-          <w:numId w:val="3"/>
-        </w:numPr>
-        <w:spacing w:after="0" w:afterAutospacing="0" w:before="0" w:beforeAutospacing="0" w:lineRule="auto"/>
-        <w:ind w:left="720" w:hanging="360"/>
-        <w:rPr>
-          <w:sz w:val="24"/>
-          <w:szCs w:val="24"/>
-        </w:rPr>
-      </w:pPr>
-      <w:r>
-        <w:rPr>
-          <w:sz w:val="24"/>
-          <w:szCs w:val="24"/>
-          <w:rtl w:val="0"/>
-        </w:rPr>
-        <w:t xml:space="preserve">Inputs will include:</w:t>
-      </w:r>
-    </w:p>
-    <w:p>
-      <w:pPr>
-        <w:numPr>
-          <w:ilvl w:val="1"/>
-          <w:numId w:val="3"/>
-        </w:numPr>
-        <w:spacing w:after="0" w:afterAutospacing="0" w:before="0" w:beforeAutospacing="0" w:lineRule="auto"/>
-        <w:ind w:left="1440" w:hanging="360"/>
-        <w:rPr>
-          <w:sz w:val="24"/>
-          <w:szCs w:val="24"/>
-        </w:rPr>
-      </w:pPr>
-      <w:r>
-        <w:rPr>
-          <w:sz w:val="24"/>
-          <w:szCs w:val="24"/>
-          <w:rtl w:val="0"/>
-        </w:rPr>
-        <w:t xml:space="preserve">Existing product documentation.</w:t>
-      </w:r>
-    </w:p>
-    <w:p>
-      <w:pPr>
-        <w:numPr>
-          <w:ilvl w:val="1"/>
-          <w:numId w:val="3"/>
-        </w:numPr>
-        <w:spacing w:after="0" w:afterAutospacing="0" w:before="0" w:beforeAutospacing="0" w:lineRule="auto"/>
-        <w:ind w:left="1440" w:hanging="360"/>
-        <w:rPr>
-          <w:sz w:val="24"/>
-          <w:szCs w:val="24"/>
-        </w:rPr>
-      </w:pPr>
-      <w:r>
-        <w:rPr>
-          <w:sz w:val="24"/>
-          <w:szCs w:val="24"/>
-          <w:rtl w:val="0"/>
-        </w:rPr>
-        <w:t xml:space="preserve">New user stories and feature requirements.</w:t>
-      </w:r>
-    </w:p>
-    <w:p>
-      <w:pPr>
-        <w:numPr>
-          <w:ilvl w:val="0"/>
-          <w:numId w:val="3"/>
-        </w:numPr>
-        <w:spacing w:after="0" w:afterAutospacing="0" w:before="0" w:beforeAutospacing="0" w:lineRule="auto"/>
-        <w:ind w:left="720" w:hanging="360"/>
-        <w:rPr>
-          <w:sz w:val="24"/>
-          <w:szCs w:val="24"/>
-        </w:rPr>
-      </w:pPr>
-      <w:r>
-        <w:rPr>
-          <w:sz w:val="24"/>
-          <w:szCs w:val="24"/>
-          <w:rtl w:val="0"/>
-        </w:rPr>
-        <w:t xml:space="preserve">AI will combine product knowledge with new requirements.</w:t>
-      </w:r>
-    </w:p>
-    <w:p>
-      <w:pPr>
-        <w:numPr>
-          <w:ilvl w:val="0"/>
-          <w:numId w:val="3"/>
-        </w:numPr>
-        <w:spacing w:after="240" w:before="0" w:beforeAutospacing="0" w:lineRule="auto"/>
-        <w:ind w:left="720" w:hanging="360"/>
-        <w:rPr>
-          <w:sz w:val="24"/>
-          <w:szCs w:val="24"/>
-        </w:rPr>
-      </w:pPr>
-      <w:r>
-        <w:rPr>
-          <w:sz w:val="24"/>
-          <w:szCs w:val="24"/>
-          <w:rtl w:val="0"/>
-        </w:rPr>
-        <w:t xml:space="preserve">Output will be functional test cases.</w:t>
-      </w:r>
-    </w:p>
-    <w:p>
-      <w:pPr>
-        <w:spacing w:after="240" w:before="240" w:lineRule="auto"/>
-        <w:rPr>
-          <w:sz w:val="24"/>
-          <w:szCs w:val="24"/>
-        </w:rPr>
-      </w:pPr>
-      <w:r>
-        <w:rPr>
-          <w:sz w:val="24"/>
-          <w:szCs w:val="24"/>
-          <w:rtl w:val="0"/>
-        </w:rPr>
-        <w:t xml:space="preserve">Functional requirements discussed:</w:t>
-      </w:r>
-    </w:p>
-    <w:p>
-      <w:pPr>
-        <w:numPr>
-          <w:ilvl w:val="0"/>
-          <w:numId w:val="6"/>
-        </w:numPr>
-        <w:spacing w:after="0" w:afterAutospacing="0" w:before="240" w:lineRule="auto"/>
-        <w:ind w:left="720" w:hanging="360"/>
-        <w:rPr>
-          <w:sz w:val="24"/>
-          <w:szCs w:val="24"/>
-        </w:rPr>
-      </w:pPr>
-      <w:r>
-        <w:rPr>
-          <w:sz w:val="24"/>
-          <w:szCs w:val="24"/>
-          <w:rtl w:val="0"/>
-        </w:rPr>
-        <w:t xml:space="preserve">User authentication (login and registration).</w:t>
-      </w:r>
-    </w:p>
-    <w:p>
-      <w:pPr>
-        <w:numPr>
-          <w:ilvl w:val="0"/>
-          <w:numId w:val="6"/>
-        </w:numPr>
-        <w:spacing w:after="0" w:afterAutospacing="0" w:before="0" w:beforeAutospacing="0" w:lineRule="auto"/>
-        <w:ind w:left="720" w:hanging="360"/>
-        <w:rPr>
-          <w:sz w:val="24"/>
-          <w:szCs w:val="24"/>
-        </w:rPr>
-      </w:pPr>
-      <w:r>
-        <w:rPr>
-          <w:sz w:val="24"/>
-          <w:szCs w:val="24"/>
-          <w:rtl w:val="0"/>
-        </w:rPr>
-        <w:t xml:space="preserve">Document upload (PDF and other formats).</w:t>
-      </w:r>
-    </w:p>
-    <w:p>
-      <w:pPr>
-        <w:numPr>
-          <w:ilvl w:val="0"/>
-          <w:numId w:val="6"/>
-        </w:numPr>
-        <w:spacing w:after="0" w:afterAutospacing="0" w:before="0" w:beforeAutospacing="0" w:lineRule="auto"/>
-        <w:ind w:left="720" w:hanging="360"/>
-        <w:rPr>
-          <w:sz w:val="24"/>
-          <w:szCs w:val="24"/>
-        </w:rPr>
-      </w:pPr>
-      <w:r>
-        <w:rPr>
-          <w:sz w:val="24"/>
-          <w:szCs w:val="24"/>
-          <w:rtl w:val="0"/>
-        </w:rPr>
-        <w:t xml:space="preserve">Document management dashboard.</w:t>
-      </w:r>
-    </w:p>
-    <w:p>
-      <w:pPr>
-        <w:numPr>
-          <w:ilvl w:val="0"/>
-          <w:numId w:val="6"/>
-        </w:numPr>
-        <w:spacing w:after="0" w:afterAutospacing="0" w:before="0" w:beforeAutospacing="0" w:lineRule="auto"/>
-        <w:ind w:left="720" w:hanging="360"/>
-        <w:rPr>
-          <w:sz w:val="24"/>
-          <w:szCs w:val="24"/>
-        </w:rPr>
-      </w:pPr>
-      <w:r>
-        <w:rPr>
-          <w:sz w:val="24"/>
-          <w:szCs w:val="24"/>
-          <w:rtl w:val="0"/>
-        </w:rPr>
-        <w:t xml:space="preserve">User story input.</w:t>
-      </w:r>
-    </w:p>
-    <w:p>
-      <w:pPr>
-        <w:numPr>
-          <w:ilvl w:val="0"/>
-          <w:numId w:val="6"/>
-        </w:numPr>
-        <w:spacing w:after="0" w:afterAutospacing="0" w:before="0" w:beforeAutospacing="0" w:lineRule="auto"/>
-        <w:ind w:left="720" w:hanging="360"/>
-        <w:rPr>
-          <w:sz w:val="24"/>
-          <w:szCs w:val="24"/>
-        </w:rPr>
-      </w:pPr>
-      <w:r>
-        <w:rPr>
-          <w:sz w:val="24"/>
-          <w:szCs w:val="24"/>
-          <w:rtl w:val="0"/>
-        </w:rPr>
-        <w:t xml:space="preserve">AI-based test case generation.</w:t>
-      </w:r>
-    </w:p>
-    <w:p>
-      <w:pPr>
-        <w:numPr>
-          <w:ilvl w:val="0"/>
-          <w:numId w:val="6"/>
-        </w:numPr>
-        <w:spacing w:after="0" w:afterAutospacing="0" w:before="0" w:beforeAutospacing="0" w:lineRule="auto"/>
-        <w:ind w:left="720" w:hanging="360"/>
-        <w:rPr>
-          <w:sz w:val="24"/>
-          <w:szCs w:val="24"/>
-        </w:rPr>
-      </w:pPr>
-      <w:r>
-        <w:rPr>
-          <w:sz w:val="24"/>
-          <w:szCs w:val="24"/>
-          <w:rtl w:val="0"/>
-        </w:rPr>
-        <w:t xml:space="preserve">View generated test cases.</w:t>
-      </w:r>
-    </w:p>
-    <w:p>
-      <w:pPr>
-        <w:numPr>
-          <w:ilvl w:val="0"/>
-          <w:numId w:val="6"/>
-        </w:numPr>
-        <w:spacing w:after="240" w:before="0" w:beforeAutospacing="0" w:lineRule="auto"/>
-        <w:ind w:left="720" w:hanging="360"/>
-        <w:rPr>
-          <w:sz w:val="24"/>
-          <w:szCs w:val="24"/>
-        </w:rPr>
-      </w:pPr>
-      <w:r>
-        <w:rPr>
-          <w:sz w:val="24"/>
-          <w:szCs w:val="24"/>
-          <w:rtl w:val="0"/>
-        </w:rPr>
-        <w:t xml:space="preserve">Export/download test cases.</w:t>
-      </w:r>
-    </w:p>
-    <w:p>
-      <w:pPr>
-        <w:spacing w:after="240" w:before="240" w:lineRule="auto"/>
-        <w:rPr>
-          <w:sz w:val="24"/>
-          <w:szCs w:val="24"/>
-        </w:rPr>
-      </w:pPr>
-      <w:r>
-        <w:rPr>
-          <w:sz w:val="24"/>
-          <w:szCs w:val="24"/>
-          <w:rtl w:val="0"/>
-        </w:rPr>
-        <w:t xml:space="preserve">Non-functional requirements considered:</w:t>
-      </w:r>
-    </w:p>
-    <w:p>
-      <w:pPr>
-        <w:numPr>
-          <w:ilvl w:val="0"/>
-          <w:numId w:val="20"/>
-        </w:numPr>
-        <w:spacing w:after="0" w:afterAutospacing="0" w:before="240" w:lineRule="auto"/>
-        <w:ind w:left="720" w:hanging="360"/>
-        <w:rPr>
-          <w:sz w:val="24"/>
-          <w:szCs w:val="24"/>
-        </w:rPr>
-      </w:pPr>
-      <w:r>
-        <w:rPr>
-          <w:sz w:val="24"/>
-          <w:szCs w:val="24"/>
-          <w:rtl w:val="0"/>
-        </w:rPr>
-        <w:t xml:space="preserve">Usability.</w:t>
-      </w:r>
-    </w:p>
-    <w:p>
-      <w:pPr>
-        <w:numPr>
-          <w:ilvl w:val="0"/>
-          <w:numId w:val="20"/>
-        </w:numPr>
-        <w:spacing w:after="0" w:afterAutospacing="0" w:before="0" w:beforeAutospacing="0" w:lineRule="auto"/>
-        <w:ind w:left="720" w:hanging="360"/>
-        <w:rPr>
-          <w:sz w:val="24"/>
-          <w:szCs w:val="24"/>
-        </w:rPr>
-      </w:pPr>
-      <w:r>
-        <w:rPr>
-          <w:sz w:val="24"/>
-          <w:szCs w:val="24"/>
-          <w:rtl w:val="0"/>
-        </w:rPr>
-        <w:t xml:space="preserve">Security.</w:t>
-      </w:r>
-    </w:p>
-    <w:p>
-      <w:pPr>
-        <w:numPr>
-          <w:ilvl w:val="0"/>
-          <w:numId w:val="20"/>
-        </w:numPr>
-        <w:spacing w:after="0" w:afterAutospacing="0" w:before="0" w:beforeAutospacing="0" w:lineRule="auto"/>
-        <w:ind w:left="720" w:hanging="360"/>
-        <w:rPr>
-          <w:sz w:val="24"/>
-          <w:szCs w:val="24"/>
-        </w:rPr>
-      </w:pPr>
-      <w:r>
-        <w:rPr>
-          <w:sz w:val="24"/>
-          <w:szCs w:val="24"/>
-          <w:rtl w:val="0"/>
-        </w:rPr>
-        <w:t xml:space="preserve">Performance.</w:t>
-      </w:r>
-    </w:p>
-    <w:p>
-      <w:pPr>
-        <w:numPr>
-          <w:ilvl w:val="0"/>
-          <w:numId w:val="20"/>
-        </w:numPr>
-        <w:spacing w:after="0" w:afterAutospacing="0" w:before="0" w:beforeAutospacing="0" w:lineRule="auto"/>
-        <w:ind w:left="720" w:hanging="360"/>
-        <w:rPr>
-          <w:sz w:val="24"/>
-          <w:szCs w:val="24"/>
-        </w:rPr>
-      </w:pPr>
-      <w:r>
-        <w:rPr>
-          <w:sz w:val="24"/>
-          <w:szCs w:val="24"/>
-          <w:rtl w:val="0"/>
-        </w:rPr>
-        <w:t xml:space="preserve">Maintainability.</w:t>
-      </w:r>
-    </w:p>
-    <w:p>
-      <w:pPr>
-        <w:numPr>
-          <w:ilvl w:val="0"/>
-          <w:numId w:val="20"/>
-        </w:numPr>
-        <w:spacing w:after="240" w:before="0" w:beforeAutospacing="0" w:lineRule="auto"/>
-        <w:ind w:left="720" w:hanging="360"/>
-        <w:rPr>
-          <w:sz w:val="24"/>
-          <w:szCs w:val="24"/>
-        </w:rPr>
-      </w:pPr>
-      <w:r>
-        <w:rPr>
-          <w:sz w:val="24"/>
-          <w:szCs w:val="24"/>
-          <w:rtl w:val="0"/>
-        </w:rPr>
-        <w:t xml:space="preserve">Scalability.</w:t>
-      </w:r>
-    </w:p>
-    <w:p>
-      <w:pPr>
-        <w:spacing w:after="240" w:before="240" w:lineRule="auto"/>
-        <w:rPr>
-          <w:sz w:val="24"/>
-          <w:szCs w:val="24"/>
-        </w:rPr>
-      </w:pPr>
-      <w:r>
-        <w:rPr>
-          <w:sz w:val="24"/>
-          <w:szCs w:val="24"/>
-          <w:rtl w:val="0"/>
-        </w:rPr>
-        <w:t xml:space="preserve">Technology stack discussion:</w:t>
-      </w:r>
-    </w:p>
-    <w:p>
-      <w:pPr>
-        <w:numPr>
-          <w:ilvl w:val="0"/>
-          <w:numId w:val="9"/>
-        </w:numPr>
-        <w:spacing w:after="0" w:afterAutospacing="0" w:before="240" w:lineRule="auto"/>
-        <w:ind w:left="720" w:hanging="360"/>
-        <w:rPr>
-          <w:sz w:val="24"/>
-          <w:szCs w:val="24"/>
-        </w:rPr>
-      </w:pPr>
-      <w:r>
-        <w:rPr>
-          <w:sz w:val="24"/>
-          <w:szCs w:val="24"/>
-          <w:rtl w:val="0"/>
-        </w:rPr>
-        <w:t xml:space="preserve">Python considered for AI integration.</w:t>
-      </w:r>
-    </w:p>
-    <w:p>
-      <w:pPr>
-        <w:numPr>
-          <w:ilvl w:val="0"/>
-          <w:numId w:val="9"/>
-        </w:numPr>
-        <w:spacing w:after="0" w:afterAutospacing="0" w:before="0" w:beforeAutospacing="0" w:lineRule="auto"/>
-        <w:ind w:left="720" w:hanging="360"/>
-        <w:rPr>
-          <w:sz w:val="24"/>
-          <w:szCs w:val="24"/>
-        </w:rPr>
-      </w:pPr>
-      <w:r>
-        <w:rPr>
-          <w:sz w:val="24"/>
-          <w:szCs w:val="24"/>
-          <w:rtl w:val="0"/>
-        </w:rPr>
-        <w:t xml:space="preserve">Django discussed as a possible framework because it:</w:t>
-      </w:r>
-    </w:p>
-    <w:p>
-      <w:pPr>
-        <w:numPr>
-          <w:ilvl w:val="1"/>
-          <w:numId w:val="9"/>
-        </w:numPr>
-        <w:spacing w:after="0" w:afterAutospacing="0" w:before="0" w:beforeAutospacing="0" w:lineRule="auto"/>
-        <w:ind w:left="1440" w:hanging="360"/>
-        <w:rPr>
-          <w:sz w:val="24"/>
-          <w:szCs w:val="24"/>
-        </w:rPr>
-      </w:pPr>
-      <w:r>
-        <w:rPr>
-          <w:sz w:val="24"/>
-          <w:szCs w:val="24"/>
-          <w:rtl w:val="0"/>
-        </w:rPr>
-        <w:t xml:space="preserve">Includes built-in authentication.</w:t>
-      </w:r>
-    </w:p>
-    <w:p>
-      <w:pPr>
-        <w:numPr>
-          <w:ilvl w:val="1"/>
-          <w:numId w:val="9"/>
-        </w:numPr>
-        <w:spacing w:after="0" w:afterAutospacing="0" w:before="0" w:beforeAutospacing="0" w:lineRule="auto"/>
-        <w:ind w:left="1440" w:hanging="360"/>
-        <w:rPr>
-          <w:sz w:val="24"/>
-          <w:szCs w:val="24"/>
-        </w:rPr>
-      </w:pPr>
-      <w:r>
-        <w:rPr>
-          <w:sz w:val="24"/>
-          <w:szCs w:val="24"/>
-          <w:rtl w:val="0"/>
-        </w:rPr>
-        <w:t xml:space="preserve">Supports database integration.</w:t>
-      </w:r>
-    </w:p>
-    <w:p>
-      <w:pPr>
-        <w:numPr>
-          <w:ilvl w:val="1"/>
-          <w:numId w:val="9"/>
-        </w:numPr>
-        <w:spacing w:after="0" w:afterAutospacing="0" w:before="0" w:beforeAutospacing="0" w:lineRule="auto"/>
-        <w:ind w:left="1440" w:hanging="360"/>
-        <w:rPr>
-          <w:sz w:val="24"/>
-          <w:szCs w:val="24"/>
-        </w:rPr>
-      </w:pPr>
-      <w:r>
-        <w:rPr>
-          <w:sz w:val="24"/>
-          <w:szCs w:val="24"/>
-          <w:rtl w:val="0"/>
-        </w:rPr>
-        <w:t xml:space="preserve">Allows easier frontend and backend connection.</w:t>
-      </w:r>
-    </w:p>
-    <w:p>
-      <w:pPr>
-        <w:numPr>
-          <w:ilvl w:val="0"/>
-          <w:numId w:val="9"/>
-        </w:numPr>
-        <w:spacing w:after="0" w:afterAutospacing="0" w:before="0" w:beforeAutospacing="0" w:lineRule="auto"/>
-        <w:ind w:left="720" w:hanging="360"/>
-        <w:rPr>
-          <w:sz w:val="24"/>
-          <w:szCs w:val="24"/>
-        </w:rPr>
-      </w:pPr>
-      <w:r>
-        <w:rPr>
-          <w:sz w:val="24"/>
-          <w:szCs w:val="24"/>
-          <w:rtl w:val="0"/>
-        </w:rPr>
-        <w:t xml:space="preserve">Testing tools discussed:</w:t>
-      </w:r>
-    </w:p>
-    <w:p>
-      <w:pPr>
-        <w:numPr>
-          <w:ilvl w:val="1"/>
-          <w:numId w:val="9"/>
-        </w:numPr>
-        <w:spacing w:after="0" w:afterAutospacing="0" w:before="0" w:beforeAutospacing="0" w:lineRule="auto"/>
-        <w:ind w:left="1440" w:hanging="360"/>
-        <w:rPr>
-          <w:sz w:val="24"/>
-          <w:szCs w:val="24"/>
-        </w:rPr>
-      </w:pPr>
-      <w:r>
-        <w:rPr>
-          <w:sz w:val="24"/>
-          <w:szCs w:val="24"/>
-          <w:rtl w:val="0"/>
-        </w:rPr>
-        <w:t xml:space="preserve">Playwright for automation testing.</w:t>
-      </w:r>
-    </w:p>
-    <w:p>
-      <w:pPr>
-        <w:numPr>
-          <w:ilvl w:val="1"/>
-          <w:numId w:val="9"/>
-        </w:numPr>
-        <w:spacing w:after="0" w:afterAutospacing="0" w:before="0" w:beforeAutospacing="0" w:lineRule="auto"/>
-        <w:ind w:left="1440" w:hanging="360"/>
-        <w:rPr>
-          <w:sz w:val="24"/>
-          <w:szCs w:val="24"/>
-        </w:rPr>
-      </w:pPr>
-      <w:r>
-        <w:rPr>
-          <w:sz w:val="24"/>
-          <w:szCs w:val="24"/>
-          <w:rtl w:val="0"/>
-        </w:rPr>
-        <w:t xml:space="preserve">PyTest for unit testing.</w:t>
-      </w:r>
-    </w:p>
-    <w:p>
-      <w:pPr>
-        <w:numPr>
-          <w:ilvl w:val="0"/>
-          <w:numId w:val="9"/>
-        </w:numPr>
-        <w:spacing w:after="0" w:afterAutospacing="0" w:before="0" w:beforeAutospacing="0" w:lineRule="auto"/>
-        <w:ind w:left="720" w:hanging="360"/>
-        <w:rPr>
-          <w:sz w:val="24"/>
-          <w:szCs w:val="24"/>
-        </w:rPr>
-      </w:pPr>
-      <w:r>
-        <w:rPr>
-          <w:sz w:val="24"/>
-          <w:szCs w:val="24"/>
-          <w:rtl w:val="0"/>
-        </w:rPr>
-        <w:t xml:space="preserve">Considered CI/CD practices.</w:t>
-      </w:r>
-    </w:p>
-    <w:p>
-      <w:pPr>
-        <w:numPr>
-          <w:ilvl w:val="0"/>
-          <w:numId w:val="9"/>
-        </w:numPr>
-        <w:spacing w:after="240" w:before="0" w:beforeAutospacing="0" w:lineRule="auto"/>
-        <w:ind w:left="720" w:hanging="360"/>
-        <w:rPr>
-          <w:sz w:val="24"/>
-          <w:szCs w:val="24"/>
-        </w:rPr>
-      </w:pPr>
-      <w:r>
-        <w:rPr>
-          <w:sz w:val="24"/>
-          <w:szCs w:val="24"/>
-          <w:rtl w:val="0"/>
-        </w:rPr>
-        <w:t xml:space="preserve">Optional use of Docker for environment consistency.</w:t>
-      </w:r>
-    </w:p>
-    <w:p>
-      <w:pPr>
-        <w:spacing w:after="240" w:before="240" w:lineRule="auto"/>
-        <w:rPr>
-          <w:sz w:val="24"/>
-          <w:szCs w:val="24"/>
-        </w:rPr>
-      </w:pPr>
-      <w:r>
-        <w:rPr>
-          <w:sz w:val="24"/>
-          <w:szCs w:val="24"/>
-          <w:rtl w:val="0"/>
-        </w:rPr>
-        <w:t xml:space="preserve">Project management tools:</w:t>
-      </w:r>
-    </w:p>
-    <w:p>
-      <w:pPr>
-        <w:numPr>
-          <w:ilvl w:val="0"/>
-          <w:numId w:val="12"/>
-        </w:numPr>
-        <w:spacing w:after="0" w:afterAutospacing="0" w:before="240" w:lineRule="auto"/>
-        <w:ind w:left="720" w:hanging="360"/>
-        <w:rPr>
-          <w:sz w:val="24"/>
-          <w:szCs w:val="24"/>
-        </w:rPr>
-      </w:pPr>
-      <w:r>
-        <w:rPr>
-          <w:sz w:val="24"/>
-          <w:szCs w:val="24"/>
-          <w:rtl w:val="0"/>
-        </w:rPr>
-        <w:t xml:space="preserve">Jira considered for task tracking.</w:t>
-      </w:r>
-    </w:p>
-    <w:p>
-      <w:pPr>
-        <w:numPr>
-          <w:ilvl w:val="0"/>
-          <w:numId w:val="12"/>
         </w:numPr>
         <w:spacing w:after="240" w:before="0" w:beforeAutospacing="0" w:lineRule="auto"/>
         <w:ind w:left="720" w:hanging="360"/>
@@ -1631,7 +3642,7 @@
       <w:pPr>
         <w:numPr>
           <w:ilvl w:val="0"/>
-          <w:numId w:val="22"/>
+          <w:numId w:val="26"/>
         </w:numPr>
         <w:spacing w:after="0" w:afterAutospacing="0" w:before="240" w:lineRule="auto"/>
         <w:ind w:left="720" w:hanging="360"/>
@@ -1653,7 +3664,7 @@
       <w:pPr>
         <w:numPr>
           <w:ilvl w:val="0"/>
-          <w:numId w:val="22"/>
+          <w:numId w:val="26"/>
         </w:numPr>
         <w:spacing w:after="0" w:afterAutospacing="0" w:before="0" w:beforeAutospacing="0" w:lineRule="auto"/>
         <w:ind w:left="720" w:hanging="360"/>
@@ -1675,7 +3686,7 @@
       <w:pPr>
         <w:numPr>
           <w:ilvl w:val="0"/>
-          <w:numId w:val="22"/>
+          <w:numId w:val="26"/>
         </w:numPr>
         <w:spacing w:after="0" w:afterAutospacing="0" w:before="0" w:beforeAutospacing="0" w:lineRule="auto"/>
         <w:ind w:left="720" w:hanging="360"/>
@@ -1697,7 +3708,7 @@
       <w:pPr>
         <w:numPr>
           <w:ilvl w:val="0"/>
-          <w:numId w:val="22"/>
+          <w:numId w:val="26"/>
         </w:numPr>
         <w:spacing w:after="0" w:afterAutospacing="0" w:before="0" w:beforeAutospacing="0" w:lineRule="auto"/>
         <w:ind w:left="720" w:hanging="360"/>
@@ -1719,7 +3730,7 @@
       <w:pPr>
         <w:numPr>
           <w:ilvl w:val="0"/>
-          <w:numId w:val="22"/>
+          <w:numId w:val="26"/>
         </w:numPr>
         <w:spacing w:after="0" w:afterAutospacing="0" w:before="0" w:beforeAutospacing="0" w:lineRule="auto"/>
         <w:ind w:left="720" w:hanging="360"/>
@@ -1741,7 +3752,7 @@
       <w:pPr>
         <w:numPr>
           <w:ilvl w:val="0"/>
-          <w:numId w:val="22"/>
+          <w:numId w:val="26"/>
         </w:numPr>
         <w:spacing w:after="0" w:afterAutospacing="0" w:before="0" w:beforeAutospacing="0" w:lineRule="auto"/>
         <w:ind w:left="720" w:hanging="360"/>
@@ -1763,7 +3774,7 @@
       <w:pPr>
         <w:numPr>
           <w:ilvl w:val="0"/>
-          <w:numId w:val="22"/>
+          <w:numId w:val="26"/>
         </w:numPr>
         <w:spacing w:after="0" w:afterAutospacing="0" w:before="0" w:beforeAutospacing="0" w:lineRule="auto"/>
         <w:ind w:left="720" w:hanging="360"/>
@@ -1785,7 +3796,7 @@
       <w:pPr>
         <w:numPr>
           <w:ilvl w:val="0"/>
-          <w:numId w:val="22"/>
+          <w:numId w:val="26"/>
         </w:numPr>
         <w:spacing w:after="240" w:before="0" w:beforeAutospacing="0" w:lineRule="auto"/>
         <w:ind w:left="720" w:hanging="360"/>
@@ -1824,7 +3835,7 @@
       <w:pPr>
         <w:numPr>
           <w:ilvl w:val="0"/>
-          <w:numId w:val="17"/>
+          <w:numId w:val="21"/>
         </w:numPr>
         <w:spacing w:after="0" w:afterAutospacing="0" w:before="240" w:lineRule="auto"/>
         <w:ind w:left="720" w:hanging="360"/>
@@ -1846,7 +3857,7 @@
       <w:pPr>
         <w:numPr>
           <w:ilvl w:val="0"/>
-          <w:numId w:val="17"/>
+          <w:numId w:val="21"/>
         </w:numPr>
         <w:spacing w:after="0" w:afterAutospacing="0" w:before="0" w:beforeAutospacing="0" w:lineRule="auto"/>
         <w:ind w:left="720" w:hanging="360"/>
@@ -1868,7 +3879,7 @@
       <w:pPr>
         <w:numPr>
           <w:ilvl w:val="0"/>
-          <w:numId w:val="17"/>
+          <w:numId w:val="21"/>
         </w:numPr>
         <w:spacing w:after="0" w:afterAutospacing="0" w:before="0" w:beforeAutospacing="0" w:lineRule="auto"/>
         <w:ind w:left="720" w:hanging="360"/>
@@ -1890,7 +3901,7 @@
       <w:pPr>
         <w:numPr>
           <w:ilvl w:val="0"/>
-          <w:numId w:val="17"/>
+          <w:numId w:val="21"/>
         </w:numPr>
         <w:spacing w:after="0" w:afterAutospacing="0" w:before="0" w:beforeAutospacing="0" w:lineRule="auto"/>
         <w:ind w:left="720" w:hanging="360"/>
@@ -1912,7 +3923,7 @@
       <w:pPr>
         <w:numPr>
           <w:ilvl w:val="0"/>
-          <w:numId w:val="17"/>
+          <w:numId w:val="21"/>
         </w:numPr>
         <w:spacing w:after="0" w:afterAutospacing="0" w:before="0" w:beforeAutospacing="0" w:lineRule="auto"/>
         <w:ind w:left="720" w:hanging="360"/>
@@ -1934,7 +3945,7 @@
       <w:pPr>
         <w:numPr>
           <w:ilvl w:val="0"/>
-          <w:numId w:val="17"/>
+          <w:numId w:val="21"/>
         </w:numPr>
         <w:spacing w:after="240" w:before="0" w:beforeAutospacing="0" w:lineRule="auto"/>
         <w:ind w:left="720" w:hanging="360"/>
@@ -2235,8 +4246,8 @@
           <w:szCs w:val="24"/>
         </w:rPr>
       </w:pPr>
-      <w:bookmarkStart w:colFirst="0" w:colLast="0" w:name="_adkp2nqf6786" w:id="0"/>
-      <w:bookmarkEnd w:id="0"/>
+      <w:bookmarkStart w:colFirst="0" w:colLast="0" w:name="_adkp2nqf6786" w:id="23"/>
+      <w:bookmarkEnd w:id="23"/>
       <w:r>
         <w:rPr>
           <w:sz w:val="24"/>
@@ -2250,7 +4261,7 @@
       <w:pPr>
         <w:numPr>
           <w:ilvl w:val="0"/>
-          <w:numId w:val="2"/>
+          <w:numId w:val="3"/>
         </w:numPr>
         <w:spacing w:after="0" w:afterAutospacing="0" w:before="240" w:lineRule="auto"/>
         <w:ind w:left="720" w:hanging="360"/>
@@ -2272,7 +4283,7 @@
       <w:pPr>
         <w:numPr>
           <w:ilvl w:val="0"/>
-          <w:numId w:val="2"/>
+          <w:numId w:val="3"/>
         </w:numPr>
         <w:spacing w:after="0" w:afterAutospacing="0" w:before="0" w:beforeAutospacing="0" w:lineRule="auto"/>
         <w:ind w:left="720" w:hanging="360"/>
@@ -2294,7 +4305,7 @@
       <w:pPr>
         <w:numPr>
           <w:ilvl w:val="0"/>
-          <w:numId w:val="2"/>
+          <w:numId w:val="3"/>
         </w:numPr>
         <w:spacing w:after="0" w:afterAutospacing="0" w:before="0" w:beforeAutospacing="0" w:lineRule="auto"/>
         <w:ind w:left="720" w:hanging="360"/>
@@ -2316,7 +4327,7 @@
       <w:pPr>
         <w:numPr>
           <w:ilvl w:val="0"/>
-          <w:numId w:val="2"/>
+          <w:numId w:val="3"/>
         </w:numPr>
         <w:spacing w:after="0" w:afterAutospacing="0" w:before="0" w:beforeAutospacing="0" w:lineRule="auto"/>
         <w:ind w:left="720" w:hanging="360"/>
@@ -2338,7 +4349,7 @@
       <w:pPr>
         <w:numPr>
           <w:ilvl w:val="0"/>
-          <w:numId w:val="2"/>
+          <w:numId w:val="3"/>
         </w:numPr>
         <w:spacing w:after="0" w:afterAutospacing="0" w:before="0" w:beforeAutospacing="0" w:lineRule="auto"/>
         <w:ind w:left="720" w:hanging="360"/>
@@ -2360,7 +4371,7 @@
       <w:pPr>
         <w:numPr>
           <w:ilvl w:val="0"/>
-          <w:numId w:val="2"/>
+          <w:numId w:val="3"/>
         </w:numPr>
         <w:spacing w:after="0" w:afterAutospacing="0" w:before="0" w:beforeAutospacing="0" w:lineRule="auto"/>
         <w:ind w:left="720" w:hanging="360"/>
@@ -2382,7 +4393,7 @@
       <w:pPr>
         <w:numPr>
           <w:ilvl w:val="0"/>
-          <w:numId w:val="2"/>
+          <w:numId w:val="3"/>
         </w:numPr>
         <w:spacing w:after="240" w:before="0" w:beforeAutospacing="0" w:lineRule="auto"/>
         <w:ind w:left="720" w:hanging="360"/>
@@ -2409,8 +4420,8 @@
           <w:szCs w:val="24"/>
         </w:rPr>
       </w:pPr>
-      <w:bookmarkStart w:colFirst="0" w:colLast="0" w:name="_6gtr9ywgwfsc" w:id="1"/>
-      <w:bookmarkEnd w:id="1"/>
+      <w:bookmarkStart w:colFirst="0" w:colLast="0" w:name="_6gtr9ywgwfsc" w:id="24"/>
+      <w:bookmarkEnd w:id="24"/>
       <w:r>
         <w:rPr>
           <w:sz w:val="24"/>
@@ -2425,7 +4436,7 @@
         <w:pStyle w:val="Heading3"/>
         <w:numPr>
           <w:ilvl w:val="0"/>
-          <w:numId w:val="15"/>
+          <w:numId w:val="19"/>
         </w:numPr>
         <w:spacing w:after="0" w:afterAutospacing="0"/>
         <w:ind w:left="720" w:hanging="360"/>
@@ -2433,8 +4444,8 @@
           <w:color w:val="000000"/>
         </w:rPr>
       </w:pPr>
-      <w:bookmarkStart w:colFirst="0" w:colLast="0" w:name="_nbujx46ertjn" w:id="2"/>
-      <w:bookmarkEnd w:id="2"/>
+      <w:bookmarkStart w:colFirst="0" w:colLast="0" w:name="_nbujx46ertjn" w:id="25"/>
+      <w:bookmarkEnd w:id="25"/>
       <w:r>
         <w:rPr>
           <w:color w:val="000000"/>
@@ -2447,7 +4458,7 @@
       <w:pPr>
         <w:numPr>
           <w:ilvl w:val="1"/>
-          <w:numId w:val="15"/>
+          <w:numId w:val="19"/>
         </w:numPr>
         <w:spacing w:after="0" w:afterAutospacing="0" w:before="0" w:beforeAutospacing="0" w:lineRule="auto"/>
         <w:ind w:left="1440" w:hanging="360"/>
@@ -2469,7 +4480,7 @@
       <w:pPr>
         <w:numPr>
           <w:ilvl w:val="1"/>
-          <w:numId w:val="15"/>
+          <w:numId w:val="19"/>
         </w:numPr>
         <w:spacing w:after="0" w:afterAutospacing="0" w:before="0" w:beforeAutospacing="0" w:lineRule="auto"/>
         <w:ind w:left="1440" w:hanging="360"/>
@@ -2491,7 +4502,7 @@
       <w:pPr>
         <w:numPr>
           <w:ilvl w:val="1"/>
-          <w:numId w:val="15"/>
+          <w:numId w:val="19"/>
         </w:numPr>
         <w:spacing w:after="0" w:afterAutospacing="0" w:before="0" w:beforeAutospacing="0" w:lineRule="auto"/>
         <w:ind w:left="1440" w:hanging="360"/>
@@ -2513,7 +4524,7 @@
       <w:pPr>
         <w:numPr>
           <w:ilvl w:val="2"/>
-          <w:numId w:val="15"/>
+          <w:numId w:val="19"/>
         </w:numPr>
         <w:spacing w:after="0" w:afterAutospacing="0" w:before="0" w:beforeAutospacing="0" w:lineRule="auto"/>
         <w:ind w:left="2160" w:hanging="360"/>
@@ -2535,7 +4546,7 @@
       <w:pPr>
         <w:numPr>
           <w:ilvl w:val="2"/>
-          <w:numId w:val="15"/>
+          <w:numId w:val="19"/>
         </w:numPr>
         <w:spacing w:after="0" w:afterAutospacing="0" w:before="0" w:beforeAutospacing="0" w:lineRule="auto"/>
         <w:ind w:left="2160" w:hanging="360"/>
@@ -2557,7 +4568,7 @@
       <w:pPr>
         <w:numPr>
           <w:ilvl w:val="2"/>
-          <w:numId w:val="15"/>
+          <w:numId w:val="19"/>
         </w:numPr>
         <w:spacing w:after="0" w:afterAutospacing="0" w:before="0" w:beforeAutospacing="0" w:lineRule="auto"/>
         <w:ind w:left="2160" w:hanging="360"/>
@@ -2579,7 +4590,7 @@
       <w:pPr>
         <w:numPr>
           <w:ilvl w:val="2"/>
-          <w:numId w:val="15"/>
+          <w:numId w:val="19"/>
         </w:numPr>
         <w:spacing w:after="0" w:afterAutospacing="0" w:before="0" w:beforeAutospacing="0" w:lineRule="auto"/>
         <w:ind w:left="2160" w:hanging="360"/>
@@ -2602,7 +4613,7 @@
         <w:pStyle w:val="Heading3"/>
         <w:numPr>
           <w:ilvl w:val="0"/>
-          <w:numId w:val="15"/>
+          <w:numId w:val="19"/>
         </w:numPr>
         <w:spacing w:after="0" w:afterAutospacing="0" w:before="0" w:beforeAutospacing="0"/>
         <w:ind w:left="720" w:hanging="360"/>
@@ -2610,8 +4621,8 @@
           <w:color w:val="000000"/>
         </w:rPr>
       </w:pPr>
-      <w:bookmarkStart w:colFirst="0" w:colLast="0" w:name="_42xxiictwzek" w:id="3"/>
-      <w:bookmarkEnd w:id="3"/>
+      <w:bookmarkStart w:colFirst="0" w:colLast="0" w:name="_42xxiictwzek" w:id="26"/>
+      <w:bookmarkEnd w:id="26"/>
       <w:r>
         <w:rPr>
           <w:color w:val="000000"/>
@@ -2624,7 +4635,7 @@
       <w:pPr>
         <w:numPr>
           <w:ilvl w:val="1"/>
-          <w:numId w:val="15"/>
+          <w:numId w:val="19"/>
         </w:numPr>
         <w:spacing w:after="0" w:afterAutospacing="0" w:before="0" w:beforeAutospacing="0" w:lineRule="auto"/>
         <w:ind w:left="1440" w:hanging="360"/>
@@ -2650,7 +4661,7 @@
       <w:pPr>
         <w:numPr>
           <w:ilvl w:val="2"/>
-          <w:numId w:val="15"/>
+          <w:numId w:val="19"/>
         </w:numPr>
         <w:spacing w:after="0" w:afterAutospacing="0" w:before="0" w:beforeAutospacing="0" w:lineRule="auto"/>
         <w:ind w:left="2160" w:hanging="360"/>
@@ -2672,7 +4683,7 @@
       <w:pPr>
         <w:numPr>
           <w:ilvl w:val="2"/>
-          <w:numId w:val="15"/>
+          <w:numId w:val="19"/>
         </w:numPr>
         <w:spacing w:after="0" w:afterAutospacing="0" w:before="0" w:beforeAutospacing="0" w:lineRule="auto"/>
         <w:ind w:left="2160" w:hanging="360"/>
@@ -2694,7 +4705,7 @@
       <w:pPr>
         <w:numPr>
           <w:ilvl w:val="2"/>
-          <w:numId w:val="15"/>
+          <w:numId w:val="19"/>
         </w:numPr>
         <w:spacing w:after="0" w:afterAutospacing="0" w:before="0" w:beforeAutospacing="0" w:lineRule="auto"/>
         <w:ind w:left="2160" w:hanging="360"/>
@@ -2716,7 +4727,7 @@
       <w:pPr>
         <w:numPr>
           <w:ilvl w:val="2"/>
-          <w:numId w:val="15"/>
+          <w:numId w:val="19"/>
         </w:numPr>
         <w:spacing w:after="0" w:afterAutospacing="0" w:before="0" w:beforeAutospacing="0" w:lineRule="auto"/>
         <w:ind w:left="2160" w:hanging="360"/>
@@ -2738,7 +4749,7 @@
       <w:pPr>
         <w:numPr>
           <w:ilvl w:val="2"/>
-          <w:numId w:val="15"/>
+          <w:numId w:val="19"/>
         </w:numPr>
         <w:spacing w:after="0" w:afterAutospacing="0" w:before="0" w:beforeAutospacing="0" w:lineRule="auto"/>
         <w:ind w:left="2160" w:hanging="360"/>
@@ -2760,7 +4771,7 @@
       <w:pPr>
         <w:numPr>
           <w:ilvl w:val="1"/>
-          <w:numId w:val="15"/>
+          <w:numId w:val="19"/>
         </w:numPr>
         <w:spacing w:after="0" w:afterAutospacing="0" w:before="0" w:beforeAutospacing="0" w:lineRule="auto"/>
         <w:ind w:left="1440" w:hanging="360"/>
@@ -2786,7 +4797,7 @@
       <w:pPr>
         <w:numPr>
           <w:ilvl w:val="2"/>
-          <w:numId w:val="15"/>
+          <w:numId w:val="19"/>
         </w:numPr>
         <w:spacing w:after="0" w:afterAutospacing="0" w:before="0" w:beforeAutospacing="0" w:lineRule="auto"/>
         <w:ind w:left="2160" w:hanging="360"/>
@@ -2808,7 +4819,7 @@
       <w:pPr>
         <w:numPr>
           <w:ilvl w:val="2"/>
-          <w:numId w:val="15"/>
+          <w:numId w:val="19"/>
         </w:numPr>
         <w:spacing w:after="0" w:afterAutospacing="0" w:before="0" w:beforeAutospacing="0" w:lineRule="auto"/>
         <w:ind w:left="2160" w:hanging="360"/>
@@ -2830,7 +4841,7 @@
       <w:pPr>
         <w:numPr>
           <w:ilvl w:val="1"/>
-          <w:numId w:val="15"/>
+          <w:numId w:val="19"/>
         </w:numPr>
         <w:spacing w:after="0" w:afterAutospacing="0" w:before="0" w:beforeAutospacing="0" w:lineRule="auto"/>
         <w:ind w:left="1440" w:hanging="360"/>
@@ -2856,7 +4867,7 @@
       <w:pPr>
         <w:numPr>
           <w:ilvl w:val="2"/>
-          <w:numId w:val="15"/>
+          <w:numId w:val="19"/>
         </w:numPr>
         <w:spacing w:after="0" w:afterAutospacing="0" w:before="0" w:beforeAutospacing="0" w:lineRule="auto"/>
         <w:ind w:left="2160" w:hanging="360"/>
@@ -2879,7 +4890,7 @@
         <w:pStyle w:val="Heading3"/>
         <w:numPr>
           <w:ilvl w:val="3"/>
-          <w:numId w:val="15"/>
+          <w:numId w:val="19"/>
         </w:numPr>
         <w:spacing w:after="0" w:afterAutospacing="0" w:before="0" w:beforeAutospacing="0"/>
         <w:ind w:left="2880" w:hanging="360"/>
@@ -2887,8 +4898,8 @@
           <w:color w:val="000000"/>
         </w:rPr>
       </w:pPr>
-      <w:bookmarkStart w:colFirst="0" w:colLast="0" w:name="_jpe4sxycn5mg" w:id="4"/>
-      <w:bookmarkEnd w:id="4"/>
+      <w:bookmarkStart w:colFirst="0" w:colLast="0" w:name="_jpe4sxycn5mg" w:id="27"/>
+      <w:bookmarkEnd w:id="27"/>
       <w:r>
         <w:rPr>
           <w:color w:val="000000"/>
@@ -2901,7 +4912,7 @@
       <w:pPr>
         <w:numPr>
           <w:ilvl w:val="3"/>
-          <w:numId w:val="15"/>
+          <w:numId w:val="19"/>
         </w:numPr>
         <w:spacing w:after="0" w:afterAutospacing="0" w:before="0" w:beforeAutospacing="0" w:lineRule="auto"/>
         <w:ind w:left="2880" w:hanging="360"/>
@@ -2923,7 +4934,7 @@
       <w:pPr>
         <w:numPr>
           <w:ilvl w:val="3"/>
-          <w:numId w:val="15"/>
+          <w:numId w:val="19"/>
         </w:numPr>
         <w:spacing w:after="0" w:afterAutospacing="0" w:before="0" w:beforeAutospacing="0" w:lineRule="auto"/>
         <w:ind w:left="2880" w:hanging="360"/>
@@ -2945,7 +4956,7 @@
       <w:pPr>
         <w:numPr>
           <w:ilvl w:val="1"/>
-          <w:numId w:val="15"/>
+          <w:numId w:val="19"/>
         </w:numPr>
         <w:spacing w:after="0" w:afterAutospacing="0" w:before="0" w:beforeAutospacing="0" w:lineRule="auto"/>
         <w:ind w:left="1440" w:hanging="360"/>
@@ -2967,7 +4978,7 @@
       <w:pPr>
         <w:numPr>
           <w:ilvl w:val="2"/>
-          <w:numId w:val="15"/>
+          <w:numId w:val="19"/>
         </w:numPr>
         <w:spacing w:after="0" w:afterAutospacing="0" w:before="0" w:beforeAutospacing="0" w:lineRule="auto"/>
         <w:ind w:left="2160" w:hanging="360"/>
@@ -2989,7 +5000,7 @@
       <w:pPr>
         <w:numPr>
           <w:ilvl w:val="2"/>
-          <w:numId w:val="15"/>
+          <w:numId w:val="19"/>
         </w:numPr>
         <w:spacing w:after="0" w:afterAutospacing="0" w:before="0" w:beforeAutospacing="0" w:lineRule="auto"/>
         <w:ind w:left="2160" w:hanging="360"/>
@@ -3011,7 +5022,7 @@
       <w:pPr>
         <w:numPr>
           <w:ilvl w:val="2"/>
-          <w:numId w:val="15"/>
+          <w:numId w:val="19"/>
         </w:numPr>
         <w:spacing w:after="0" w:afterAutospacing="0" w:before="0" w:beforeAutospacing="0" w:lineRule="auto"/>
         <w:ind w:left="2160" w:hanging="360"/>
@@ -3034,7 +5045,7 @@
         <w:pStyle w:val="Heading3"/>
         <w:numPr>
           <w:ilvl w:val="0"/>
-          <w:numId w:val="15"/>
+          <w:numId w:val="19"/>
         </w:numPr>
         <w:spacing w:after="0" w:afterAutospacing="0" w:before="0" w:beforeAutospacing="0"/>
         <w:ind w:left="720" w:hanging="360"/>
@@ -3042,8 +5053,8 @@
           <w:color w:val="000000"/>
         </w:rPr>
       </w:pPr>
-      <w:bookmarkStart w:colFirst="0" w:colLast="0" w:name="_gljagw3q4gr5" w:id="5"/>
-      <w:bookmarkEnd w:id="5"/>
+      <w:bookmarkStart w:colFirst="0" w:colLast="0" w:name="_gljagw3q4gr5" w:id="28"/>
+      <w:bookmarkEnd w:id="28"/>
       <w:r>
         <w:rPr>
           <w:color w:val="000000"/>
@@ -3056,7 +5067,7 @@
       <w:pPr>
         <w:numPr>
           <w:ilvl w:val="1"/>
-          <w:numId w:val="15"/>
+          <w:numId w:val="19"/>
         </w:numPr>
         <w:spacing w:after="0" w:afterAutospacing="0" w:before="0" w:beforeAutospacing="0" w:lineRule="auto"/>
         <w:ind w:left="1440" w:hanging="360"/>
@@ -3078,7 +5089,7 @@
       <w:pPr>
         <w:numPr>
           <w:ilvl w:val="1"/>
-          <w:numId w:val="15"/>
+          <w:numId w:val="19"/>
         </w:numPr>
         <w:spacing w:after="0" w:afterAutospacing="0" w:before="0" w:beforeAutospacing="0" w:lineRule="auto"/>
         <w:ind w:left="1440" w:hanging="360"/>
@@ -3100,7 +5111,7 @@
       <w:pPr>
         <w:numPr>
           <w:ilvl w:val="2"/>
-          <w:numId w:val="15"/>
+          <w:numId w:val="19"/>
         </w:numPr>
         <w:spacing w:after="0" w:afterAutospacing="0" w:before="0" w:beforeAutospacing="0" w:lineRule="auto"/>
         <w:ind w:left="2160" w:hanging="360"/>
@@ -3123,7 +5134,7 @@
       <w:pPr>
         <w:numPr>
           <w:ilvl w:val="2"/>
-          <w:numId w:val="15"/>
+          <w:numId w:val="19"/>
         </w:numPr>
         <w:spacing w:after="0" w:afterAutospacing="0" w:before="0" w:beforeAutospacing="0" w:lineRule="auto"/>
         <w:ind w:left="2160" w:hanging="360"/>
@@ -3145,7 +5156,7 @@
       <w:pPr>
         <w:numPr>
           <w:ilvl w:val="2"/>
-          <w:numId w:val="15"/>
+          <w:numId w:val="19"/>
         </w:numPr>
         <w:spacing w:after="0" w:afterAutospacing="0" w:before="0" w:beforeAutospacing="0" w:lineRule="auto"/>
         <w:ind w:left="2160" w:hanging="360"/>
@@ -3167,7 +5178,7 @@
       <w:pPr>
         <w:numPr>
           <w:ilvl w:val="2"/>
-          <w:numId w:val="15"/>
+          <w:numId w:val="19"/>
         </w:numPr>
         <w:spacing w:after="0" w:afterAutospacing="0" w:before="0" w:beforeAutospacing="0" w:lineRule="auto"/>
         <w:ind w:left="2160" w:hanging="360"/>
@@ -3189,7 +5200,7 @@
       <w:pPr>
         <w:numPr>
           <w:ilvl w:val="2"/>
-          <w:numId w:val="15"/>
+          <w:numId w:val="19"/>
         </w:numPr>
         <w:spacing w:after="0" w:afterAutospacing="0" w:before="0" w:beforeAutospacing="0" w:lineRule="auto"/>
         <w:ind w:left="2160" w:hanging="360"/>
@@ -3211,7 +5222,7 @@
       <w:pPr>
         <w:numPr>
           <w:ilvl w:val="2"/>
-          <w:numId w:val="15"/>
+          <w:numId w:val="19"/>
         </w:numPr>
         <w:spacing w:after="0" w:afterAutospacing="0" w:before="0" w:beforeAutospacing="0" w:lineRule="auto"/>
         <w:ind w:left="2160" w:hanging="360"/>
@@ -3235,7 +5246,7 @@
         <w:pStyle w:val="Heading3"/>
         <w:numPr>
           <w:ilvl w:val="0"/>
-          <w:numId w:val="15"/>
+          <w:numId w:val="19"/>
         </w:numPr>
         <w:spacing w:after="0" w:afterAutospacing="0" w:before="0" w:beforeAutospacing="0"/>
         <w:ind w:left="720" w:hanging="360"/>
@@ -3243,8 +5254,8 @@
           <w:color w:val="000000"/>
         </w:rPr>
       </w:pPr>
-      <w:bookmarkStart w:colFirst="0" w:colLast="0" w:name="_uupf9taze620" w:id="6"/>
-      <w:bookmarkEnd w:id="6"/>
+      <w:bookmarkStart w:colFirst="0" w:colLast="0" w:name="_uupf9taze620" w:id="29"/>
+      <w:bookmarkEnd w:id="29"/>
       <w:r>
         <w:rPr>
           <w:color w:val="000000"/>
@@ -3257,7 +5268,7 @@
       <w:pPr>
         <w:numPr>
           <w:ilvl w:val="1"/>
-          <w:numId w:val="15"/>
+          <w:numId w:val="19"/>
         </w:numPr>
         <w:spacing w:after="0" w:afterAutospacing="0" w:before="0" w:beforeAutospacing="0" w:lineRule="auto"/>
         <w:ind w:left="1440" w:hanging="360"/>
@@ -3279,7 +5290,7 @@
       <w:pPr>
         <w:numPr>
           <w:ilvl w:val="1"/>
-          <w:numId w:val="15"/>
+          <w:numId w:val="19"/>
         </w:numPr>
         <w:spacing w:after="0" w:afterAutospacing="0" w:before="0" w:beforeAutospacing="0" w:lineRule="auto"/>
         <w:ind w:left="1440" w:hanging="360"/>
@@ -3301,7 +5312,7 @@
       <w:pPr>
         <w:numPr>
           <w:ilvl w:val="2"/>
-          <w:numId w:val="15"/>
+          <w:numId w:val="19"/>
         </w:numPr>
         <w:spacing w:after="0" w:afterAutospacing="0" w:before="0" w:beforeAutospacing="0" w:lineRule="auto"/>
         <w:ind w:left="2160" w:hanging="360"/>
@@ -3323,7 +5334,7 @@
       <w:pPr>
         <w:numPr>
           <w:ilvl w:val="2"/>
-          <w:numId w:val="15"/>
+          <w:numId w:val="19"/>
         </w:numPr>
         <w:spacing w:after="0" w:afterAutospacing="0" w:before="0" w:beforeAutospacing="0" w:lineRule="auto"/>
         <w:ind w:left="2160" w:hanging="360"/>
@@ -3345,7 +5356,7 @@
       <w:pPr>
         <w:numPr>
           <w:ilvl w:val="2"/>
-          <w:numId w:val="15"/>
+          <w:numId w:val="19"/>
         </w:numPr>
         <w:spacing w:after="0" w:afterAutospacing="0" w:before="0" w:beforeAutospacing="0" w:lineRule="auto"/>
         <w:ind w:left="2160" w:hanging="360"/>
@@ -3367,7 +5378,7 @@
       <w:pPr>
         <w:numPr>
           <w:ilvl w:val="2"/>
-          <w:numId w:val="15"/>
+          <w:numId w:val="19"/>
         </w:numPr>
         <w:spacing w:after="0" w:afterAutospacing="0" w:before="0" w:beforeAutospacing="0" w:lineRule="auto"/>
         <w:ind w:left="2160" w:hanging="360"/>
@@ -3390,7 +5401,7 @@
         <w:pStyle w:val="Heading3"/>
         <w:numPr>
           <w:ilvl w:val="0"/>
-          <w:numId w:val="15"/>
+          <w:numId w:val="19"/>
         </w:numPr>
         <w:spacing w:after="0" w:afterAutospacing="0" w:before="0" w:beforeAutospacing="0"/>
         <w:ind w:left="720" w:hanging="360"/>
@@ -3398,8 +5409,8 @@
           <w:color w:val="000000"/>
         </w:rPr>
       </w:pPr>
-      <w:bookmarkStart w:colFirst="0" w:colLast="0" w:name="_xmv7v9nv8fi0" w:id="7"/>
-      <w:bookmarkEnd w:id="7"/>
+      <w:bookmarkStart w:colFirst="0" w:colLast="0" w:name="_xmv7v9nv8fi0" w:id="30"/>
+      <w:bookmarkEnd w:id="30"/>
       <w:r>
         <w:rPr>
           <w:color w:val="000000"/>
@@ -3412,7 +5423,7 @@
       <w:pPr>
         <w:numPr>
           <w:ilvl w:val="1"/>
-          <w:numId w:val="15"/>
+          <w:numId w:val="19"/>
         </w:numPr>
         <w:spacing w:after="0" w:afterAutospacing="0" w:before="0" w:beforeAutospacing="0" w:lineRule="auto"/>
         <w:ind w:left="1440" w:hanging="360"/>
@@ -3434,7 +5445,7 @@
       <w:pPr>
         <w:numPr>
           <w:ilvl w:val="1"/>
-          <w:numId w:val="15"/>
+          <w:numId w:val="19"/>
         </w:numPr>
         <w:spacing w:after="0" w:afterAutospacing="0" w:before="0" w:beforeAutospacing="0" w:lineRule="auto"/>
         <w:ind w:left="1440" w:hanging="360"/>
@@ -3456,7 +5467,7 @@
       <w:pPr>
         <w:numPr>
           <w:ilvl w:val="2"/>
-          <w:numId w:val="15"/>
+          <w:numId w:val="19"/>
         </w:numPr>
         <w:spacing w:after="0" w:afterAutospacing="0" w:before="0" w:beforeAutospacing="0" w:lineRule="auto"/>
         <w:ind w:left="2160" w:hanging="360"/>
@@ -3478,7 +5489,7 @@
       <w:pPr>
         <w:numPr>
           <w:ilvl w:val="2"/>
-          <w:numId w:val="15"/>
+          <w:numId w:val="19"/>
         </w:numPr>
         <w:spacing w:after="0" w:afterAutospacing="0" w:before="0" w:beforeAutospacing="0" w:lineRule="auto"/>
         <w:ind w:left="2160" w:hanging="360"/>
@@ -3500,7 +5511,7 @@
       <w:pPr>
         <w:numPr>
           <w:ilvl w:val="2"/>
-          <w:numId w:val="15"/>
+          <w:numId w:val="19"/>
         </w:numPr>
         <w:spacing w:after="0" w:afterAutospacing="0" w:before="0" w:beforeAutospacing="0" w:lineRule="auto"/>
         <w:ind w:left="2160" w:hanging="360"/>
@@ -3522,7 +5533,7 @@
       <w:pPr>
         <w:numPr>
           <w:ilvl w:val="2"/>
-          <w:numId w:val="15"/>
+          <w:numId w:val="19"/>
         </w:numPr>
         <w:spacing w:after="0" w:afterAutospacing="0" w:before="0" w:beforeAutospacing="0" w:lineRule="auto"/>
         <w:ind w:left="2160" w:hanging="360"/>
@@ -3545,7 +5556,7 @@
         <w:pStyle w:val="Heading3"/>
         <w:numPr>
           <w:ilvl w:val="0"/>
-          <w:numId w:val="15"/>
+          <w:numId w:val="19"/>
         </w:numPr>
         <w:spacing w:after="0" w:afterAutospacing="0" w:before="0" w:beforeAutospacing="0"/>
         <w:ind w:left="720" w:hanging="360"/>
@@ -3553,8 +5564,8 @@
           <w:color w:val="000000"/>
         </w:rPr>
       </w:pPr>
-      <w:bookmarkStart w:colFirst="0" w:colLast="0" w:name="_2ud08hdkcwl9" w:id="8"/>
-      <w:bookmarkEnd w:id="8"/>
+      <w:bookmarkStart w:colFirst="0" w:colLast="0" w:name="_2ud08hdkcwl9" w:id="31"/>
+      <w:bookmarkEnd w:id="31"/>
       <w:r>
         <w:rPr>
           <w:color w:val="000000"/>
@@ -3567,7 +5578,7 @@
       <w:pPr>
         <w:numPr>
           <w:ilvl w:val="1"/>
-          <w:numId w:val="15"/>
+          <w:numId w:val="19"/>
         </w:numPr>
         <w:spacing w:after="0" w:afterAutospacing="0" w:before="0" w:beforeAutospacing="0" w:lineRule="auto"/>
         <w:ind w:left="1440" w:hanging="360"/>
@@ -3593,7 +5604,7 @@
       <w:pPr>
         <w:numPr>
           <w:ilvl w:val="2"/>
-          <w:numId w:val="15"/>
+          <w:numId w:val="19"/>
         </w:numPr>
         <w:spacing w:after="0" w:afterAutospacing="0" w:before="0" w:beforeAutospacing="0" w:lineRule="auto"/>
         <w:ind w:left="2160" w:hanging="360"/>
@@ -3615,7 +5626,7 @@
       <w:pPr>
         <w:numPr>
           <w:ilvl w:val="2"/>
-          <w:numId w:val="15"/>
+          <w:numId w:val="19"/>
         </w:numPr>
         <w:spacing w:after="0" w:afterAutospacing="0" w:before="0" w:beforeAutospacing="0" w:lineRule="auto"/>
         <w:ind w:left="2160" w:hanging="360"/>
@@ -3637,7 +5648,7 @@
       <w:pPr>
         <w:numPr>
           <w:ilvl w:val="1"/>
-          <w:numId w:val="15"/>
+          <w:numId w:val="19"/>
         </w:numPr>
         <w:spacing w:after="0" w:afterAutospacing="0" w:before="0" w:beforeAutospacing="0" w:lineRule="auto"/>
         <w:ind w:left="1440" w:hanging="360"/>
@@ -3663,7 +5674,7 @@
       <w:pPr>
         <w:numPr>
           <w:ilvl w:val="2"/>
-          <w:numId w:val="15"/>
+          <w:numId w:val="19"/>
         </w:numPr>
         <w:spacing w:after="0" w:afterAutospacing="0" w:before="0" w:beforeAutospacing="0" w:lineRule="auto"/>
         <w:ind w:left="2160" w:hanging="360"/>
@@ -3685,7 +5696,7 @@
       <w:pPr>
         <w:numPr>
           <w:ilvl w:val="2"/>
-          <w:numId w:val="15"/>
+          <w:numId w:val="19"/>
         </w:numPr>
         <w:spacing w:after="0" w:afterAutospacing="0" w:before="0" w:beforeAutospacing="0" w:lineRule="auto"/>
         <w:ind w:left="2160" w:hanging="360"/>
@@ -3707,7 +5718,7 @@
       <w:pPr>
         <w:numPr>
           <w:ilvl w:val="1"/>
-          <w:numId w:val="15"/>
+          <w:numId w:val="19"/>
         </w:numPr>
         <w:spacing w:after="0" w:afterAutospacing="0" w:before="0" w:beforeAutospacing="0" w:lineRule="auto"/>
         <w:ind w:left="1440" w:hanging="360"/>
@@ -3733,7 +5744,7 @@
       <w:pPr>
         <w:numPr>
           <w:ilvl w:val="2"/>
-          <w:numId w:val="15"/>
+          <w:numId w:val="19"/>
         </w:numPr>
         <w:spacing w:after="0" w:afterAutospacing="0" w:before="0" w:beforeAutospacing="0" w:lineRule="auto"/>
         <w:ind w:left="2160" w:hanging="360"/>
@@ -3755,7 +5766,7 @@
       <w:pPr>
         <w:numPr>
           <w:ilvl w:val="1"/>
-          <w:numId w:val="15"/>
+          <w:numId w:val="19"/>
         </w:numPr>
         <w:spacing w:after="0" w:afterAutospacing="0" w:before="0" w:beforeAutospacing="0" w:lineRule="auto"/>
         <w:ind w:left="1440" w:hanging="360"/>
@@ -3781,7 +5792,7 @@
       <w:pPr>
         <w:numPr>
           <w:ilvl w:val="2"/>
-          <w:numId w:val="15"/>
+          <w:numId w:val="19"/>
         </w:numPr>
         <w:spacing w:after="0" w:afterAutospacing="0" w:before="0" w:beforeAutospacing="0" w:lineRule="auto"/>
         <w:ind w:left="2160" w:hanging="360"/>
@@ -3803,7 +5814,7 @@
       <w:pPr>
         <w:numPr>
           <w:ilvl w:val="2"/>
-          <w:numId w:val="15"/>
+          <w:numId w:val="19"/>
         </w:numPr>
         <w:spacing w:after="0" w:afterAutospacing="0" w:before="0" w:beforeAutospacing="0" w:lineRule="auto"/>
         <w:ind w:left="2160" w:hanging="360"/>
@@ -3825,7 +5836,7 @@
       <w:pPr>
         <w:numPr>
           <w:ilvl w:val="2"/>
-          <w:numId w:val="15"/>
+          <w:numId w:val="19"/>
         </w:numPr>
         <w:spacing w:after="0" w:afterAutospacing="0" w:before="0" w:beforeAutospacing="0" w:lineRule="auto"/>
         <w:ind w:left="2160" w:hanging="360"/>
@@ -3848,7 +5859,7 @@
         <w:pStyle w:val="Heading3"/>
         <w:numPr>
           <w:ilvl w:val="1"/>
-          <w:numId w:val="15"/>
+          <w:numId w:val="19"/>
         </w:numPr>
         <w:spacing w:after="0" w:afterAutospacing="0" w:before="0" w:beforeAutospacing="0"/>
         <w:ind w:left="1440" w:hanging="360"/>
@@ -3856,8 +5867,8 @@
           <w:color w:val="000000"/>
         </w:rPr>
       </w:pPr>
-      <w:bookmarkStart w:colFirst="0" w:colLast="0" w:name="_bqlgxkrexh0o" w:id="9"/>
-      <w:bookmarkEnd w:id="9"/>
+      <w:bookmarkStart w:colFirst="0" w:colLast="0" w:name="_bqlgxkrexh0o" w:id="32"/>
+      <w:bookmarkEnd w:id="32"/>
       <w:r>
         <w:rPr>
           <w:color w:val="000000"/>
@@ -3870,7 +5881,7 @@
       <w:pPr>
         <w:numPr>
           <w:ilvl w:val="2"/>
-          <w:numId w:val="15"/>
+          <w:numId w:val="19"/>
         </w:numPr>
         <w:spacing w:after="0" w:afterAutospacing="0" w:before="0" w:beforeAutospacing="0" w:lineRule="auto"/>
         <w:ind w:left="2160" w:hanging="360"/>
@@ -3892,7 +5903,7 @@
       <w:pPr>
         <w:numPr>
           <w:ilvl w:val="2"/>
-          <w:numId w:val="15"/>
+          <w:numId w:val="19"/>
         </w:numPr>
         <w:spacing w:after="0" w:afterAutospacing="0" w:before="0" w:beforeAutospacing="0" w:lineRule="auto"/>
         <w:ind w:left="2160" w:hanging="360"/>
@@ -3914,7 +5925,7 @@
       <w:pPr>
         <w:numPr>
           <w:ilvl w:val="2"/>
-          <w:numId w:val="15"/>
+          <w:numId w:val="19"/>
         </w:numPr>
         <w:spacing w:after="0" w:afterAutospacing="0" w:before="0" w:beforeAutospacing="0" w:lineRule="auto"/>
         <w:ind w:left="2160" w:hanging="360"/>
@@ -3937,7 +5948,7 @@
         <w:pStyle w:val="Heading3"/>
         <w:numPr>
           <w:ilvl w:val="0"/>
-          <w:numId w:val="15"/>
+          <w:numId w:val="19"/>
         </w:numPr>
         <w:spacing w:after="0" w:afterAutospacing="0" w:before="0" w:beforeAutospacing="0"/>
         <w:ind w:left="720" w:hanging="360"/>
@@ -3945,8 +5956,8 @@
           <w:color w:val="000000"/>
         </w:rPr>
       </w:pPr>
-      <w:bookmarkStart w:colFirst="0" w:colLast="0" w:name="_nxic5l2cyam6" w:id="10"/>
-      <w:bookmarkEnd w:id="10"/>
+      <w:bookmarkStart w:colFirst="0" w:colLast="0" w:name="_nxic5l2cyam6" w:id="33"/>
+      <w:bookmarkEnd w:id="33"/>
       <w:r>
         <w:rPr>
           <w:color w:val="000000"/>
@@ -3959,7 +5970,7 @@
       <w:pPr>
         <w:numPr>
           <w:ilvl w:val="1"/>
-          <w:numId w:val="15"/>
+          <w:numId w:val="19"/>
         </w:numPr>
         <w:spacing w:after="0" w:afterAutospacing="0" w:before="0" w:beforeAutospacing="0" w:lineRule="auto"/>
         <w:ind w:left="1440" w:hanging="360"/>
@@ -3981,7 +5992,7 @@
       <w:pPr>
         <w:numPr>
           <w:ilvl w:val="1"/>
-          <w:numId w:val="15"/>
+          <w:numId w:val="19"/>
         </w:numPr>
         <w:spacing w:after="0" w:afterAutospacing="0" w:before="0" w:beforeAutospacing="0" w:lineRule="auto"/>
         <w:ind w:left="1440" w:hanging="360"/>
@@ -4004,7 +6015,7 @@
         <w:pStyle w:val="Heading3"/>
         <w:numPr>
           <w:ilvl w:val="0"/>
-          <w:numId w:val="15"/>
+          <w:numId w:val="19"/>
         </w:numPr>
         <w:spacing w:after="0" w:afterAutospacing="0" w:before="0" w:beforeAutospacing="0"/>
         <w:ind w:left="720" w:hanging="360"/>
@@ -4012,8 +6023,8 @@
           <w:color w:val="000000"/>
         </w:rPr>
       </w:pPr>
-      <w:bookmarkStart w:colFirst="0" w:colLast="0" w:name="_ktzfa7lvt4rg" w:id="11"/>
-      <w:bookmarkEnd w:id="11"/>
+      <w:bookmarkStart w:colFirst="0" w:colLast="0" w:name="_ktzfa7lvt4rg" w:id="34"/>
+      <w:bookmarkEnd w:id="34"/>
       <w:r>
         <w:rPr>
           <w:color w:val="000000"/>
@@ -4026,7 +6037,7 @@
       <w:pPr>
         <w:numPr>
           <w:ilvl w:val="1"/>
-          <w:numId w:val="15"/>
+          <w:numId w:val="19"/>
         </w:numPr>
         <w:spacing w:after="0" w:afterAutospacing="0" w:before="0" w:beforeAutospacing="0" w:lineRule="auto"/>
         <w:ind w:left="1440" w:hanging="360"/>
@@ -4048,7 +6059,7 @@
       <w:pPr>
         <w:numPr>
           <w:ilvl w:val="2"/>
-          <w:numId w:val="15"/>
+          <w:numId w:val="19"/>
         </w:numPr>
         <w:spacing w:after="0" w:afterAutospacing="0" w:before="0" w:beforeAutospacing="0" w:lineRule="auto"/>
         <w:ind w:left="2160" w:hanging="360"/>
@@ -4070,7 +6081,7 @@
       <w:pPr>
         <w:numPr>
           <w:ilvl w:val="2"/>
-          <w:numId w:val="15"/>
+          <w:numId w:val="19"/>
         </w:numPr>
         <w:spacing w:after="0" w:afterAutospacing="0" w:before="0" w:beforeAutospacing="0" w:lineRule="auto"/>
         <w:ind w:left="2160" w:hanging="360"/>
@@ -4092,7 +6103,7 @@
       <w:pPr>
         <w:numPr>
           <w:ilvl w:val="2"/>
-          <w:numId w:val="15"/>
+          <w:numId w:val="19"/>
         </w:numPr>
         <w:spacing w:after="0" w:afterAutospacing="0" w:before="0" w:beforeAutospacing="0" w:lineRule="auto"/>
         <w:ind w:left="2160" w:hanging="360"/>
@@ -4115,7 +6126,7 @@
         <w:pStyle w:val="Heading3"/>
         <w:numPr>
           <w:ilvl w:val="0"/>
-          <w:numId w:val="15"/>
+          <w:numId w:val="19"/>
         </w:numPr>
         <w:spacing w:after="0" w:afterAutospacing="0" w:before="0" w:beforeAutospacing="0"/>
         <w:ind w:left="720" w:hanging="360"/>
@@ -4123,8 +6134,8 @@
           <w:color w:val="000000"/>
         </w:rPr>
       </w:pPr>
-      <w:bookmarkStart w:colFirst="0" w:colLast="0" w:name="_u7ykcy1qkigv" w:id="12"/>
-      <w:bookmarkEnd w:id="12"/>
+      <w:bookmarkStart w:colFirst="0" w:colLast="0" w:name="_u7ykcy1qkigv" w:id="35"/>
+      <w:bookmarkEnd w:id="35"/>
       <w:r>
         <w:rPr>
           <w:color w:val="000000"/>
@@ -4137,7 +6148,7 @@
       <w:pPr>
         <w:numPr>
           <w:ilvl w:val="1"/>
-          <w:numId w:val="15"/>
+          <w:numId w:val="19"/>
         </w:numPr>
         <w:spacing w:after="0" w:afterAutospacing="0" w:before="0" w:beforeAutospacing="0" w:lineRule="auto"/>
         <w:ind w:left="1440" w:hanging="360"/>
@@ -4159,7 +6170,7 @@
       <w:pPr>
         <w:numPr>
           <w:ilvl w:val="1"/>
-          <w:numId w:val="15"/>
+          <w:numId w:val="19"/>
         </w:numPr>
         <w:spacing w:after="0" w:afterAutospacing="0" w:before="0" w:beforeAutospacing="0" w:lineRule="auto"/>
         <w:ind w:left="1440" w:hanging="360"/>
@@ -4181,7 +6192,7 @@
       <w:pPr>
         <w:numPr>
           <w:ilvl w:val="1"/>
-          <w:numId w:val="15"/>
+          <w:numId w:val="19"/>
         </w:numPr>
         <w:spacing w:after="0" w:afterAutospacing="0" w:before="0" w:beforeAutospacing="0" w:lineRule="auto"/>
         <w:ind w:left="1440" w:hanging="360"/>
@@ -4203,7 +6214,7 @@
       <w:pPr>
         <w:numPr>
           <w:ilvl w:val="1"/>
-          <w:numId w:val="15"/>
+          <w:numId w:val="19"/>
         </w:numPr>
         <w:spacing w:after="0" w:afterAutospacing="0" w:before="0" w:beforeAutospacing="0" w:lineRule="auto"/>
         <w:ind w:left="1440" w:hanging="360"/>
@@ -4225,7 +6236,7 @@
       <w:pPr>
         <w:numPr>
           <w:ilvl w:val="1"/>
-          <w:numId w:val="15"/>
+          <w:numId w:val="19"/>
         </w:numPr>
         <w:spacing w:after="240" w:before="0" w:beforeAutospacing="0" w:lineRule="auto"/>
         <w:ind w:left="1440" w:hanging="360"/>
@@ -4252,8 +6263,8 @@
           <w:szCs w:val="24"/>
         </w:rPr>
       </w:pPr>
-      <w:bookmarkStart w:colFirst="0" w:colLast="0" w:name="_yuqoekyfhjyh" w:id="13"/>
-      <w:bookmarkEnd w:id="13"/>
+      <w:bookmarkStart w:colFirst="0" w:colLast="0" w:name="_yuqoekyfhjyh" w:id="36"/>
+      <w:bookmarkEnd w:id="36"/>
       <w:r>
         <w:rPr>
           <w:sz w:val="24"/>
@@ -4267,7 +6278,7 @@
       <w:pPr>
         <w:numPr>
           <w:ilvl w:val="0"/>
-          <w:numId w:val="15"/>
+          <w:numId w:val="19"/>
         </w:numPr>
         <w:spacing w:after="0" w:afterAutospacing="0" w:before="240" w:lineRule="auto"/>
         <w:ind w:left="720" w:hanging="360"/>
@@ -4289,7 +6300,7 @@
       <w:pPr>
         <w:numPr>
           <w:ilvl w:val="0"/>
-          <w:numId w:val="15"/>
+          <w:numId w:val="19"/>
         </w:numPr>
         <w:spacing w:after="0" w:afterAutospacing="0" w:before="0" w:beforeAutospacing="0" w:lineRule="auto"/>
         <w:ind w:left="720" w:hanging="360"/>
@@ -4311,7 +6322,7 @@
       <w:pPr>
         <w:numPr>
           <w:ilvl w:val="0"/>
-          <w:numId w:val="15"/>
+          <w:numId w:val="19"/>
         </w:numPr>
         <w:spacing w:after="0" w:afterAutospacing="0" w:before="0" w:beforeAutospacing="0" w:lineRule="auto"/>
         <w:ind w:left="720" w:hanging="360"/>
@@ -4333,7 +6344,7 @@
       <w:pPr>
         <w:numPr>
           <w:ilvl w:val="0"/>
-          <w:numId w:val="15"/>
+          <w:numId w:val="19"/>
         </w:numPr>
         <w:spacing w:after="0" w:afterAutospacing="0" w:before="0" w:beforeAutospacing="0" w:lineRule="auto"/>
         <w:ind w:left="720" w:hanging="360"/>
@@ -4355,7 +6366,7 @@
       <w:pPr>
         <w:numPr>
           <w:ilvl w:val="0"/>
-          <w:numId w:val="15"/>
+          <w:numId w:val="19"/>
         </w:numPr>
         <w:spacing w:after="0" w:afterAutospacing="0" w:before="0" w:beforeAutospacing="0" w:lineRule="auto"/>
         <w:ind w:left="720" w:hanging="360"/>
@@ -4377,7 +6388,7 @@
       <w:pPr>
         <w:numPr>
           <w:ilvl w:val="0"/>
-          <w:numId w:val="15"/>
+          <w:numId w:val="19"/>
         </w:numPr>
         <w:spacing w:after="0" w:afterAutospacing="0" w:before="0" w:beforeAutospacing="0" w:lineRule="auto"/>
         <w:ind w:left="720" w:hanging="360"/>
@@ -4399,7 +6410,7 @@
       <w:pPr>
         <w:numPr>
           <w:ilvl w:val="0"/>
-          <w:numId w:val="15"/>
+          <w:numId w:val="19"/>
         </w:numPr>
         <w:spacing w:after="240" w:before="0" w:beforeAutospacing="0" w:lineRule="auto"/>
         <w:ind w:left="720" w:hanging="360"/>
@@ -4441,8 +6452,8 @@
           <w:szCs w:val="24"/>
         </w:rPr>
       </w:pPr>
-      <w:bookmarkStart w:colFirst="0" w:colLast="0" w:name="_hoqdovy0d95g" w:id="14"/>
-      <w:bookmarkEnd w:id="14"/>
+      <w:bookmarkStart w:colFirst="0" w:colLast="0" w:name="_hoqdovy0d95g" w:id="37"/>
+      <w:bookmarkEnd w:id="37"/>
       <w:r>
         <w:rPr>
           <w:sz w:val="24"/>
@@ -4456,7 +6467,7 @@
       <w:pPr>
         <w:numPr>
           <w:ilvl w:val="0"/>
-          <w:numId w:val="15"/>
+          <w:numId w:val="19"/>
         </w:numPr>
         <w:spacing w:after="0" w:afterAutospacing="0" w:before="240" w:lineRule="auto"/>
         <w:ind w:left="720" w:hanging="360"/>
@@ -4478,7 +6489,7 @@
       <w:pPr>
         <w:numPr>
           <w:ilvl w:val="0"/>
-          <w:numId w:val="15"/>
+          <w:numId w:val="19"/>
         </w:numPr>
         <w:spacing w:after="0" w:afterAutospacing="0" w:before="0" w:beforeAutospacing="0" w:lineRule="auto"/>
         <w:ind w:left="720" w:hanging="360"/>
@@ -4500,7 +6511,7 @@
       <w:pPr>
         <w:numPr>
           <w:ilvl w:val="0"/>
-          <w:numId w:val="15"/>
+          <w:numId w:val="19"/>
         </w:numPr>
         <w:spacing w:after="0" w:afterAutospacing="0" w:before="0" w:beforeAutospacing="0" w:lineRule="auto"/>
         <w:ind w:left="720" w:hanging="360"/>
@@ -4522,7 +6533,7 @@
       <w:pPr>
         <w:numPr>
           <w:ilvl w:val="0"/>
-          <w:numId w:val="15"/>
+          <w:numId w:val="19"/>
         </w:numPr>
         <w:spacing w:after="0" w:afterAutospacing="0" w:before="0" w:beforeAutospacing="0" w:lineRule="auto"/>
         <w:ind w:left="720" w:hanging="360"/>
@@ -4544,7 +6555,7 @@
       <w:pPr>
         <w:numPr>
           <w:ilvl w:val="0"/>
-          <w:numId w:val="15"/>
+          <w:numId w:val="19"/>
         </w:numPr>
         <w:spacing w:after="0" w:afterAutospacing="0" w:before="0" w:beforeAutospacing="0" w:lineRule="auto"/>
         <w:ind w:left="720" w:hanging="360"/>
@@ -4566,7 +6577,7 @@
       <w:pPr>
         <w:numPr>
           <w:ilvl w:val="0"/>
-          <w:numId w:val="15"/>
+          <w:numId w:val="19"/>
         </w:numPr>
         <w:spacing w:after="240" w:before="0" w:beforeAutospacing="0" w:lineRule="auto"/>
         <w:ind w:left="720" w:hanging="360"/>
@@ -4593,8 +6604,8 @@
           <w:szCs w:val="24"/>
         </w:rPr>
       </w:pPr>
-      <w:bookmarkStart w:colFirst="0" w:colLast="0" w:name="_lk4vanq93h6b" w:id="15"/>
-      <w:bookmarkEnd w:id="15"/>
+      <w:bookmarkStart w:colFirst="0" w:colLast="0" w:name="_lk4vanq93h6b" w:id="38"/>
+      <w:bookmarkEnd w:id="38"/>
       <w:r>
         <w:rPr>
           <w:sz w:val="24"/>
@@ -4608,7 +6619,7 @@
       <w:pPr>
         <w:numPr>
           <w:ilvl w:val="0"/>
-          <w:numId w:val="15"/>
+          <w:numId w:val="19"/>
         </w:numPr>
         <w:spacing w:after="0" w:afterAutospacing="0" w:before="240" w:lineRule="auto"/>
         <w:ind w:left="720" w:hanging="360"/>
@@ -4630,7 +6641,7 @@
       <w:pPr>
         <w:numPr>
           <w:ilvl w:val="0"/>
-          <w:numId w:val="15"/>
+          <w:numId w:val="19"/>
         </w:numPr>
         <w:spacing w:after="0" w:afterAutospacing="0" w:before="0" w:beforeAutospacing="0" w:lineRule="auto"/>
         <w:ind w:left="720" w:hanging="360"/>
@@ -4652,7 +6663,7 @@
       <w:pPr>
         <w:numPr>
           <w:ilvl w:val="1"/>
-          <w:numId w:val="15"/>
+          <w:numId w:val="19"/>
         </w:numPr>
         <w:spacing w:after="0" w:afterAutospacing="0" w:before="0" w:beforeAutospacing="0" w:lineRule="auto"/>
         <w:ind w:left="1440" w:hanging="360"/>
@@ -4674,7 +6685,7 @@
       <w:pPr>
         <w:numPr>
           <w:ilvl w:val="1"/>
-          <w:numId w:val="15"/>
+          <w:numId w:val="19"/>
         </w:numPr>
         <w:spacing w:after="0" w:afterAutospacing="0" w:before="0" w:beforeAutospacing="0" w:lineRule="auto"/>
         <w:ind w:left="1440" w:hanging="360"/>
@@ -4696,7 +6707,7 @@
       <w:pPr>
         <w:numPr>
           <w:ilvl w:val="1"/>
-          <w:numId w:val="15"/>
+          <w:numId w:val="19"/>
         </w:numPr>
         <w:spacing w:after="240" w:before="0" w:beforeAutospacing="0" w:lineRule="auto"/>
         <w:ind w:left="1440" w:hanging="360"/>
@@ -5031,8 +7042,8 @@
           <w:szCs w:val="24"/>
         </w:rPr>
       </w:pPr>
-      <w:bookmarkStart w:colFirst="0" w:colLast="0" w:name="_z4tnk0ee3grl" w:id="16"/>
-      <w:bookmarkEnd w:id="16"/>
+      <w:bookmarkStart w:colFirst="0" w:colLast="0" w:name="_z4tnk0ee3grl" w:id="39"/>
+      <w:bookmarkEnd w:id="39"/>
       <w:r>
         <w:rPr>
           <w:sz w:val="24"/>
@@ -5046,6 +7057,501 @@
       <w:pPr>
         <w:numPr>
           <w:ilvl w:val="0"/>
+          <w:numId w:val="22"/>
+        </w:numPr>
+        <w:spacing w:after="0" w:afterAutospacing="0" w:before="240" w:lineRule="auto"/>
+        <w:ind w:left="720" w:hanging="360"/>
+        <w:rPr>
+          <w:sz w:val="24"/>
+          <w:szCs w:val="24"/>
+        </w:rPr>
+      </w:pPr>
+      <w:r>
+        <w:rPr>
+          <w:sz w:val="24"/>
+          <w:szCs w:val="24"/>
+          <w:rtl w:val="0"/>
+        </w:rPr>
+        <w:t xml:space="preserve">Determine group name</w:t>
+      </w:r>
+    </w:p>
+    <w:p>
+      <w:pPr>
+        <w:numPr>
+          <w:ilvl w:val="0"/>
+          <w:numId w:val="22"/>
+        </w:numPr>
+        <w:spacing w:after="0" w:afterAutospacing="0" w:before="0" w:beforeAutospacing="0" w:lineRule="auto"/>
+        <w:ind w:left="720" w:hanging="360"/>
+        <w:rPr>
+          <w:sz w:val="24"/>
+          <w:szCs w:val="24"/>
+        </w:rPr>
+      </w:pPr>
+      <w:r>
+        <w:rPr>
+          <w:sz w:val="24"/>
+          <w:szCs w:val="24"/>
+          <w:rtl w:val="0"/>
+        </w:rPr>
+        <w:t xml:space="preserve">Determine project idea</w:t>
+      </w:r>
+    </w:p>
+    <w:p>
+      <w:pPr>
+        <w:numPr>
+          <w:ilvl w:val="0"/>
+          <w:numId w:val="22"/>
+        </w:numPr>
+        <w:spacing w:after="0" w:afterAutospacing="0" w:before="0" w:beforeAutospacing="0" w:lineRule="auto"/>
+        <w:ind w:left="720" w:hanging="360"/>
+        <w:rPr>
+          <w:sz w:val="24"/>
+          <w:szCs w:val="24"/>
+        </w:rPr>
+      </w:pPr>
+      <w:r>
+        <w:rPr>
+          <w:sz w:val="24"/>
+          <w:szCs w:val="24"/>
+          <w:rtl w:val="0"/>
+        </w:rPr>
+        <w:t xml:space="preserve">Review documentation requirements</w:t>
+      </w:r>
+    </w:p>
+    <w:p>
+      <w:pPr>
+        <w:numPr>
+          <w:ilvl w:val="0"/>
+          <w:numId w:val="22"/>
+        </w:numPr>
+        <w:spacing w:after="0" w:afterAutospacing="0" w:before="0" w:beforeAutospacing="0" w:lineRule="auto"/>
+        <w:ind w:left="720" w:hanging="360"/>
+        <w:rPr>
+          <w:sz w:val="24"/>
+          <w:szCs w:val="24"/>
+        </w:rPr>
+      </w:pPr>
+      <w:r>
+        <w:rPr>
+          <w:sz w:val="24"/>
+          <w:szCs w:val="24"/>
+          <w:rtl w:val="0"/>
+        </w:rPr>
+        <w:t xml:space="preserve">Assign leader roles</w:t>
+      </w:r>
+    </w:p>
+    <w:p>
+      <w:pPr>
+        <w:numPr>
+          <w:ilvl w:val="0"/>
+          <w:numId w:val="22"/>
+        </w:numPr>
+        <w:spacing w:after="0" w:afterAutospacing="0" w:before="0" w:beforeAutospacing="0" w:lineRule="auto"/>
+        <w:ind w:left="720" w:hanging="360"/>
+        <w:rPr>
+          <w:sz w:val="24"/>
+          <w:szCs w:val="24"/>
+        </w:rPr>
+      </w:pPr>
+      <w:r>
+        <w:rPr>
+          <w:sz w:val="24"/>
+          <w:szCs w:val="24"/>
+          <w:rtl w:val="0"/>
+        </w:rPr>
+        <w:t xml:space="preserve">Discuss team size feasibility</w:t>
+      </w:r>
+    </w:p>
+    <w:p>
+      <w:pPr>
+        <w:numPr>
+          <w:ilvl w:val="0"/>
+          <w:numId w:val="22"/>
+        </w:numPr>
+        <w:spacing w:after="0" w:afterAutospacing="0" w:before="0" w:beforeAutospacing="0" w:lineRule="auto"/>
+        <w:ind w:left="720" w:hanging="360"/>
+        <w:rPr>
+          <w:sz w:val="24"/>
+          <w:szCs w:val="24"/>
+        </w:rPr>
+      </w:pPr>
+      <w:r>
+        <w:rPr>
+          <w:sz w:val="24"/>
+          <w:szCs w:val="24"/>
+          <w:rtl w:val="0"/>
+        </w:rPr>
+        <w:t xml:space="preserve">Review risk management document</w:t>
+      </w:r>
+    </w:p>
+    <w:p>
+      <w:pPr>
+        <w:numPr>
+          <w:ilvl w:val="0"/>
+          <w:numId w:val="22"/>
+        </w:numPr>
+        <w:spacing w:after="240" w:before="0" w:beforeAutospacing="0" w:lineRule="auto"/>
+        <w:ind w:left="720" w:hanging="360"/>
+        <w:rPr>
+          <w:sz w:val="24"/>
+          <w:szCs w:val="24"/>
+        </w:rPr>
+      </w:pPr>
+      <w:r>
+        <w:rPr>
+          <w:sz w:val="24"/>
+          <w:szCs w:val="24"/>
+          <w:rtl w:val="0"/>
+        </w:rPr>
+        <w:t xml:space="preserve">Set next meeting date</w:t>
+      </w:r>
+    </w:p>
+    <w:p>
+      <w:pPr>
+        <w:pStyle w:val="Heading2"/>
+        <w:rPr>
+          <w:sz w:val="24"/>
+          <w:szCs w:val="24"/>
+        </w:rPr>
+      </w:pPr>
+      <w:bookmarkStart w:colFirst="0" w:colLast="0" w:name="_ky55fanv9m3h" w:id="40"/>
+      <w:bookmarkEnd w:id="40"/>
+      <w:r>
+        <w:rPr>
+          <w:sz w:val="24"/>
+          <w:szCs w:val="24"/>
+          <w:rtl w:val="0"/>
+        </w:rPr>
+        <w:t xml:space="preserve">Discussions</w:t>
+      </w:r>
+    </w:p>
+    <w:p>
+      <w:pPr>
+        <w:pStyle w:val="Heading3"/>
+        <w:rPr>
+          <w:color w:val="000000"/>
+        </w:rPr>
+      </w:pPr>
+      <w:bookmarkStart w:colFirst="0" w:colLast="0" w:name="_vktf59o4xlzt" w:id="41"/>
+      <w:bookmarkEnd w:id="41"/>
+      <w:r>
+        <w:rPr>
+          <w:color w:val="000000"/>
+          <w:rtl w:val="0"/>
+        </w:rPr>
+        <w:t xml:space="preserve">Group Name</w:t>
+      </w:r>
+    </w:p>
+    <w:p>
+      <w:pPr>
+        <w:numPr>
+          <w:ilvl w:val="0"/>
+          <w:numId w:val="7"/>
+        </w:numPr>
+        <w:spacing w:after="0" w:afterAutospacing="0" w:before="240" w:lineRule="auto"/>
+        <w:ind w:left="720" w:hanging="360"/>
+        <w:rPr>
+          <w:sz w:val="24"/>
+          <w:szCs w:val="24"/>
+        </w:rPr>
+      </w:pPr>
+      <w:r>
+        <w:rPr>
+          <w:sz w:val="24"/>
+          <w:szCs w:val="24"/>
+          <w:rtl w:val="0"/>
+        </w:rPr>
+        <w:t xml:space="preserve">Brainstormed several options.</w:t>
+      </w:r>
+    </w:p>
+    <w:p>
+      <w:pPr>
+        <w:numPr>
+          <w:ilvl w:val="0"/>
+          <w:numId w:val="7"/>
+        </w:numPr>
+        <w:spacing w:after="240" w:before="0" w:beforeAutospacing="0" w:lineRule="auto"/>
+        <w:ind w:left="720" w:hanging="360"/>
+        <w:rPr>
+          <w:sz w:val="24"/>
+          <w:szCs w:val="24"/>
+        </w:rPr>
+      </w:pPr>
+      <w:r>
+        <w:rPr>
+          <w:sz w:val="24"/>
+          <w:szCs w:val="24"/>
+          <w:rtl w:val="0"/>
+        </w:rPr>
+        <w:t xml:space="preserve">Decided name can be simple or creative.</w:t>
+      </w:r>
+    </w:p>
+    <w:p>
+      <w:pPr>
+        <w:pStyle w:val="Heading3"/>
+        <w:rPr>
+          <w:color w:val="000000"/>
+        </w:rPr>
+      </w:pPr>
+      <w:bookmarkStart w:colFirst="0" w:colLast="0" w:name="_b596jbp8ybkl" w:id="42"/>
+      <w:bookmarkEnd w:id="42"/>
+      <w:r>
+        <w:rPr>
+          <w:color w:val="000000"/>
+          <w:rtl w:val="0"/>
+        </w:rPr>
+        <w:t xml:space="preserve">Project Idea</w:t>
+      </w:r>
+    </w:p>
+    <w:p>
+      <w:pPr>
+        <w:numPr>
+          <w:ilvl w:val="0"/>
+          <w:numId w:val="25"/>
+        </w:numPr>
+        <w:spacing w:after="0" w:afterAutospacing="0" w:before="240" w:lineRule="auto"/>
+        <w:ind w:left="720" w:hanging="360"/>
+        <w:rPr>
+          <w:sz w:val="24"/>
+          <w:szCs w:val="24"/>
+        </w:rPr>
+      </w:pPr>
+      <w:r>
+        <w:rPr>
+          <w:sz w:val="24"/>
+          <w:szCs w:val="24"/>
+          <w:rtl w:val="0"/>
+        </w:rPr>
+        <w:t xml:space="preserve">Shared initial ideas from each member.</w:t>
+      </w:r>
+    </w:p>
+    <w:p>
+      <w:pPr>
+        <w:numPr>
+          <w:ilvl w:val="0"/>
+          <w:numId w:val="25"/>
+        </w:numPr>
+        <w:spacing w:after="0" w:afterAutospacing="0" w:before="0" w:beforeAutospacing="0" w:lineRule="auto"/>
+        <w:ind w:left="720" w:hanging="360"/>
+        <w:rPr>
+          <w:sz w:val="24"/>
+          <w:szCs w:val="24"/>
+        </w:rPr>
+      </w:pPr>
+      <w:r>
+        <w:rPr>
+          <w:sz w:val="24"/>
+          <w:szCs w:val="24"/>
+          <w:rtl w:val="0"/>
+        </w:rPr>
+        <w:t xml:space="preserve">Discussed feasibility of completing a project with 3 members in 6 weeks.</w:t>
+      </w:r>
+    </w:p>
+    <w:p>
+      <w:pPr>
+        <w:numPr>
+          <w:ilvl w:val="0"/>
+          <w:numId w:val="25"/>
+        </w:numPr>
+        <w:spacing w:after="240" w:before="0" w:beforeAutospacing="0" w:lineRule="auto"/>
+        <w:ind w:left="720" w:hanging="360"/>
+        <w:rPr>
+          <w:sz w:val="24"/>
+          <w:szCs w:val="24"/>
+        </w:rPr>
+      </w:pPr>
+      <w:r>
+        <w:rPr>
+          <w:sz w:val="24"/>
+          <w:szCs w:val="24"/>
+          <w:rtl w:val="0"/>
+        </w:rPr>
+        <w:t xml:space="preserve">Reviewed project overview, motivation, purpose, client, and technology stack.</w:t>
+      </w:r>
+    </w:p>
+    <w:p>
+      <w:pPr>
+        <w:pStyle w:val="Heading3"/>
+        <w:rPr>
+          <w:color w:val="000000"/>
+        </w:rPr>
+      </w:pPr>
+      <w:bookmarkStart w:colFirst="0" w:colLast="0" w:name="_sxzh557nuu01" w:id="43"/>
+      <w:bookmarkEnd w:id="43"/>
+      <w:r>
+        <w:rPr>
+          <w:color w:val="000000"/>
+          <w:rtl w:val="0"/>
+        </w:rPr>
+        <w:t xml:space="preserve">Documentation Requirements</w:t>
+      </w:r>
+    </w:p>
+    <w:p>
+      <w:pPr>
+        <w:numPr>
+          <w:ilvl w:val="0"/>
+          <w:numId w:val="15"/>
+        </w:numPr>
+        <w:spacing w:after="240" w:before="240" w:lineRule="auto"/>
+        <w:ind w:left="720" w:hanging="360"/>
+        <w:rPr>
+          <w:sz w:val="24"/>
+          <w:szCs w:val="24"/>
+        </w:rPr>
+      </w:pPr>
+      <w:r>
+        <w:rPr>
+          <w:sz w:val="24"/>
+          <w:szCs w:val="24"/>
+          <w:rtl w:val="0"/>
+        </w:rPr>
+        <w:t xml:space="preserve">Reviewed SPPP, Risk Management, and Meeting Minutes expectations.</w:t>
+      </w:r>
+    </w:p>
+    <w:p>
+      <w:pPr>
+        <w:pStyle w:val="Heading3"/>
+        <w:rPr>
+          <w:color w:val="000000"/>
+        </w:rPr>
+      </w:pPr>
+      <w:bookmarkStart w:colFirst="0" w:colLast="0" w:name="_nzytvfmt9nv5" w:id="44"/>
+      <w:bookmarkEnd w:id="44"/>
+      <w:r>
+        <w:rPr>
+          <w:color w:val="000000"/>
+          <w:rtl w:val="0"/>
+        </w:rPr>
+        <w:t xml:space="preserve">Leader Roles</w:t>
+      </w:r>
+    </w:p>
+    <w:p>
+      <w:pPr>
+        <w:numPr>
+          <w:ilvl w:val="0"/>
+          <w:numId w:val="6"/>
+        </w:numPr>
+        <w:spacing w:after="0" w:afterAutospacing="0" w:before="240" w:lineRule="auto"/>
+        <w:ind w:left="720" w:hanging="360"/>
+        <w:rPr>
+          <w:sz w:val="24"/>
+          <w:szCs w:val="24"/>
+        </w:rPr>
+      </w:pPr>
+      <w:r>
+        <w:rPr>
+          <w:sz w:val="24"/>
+          <w:szCs w:val="24"/>
+          <w:rtl w:val="0"/>
+        </w:rPr>
+        <w:t xml:space="preserve">Discussed strengths and responsibilities to determine role assignments.</w:t>
+      </w:r>
+    </w:p>
+    <w:p>
+      <w:pPr>
+        <w:numPr>
+          <w:ilvl w:val="0"/>
+          <w:numId w:val="6"/>
+        </w:numPr>
+        <w:spacing w:after="240" w:before="0" w:beforeAutospacing="0" w:lineRule="auto"/>
+        <w:ind w:left="720" w:hanging="360"/>
+        <w:rPr>
+          <w:sz w:val="24"/>
+          <w:szCs w:val="24"/>
+        </w:rPr>
+      </w:pPr>
+      <w:r>
+        <w:rPr>
+          <w:sz w:val="24"/>
+          <w:szCs w:val="24"/>
+          <w:rtl w:val="0"/>
+        </w:rPr>
+        <w:t xml:space="preserve">Finalized leadership structure.</w:t>
+      </w:r>
+    </w:p>
+    <w:p>
+      <w:pPr>
+        <w:pStyle w:val="Heading3"/>
+        <w:rPr>
+          <w:color w:val="000000"/>
+        </w:rPr>
+      </w:pPr>
+      <w:bookmarkStart w:colFirst="0" w:colLast="0" w:name="_8gau28chgtmr" w:id="45"/>
+      <w:bookmarkEnd w:id="45"/>
+      <w:r>
+        <w:rPr>
+          <w:color w:val="000000"/>
+          <w:rtl w:val="0"/>
+        </w:rPr>
+        <w:t xml:space="preserve">Team Size Discussion</w:t>
+      </w:r>
+    </w:p>
+    <w:p>
+      <w:pPr>
+        <w:numPr>
+          <w:ilvl w:val="0"/>
+          <w:numId w:val="23"/>
+        </w:numPr>
+        <w:spacing w:after="0" w:afterAutospacing="0" w:before="240" w:lineRule="auto"/>
+        <w:ind w:left="720" w:hanging="360"/>
+        <w:rPr>
+          <w:sz w:val="24"/>
+          <w:szCs w:val="24"/>
+        </w:rPr>
+      </w:pPr>
+      <w:r>
+        <w:rPr>
+          <w:sz w:val="24"/>
+          <w:szCs w:val="24"/>
+          <w:rtl w:val="0"/>
+        </w:rPr>
+        <w:t xml:space="preserve">Evaluated whether a team of 3 can complete the project scope.</w:t>
+      </w:r>
+    </w:p>
+    <w:p>
+      <w:pPr>
+        <w:numPr>
+          <w:ilvl w:val="0"/>
+          <w:numId w:val="23"/>
+        </w:numPr>
+        <w:spacing w:after="240" w:before="0" w:beforeAutospacing="0" w:lineRule="auto"/>
+        <w:ind w:left="720" w:hanging="360"/>
+        <w:rPr>
+          <w:sz w:val="24"/>
+          <w:szCs w:val="24"/>
+        </w:rPr>
+      </w:pPr>
+      <w:r>
+        <w:rPr>
+          <w:sz w:val="24"/>
+          <w:szCs w:val="24"/>
+          <w:rtl w:val="0"/>
+        </w:rPr>
+        <w:t xml:space="preserve">Determined it is feasible.</w:t>
+      </w:r>
+    </w:p>
+    <w:p>
+      <w:pPr>
+        <w:pStyle w:val="Heading3"/>
+        <w:rPr>
+          <w:color w:val="000000"/>
+        </w:rPr>
+      </w:pPr>
+      <w:bookmarkStart w:colFirst="0" w:colLast="0" w:name="_jnm97cwyadr7" w:id="46"/>
+      <w:bookmarkEnd w:id="46"/>
+      <w:r>
+        <w:rPr>
+          <w:color w:val="000000"/>
+          <w:rtl w:val="0"/>
+        </w:rPr>
+        <w:t xml:space="preserve">Risk Management Review</w:t>
+      </w:r>
+    </w:p>
+    <w:p>
+      <w:pPr>
+        <w:numPr>
+          <w:ilvl w:val="0"/>
           <w:numId w:val="18"/>
         </w:numPr>
         <w:spacing w:after="0" w:afterAutospacing="0" w:before="240" w:lineRule="auto"/>
@@ -5061,7 +7567,7 @@
           <w:szCs w:val="24"/>
           <w:rtl w:val="0"/>
         </w:rPr>
-        <w:t xml:space="preserve">Determine group name</w:t>
+        <w:t xml:space="preserve">Reviewed risk management document.</w:t>
       </w:r>
     </w:p>
     <w:p>
@@ -5083,103 +7589,279 @@
           <w:szCs w:val="24"/>
           <w:rtl w:val="0"/>
         </w:rPr>
-        <w:t xml:space="preserve">Determine project idea</w:t>
-      </w:r>
-    </w:p>
-    <w:p>
-      <w:pPr>
-        <w:numPr>
-          <w:ilvl w:val="0"/>
+        <w:t xml:space="preserve">Identified risks including:</w:t>
+      </w:r>
+    </w:p>
+    <w:p>
+      <w:pPr>
+        <w:numPr>
+          <w:ilvl w:val="1"/>
           <w:numId w:val="18"/>
         </w:numPr>
         <w:spacing w:after="0" w:afterAutospacing="0" w:before="0" w:beforeAutospacing="0" w:lineRule="auto"/>
-        <w:ind w:left="720" w:hanging="360"/>
-        <w:rPr>
-          <w:sz w:val="24"/>
-          <w:szCs w:val="24"/>
-        </w:rPr>
-      </w:pPr>
-      <w:r>
-        <w:rPr>
-          <w:sz w:val="24"/>
-          <w:szCs w:val="24"/>
-          <w:rtl w:val="0"/>
-        </w:rPr>
-        <w:t xml:space="preserve">Review documentation requirements</w:t>
-      </w:r>
-    </w:p>
-    <w:p>
-      <w:pPr>
-        <w:numPr>
-          <w:ilvl w:val="0"/>
+        <w:ind w:left="1440" w:hanging="360"/>
+        <w:rPr>
+          <w:sz w:val="24"/>
+          <w:szCs w:val="24"/>
+        </w:rPr>
+      </w:pPr>
+      <w:r>
+        <w:rPr>
+          <w:sz w:val="24"/>
+          <w:szCs w:val="24"/>
+          <w:rtl w:val="0"/>
+        </w:rPr>
+        <w:t xml:space="preserve">Loss of team members</w:t>
+      </w:r>
+    </w:p>
+    <w:p>
+      <w:pPr>
+        <w:numPr>
+          <w:ilvl w:val="1"/>
           <w:numId w:val="18"/>
         </w:numPr>
         <w:spacing w:after="0" w:afterAutospacing="0" w:before="0" w:beforeAutospacing="0" w:lineRule="auto"/>
-        <w:ind w:left="720" w:hanging="360"/>
-        <w:rPr>
-          <w:sz w:val="24"/>
-          <w:szCs w:val="24"/>
-        </w:rPr>
-      </w:pPr>
-      <w:r>
-        <w:rPr>
-          <w:sz w:val="24"/>
-          <w:szCs w:val="24"/>
-          <w:rtl w:val="0"/>
-        </w:rPr>
-        <w:t xml:space="preserve">Assign leader roles</w:t>
-      </w:r>
-    </w:p>
-    <w:p>
-      <w:pPr>
-        <w:numPr>
-          <w:ilvl w:val="0"/>
+        <w:ind w:left="1440" w:hanging="360"/>
+        <w:rPr>
+          <w:sz w:val="24"/>
+          <w:szCs w:val="24"/>
+        </w:rPr>
+      </w:pPr>
+      <w:r>
+        <w:rPr>
+          <w:sz w:val="24"/>
+          <w:szCs w:val="24"/>
+          <w:rtl w:val="0"/>
+        </w:rPr>
+        <w:t xml:space="preserve">Adding new members</w:t>
+      </w:r>
+    </w:p>
+    <w:p>
+      <w:pPr>
+        <w:numPr>
+          <w:ilvl w:val="1"/>
           <w:numId w:val="18"/>
         </w:numPr>
         <w:spacing w:after="0" w:afterAutospacing="0" w:before="0" w:beforeAutospacing="0" w:lineRule="auto"/>
-        <w:ind w:left="720" w:hanging="360"/>
-        <w:rPr>
-          <w:sz w:val="24"/>
-          <w:szCs w:val="24"/>
-        </w:rPr>
-      </w:pPr>
-      <w:r>
-        <w:rPr>
-          <w:sz w:val="24"/>
-          <w:szCs w:val="24"/>
-          <w:rtl w:val="0"/>
-        </w:rPr>
-        <w:t xml:space="preserve">Discuss team size feasibility</w:t>
-      </w:r>
-    </w:p>
-    <w:p>
-      <w:pPr>
-        <w:numPr>
-          <w:ilvl w:val="0"/>
+        <w:ind w:left="1440" w:hanging="360"/>
+        <w:rPr>
+          <w:sz w:val="24"/>
+          <w:szCs w:val="24"/>
+        </w:rPr>
+      </w:pPr>
+      <w:r>
+        <w:rPr>
+          <w:sz w:val="24"/>
+          <w:szCs w:val="24"/>
+          <w:rtl w:val="0"/>
+        </w:rPr>
+        <w:t xml:space="preserve">Lack of participation</w:t>
+      </w:r>
+    </w:p>
+    <w:p>
+      <w:pPr>
+        <w:numPr>
+          <w:ilvl w:val="1"/>
           <w:numId w:val="18"/>
         </w:numPr>
         <w:spacing w:after="0" w:afterAutospacing="0" w:before="0" w:beforeAutospacing="0" w:lineRule="auto"/>
-        <w:ind w:left="720" w:hanging="360"/>
-        <w:rPr>
-          <w:sz w:val="24"/>
-          <w:szCs w:val="24"/>
-        </w:rPr>
-      </w:pPr>
-      <w:r>
-        <w:rPr>
-          <w:sz w:val="24"/>
-          <w:szCs w:val="24"/>
-          <w:rtl w:val="0"/>
-        </w:rPr>
-        <w:t xml:space="preserve">Review risk management document</w:t>
-      </w:r>
-    </w:p>
-    <w:p>
-      <w:pPr>
-        <w:numPr>
-          <w:ilvl w:val="0"/>
+        <w:ind w:left="1440" w:hanging="360"/>
+        <w:rPr>
+          <w:sz w:val="24"/>
+          <w:szCs w:val="24"/>
+        </w:rPr>
+      </w:pPr>
+      <w:r>
+        <w:rPr>
+          <w:sz w:val="24"/>
+          <w:szCs w:val="24"/>
+          <w:rtl w:val="0"/>
+        </w:rPr>
+        <w:t xml:space="preserve">Duplicate/overlapping work</w:t>
+      </w:r>
+    </w:p>
+    <w:p>
+      <w:pPr>
+        <w:numPr>
+          <w:ilvl w:val="1"/>
           <w:numId w:val="18"/>
         </w:numPr>
+        <w:spacing w:after="0" w:afterAutospacing="0" w:before="0" w:beforeAutospacing="0" w:lineRule="auto"/>
+        <w:ind w:left="1440" w:hanging="360"/>
+        <w:rPr>
+          <w:sz w:val="24"/>
+          <w:szCs w:val="24"/>
+        </w:rPr>
+      </w:pPr>
+      <w:r>
+        <w:rPr>
+          <w:sz w:val="24"/>
+          <w:szCs w:val="24"/>
+          <w:rtl w:val="0"/>
+        </w:rPr>
+        <w:t xml:space="preserve">Incorrect or unclear requirements</w:t>
+      </w:r>
+    </w:p>
+    <w:p>
+      <w:pPr>
+        <w:numPr>
+          <w:ilvl w:val="1"/>
+          <w:numId w:val="18"/>
+        </w:numPr>
+        <w:spacing w:after="0" w:afterAutospacing="0" w:before="0" w:beforeAutospacing="0" w:lineRule="auto"/>
+        <w:ind w:left="1440" w:hanging="360"/>
+        <w:rPr>
+          <w:sz w:val="24"/>
+          <w:szCs w:val="24"/>
+        </w:rPr>
+      </w:pPr>
+      <w:r>
+        <w:rPr>
+          <w:sz w:val="24"/>
+          <w:szCs w:val="24"/>
+          <w:rtl w:val="0"/>
+        </w:rPr>
+        <w:t xml:space="preserve">Extra unnecessary features</w:t>
+      </w:r>
+    </w:p>
+    <w:p>
+      <w:pPr>
+        <w:numPr>
+          <w:ilvl w:val="1"/>
+          <w:numId w:val="18"/>
+        </w:numPr>
+        <w:spacing w:after="0" w:afterAutospacing="0" w:before="0" w:beforeAutospacing="0" w:lineRule="auto"/>
+        <w:ind w:left="1440" w:hanging="360"/>
+        <w:rPr>
+          <w:sz w:val="24"/>
+          <w:szCs w:val="24"/>
+        </w:rPr>
+      </w:pPr>
+      <w:r>
+        <w:rPr>
+          <w:sz w:val="24"/>
+          <w:szCs w:val="24"/>
+          <w:rtl w:val="0"/>
+        </w:rPr>
+        <w:t xml:space="preserve">Inconsistent coding practices</w:t>
+      </w:r>
+    </w:p>
+    <w:p>
+      <w:pPr>
+        <w:numPr>
+          <w:ilvl w:val="1"/>
+          <w:numId w:val="18"/>
+        </w:numPr>
+        <w:spacing w:after="0" w:afterAutospacing="0" w:before="0" w:beforeAutospacing="0" w:lineRule="auto"/>
+        <w:ind w:left="1440" w:hanging="360"/>
+        <w:rPr>
+          <w:sz w:val="24"/>
+          <w:szCs w:val="24"/>
+        </w:rPr>
+      </w:pPr>
+      <w:r>
+        <w:rPr>
+          <w:sz w:val="24"/>
+          <w:szCs w:val="24"/>
+          <w:rtl w:val="0"/>
+        </w:rPr>
+        <w:t xml:space="preserve">Limited meeting time / poor planning</w:t>
+      </w:r>
+    </w:p>
+    <w:p>
+      <w:pPr>
+        <w:numPr>
+          <w:ilvl w:val="1"/>
+          <w:numId w:val="18"/>
+        </w:numPr>
+        <w:spacing w:after="0" w:afterAutospacing="0" w:before="0" w:beforeAutospacing="0" w:lineRule="auto"/>
+        <w:ind w:left="1440" w:hanging="360"/>
+        <w:rPr>
+          <w:sz w:val="24"/>
+          <w:szCs w:val="24"/>
+        </w:rPr>
+      </w:pPr>
+      <w:r>
+        <w:rPr>
+          <w:sz w:val="24"/>
+          <w:szCs w:val="24"/>
+          <w:rtl w:val="0"/>
+        </w:rPr>
+        <w:t xml:space="preserve">Lack of experience with tools/frameworks</w:t>
+      </w:r>
+    </w:p>
+    <w:p>
+      <w:pPr>
+        <w:numPr>
+          <w:ilvl w:val="1"/>
+          <w:numId w:val="18"/>
+        </w:numPr>
+        <w:spacing w:after="0" w:afterAutospacing="0" w:before="0" w:beforeAutospacing="0" w:lineRule="auto"/>
+        <w:ind w:left="1440" w:hanging="360"/>
+        <w:rPr>
+          <w:sz w:val="24"/>
+          <w:szCs w:val="24"/>
+        </w:rPr>
+      </w:pPr>
+      <w:r>
+        <w:rPr>
+          <w:sz w:val="24"/>
+          <w:szCs w:val="24"/>
+          <w:rtl w:val="0"/>
+        </w:rPr>
+        <w:t xml:space="preserve">Improper system design</w:t>
+      </w:r>
+    </w:p>
+    <w:p>
+      <w:pPr>
+        <w:numPr>
+          <w:ilvl w:val="1"/>
+          <w:numId w:val="18"/>
+        </w:numPr>
+        <w:spacing w:after="0" w:afterAutospacing="0" w:before="0" w:beforeAutospacing="0" w:lineRule="auto"/>
+        <w:ind w:left="1440" w:hanging="360"/>
+        <w:rPr>
+          <w:sz w:val="24"/>
+          <w:szCs w:val="24"/>
+        </w:rPr>
+      </w:pPr>
+      <w:r>
+        <w:rPr>
+          <w:sz w:val="24"/>
+          <w:szCs w:val="24"/>
+          <w:rtl w:val="0"/>
+        </w:rPr>
+        <w:t xml:space="preserve">Insufficient testing</w:t>
+      </w:r>
+    </w:p>
+    <w:p>
+      <w:pPr>
+        <w:numPr>
+          <w:ilvl w:val="1"/>
+          <w:numId w:val="18"/>
+        </w:numPr>
+        <w:spacing w:after="0" w:afterAutospacing="0" w:before="0" w:beforeAutospacing="0" w:lineRule="auto"/>
+        <w:ind w:left="1440" w:hanging="360"/>
+        <w:rPr>
+          <w:sz w:val="24"/>
+          <w:szCs w:val="24"/>
+        </w:rPr>
+      </w:pPr>
+      <w:r>
+        <w:rPr>
+          <w:sz w:val="24"/>
+          <w:szCs w:val="24"/>
+          <w:rtl w:val="0"/>
+        </w:rPr>
+        <w:t xml:space="preserve">Limited time for integration/deployment</w:t>
+      </w:r>
+    </w:p>
+    <w:p>
+      <w:pPr>
+        <w:numPr>
+          <w:ilvl w:val="0"/>
+          <w:numId w:val="18"/>
+        </w:numPr>
         <w:spacing w:after="240" w:before="0" w:beforeAutospacing="0" w:lineRule="auto"/>
         <w:ind w:left="720" w:hanging="360"/>
         <w:rPr>
@@ -5193,7 +7875,46 @@
           <w:szCs w:val="24"/>
           <w:rtl w:val="0"/>
         </w:rPr>
-        <w:t xml:space="preserve">Set next meeting date</w:t>
+        <w:t xml:space="preserve">Agreed to continue updating risks throughout the project.</w:t>
+      </w:r>
+    </w:p>
+    <w:p>
+      <w:pPr>
+        <w:pStyle w:val="Heading3"/>
+        <w:rPr>
+          <w:color w:val="000000"/>
+        </w:rPr>
+      </w:pPr>
+      <w:bookmarkStart w:colFirst="0" w:colLast="0" w:name="_2caykzmes47r" w:id="47"/>
+      <w:bookmarkEnd w:id="47"/>
+      <w:r>
+        <w:rPr>
+          <w:color w:val="000000"/>
+          <w:rtl w:val="0"/>
+        </w:rPr>
+        <w:t xml:space="preserve">Next Meeting</w:t>
+      </w:r>
+    </w:p>
+    <w:p>
+      <w:pPr>
+        <w:numPr>
+          <w:ilvl w:val="0"/>
+          <w:numId w:val="17"/>
+        </w:numPr>
+        <w:spacing w:after="240" w:before="240" w:lineRule="auto"/>
+        <w:ind w:left="720" w:hanging="360"/>
+        <w:rPr>
+          <w:sz w:val="24"/>
+          <w:szCs w:val="24"/>
+        </w:rPr>
+      </w:pPr>
+      <w:r>
+        <w:rPr>
+          <w:sz w:val="24"/>
+          <w:szCs w:val="24"/>
+          <w:rtl w:val="0"/>
+        </w:rPr>
+        <w:t xml:space="preserve">Agreed to confirm and schedule next meeting.</w:t>
       </w:r>
     </w:p>
     <w:p>
@@ -5204,39 +7925,22 @@
           <w:szCs w:val="24"/>
         </w:rPr>
       </w:pPr>
-      <w:bookmarkStart w:colFirst="0" w:colLast="0" w:name="_ky55fanv9m3h" w:id="17"/>
-      <w:bookmarkEnd w:id="17"/>
-      <w:r>
-        <w:rPr>
-          <w:sz w:val="24"/>
-          <w:szCs w:val="24"/>
-          <w:rtl w:val="0"/>
-        </w:rPr>
-        <w:t xml:space="preserve">Discussions</w:t>
-      </w:r>
-    </w:p>
-    <w:p>
-      <w:pPr>
-        <w:pStyle w:val="Heading3"/>
-        <w:rPr>
-          <w:color w:val="000000"/>
-        </w:rPr>
-      </w:pPr>
-      <w:bookmarkStart w:colFirst="0" w:colLast="0" w:name="_vktf59o4xlzt" w:id="18"/>
-      <w:bookmarkEnd w:id="18"/>
-      <w:r>
-        <w:rPr>
-          <w:color w:val="000000"/>
-          <w:rtl w:val="0"/>
-        </w:rPr>
-        <w:t xml:space="preserve">Group Name</w:t>
-      </w:r>
-    </w:p>
-    <w:p>
-      <w:pPr>
-        <w:numPr>
-          <w:ilvl w:val="0"/>
-          <w:numId w:val="5"/>
+      <w:bookmarkStart w:colFirst="0" w:colLast="0" w:name="_dnb7m4lmc7g2" w:id="48"/>
+      <w:bookmarkEnd w:id="48"/>
+      <w:r>
+        <w:rPr>
+          <w:sz w:val="24"/>
+          <w:szCs w:val="24"/>
+          <w:rtl w:val="0"/>
+        </w:rPr>
+        <w:t xml:space="preserve">Key Decisions</w:t>
+      </w:r>
+    </w:p>
+    <w:p>
+      <w:pPr>
+        <w:numPr>
+          <w:ilvl w:val="0"/>
+          <w:numId w:val="14"/>
         </w:numPr>
         <w:spacing w:after="0" w:afterAutospacing="0" w:before="240" w:lineRule="auto"/>
         <w:ind w:left="720" w:hanging="360"/>
@@ -5247,294 +7951,21 @@
       </w:pPr>
       <w:r>
         <w:rPr>
-          <w:sz w:val="24"/>
-          <w:szCs w:val="24"/>
-          <w:rtl w:val="0"/>
-        </w:rPr>
-        <w:t xml:space="preserve">Brainstormed several options.</w:t>
-      </w:r>
-    </w:p>
-    <w:p>
-      <w:pPr>
-        <w:numPr>
-          <w:ilvl w:val="0"/>
-          <w:numId w:val="5"/>
-        </w:numPr>
-        <w:spacing w:after="240" w:before="0" w:beforeAutospacing="0" w:lineRule="auto"/>
-        <w:ind w:left="720" w:hanging="360"/>
-        <w:rPr>
-          <w:sz w:val="24"/>
-          <w:szCs w:val="24"/>
-        </w:rPr>
-      </w:pPr>
-      <w:r>
-        <w:rPr>
-          <w:sz w:val="24"/>
-          <w:szCs w:val="24"/>
-          <w:rtl w:val="0"/>
-        </w:rPr>
-        <w:t xml:space="preserve">Decided name can be simple or creative.</w:t>
-      </w:r>
-    </w:p>
-    <w:p>
-      <w:pPr>
-        <w:pStyle w:val="Heading3"/>
-        <w:rPr>
-          <w:color w:val="000000"/>
-        </w:rPr>
-      </w:pPr>
-      <w:bookmarkStart w:colFirst="0" w:colLast="0" w:name="_b596jbp8ybkl" w:id="19"/>
-      <w:bookmarkEnd w:id="19"/>
-      <w:r>
-        <w:rPr>
-          <w:color w:val="000000"/>
-          <w:rtl w:val="0"/>
-        </w:rPr>
-        <w:t xml:space="preserve">Project Idea</w:t>
-      </w:r>
-    </w:p>
-    <w:p>
-      <w:pPr>
-        <w:numPr>
-          <w:ilvl w:val="0"/>
-          <w:numId w:val="21"/>
-        </w:numPr>
-        <w:spacing w:after="0" w:afterAutospacing="0" w:before="240" w:lineRule="auto"/>
-        <w:ind w:left="720" w:hanging="360"/>
-        <w:rPr>
-          <w:sz w:val="24"/>
-          <w:szCs w:val="24"/>
-        </w:rPr>
-      </w:pPr>
-      <w:r>
-        <w:rPr>
-          <w:sz w:val="24"/>
-          <w:szCs w:val="24"/>
-          <w:rtl w:val="0"/>
-        </w:rPr>
-        <w:t xml:space="preserve">Shared initial ideas from each member.</w:t>
-      </w:r>
-    </w:p>
-    <w:p>
-      <w:pPr>
-        <w:numPr>
-          <w:ilvl w:val="0"/>
-          <w:numId w:val="21"/>
-        </w:numPr>
-        <w:spacing w:after="0" w:afterAutospacing="0" w:before="0" w:beforeAutospacing="0" w:lineRule="auto"/>
-        <w:ind w:left="720" w:hanging="360"/>
-        <w:rPr>
-          <w:sz w:val="24"/>
-          <w:szCs w:val="24"/>
-        </w:rPr>
-      </w:pPr>
-      <w:r>
-        <w:rPr>
-          <w:sz w:val="24"/>
-          <w:szCs w:val="24"/>
-          <w:rtl w:val="0"/>
-        </w:rPr>
-        <w:t xml:space="preserve">Discussed feasibility of completing a project with 3 members in 6 weeks.</w:t>
-      </w:r>
-    </w:p>
-    <w:p>
-      <w:pPr>
-        <w:numPr>
-          <w:ilvl w:val="0"/>
-          <w:numId w:val="21"/>
-        </w:numPr>
-        <w:spacing w:after="240" w:before="0" w:beforeAutospacing="0" w:lineRule="auto"/>
-        <w:ind w:left="720" w:hanging="360"/>
-        <w:rPr>
-          <w:sz w:val="24"/>
-          <w:szCs w:val="24"/>
-        </w:rPr>
-      </w:pPr>
-      <w:r>
-        <w:rPr>
-          <w:sz w:val="24"/>
-          <w:szCs w:val="24"/>
-          <w:rtl w:val="0"/>
-        </w:rPr>
-        <w:t xml:space="preserve">Reviewed project overview, motivation, purpose, client, and technology stack.</w:t>
-      </w:r>
-    </w:p>
-    <w:p>
-      <w:pPr>
-        <w:pStyle w:val="Heading3"/>
-        <w:rPr>
-          <w:color w:val="000000"/>
-        </w:rPr>
-      </w:pPr>
-      <w:bookmarkStart w:colFirst="0" w:colLast="0" w:name="_sxzh557nuu01" w:id="20"/>
-      <w:bookmarkEnd w:id="20"/>
-      <w:r>
-        <w:rPr>
-          <w:color w:val="000000"/>
-          <w:rtl w:val="0"/>
-        </w:rPr>
-        <w:t xml:space="preserve">Documentation Requirements</w:t>
-      </w:r>
-    </w:p>
-    <w:p>
-      <w:pPr>
-        <w:numPr>
-          <w:ilvl w:val="0"/>
-          <w:numId w:val="11"/>
-        </w:numPr>
-        <w:spacing w:after="240" w:before="240" w:lineRule="auto"/>
-        <w:ind w:left="720" w:hanging="360"/>
-        <w:rPr>
-          <w:sz w:val="24"/>
-          <w:szCs w:val="24"/>
-        </w:rPr>
-      </w:pPr>
-      <w:r>
-        <w:rPr>
-          <w:sz w:val="24"/>
-          <w:szCs w:val="24"/>
-          <w:rtl w:val="0"/>
-        </w:rPr>
-        <w:t xml:space="preserve">Reviewed SPPP, Risk Management, and Meeting Minutes expectations.</w:t>
-      </w:r>
-    </w:p>
-    <w:p>
-      <w:pPr>
-        <w:pStyle w:val="Heading3"/>
-        <w:rPr>
-          <w:color w:val="000000"/>
-        </w:rPr>
-      </w:pPr>
-      <w:bookmarkStart w:colFirst="0" w:colLast="0" w:name="_nzytvfmt9nv5" w:id="21"/>
-      <w:bookmarkEnd w:id="21"/>
-      <w:r>
-        <w:rPr>
-          <w:color w:val="000000"/>
-          <w:rtl w:val="0"/>
-        </w:rPr>
-        <w:t xml:space="preserve">Leader Roles</w:t>
-      </w:r>
-    </w:p>
-    <w:p>
-      <w:pPr>
-        <w:numPr>
-          <w:ilvl w:val="0"/>
-          <w:numId w:val="4"/>
-        </w:numPr>
-        <w:spacing w:after="0" w:afterAutospacing="0" w:before="240" w:lineRule="auto"/>
-        <w:ind w:left="720" w:hanging="360"/>
-        <w:rPr>
-          <w:sz w:val="24"/>
-          <w:szCs w:val="24"/>
-        </w:rPr>
-      </w:pPr>
-      <w:r>
-        <w:rPr>
-          <w:sz w:val="24"/>
-          <w:szCs w:val="24"/>
-          <w:rtl w:val="0"/>
-        </w:rPr>
-        <w:t xml:space="preserve">Discussed strengths and responsibilities to determine role assignments.</w:t>
-      </w:r>
-    </w:p>
-    <w:p>
-      <w:pPr>
-        <w:numPr>
-          <w:ilvl w:val="0"/>
-          <w:numId w:val="4"/>
-        </w:numPr>
-        <w:spacing w:after="240" w:before="0" w:beforeAutospacing="0" w:lineRule="auto"/>
-        <w:ind w:left="720" w:hanging="360"/>
-        <w:rPr>
-          <w:sz w:val="24"/>
-          <w:szCs w:val="24"/>
-        </w:rPr>
-      </w:pPr>
-      <w:r>
-        <w:rPr>
-          <w:sz w:val="24"/>
-          <w:szCs w:val="24"/>
-          <w:rtl w:val="0"/>
-        </w:rPr>
-        <w:t xml:space="preserve">Finalized leadership structure.</w:t>
-      </w:r>
-    </w:p>
-    <w:p>
-      <w:pPr>
-        <w:pStyle w:val="Heading3"/>
-        <w:rPr>
-          <w:color w:val="000000"/>
-        </w:rPr>
-      </w:pPr>
-      <w:bookmarkStart w:colFirst="0" w:colLast="0" w:name="_8gau28chgtmr" w:id="22"/>
-      <w:bookmarkEnd w:id="22"/>
-      <w:r>
-        <w:rPr>
-          <w:color w:val="000000"/>
-          <w:rtl w:val="0"/>
-        </w:rPr>
-        <w:t xml:space="preserve">Team Size Discussion</w:t>
-      </w:r>
-    </w:p>
-    <w:p>
-      <w:pPr>
-        <w:numPr>
-          <w:ilvl w:val="0"/>
-          <w:numId w:val="19"/>
-        </w:numPr>
-        <w:spacing w:after="0" w:afterAutospacing="0" w:before="240" w:lineRule="auto"/>
-        <w:ind w:left="720" w:hanging="360"/>
-        <w:rPr>
-          <w:sz w:val="24"/>
-          <w:szCs w:val="24"/>
-        </w:rPr>
-      </w:pPr>
-      <w:r>
-        <w:rPr>
-          <w:sz w:val="24"/>
-          <w:szCs w:val="24"/>
-          <w:rtl w:val="0"/>
-        </w:rPr>
-        <w:t xml:space="preserve">Evaluated whether a team of 3 can complete the project scope.</w:t>
-      </w:r>
-    </w:p>
-    <w:p>
-      <w:pPr>
-        <w:numPr>
-          <w:ilvl w:val="0"/>
-          <w:numId w:val="19"/>
-        </w:numPr>
-        <w:spacing w:after="240" w:before="0" w:beforeAutospacing="0" w:lineRule="auto"/>
-        <w:ind w:left="720" w:hanging="360"/>
-        <w:rPr>
-          <w:sz w:val="24"/>
-          <w:szCs w:val="24"/>
-        </w:rPr>
-      </w:pPr>
-      <w:r>
-        <w:rPr>
-          <w:sz w:val="24"/>
-          <w:szCs w:val="24"/>
-          <w:rtl w:val="0"/>
-        </w:rPr>
-        <w:t xml:space="preserve">Determined it is feasible.</w:t>
-      </w:r>
-    </w:p>
-    <w:p>
-      <w:pPr>
-        <w:pStyle w:val="Heading3"/>
-        <w:rPr>
-          <w:color w:val="000000"/>
-        </w:rPr>
-      </w:pPr>
-      <w:bookmarkStart w:colFirst="0" w:colLast="0" w:name="_jnm97cwyadr7" w:id="23"/>
-      <w:bookmarkEnd w:id="23"/>
-      <w:r>
-        <w:rPr>
-          <w:color w:val="000000"/>
-          <w:rtl w:val="0"/>
-        </w:rPr>
-        <w:t xml:space="preserve">Risk Management Review</w:t>
+          <w:b w:val="1"/>
+          <w:bCs w:val="1"/>
+          <w:sz w:val="24"/>
+          <w:szCs w:val="24"/>
+          <w:rtl w:val="0"/>
+        </w:rPr>
+        <w:t xml:space="preserve">Group Name:</w:t>
+      </w:r>
+      <w:r>
+        <w:rPr>
+          <w:sz w:val="24"/>
+          <w:szCs w:val="24"/>
+          <w:rtl w:val="0"/>
+        </w:rPr>
+        <w:t xml:space="preserve"> DJV</w:t>
       </w:r>
     </w:p>
     <w:p>
@@ -5543,20 +7974,30 @@
           <w:ilvl w:val="0"/>
           <w:numId w:val="14"/>
         </w:numPr>
-        <w:spacing w:after="0" w:afterAutospacing="0" w:before="240" w:lineRule="auto"/>
-        <w:ind w:left="720" w:hanging="360"/>
-        <w:rPr>
-          <w:sz w:val="24"/>
-          <w:szCs w:val="24"/>
-        </w:rPr>
-      </w:pPr>
-      <w:r>
-        <w:rPr>
-          <w:sz w:val="24"/>
-          <w:szCs w:val="24"/>
-          <w:rtl w:val="0"/>
-        </w:rPr>
-        <w:t xml:space="preserve">Reviewed risk management document.</w:t>
+        <w:spacing w:after="0" w:afterAutospacing="0" w:before="0" w:beforeAutospacing="0" w:lineRule="auto"/>
+        <w:ind w:left="720" w:hanging="360"/>
+        <w:rPr>
+          <w:sz w:val="24"/>
+          <w:szCs w:val="24"/>
+        </w:rPr>
+      </w:pPr>
+      <w:r>
+        <w:rPr>
+          <w:b w:val="1"/>
+          <w:bCs w:val="1"/>
+          <w:sz w:val="24"/>
+          <w:szCs w:val="24"/>
+          <w:rtl w:val="0"/>
+        </w:rPr>
+        <w:t xml:space="preserve">Project:</w:t>
+      </w:r>
+      <w:r>
+        <w:rPr>
+          <w:sz w:val="24"/>
+          <w:szCs w:val="24"/>
+          <w:rtl w:val="0"/>
+        </w:rPr>
+        <w:t xml:space="preserve"> Product Document Upload Web Application</w:t>
       </w:r>
     </w:p>
     <w:p>
@@ -5574,11 +8015,45 @@
       </w:pPr>
       <w:r>
         <w:rPr>
-          <w:sz w:val="24"/>
-          <w:szCs w:val="24"/>
-          <w:rtl w:val="0"/>
-        </w:rPr>
-        <w:t xml:space="preserve">Identified risks including:</w:t>
+          <w:b w:val="1"/>
+          <w:bCs w:val="1"/>
+          <w:sz w:val="24"/>
+          <w:szCs w:val="24"/>
+          <w:rtl w:val="0"/>
+        </w:rPr>
+        <w:t xml:space="preserve">Documentation:</w:t>
+      </w:r>
+      <w:r>
+        <w:rPr>
+          <w:sz w:val="24"/>
+          <w:szCs w:val="24"/>
+          <w:rtl w:val="0"/>
+        </w:rPr>
+        <w:t xml:space="preserve"> Risk management document completed; SPPP sections assigned</w:t>
+      </w:r>
+    </w:p>
+    <w:p>
+      <w:pPr>
+        <w:numPr>
+          <w:ilvl w:val="0"/>
+          <w:numId w:val="14"/>
+        </w:numPr>
+        <w:spacing w:after="0" w:afterAutospacing="0" w:before="0" w:beforeAutospacing="0" w:lineRule="auto"/>
+        <w:ind w:left="720" w:hanging="360"/>
+        <w:rPr>
+          <w:sz w:val="24"/>
+          <w:szCs w:val="24"/>
+        </w:rPr>
+      </w:pPr>
+      <w:r>
+        <w:rPr>
+          <w:b w:val="1"/>
+          <w:bCs w:val="1"/>
+          <w:sz w:val="24"/>
+          <w:szCs w:val="24"/>
+          <w:rtl w:val="0"/>
+        </w:rPr>
+        <w:t xml:space="preserve">Roles:</w:t>
       </w:r>
     </w:p>
     <w:p>
@@ -5600,7 +8075,7 @@
           <w:szCs w:val="24"/>
           <w:rtl w:val="0"/>
         </w:rPr>
-        <w:t xml:space="preserve">Loss of team members</w:t>
+        <w:t xml:space="preserve">Team Lead – Danielle Leask</w:t>
       </w:r>
     </w:p>
     <w:p>
@@ -5622,7 +8097,7 @@
           <w:szCs w:val="24"/>
           <w:rtl w:val="0"/>
         </w:rPr>
-        <w:t xml:space="preserve">Adding new members</w:t>
+        <w:t xml:space="preserve">Requirements Lead – Danielle Leask</w:t>
       </w:r>
     </w:p>
     <w:p>
@@ -5644,7 +8119,7 @@
           <w:szCs w:val="24"/>
           <w:rtl w:val="0"/>
         </w:rPr>
-        <w:t xml:space="preserve">Lack of participation</w:t>
+        <w:t xml:space="preserve">Design &amp; Implementation Lead – Vy Trinh</w:t>
       </w:r>
     </w:p>
     <w:p>
@@ -5666,7 +8141,7 @@
           <w:szCs w:val="24"/>
           <w:rtl w:val="0"/>
         </w:rPr>
-        <w:t xml:space="preserve">Duplicate/overlapping work</w:t>
+        <w:t xml:space="preserve">QA Lead – Jannatul Tuba</w:t>
       </w:r>
     </w:p>
     <w:p>
@@ -5688,7 +8163,7 @@
           <w:szCs w:val="24"/>
           <w:rtl w:val="0"/>
         </w:rPr>
-        <w:t xml:space="preserve">Incorrect or unclear requirements</w:t>
+        <w:t xml:space="preserve">Configuration Lead – Jannatul Tuba</w:t>
       </w:r>
     </w:p>
     <w:p>
@@ -5710,228 +8185,16 @@
           <w:szCs w:val="24"/>
           <w:rtl w:val="0"/>
         </w:rPr>
-        <w:t xml:space="preserve">Extra unnecessary features</w:t>
-      </w:r>
-    </w:p>
-    <w:p>
-      <w:pPr>
-        <w:numPr>
-          <w:ilvl w:val="1"/>
+        <w:t xml:space="preserve">Security Lead – Vy Trinh</w:t>
+      </w:r>
+    </w:p>
+    <w:p>
+      <w:pPr>
+        <w:numPr>
+          <w:ilvl w:val="0"/>
           <w:numId w:val="14"/>
         </w:numPr>
         <w:spacing w:after="0" w:afterAutospacing="0" w:before="0" w:beforeAutospacing="0" w:lineRule="auto"/>
-        <w:ind w:left="1440" w:hanging="360"/>
-        <w:rPr>
-          <w:sz w:val="24"/>
-          <w:szCs w:val="24"/>
-        </w:rPr>
-      </w:pPr>
-      <w:r>
-        <w:rPr>
-          <w:sz w:val="24"/>
-          <w:szCs w:val="24"/>
-          <w:rtl w:val="0"/>
-        </w:rPr>
-        <w:t xml:space="preserve">Inconsistent coding practices</w:t>
-      </w:r>
-    </w:p>
-    <w:p>
-      <w:pPr>
-        <w:numPr>
-          <w:ilvl w:val="1"/>
-          <w:numId w:val="14"/>
-        </w:numPr>
-        <w:spacing w:after="0" w:afterAutospacing="0" w:before="0" w:beforeAutospacing="0" w:lineRule="auto"/>
-        <w:ind w:left="1440" w:hanging="360"/>
-        <w:rPr>
-          <w:sz w:val="24"/>
-          <w:szCs w:val="24"/>
-        </w:rPr>
-      </w:pPr>
-      <w:r>
-        <w:rPr>
-          <w:sz w:val="24"/>
-          <w:szCs w:val="24"/>
-          <w:rtl w:val="0"/>
-        </w:rPr>
-        <w:t xml:space="preserve">Limited meeting time / poor planning</w:t>
-      </w:r>
-    </w:p>
-    <w:p>
-      <w:pPr>
-        <w:numPr>
-          <w:ilvl w:val="1"/>
-          <w:numId w:val="14"/>
-        </w:numPr>
-        <w:spacing w:after="0" w:afterAutospacing="0" w:before="0" w:beforeAutospacing="0" w:lineRule="auto"/>
-        <w:ind w:left="1440" w:hanging="360"/>
-        <w:rPr>
-          <w:sz w:val="24"/>
-          <w:szCs w:val="24"/>
-        </w:rPr>
-      </w:pPr>
-      <w:r>
-        <w:rPr>
-          <w:sz w:val="24"/>
-          <w:szCs w:val="24"/>
-          <w:rtl w:val="0"/>
-        </w:rPr>
-        <w:t xml:space="preserve">Lack of experience with tools/frameworks</w:t>
-      </w:r>
-    </w:p>
-    <w:p>
-      <w:pPr>
-        <w:numPr>
-          <w:ilvl w:val="1"/>
-          <w:numId w:val="14"/>
-        </w:numPr>
-        <w:spacing w:after="0" w:afterAutospacing="0" w:before="0" w:beforeAutospacing="0" w:lineRule="auto"/>
-        <w:ind w:left="1440" w:hanging="360"/>
-        <w:rPr>
-          <w:sz w:val="24"/>
-          <w:szCs w:val="24"/>
-        </w:rPr>
-      </w:pPr>
-      <w:r>
-        <w:rPr>
-          <w:sz w:val="24"/>
-          <w:szCs w:val="24"/>
-          <w:rtl w:val="0"/>
-        </w:rPr>
-        <w:t xml:space="preserve">Improper system design</w:t>
-      </w:r>
-    </w:p>
-    <w:p>
-      <w:pPr>
-        <w:numPr>
-          <w:ilvl w:val="1"/>
-          <w:numId w:val="14"/>
-        </w:numPr>
-        <w:spacing w:after="0" w:afterAutospacing="0" w:before="0" w:beforeAutospacing="0" w:lineRule="auto"/>
-        <w:ind w:left="1440" w:hanging="360"/>
-        <w:rPr>
-          <w:sz w:val="24"/>
-          <w:szCs w:val="24"/>
-        </w:rPr>
-      </w:pPr>
-      <w:r>
-        <w:rPr>
-          <w:sz w:val="24"/>
-          <w:szCs w:val="24"/>
-          <w:rtl w:val="0"/>
-        </w:rPr>
-        <w:t xml:space="preserve">Insufficient testing</w:t>
-      </w:r>
-    </w:p>
-    <w:p>
-      <w:pPr>
-        <w:numPr>
-          <w:ilvl w:val="1"/>
-          <w:numId w:val="14"/>
-        </w:numPr>
-        <w:spacing w:after="0" w:afterAutospacing="0" w:before="0" w:beforeAutospacing="0" w:lineRule="auto"/>
-        <w:ind w:left="1440" w:hanging="360"/>
-        <w:rPr>
-          <w:sz w:val="24"/>
-          <w:szCs w:val="24"/>
-        </w:rPr>
-      </w:pPr>
-      <w:r>
-        <w:rPr>
-          <w:sz w:val="24"/>
-          <w:szCs w:val="24"/>
-          <w:rtl w:val="0"/>
-        </w:rPr>
-        <w:t xml:space="preserve">Limited time for integration/deployment</w:t>
-      </w:r>
-    </w:p>
-    <w:p>
-      <w:pPr>
-        <w:numPr>
-          <w:ilvl w:val="0"/>
-          <w:numId w:val="14"/>
-        </w:numPr>
-        <w:spacing w:after="240" w:before="0" w:beforeAutospacing="0" w:lineRule="auto"/>
-        <w:ind w:left="720" w:hanging="360"/>
-        <w:rPr>
-          <w:sz w:val="24"/>
-          <w:szCs w:val="24"/>
-        </w:rPr>
-      </w:pPr>
-      <w:r>
-        <w:rPr>
-          <w:sz w:val="24"/>
-          <w:szCs w:val="24"/>
-          <w:rtl w:val="0"/>
-        </w:rPr>
-        <w:t xml:space="preserve">Agreed to continue updating risks throughout the project.</w:t>
-      </w:r>
-    </w:p>
-    <w:p>
-      <w:pPr>
-        <w:pStyle w:val="Heading3"/>
-        <w:rPr>
-          <w:color w:val="000000"/>
-        </w:rPr>
-      </w:pPr>
-      <w:bookmarkStart w:colFirst="0" w:colLast="0" w:name="_2caykzmes47r" w:id="24"/>
-      <w:bookmarkEnd w:id="24"/>
-      <w:r>
-        <w:rPr>
-          <w:color w:val="000000"/>
-          <w:rtl w:val="0"/>
-        </w:rPr>
-        <w:t xml:space="preserve">Next Meeting</w:t>
-      </w:r>
-    </w:p>
-    <w:p>
-      <w:pPr>
-        <w:numPr>
-          <w:ilvl w:val="0"/>
-          <w:numId w:val="13"/>
-        </w:numPr>
-        <w:spacing w:after="240" w:before="240" w:lineRule="auto"/>
-        <w:ind w:left="720" w:hanging="360"/>
-        <w:rPr>
-          <w:sz w:val="24"/>
-          <w:szCs w:val="24"/>
-        </w:rPr>
-      </w:pPr>
-      <w:r>
-        <w:rPr>
-          <w:sz w:val="24"/>
-          <w:szCs w:val="24"/>
-          <w:rtl w:val="0"/>
-        </w:rPr>
-        <w:t xml:space="preserve">Agreed to confirm and schedule next meeting.</w:t>
-      </w:r>
-    </w:p>
-    <w:p>
-      <w:pPr>
-        <w:pStyle w:val="Heading2"/>
-        <w:rPr>
-          <w:sz w:val="24"/>
-          <w:szCs w:val="24"/>
-        </w:rPr>
-      </w:pPr>
-      <w:bookmarkStart w:colFirst="0" w:colLast="0" w:name="_dnb7m4lmc7g2" w:id="25"/>
-      <w:bookmarkEnd w:id="25"/>
-      <w:r>
-        <w:rPr>
-          <w:sz w:val="24"/>
-          <w:szCs w:val="24"/>
-          <w:rtl w:val="0"/>
-        </w:rPr>
-        <w:t xml:space="preserve">Key Decisions</w:t>
-      </w:r>
-    </w:p>
-    <w:p>
-      <w:pPr>
-        <w:numPr>
-          <w:ilvl w:val="0"/>
-          <w:numId w:val="10"/>
-        </w:numPr>
-        <w:spacing w:after="0" w:afterAutospacing="0" w:before="240" w:lineRule="auto"/>
         <w:ind w:left="720" w:hanging="360"/>
         <w:rPr>
           <w:sz w:val="24"/>
@@ -5946,22 +8209,22 @@
           <w:szCs w:val="24"/>
           <w:rtl w:val="0"/>
         </w:rPr>
-        <w:t xml:space="preserve">Group Name:</w:t>
-      </w:r>
-      <w:r>
-        <w:rPr>
-          <w:sz w:val="24"/>
-          <w:szCs w:val="24"/>
-          <w:rtl w:val="0"/>
-        </w:rPr>
-        <w:t xml:space="preserve"> DJV</w:t>
-      </w:r>
-    </w:p>
-    <w:p>
-      <w:pPr>
-        <w:numPr>
-          <w:ilvl w:val="0"/>
-          <w:numId w:val="10"/>
+        <w:t xml:space="preserve">Team Size:</w:t>
+      </w:r>
+      <w:r>
+        <w:rPr>
+          <w:sz w:val="24"/>
+          <w:szCs w:val="24"/>
+          <w:rtl w:val="0"/>
+        </w:rPr>
+        <w:t xml:space="preserve"> Project is feasible with 3 members</w:t>
+      </w:r>
+    </w:p>
+    <w:p>
+      <w:pPr>
+        <w:numPr>
+          <w:ilvl w:val="0"/>
+          <w:numId w:val="14"/>
         </w:numPr>
         <w:spacing w:after="0" w:afterAutospacing="0" w:before="0" w:beforeAutospacing="0" w:lineRule="auto"/>
         <w:ind w:left="720" w:hanging="360"/>
@@ -5978,22 +8241,22 @@
           <w:szCs w:val="24"/>
           <w:rtl w:val="0"/>
         </w:rPr>
-        <w:t xml:space="preserve">Project:</w:t>
-      </w:r>
-      <w:r>
-        <w:rPr>
-          <w:sz w:val="24"/>
-          <w:szCs w:val="24"/>
-          <w:rtl w:val="0"/>
-        </w:rPr>
-        <w:t xml:space="preserve"> Product Document Upload Web Application</w:t>
-      </w:r>
-    </w:p>
-    <w:p>
-      <w:pPr>
-        <w:numPr>
-          <w:ilvl w:val="0"/>
-          <w:numId w:val="10"/>
+        <w:t xml:space="preserve">Risk Summary:</w:t>
+      </w:r>
+      <w:r>
+        <w:rPr>
+          <w:sz w:val="24"/>
+          <w:szCs w:val="24"/>
+          <w:rtl w:val="0"/>
+        </w:rPr>
+        <w:t xml:space="preserve"> Danielle will draft summary</w:t>
+      </w:r>
+    </w:p>
+    <w:p>
+      <w:pPr>
+        <w:numPr>
+          <w:ilvl w:val="0"/>
+          <w:numId w:val="14"/>
         </w:numPr>
         <w:spacing w:after="0" w:afterAutospacing="0" w:before="0" w:beforeAutospacing="0" w:lineRule="auto"/>
         <w:ind w:left="720" w:hanging="360"/>
@@ -6010,15 +8273,56 @@
           <w:szCs w:val="24"/>
           <w:rtl w:val="0"/>
         </w:rPr>
-        <w:t xml:space="preserve">Documentation:</w:t>
-      </w:r>
-      <w:r>
-        <w:rPr>
-          <w:sz w:val="24"/>
-          <w:szCs w:val="24"/>
-          <w:rtl w:val="0"/>
-        </w:rPr>
-        <w:t xml:space="preserve"> Risk management document completed; SPPP sections assigned</w:t>
+        <w:t xml:space="preserve">Next Meeting:</w:t>
+      </w:r>
+      <w:r>
+        <w:rPr>
+          <w:sz w:val="24"/>
+          <w:szCs w:val="24"/>
+          <w:rtl w:val="0"/>
+        </w:rPr>
+        <w:t xml:space="preserve"> 05/11/2026 at 9:00 PM EST</w:t>
+      </w:r>
+    </w:p>
+    <w:p>
+      <w:pPr>
+        <w:numPr>
+          <w:ilvl w:val="0"/>
+          <w:numId w:val="14"/>
+        </w:numPr>
+        <w:spacing w:after="240" w:before="0" w:beforeAutospacing="0" w:lineRule="auto"/>
+        <w:ind w:left="720" w:hanging="360"/>
+        <w:rPr>
+          <w:sz w:val="24"/>
+          <w:szCs w:val="24"/>
+        </w:rPr>
+      </w:pPr>
+      <w:r>
+        <w:rPr>
+          <w:sz w:val="24"/>
+          <w:szCs w:val="24"/>
+          <w:rtl w:val="0"/>
+        </w:rPr>
+        <w:t xml:space="preserve">One member unavailable this coming weekend</w:t>
+      </w:r>
+    </w:p>
+    <w:p>
+      <w:pPr>
+        <w:pStyle w:val="Heading2"/>
+        <w:rPr>
+          <w:sz w:val="24"/>
+          <w:szCs w:val="24"/>
+        </w:rPr>
+      </w:pPr>
+      <w:bookmarkStart w:colFirst="0" w:colLast="0" w:name="_j8oau91ur5eg" w:id="49"/>
+      <w:bookmarkEnd w:id="49"/>
+      <w:r>
+        <w:rPr>
+          <w:sz w:val="24"/>
+          <w:szCs w:val="24"/>
+          <w:rtl w:val="0"/>
+        </w:rPr>
+        <w:t xml:space="preserve">Action Items</w:t>
       </w:r>
     </w:p>
     <w:p>
@@ -6027,320 +8331,27 @@
           <w:ilvl w:val="0"/>
           <w:numId w:val="10"/>
         </w:numPr>
-        <w:spacing w:after="0" w:afterAutospacing="0" w:before="0" w:beforeAutospacing="0" w:lineRule="auto"/>
-        <w:ind w:left="720" w:hanging="360"/>
-        <w:rPr>
-          <w:sz w:val="24"/>
-          <w:szCs w:val="24"/>
-        </w:rPr>
-      </w:pPr>
-      <w:r>
-        <w:rPr>
-          <w:b w:val="1"/>
-          <w:bCs w:val="1"/>
-          <w:sz w:val="24"/>
-          <w:szCs w:val="24"/>
-          <w:rtl w:val="0"/>
-        </w:rPr>
-        <w:t xml:space="preserve">Roles:</w:t>
-      </w:r>
-    </w:p>
-    <w:p>
-      <w:pPr>
-        <w:numPr>
-          <w:ilvl w:val="1"/>
+        <w:spacing w:after="0" w:afterAutospacing="0" w:before="240" w:lineRule="auto"/>
+        <w:ind w:left="720" w:hanging="360"/>
+        <w:rPr>
+          <w:sz w:val="24"/>
+          <w:szCs w:val="24"/>
+        </w:rPr>
+      </w:pPr>
+      <w:r>
+        <w:rPr>
+          <w:sz w:val="24"/>
+          <w:szCs w:val="24"/>
+          <w:rtl w:val="0"/>
+        </w:rPr>
+        <w:t xml:space="preserve">Review risk management – Danielle, Jannatul, Vy</w:t>
+      </w:r>
+    </w:p>
+    <w:p>
+      <w:pPr>
+        <w:numPr>
+          <w:ilvl w:val="0"/>
           <w:numId w:val="10"/>
-        </w:numPr>
-        <w:spacing w:after="0" w:afterAutospacing="0" w:before="0" w:beforeAutospacing="0" w:lineRule="auto"/>
-        <w:ind w:left="1440" w:hanging="360"/>
-        <w:rPr>
-          <w:sz w:val="24"/>
-          <w:szCs w:val="24"/>
-        </w:rPr>
-      </w:pPr>
-      <w:r>
-        <w:rPr>
-          <w:sz w:val="24"/>
-          <w:szCs w:val="24"/>
-          <w:rtl w:val="0"/>
-        </w:rPr>
-        <w:t xml:space="preserve">Team Lead – Danielle Leask</w:t>
-      </w:r>
-    </w:p>
-    <w:p>
-      <w:pPr>
-        <w:numPr>
-          <w:ilvl w:val="1"/>
-          <w:numId w:val="10"/>
-        </w:numPr>
-        <w:spacing w:after="0" w:afterAutospacing="0" w:before="0" w:beforeAutospacing="0" w:lineRule="auto"/>
-        <w:ind w:left="1440" w:hanging="360"/>
-        <w:rPr>
-          <w:sz w:val="24"/>
-          <w:szCs w:val="24"/>
-        </w:rPr>
-      </w:pPr>
-      <w:r>
-        <w:rPr>
-          <w:sz w:val="24"/>
-          <w:szCs w:val="24"/>
-          <w:rtl w:val="0"/>
-        </w:rPr>
-        <w:t xml:space="preserve">Requirements Lead – Danielle Leask</w:t>
-      </w:r>
-    </w:p>
-    <w:p>
-      <w:pPr>
-        <w:numPr>
-          <w:ilvl w:val="1"/>
-          <w:numId w:val="10"/>
-        </w:numPr>
-        <w:spacing w:after="0" w:afterAutospacing="0" w:before="0" w:beforeAutospacing="0" w:lineRule="auto"/>
-        <w:ind w:left="1440" w:hanging="360"/>
-        <w:rPr>
-          <w:sz w:val="24"/>
-          <w:szCs w:val="24"/>
-        </w:rPr>
-      </w:pPr>
-      <w:r>
-        <w:rPr>
-          <w:sz w:val="24"/>
-          <w:szCs w:val="24"/>
-          <w:rtl w:val="0"/>
-        </w:rPr>
-        <w:t xml:space="preserve">Design &amp; Implementation Lead – Vy Trinh</w:t>
-      </w:r>
-    </w:p>
-    <w:p>
-      <w:pPr>
-        <w:numPr>
-          <w:ilvl w:val="1"/>
-          <w:numId w:val="10"/>
-        </w:numPr>
-        <w:spacing w:after="0" w:afterAutospacing="0" w:before="0" w:beforeAutospacing="0" w:lineRule="auto"/>
-        <w:ind w:left="1440" w:hanging="360"/>
-        <w:rPr>
-          <w:sz w:val="24"/>
-          <w:szCs w:val="24"/>
-        </w:rPr>
-      </w:pPr>
-      <w:r>
-        <w:rPr>
-          <w:sz w:val="24"/>
-          <w:szCs w:val="24"/>
-          <w:rtl w:val="0"/>
-        </w:rPr>
-        <w:t xml:space="preserve">QA Lead – Jannatul Tuba</w:t>
-      </w:r>
-    </w:p>
-    <w:p>
-      <w:pPr>
-        <w:numPr>
-          <w:ilvl w:val="1"/>
-          <w:numId w:val="10"/>
-        </w:numPr>
-        <w:spacing w:after="0" w:afterAutospacing="0" w:before="0" w:beforeAutospacing="0" w:lineRule="auto"/>
-        <w:ind w:left="1440" w:hanging="360"/>
-        <w:rPr>
-          <w:sz w:val="24"/>
-          <w:szCs w:val="24"/>
-        </w:rPr>
-      </w:pPr>
-      <w:r>
-        <w:rPr>
-          <w:sz w:val="24"/>
-          <w:szCs w:val="24"/>
-          <w:rtl w:val="0"/>
-        </w:rPr>
-        <w:t xml:space="preserve">Configuration Lead – Jannatul Tuba</w:t>
-      </w:r>
-    </w:p>
-    <w:p>
-      <w:pPr>
-        <w:numPr>
-          <w:ilvl w:val="1"/>
-          <w:numId w:val="10"/>
-        </w:numPr>
-        <w:spacing w:after="0" w:afterAutospacing="0" w:before="0" w:beforeAutospacing="0" w:lineRule="auto"/>
-        <w:ind w:left="1440" w:hanging="360"/>
-        <w:rPr>
-          <w:sz w:val="24"/>
-          <w:szCs w:val="24"/>
-        </w:rPr>
-      </w:pPr>
-      <w:r>
-        <w:rPr>
-          <w:sz w:val="24"/>
-          <w:szCs w:val="24"/>
-          <w:rtl w:val="0"/>
-        </w:rPr>
-        <w:t xml:space="preserve">Security Lead – Vy Trinh</w:t>
-      </w:r>
-    </w:p>
-    <w:p>
-      <w:pPr>
-        <w:numPr>
-          <w:ilvl w:val="0"/>
-          <w:numId w:val="10"/>
-        </w:numPr>
-        <w:spacing w:after="0" w:afterAutospacing="0" w:before="0" w:beforeAutospacing="0" w:lineRule="auto"/>
-        <w:ind w:left="720" w:hanging="360"/>
-        <w:rPr>
-          <w:sz w:val="24"/>
-          <w:szCs w:val="24"/>
-        </w:rPr>
-      </w:pPr>
-      <w:r>
-        <w:rPr>
-          <w:b w:val="1"/>
-          <w:bCs w:val="1"/>
-          <w:sz w:val="24"/>
-          <w:szCs w:val="24"/>
-          <w:rtl w:val="0"/>
-        </w:rPr>
-        <w:t xml:space="preserve">Team Size:</w:t>
-      </w:r>
-      <w:r>
-        <w:rPr>
-          <w:sz w:val="24"/>
-          <w:szCs w:val="24"/>
-          <w:rtl w:val="0"/>
-        </w:rPr>
-        <w:t xml:space="preserve"> Project is feasible with 3 members</w:t>
-      </w:r>
-    </w:p>
-    <w:p>
-      <w:pPr>
-        <w:numPr>
-          <w:ilvl w:val="0"/>
-          <w:numId w:val="10"/>
-        </w:numPr>
-        <w:spacing w:after="0" w:afterAutospacing="0" w:before="0" w:beforeAutospacing="0" w:lineRule="auto"/>
-        <w:ind w:left="720" w:hanging="360"/>
-        <w:rPr>
-          <w:sz w:val="24"/>
-          <w:szCs w:val="24"/>
-        </w:rPr>
-      </w:pPr>
-      <w:r>
-        <w:rPr>
-          <w:b w:val="1"/>
-          <w:bCs w:val="1"/>
-          <w:sz w:val="24"/>
-          <w:szCs w:val="24"/>
-          <w:rtl w:val="0"/>
-        </w:rPr>
-        <w:t xml:space="preserve">Risk Summary:</w:t>
-      </w:r>
-      <w:r>
-        <w:rPr>
-          <w:sz w:val="24"/>
-          <w:szCs w:val="24"/>
-          <w:rtl w:val="0"/>
-        </w:rPr>
-        <w:t xml:space="preserve"> Danielle will draft summary</w:t>
-      </w:r>
-    </w:p>
-    <w:p>
-      <w:pPr>
-        <w:numPr>
-          <w:ilvl w:val="0"/>
-          <w:numId w:val="10"/>
-        </w:numPr>
-        <w:spacing w:after="0" w:afterAutospacing="0" w:before="0" w:beforeAutospacing="0" w:lineRule="auto"/>
-        <w:ind w:left="720" w:hanging="360"/>
-        <w:rPr>
-          <w:sz w:val="24"/>
-          <w:szCs w:val="24"/>
-        </w:rPr>
-      </w:pPr>
-      <w:r>
-        <w:rPr>
-          <w:b w:val="1"/>
-          <w:bCs w:val="1"/>
-          <w:sz w:val="24"/>
-          <w:szCs w:val="24"/>
-          <w:rtl w:val="0"/>
-        </w:rPr>
-        <w:t xml:space="preserve">Next Meeting:</w:t>
-      </w:r>
-      <w:r>
-        <w:rPr>
-          <w:sz w:val="24"/>
-          <w:szCs w:val="24"/>
-          <w:rtl w:val="0"/>
-        </w:rPr>
-        <w:t xml:space="preserve"> 05/11/2026 at 9:00 PM EST</w:t>
-      </w:r>
-    </w:p>
-    <w:p>
-      <w:pPr>
-        <w:numPr>
-          <w:ilvl w:val="0"/>
-          <w:numId w:val="10"/>
-        </w:numPr>
-        <w:spacing w:after="240" w:before="0" w:beforeAutospacing="0" w:lineRule="auto"/>
-        <w:ind w:left="720" w:hanging="360"/>
-        <w:rPr>
-          <w:sz w:val="24"/>
-          <w:szCs w:val="24"/>
-        </w:rPr>
-      </w:pPr>
-      <w:r>
-        <w:rPr>
-          <w:sz w:val="24"/>
-          <w:szCs w:val="24"/>
-          <w:rtl w:val="0"/>
-        </w:rPr>
-        <w:t xml:space="preserve">One member unavailable this coming weekend</w:t>
-      </w:r>
-    </w:p>
-    <w:p>
-      <w:pPr>
-        <w:pStyle w:val="Heading2"/>
-        <w:rPr>
-          <w:sz w:val="24"/>
-          <w:szCs w:val="24"/>
-        </w:rPr>
-      </w:pPr>
-      <w:bookmarkStart w:colFirst="0" w:colLast="0" w:name="_j8oau91ur5eg" w:id="26"/>
-      <w:bookmarkEnd w:id="26"/>
-      <w:r>
-        <w:rPr>
-          <w:sz w:val="24"/>
-          <w:szCs w:val="24"/>
-          <w:rtl w:val="0"/>
-        </w:rPr>
-        <w:t xml:space="preserve">Action Items</w:t>
-      </w:r>
-    </w:p>
-    <w:p>
-      <w:pPr>
-        <w:numPr>
-          <w:ilvl w:val="0"/>
-          <w:numId w:val="7"/>
-        </w:numPr>
-        <w:spacing w:after="0" w:afterAutospacing="0" w:before="240" w:lineRule="auto"/>
-        <w:ind w:left="720" w:hanging="360"/>
-        <w:rPr>
-          <w:sz w:val="24"/>
-          <w:szCs w:val="24"/>
-        </w:rPr>
-      </w:pPr>
-      <w:r>
-        <w:rPr>
-          <w:sz w:val="24"/>
-          <w:szCs w:val="24"/>
-          <w:rtl w:val="0"/>
-        </w:rPr>
-        <w:t xml:space="preserve">Review risk management – Danielle, Jannatul, Vy</w:t>
-      </w:r>
-    </w:p>
-    <w:p>
-      <w:pPr>
-        <w:numPr>
-          <w:ilvl w:val="0"/>
-          <w:numId w:val="7"/>
         </w:numPr>
         <w:spacing w:after="240" w:before="0" w:beforeAutospacing="0" w:lineRule="auto"/>
         <w:ind w:left="720" w:hanging="360"/>
@@ -8818,6 +10829,776 @@
     </w:lvl>
   </w:abstractNum>
   <w:abstractNum w:abstractNumId="23">
+    <w:lvl w:ilvl="0">
+      <w:start w:val="1"/>
+      <w:numFmt w:val="bullet"/>
+      <w:lvlText w:val="●"/>
+      <w:lvlJc w:val="left"/>
+      <w:pPr>
+        <w:ind w:left="720" w:hanging="360"/>
+      </w:pPr>
+      <w:rPr>
+        <w:u w:val="none"/>
+      </w:rPr>
+    </w:lvl>
+    <w:lvl w:ilvl="1">
+      <w:start w:val="1"/>
+      <w:numFmt w:val="bullet"/>
+      <w:lvlText w:val="○"/>
+      <w:lvlJc w:val="left"/>
+      <w:pPr>
+        <w:ind w:left="1440" w:hanging="360"/>
+      </w:pPr>
+      <w:rPr>
+        <w:u w:val="none"/>
+      </w:rPr>
+    </w:lvl>
+    <w:lvl w:ilvl="2">
+      <w:start w:val="1"/>
+      <w:numFmt w:val="bullet"/>
+      <w:lvlText w:val="■"/>
+      <w:lvlJc w:val="left"/>
+      <w:pPr>
+        <w:ind w:left="2160" w:hanging="360"/>
+      </w:pPr>
+      <w:rPr>
+        <w:u w:val="none"/>
+      </w:rPr>
+    </w:lvl>
+    <w:lvl w:ilvl="3">
+      <w:start w:val="1"/>
+      <w:numFmt w:val="bullet"/>
+      <w:lvlText w:val="●"/>
+      <w:lvlJc w:val="left"/>
+      <w:pPr>
+        <w:ind w:left="2880" w:hanging="360"/>
+      </w:pPr>
+      <w:rPr>
+        <w:u w:val="none"/>
+      </w:rPr>
+    </w:lvl>
+    <w:lvl w:ilvl="4">
+      <w:start w:val="1"/>
+      <w:numFmt w:val="bullet"/>
+      <w:lvlText w:val="○"/>
+      <w:lvlJc w:val="left"/>
+      <w:pPr>
+        <w:ind w:left="3600" w:hanging="360"/>
+      </w:pPr>
+      <w:rPr>
+        <w:u w:val="none"/>
+      </w:rPr>
+    </w:lvl>
+    <w:lvl w:ilvl="5">
+      <w:start w:val="1"/>
+      <w:numFmt w:val="bullet"/>
+      <w:lvlText w:val="■"/>
+      <w:lvlJc w:val="left"/>
+      <w:pPr>
+        <w:ind w:left="4320" w:hanging="360"/>
+      </w:pPr>
+      <w:rPr>
+        <w:u w:val="none"/>
+      </w:rPr>
+    </w:lvl>
+    <w:lvl w:ilvl="6">
+      <w:start w:val="1"/>
+      <w:numFmt w:val="bullet"/>
+      <w:lvlText w:val="●"/>
+      <w:lvlJc w:val="left"/>
+      <w:pPr>
+        <w:ind w:left="5040" w:hanging="360"/>
+      </w:pPr>
+      <w:rPr>
+        <w:u w:val="none"/>
+      </w:rPr>
+    </w:lvl>
+    <w:lvl w:ilvl="7">
+      <w:start w:val="1"/>
+      <w:numFmt w:val="bullet"/>
+      <w:lvlText w:val="○"/>
+      <w:lvlJc w:val="left"/>
+      <w:pPr>
+        <w:ind w:left="5760" w:hanging="360"/>
+      </w:pPr>
+      <w:rPr>
+        <w:u w:val="none"/>
+      </w:rPr>
+    </w:lvl>
+    <w:lvl w:ilvl="8">
+      <w:start w:val="1"/>
+      <w:numFmt w:val="bullet"/>
+      <w:lvlText w:val="■"/>
+      <w:lvlJc w:val="left"/>
+      <w:pPr>
+        <w:ind w:left="6480" w:hanging="360"/>
+      </w:pPr>
+      <w:rPr>
+        <w:u w:val="none"/>
+      </w:rPr>
+    </w:lvl>
+  </w:abstractNum>
+  <w:abstractNum w:abstractNumId="24">
+    <w:lvl w:ilvl="0">
+      <w:start w:val="1"/>
+      <w:numFmt w:val="bullet"/>
+      <w:lvlText w:val="●"/>
+      <w:lvlJc w:val="left"/>
+      <w:pPr>
+        <w:ind w:left="720" w:hanging="360"/>
+      </w:pPr>
+      <w:rPr>
+        <w:u w:val="none"/>
+      </w:rPr>
+    </w:lvl>
+    <w:lvl w:ilvl="1">
+      <w:start w:val="1"/>
+      <w:numFmt w:val="bullet"/>
+      <w:lvlText w:val="○"/>
+      <w:lvlJc w:val="left"/>
+      <w:pPr>
+        <w:ind w:left="1440" w:hanging="360"/>
+      </w:pPr>
+      <w:rPr>
+        <w:u w:val="none"/>
+      </w:rPr>
+    </w:lvl>
+    <w:lvl w:ilvl="2">
+      <w:start w:val="1"/>
+      <w:numFmt w:val="bullet"/>
+      <w:lvlText w:val="■"/>
+      <w:lvlJc w:val="left"/>
+      <w:pPr>
+        <w:ind w:left="2160" w:hanging="360"/>
+      </w:pPr>
+      <w:rPr>
+        <w:u w:val="none"/>
+      </w:rPr>
+    </w:lvl>
+    <w:lvl w:ilvl="3">
+      <w:start w:val="1"/>
+      <w:numFmt w:val="bullet"/>
+      <w:lvlText w:val="●"/>
+      <w:lvlJc w:val="left"/>
+      <w:pPr>
+        <w:ind w:left="2880" w:hanging="360"/>
+      </w:pPr>
+      <w:rPr>
+        <w:u w:val="none"/>
+      </w:rPr>
+    </w:lvl>
+    <w:lvl w:ilvl="4">
+      <w:start w:val="1"/>
+      <w:numFmt w:val="bullet"/>
+      <w:lvlText w:val="○"/>
+      <w:lvlJc w:val="left"/>
+      <w:pPr>
+        <w:ind w:left="3600" w:hanging="360"/>
+      </w:pPr>
+      <w:rPr>
+        <w:u w:val="none"/>
+      </w:rPr>
+    </w:lvl>
+    <w:lvl w:ilvl="5">
+      <w:start w:val="1"/>
+      <w:numFmt w:val="bullet"/>
+      <w:lvlText w:val="■"/>
+      <w:lvlJc w:val="left"/>
+      <w:pPr>
+        <w:ind w:left="4320" w:hanging="360"/>
+      </w:pPr>
+      <w:rPr>
+        <w:u w:val="none"/>
+      </w:rPr>
+    </w:lvl>
+    <w:lvl w:ilvl="6">
+      <w:start w:val="1"/>
+      <w:numFmt w:val="bullet"/>
+      <w:lvlText w:val="●"/>
+      <w:lvlJc w:val="left"/>
+      <w:pPr>
+        <w:ind w:left="5040" w:hanging="360"/>
+      </w:pPr>
+      <w:rPr>
+        <w:u w:val="none"/>
+      </w:rPr>
+    </w:lvl>
+    <w:lvl w:ilvl="7">
+      <w:start w:val="1"/>
+      <w:numFmt w:val="bullet"/>
+      <w:lvlText w:val="○"/>
+      <w:lvlJc w:val="left"/>
+      <w:pPr>
+        <w:ind w:left="5760" w:hanging="360"/>
+      </w:pPr>
+      <w:rPr>
+        <w:u w:val="none"/>
+      </w:rPr>
+    </w:lvl>
+    <w:lvl w:ilvl="8">
+      <w:start w:val="1"/>
+      <w:numFmt w:val="bullet"/>
+      <w:lvlText w:val="■"/>
+      <w:lvlJc w:val="left"/>
+      <w:pPr>
+        <w:ind w:left="6480" w:hanging="360"/>
+      </w:pPr>
+      <w:rPr>
+        <w:u w:val="none"/>
+      </w:rPr>
+    </w:lvl>
+  </w:abstractNum>
+  <w:abstractNum w:abstractNumId="25">
+    <w:lvl w:ilvl="0">
+      <w:start w:val="1"/>
+      <w:numFmt w:val="bullet"/>
+      <w:lvlText w:val="●"/>
+      <w:lvlJc w:val="left"/>
+      <w:pPr>
+        <w:ind w:left="720" w:hanging="360"/>
+      </w:pPr>
+      <w:rPr>
+        <w:u w:val="none"/>
+      </w:rPr>
+    </w:lvl>
+    <w:lvl w:ilvl="1">
+      <w:start w:val="1"/>
+      <w:numFmt w:val="bullet"/>
+      <w:lvlText w:val="○"/>
+      <w:lvlJc w:val="left"/>
+      <w:pPr>
+        <w:ind w:left="1440" w:hanging="360"/>
+      </w:pPr>
+      <w:rPr>
+        <w:u w:val="none"/>
+      </w:rPr>
+    </w:lvl>
+    <w:lvl w:ilvl="2">
+      <w:start w:val="1"/>
+      <w:numFmt w:val="bullet"/>
+      <w:lvlText w:val="■"/>
+      <w:lvlJc w:val="left"/>
+      <w:pPr>
+        <w:ind w:left="2160" w:hanging="360"/>
+      </w:pPr>
+      <w:rPr>
+        <w:u w:val="none"/>
+      </w:rPr>
+    </w:lvl>
+    <w:lvl w:ilvl="3">
+      <w:start w:val="1"/>
+      <w:numFmt w:val="bullet"/>
+      <w:lvlText w:val="●"/>
+      <w:lvlJc w:val="left"/>
+      <w:pPr>
+        <w:ind w:left="2880" w:hanging="360"/>
+      </w:pPr>
+      <w:rPr>
+        <w:u w:val="none"/>
+      </w:rPr>
+    </w:lvl>
+    <w:lvl w:ilvl="4">
+      <w:start w:val="1"/>
+      <w:numFmt w:val="bullet"/>
+      <w:lvlText w:val="○"/>
+      <w:lvlJc w:val="left"/>
+      <w:pPr>
+        <w:ind w:left="3600" w:hanging="360"/>
+      </w:pPr>
+      <w:rPr>
+        <w:u w:val="none"/>
+      </w:rPr>
+    </w:lvl>
+    <w:lvl w:ilvl="5">
+      <w:start w:val="1"/>
+      <w:numFmt w:val="bullet"/>
+      <w:lvlText w:val="■"/>
+      <w:lvlJc w:val="left"/>
+      <w:pPr>
+        <w:ind w:left="4320" w:hanging="360"/>
+      </w:pPr>
+      <w:rPr>
+        <w:u w:val="none"/>
+      </w:rPr>
+    </w:lvl>
+    <w:lvl w:ilvl="6">
+      <w:start w:val="1"/>
+      <w:numFmt w:val="bullet"/>
+      <w:lvlText w:val="●"/>
+      <w:lvlJc w:val="left"/>
+      <w:pPr>
+        <w:ind w:left="5040" w:hanging="360"/>
+      </w:pPr>
+      <w:rPr>
+        <w:u w:val="none"/>
+      </w:rPr>
+    </w:lvl>
+    <w:lvl w:ilvl="7">
+      <w:start w:val="1"/>
+      <w:numFmt w:val="bullet"/>
+      <w:lvlText w:val="○"/>
+      <w:lvlJc w:val="left"/>
+      <w:pPr>
+        <w:ind w:left="5760" w:hanging="360"/>
+      </w:pPr>
+      <w:rPr>
+        <w:u w:val="none"/>
+      </w:rPr>
+    </w:lvl>
+    <w:lvl w:ilvl="8">
+      <w:start w:val="1"/>
+      <w:numFmt w:val="bullet"/>
+      <w:lvlText w:val="■"/>
+      <w:lvlJc w:val="left"/>
+      <w:pPr>
+        <w:ind w:left="6480" w:hanging="360"/>
+      </w:pPr>
+      <w:rPr>
+        <w:u w:val="none"/>
+      </w:rPr>
+    </w:lvl>
+  </w:abstractNum>
+  <w:abstractNum w:abstractNumId="26">
+    <w:lvl w:ilvl="0">
+      <w:start w:val="1"/>
+      <w:numFmt w:val="bullet"/>
+      <w:lvlText w:val="●"/>
+      <w:lvlJc w:val="left"/>
+      <w:pPr>
+        <w:ind w:left="720" w:hanging="360"/>
+      </w:pPr>
+      <w:rPr>
+        <w:u w:val="none"/>
+      </w:rPr>
+    </w:lvl>
+    <w:lvl w:ilvl="1">
+      <w:start w:val="1"/>
+      <w:numFmt w:val="bullet"/>
+      <w:lvlText w:val="○"/>
+      <w:lvlJc w:val="left"/>
+      <w:pPr>
+        <w:ind w:left="1440" w:hanging="360"/>
+      </w:pPr>
+      <w:rPr>
+        <w:u w:val="none"/>
+      </w:rPr>
+    </w:lvl>
+    <w:lvl w:ilvl="2">
+      <w:start w:val="1"/>
+      <w:numFmt w:val="bullet"/>
+      <w:lvlText w:val="■"/>
+      <w:lvlJc w:val="left"/>
+      <w:pPr>
+        <w:ind w:left="2160" w:hanging="360"/>
+      </w:pPr>
+      <w:rPr>
+        <w:u w:val="none"/>
+      </w:rPr>
+    </w:lvl>
+    <w:lvl w:ilvl="3">
+      <w:start w:val="1"/>
+      <w:numFmt w:val="bullet"/>
+      <w:lvlText w:val="●"/>
+      <w:lvlJc w:val="left"/>
+      <w:pPr>
+        <w:ind w:left="2880" w:hanging="360"/>
+      </w:pPr>
+      <w:rPr>
+        <w:u w:val="none"/>
+      </w:rPr>
+    </w:lvl>
+    <w:lvl w:ilvl="4">
+      <w:start w:val="1"/>
+      <w:numFmt w:val="bullet"/>
+      <w:lvlText w:val="○"/>
+      <w:lvlJc w:val="left"/>
+      <w:pPr>
+        <w:ind w:left="3600" w:hanging="360"/>
+      </w:pPr>
+      <w:rPr>
+        <w:u w:val="none"/>
+      </w:rPr>
+    </w:lvl>
+    <w:lvl w:ilvl="5">
+      <w:start w:val="1"/>
+      <w:numFmt w:val="bullet"/>
+      <w:lvlText w:val="■"/>
+      <w:lvlJc w:val="left"/>
+      <w:pPr>
+        <w:ind w:left="4320" w:hanging="360"/>
+      </w:pPr>
+      <w:rPr>
+        <w:u w:val="none"/>
+      </w:rPr>
+    </w:lvl>
+    <w:lvl w:ilvl="6">
+      <w:start w:val="1"/>
+      <w:numFmt w:val="bullet"/>
+      <w:lvlText w:val="●"/>
+      <w:lvlJc w:val="left"/>
+      <w:pPr>
+        <w:ind w:left="5040" w:hanging="360"/>
+      </w:pPr>
+      <w:rPr>
+        <w:u w:val="none"/>
+      </w:rPr>
+    </w:lvl>
+    <w:lvl w:ilvl="7">
+      <w:start w:val="1"/>
+      <w:numFmt w:val="bullet"/>
+      <w:lvlText w:val="○"/>
+      <w:lvlJc w:val="left"/>
+      <w:pPr>
+        <w:ind w:left="5760" w:hanging="360"/>
+      </w:pPr>
+      <w:rPr>
+        <w:u w:val="none"/>
+      </w:rPr>
+    </w:lvl>
+    <w:lvl w:ilvl="8">
+      <w:start w:val="1"/>
+      <w:numFmt w:val="bullet"/>
+      <w:lvlText w:val="■"/>
+      <w:lvlJc w:val="left"/>
+      <w:pPr>
+        <w:ind w:left="6480" w:hanging="360"/>
+      </w:pPr>
+      <w:rPr>
+        <w:u w:val="none"/>
+      </w:rPr>
+    </w:lvl>
+  </w:abstractNum>
+  <w:abstractNum w:abstractNumId="27">
+    <w:lvl w:ilvl="0">
+      <w:start w:val="1"/>
+      <w:numFmt w:val="bullet"/>
+      <w:lvlText w:val="●"/>
+      <w:lvlJc w:val="left"/>
+      <w:pPr>
+        <w:ind w:left="720" w:hanging="360"/>
+      </w:pPr>
+      <w:rPr>
+        <w:u w:val="none"/>
+      </w:rPr>
+    </w:lvl>
+    <w:lvl w:ilvl="1">
+      <w:start w:val="1"/>
+      <w:numFmt w:val="bullet"/>
+      <w:lvlText w:val="○"/>
+      <w:lvlJc w:val="left"/>
+      <w:pPr>
+        <w:ind w:left="1440" w:hanging="360"/>
+      </w:pPr>
+      <w:rPr>
+        <w:u w:val="none"/>
+      </w:rPr>
+    </w:lvl>
+    <w:lvl w:ilvl="2">
+      <w:start w:val="1"/>
+      <w:numFmt w:val="bullet"/>
+      <w:lvlText w:val="■"/>
+      <w:lvlJc w:val="left"/>
+      <w:pPr>
+        <w:ind w:left="2160" w:hanging="360"/>
+      </w:pPr>
+      <w:rPr>
+        <w:u w:val="none"/>
+      </w:rPr>
+    </w:lvl>
+    <w:lvl w:ilvl="3">
+      <w:start w:val="1"/>
+      <w:numFmt w:val="bullet"/>
+      <w:lvlText w:val="●"/>
+      <w:lvlJc w:val="left"/>
+      <w:pPr>
+        <w:ind w:left="2880" w:hanging="360"/>
+      </w:pPr>
+      <w:rPr>
+        <w:u w:val="none"/>
+      </w:rPr>
+    </w:lvl>
+    <w:lvl w:ilvl="4">
+      <w:start w:val="1"/>
+      <w:numFmt w:val="bullet"/>
+      <w:lvlText w:val="○"/>
+      <w:lvlJc w:val="left"/>
+      <w:pPr>
+        <w:ind w:left="3600" w:hanging="360"/>
+      </w:pPr>
+      <w:rPr>
+        <w:u w:val="none"/>
+      </w:rPr>
+    </w:lvl>
+    <w:lvl w:ilvl="5">
+      <w:start w:val="1"/>
+      <w:numFmt w:val="bullet"/>
+      <w:lvlText w:val="■"/>
+      <w:lvlJc w:val="left"/>
+      <w:pPr>
+        <w:ind w:left="4320" w:hanging="360"/>
+      </w:pPr>
+      <w:rPr>
+        <w:u w:val="none"/>
+      </w:rPr>
+    </w:lvl>
+    <w:lvl w:ilvl="6">
+      <w:start w:val="1"/>
+      <w:numFmt w:val="bullet"/>
+      <w:lvlText w:val="●"/>
+      <w:lvlJc w:val="left"/>
+      <w:pPr>
+        <w:ind w:left="5040" w:hanging="360"/>
+      </w:pPr>
+      <w:rPr>
+        <w:u w:val="none"/>
+      </w:rPr>
+    </w:lvl>
+    <w:lvl w:ilvl="7">
+      <w:start w:val="1"/>
+      <w:numFmt w:val="bullet"/>
+      <w:lvlText w:val="○"/>
+      <w:lvlJc w:val="left"/>
+      <w:pPr>
+        <w:ind w:left="5760" w:hanging="360"/>
+      </w:pPr>
+      <w:rPr>
+        <w:u w:val="none"/>
+      </w:rPr>
+    </w:lvl>
+    <w:lvl w:ilvl="8">
+      <w:start w:val="1"/>
+      <w:numFmt w:val="bullet"/>
+      <w:lvlText w:val="■"/>
+      <w:lvlJc w:val="left"/>
+      <w:pPr>
+        <w:ind w:left="6480" w:hanging="360"/>
+      </w:pPr>
+      <w:rPr>
+        <w:u w:val="none"/>
+      </w:rPr>
+    </w:lvl>
+  </w:abstractNum>
+  <w:abstractNum w:abstractNumId="28">
+    <w:lvl w:ilvl="0">
+      <w:start w:val="1"/>
+      <w:numFmt w:val="bullet"/>
+      <w:lvlText w:val="●"/>
+      <w:lvlJc w:val="left"/>
+      <w:pPr>
+        <w:ind w:left="720" w:hanging="360"/>
+      </w:pPr>
+      <w:rPr>
+        <w:u w:val="none"/>
+      </w:rPr>
+    </w:lvl>
+    <w:lvl w:ilvl="1">
+      <w:start w:val="1"/>
+      <w:numFmt w:val="bullet"/>
+      <w:lvlText w:val="○"/>
+      <w:lvlJc w:val="left"/>
+      <w:pPr>
+        <w:ind w:left="1440" w:hanging="360"/>
+      </w:pPr>
+      <w:rPr>
+        <w:u w:val="none"/>
+      </w:rPr>
+    </w:lvl>
+    <w:lvl w:ilvl="2">
+      <w:start w:val="1"/>
+      <w:numFmt w:val="bullet"/>
+      <w:lvlText w:val="■"/>
+      <w:lvlJc w:val="left"/>
+      <w:pPr>
+        <w:ind w:left="2160" w:hanging="360"/>
+      </w:pPr>
+      <w:rPr>
+        <w:u w:val="none"/>
+      </w:rPr>
+    </w:lvl>
+    <w:lvl w:ilvl="3">
+      <w:start w:val="1"/>
+      <w:numFmt w:val="bullet"/>
+      <w:lvlText w:val="●"/>
+      <w:lvlJc w:val="left"/>
+      <w:pPr>
+        <w:ind w:left="2880" w:hanging="360"/>
+      </w:pPr>
+      <w:rPr>
+        <w:u w:val="none"/>
+      </w:rPr>
+    </w:lvl>
+    <w:lvl w:ilvl="4">
+      <w:start w:val="1"/>
+      <w:numFmt w:val="bullet"/>
+      <w:lvlText w:val="○"/>
+      <w:lvlJc w:val="left"/>
+      <w:pPr>
+        <w:ind w:left="3600" w:hanging="360"/>
+      </w:pPr>
+      <w:rPr>
+        <w:u w:val="none"/>
+      </w:rPr>
+    </w:lvl>
+    <w:lvl w:ilvl="5">
+      <w:start w:val="1"/>
+      <w:numFmt w:val="bullet"/>
+      <w:lvlText w:val="■"/>
+      <w:lvlJc w:val="left"/>
+      <w:pPr>
+        <w:ind w:left="4320" w:hanging="360"/>
+      </w:pPr>
+      <w:rPr>
+        <w:u w:val="none"/>
+      </w:rPr>
+    </w:lvl>
+    <w:lvl w:ilvl="6">
+      <w:start w:val="1"/>
+      <w:numFmt w:val="bullet"/>
+      <w:lvlText w:val="●"/>
+      <w:lvlJc w:val="left"/>
+      <w:pPr>
+        <w:ind w:left="5040" w:hanging="360"/>
+      </w:pPr>
+      <w:rPr>
+        <w:u w:val="none"/>
+      </w:rPr>
+    </w:lvl>
+    <w:lvl w:ilvl="7">
+      <w:start w:val="1"/>
+      <w:numFmt w:val="bullet"/>
+      <w:lvlText w:val="○"/>
+      <w:lvlJc w:val="left"/>
+      <w:pPr>
+        <w:ind w:left="5760" w:hanging="360"/>
+      </w:pPr>
+      <w:rPr>
+        <w:u w:val="none"/>
+      </w:rPr>
+    </w:lvl>
+    <w:lvl w:ilvl="8">
+      <w:start w:val="1"/>
+      <w:numFmt w:val="bullet"/>
+      <w:lvlText w:val="■"/>
+      <w:lvlJc w:val="left"/>
+      <w:pPr>
+        <w:ind w:left="6480" w:hanging="360"/>
+      </w:pPr>
+      <w:rPr>
+        <w:u w:val="none"/>
+      </w:rPr>
+    </w:lvl>
+  </w:abstractNum>
+  <w:abstractNum w:abstractNumId="29">
+    <w:lvl w:ilvl="0">
+      <w:start w:val="1"/>
+      <w:numFmt w:val="bullet"/>
+      <w:lvlText w:val="●"/>
+      <w:lvlJc w:val="left"/>
+      <w:pPr>
+        <w:ind w:left="720" w:hanging="360"/>
+      </w:pPr>
+      <w:rPr>
+        <w:u w:val="none"/>
+      </w:rPr>
+    </w:lvl>
+    <w:lvl w:ilvl="1">
+      <w:start w:val="1"/>
+      <w:numFmt w:val="bullet"/>
+      <w:lvlText w:val="○"/>
+      <w:lvlJc w:val="left"/>
+      <w:pPr>
+        <w:ind w:left="1440" w:hanging="360"/>
+      </w:pPr>
+      <w:rPr>
+        <w:u w:val="none"/>
+      </w:rPr>
+    </w:lvl>
+    <w:lvl w:ilvl="2">
+      <w:start w:val="1"/>
+      <w:numFmt w:val="bullet"/>
+      <w:lvlText w:val="■"/>
+      <w:lvlJc w:val="left"/>
+      <w:pPr>
+        <w:ind w:left="2160" w:hanging="360"/>
+      </w:pPr>
+      <w:rPr>
+        <w:u w:val="none"/>
+      </w:rPr>
+    </w:lvl>
+    <w:lvl w:ilvl="3">
+      <w:start w:val="1"/>
+      <w:numFmt w:val="bullet"/>
+      <w:lvlText w:val="●"/>
+      <w:lvlJc w:val="left"/>
+      <w:pPr>
+        <w:ind w:left="2880" w:hanging="360"/>
+      </w:pPr>
+      <w:rPr>
+        <w:u w:val="none"/>
+      </w:rPr>
+    </w:lvl>
+    <w:lvl w:ilvl="4">
+      <w:start w:val="1"/>
+      <w:numFmt w:val="bullet"/>
+      <w:lvlText w:val="○"/>
+      <w:lvlJc w:val="left"/>
+      <w:pPr>
+        <w:ind w:left="3600" w:hanging="360"/>
+      </w:pPr>
+      <w:rPr>
+        <w:u w:val="none"/>
+      </w:rPr>
+    </w:lvl>
+    <w:lvl w:ilvl="5">
+      <w:start w:val="1"/>
+      <w:numFmt w:val="bullet"/>
+      <w:lvlText w:val="■"/>
+      <w:lvlJc w:val="left"/>
+      <w:pPr>
+        <w:ind w:left="4320" w:hanging="360"/>
+      </w:pPr>
+      <w:rPr>
+        <w:u w:val="none"/>
+      </w:rPr>
+    </w:lvl>
+    <w:lvl w:ilvl="6">
+      <w:start w:val="1"/>
+      <w:numFmt w:val="bullet"/>
+      <w:lvlText w:val="●"/>
+      <w:lvlJc w:val="left"/>
+      <w:pPr>
+        <w:ind w:left="5040" w:hanging="360"/>
+      </w:pPr>
+      <w:rPr>
+        <w:u w:val="none"/>
+      </w:rPr>
+    </w:lvl>
+    <w:lvl w:ilvl="7">
+      <w:start w:val="1"/>
+      <w:numFmt w:val="bullet"/>
+      <w:lvlText w:val="○"/>
+      <w:lvlJc w:val="left"/>
+      <w:pPr>
+        <w:ind w:left="5760" w:hanging="360"/>
+      </w:pPr>
+      <w:rPr>
+        <w:u w:val="none"/>
+      </w:rPr>
+    </w:lvl>
+    <w:lvl w:ilvl="8">
+      <w:start w:val="1"/>
+      <w:numFmt w:val="bullet"/>
+      <w:lvlText w:val="■"/>
+      <w:lvlJc w:val="left"/>
+      <w:pPr>
+        <w:ind w:left="6480" w:hanging="360"/>
+      </w:pPr>
+      <w:rPr>
+        <w:u w:val="none"/>
+      </w:rPr>
+    </w:lvl>
+  </w:abstractNum>
+  <w:abstractNum w:abstractNumId="30">
     <w:lvl w:ilvl="0">
       <w:start w:val="1"/>
       <w:numFmt w:val="bullet"/>
@@ -8995,6 +11776,27 @@
   </w:num>
   <w:num w:numId="23">
     <w:abstractNumId w:val="23"/>
+  </w:num>
+  <w:num w:numId="24">
+    <w:abstractNumId w:val="24"/>
+  </w:num>
+  <w:num w:numId="25">
+    <w:abstractNumId w:val="25"/>
+  </w:num>
+  <w:num w:numId="26">
+    <w:abstractNumId w:val="26"/>
+  </w:num>
+  <w:num w:numId="27">
+    <w:abstractNumId w:val="27"/>
+  </w:num>
+  <w:num w:numId="28">
+    <w:abstractNumId w:val="28"/>
+  </w:num>
+  <w:num w:numId="29">
+    <w:abstractNumId w:val="29"/>
+  </w:num>
+  <w:num w:numId="30">
+    <w:abstractNumId w:val="30"/>
   </w:num>
 </w:numbering>
 </file>

--- a/doc/CS673_MeetingMinutes_team3.docx
+++ b/doc/CS673_MeetingMinutes_team3.docx
@@ -215,6 +215,7 @@
     </w:p>
     <w:p>
       <w:pPr>
+        <w:pStyle w:val="Heading1"/>
         <w:spacing w:line="240" w:lineRule="auto"/>
         <w:jc w:val="center"/>
         <w:rPr>
@@ -223,124 +224,1902 @@
           <w:u w:val="single"/>
         </w:rPr>
       </w:pPr>
+      <w:bookmarkStart w:colFirst="0" w:colLast="0" w:name="_zbk3lpiujrfe" w:id="0"/>
+      <w:bookmarkEnd w:id="0"/>
+      <w:r>
+        <w:rPr>
+          <w:sz w:val="24"/>
+          <w:szCs w:val="24"/>
+          <w:u w:val="single"/>
+          <w:rtl w:val="0"/>
+        </w:rPr>
+        <w:t xml:space="preserve">Meeting 9</w:t>
+      </w:r>
+    </w:p>
+    <w:p>
+      <w:pPr>
+        <w:rPr/>
+      </w:pPr>
+      <w:r>
+        <w:rPr>
+          <w:rtl w:val="0"/>
+        </w:rPr>
+        <w:tab/>
+        <w:tab/>
+        <w:tab/>
+        <w:tab/>
+        <w:tab/>
+      </w:r>
+      <w:r>
+        <w:rPr>
+          <w:rtl w:val="0"/>
+        </w:rPr>
+      </w:r>
+    </w:p>
+    <w:p>
+      <w:pPr>
+        <w:spacing w:after="240" w:before="240" w:line="240" w:lineRule="auto"/>
+        <w:rPr/>
+      </w:pPr>
       <w:r>
         <w:rPr>
           <w:b w:val="1"/>
           <w:bCs w:val="1"/>
-          <w:sz w:val="24"/>
-          <w:szCs w:val="24"/>
-          <w:u w:val="single"/>
-          <w:rtl w:val="0"/>
-        </w:rPr>
-        <w:t xml:space="preserve">Meeting 6</w:t>
-      </w:r>
-      <w:r>
-        <w:rPr>
-          <w:rtl w:val="0"/>
-        </w:rPr>
-      </w:r>
-    </w:p>
-    <w:p>
-      <w:pPr>
-        <w:spacing w:after="240" w:before="240" w:line="240" w:lineRule="auto"/>
-        <w:rPr>
-          <w:sz w:val="24"/>
-          <w:szCs w:val="24"/>
-        </w:rPr>
-      </w:pPr>
+          <w:rtl w:val="0"/>
+        </w:rPr>
+        <w:t xml:space="preserve">Date</w:t>
+      </w:r>
+      <w:r>
+        <w:rPr>
+          <w:rtl w:val="0"/>
+        </w:rPr>
+        <w:t xml:space="preserve">: June 7, 2026</w:t>
+        <w:br w:type="textWrapping"/>
+      </w:r>
       <w:r>
         <w:rPr>
           <w:b w:val="1"/>
           <w:bCs w:val="1"/>
-          <w:sz w:val="24"/>
-          <w:szCs w:val="24"/>
-          <w:rtl w:val="0"/>
-        </w:rPr>
-        <w:t xml:space="preserve">Date and Time:</w:t>
-      </w:r>
-      <w:r>
-        <w:rPr>
-          <w:sz w:val="24"/>
-          <w:szCs w:val="24"/>
-          <w:rtl w:val="0"/>
-        </w:rPr>
-        <w:t xml:space="preserve"> May 25, 2026, 7:00 PM – 8:35 PM</w:t>
+          <w:rtl w:val="0"/>
+        </w:rPr>
+        <w:t xml:space="preserve">Time</w:t>
+      </w:r>
+      <w:r>
+        <w:rPr>
+          <w:rtl w:val="0"/>
+        </w:rPr>
+        <w:t xml:space="preserve">: 8:45 PM – 10:30 PM</w:t>
       </w:r>
     </w:p>
     <w:p>
       <w:pPr>
         <w:spacing w:after="240" w:before="240" w:line="240" w:lineRule="auto"/>
-        <w:rPr>
-          <w:sz w:val="24"/>
-          <w:szCs w:val="24"/>
-        </w:rPr>
-      </w:pPr>
-      <w:r>
-        <w:rPr>
-          <w:sz w:val="24"/>
-          <w:szCs w:val="24"/>
-          <w:rtl w:val="0"/>
-        </w:rPr>
-        <w:br w:type="textWrapping"/>
-      </w:r>
+        <w:rPr/>
+      </w:pPr>
       <w:r>
         <w:rPr>
           <w:b w:val="1"/>
           <w:bCs w:val="1"/>
-          <w:sz w:val="24"/>
-          <w:szCs w:val="24"/>
-          <w:rtl w:val="0"/>
-        </w:rPr>
-        <w:t xml:space="preserve">Place:</w:t>
-      </w:r>
-      <w:r>
-        <w:rPr>
-          <w:sz w:val="24"/>
-          <w:szCs w:val="24"/>
-          <w:rtl w:val="0"/>
-        </w:rPr>
-        <w:t xml:space="preserve"> Google Meet</w:t>
+          <w:rtl w:val="0"/>
+        </w:rPr>
+        <w:t xml:space="preserve">Attendees</w:t>
+      </w:r>
+      <w:r>
+        <w:rPr>
+          <w:rtl w:val="0"/>
+        </w:rPr>
+        <w:t xml:space="preserve">:Danielle Leask, Jannatul Tuba, Vy Trinh</w:t>
       </w:r>
     </w:p>
     <w:p>
       <w:pPr>
         <w:spacing w:after="240" w:before="240" w:line="240" w:lineRule="auto"/>
-        <w:rPr>
-          <w:sz w:val="24"/>
-          <w:szCs w:val="24"/>
-        </w:rPr>
+        <w:rPr/>
       </w:pPr>
       <w:r>
         <w:rPr>
           <w:b w:val="1"/>
           <w:bCs w:val="1"/>
-          <w:sz w:val="24"/>
-          <w:szCs w:val="24"/>
-          <w:rtl w:val="0"/>
-        </w:rPr>
-        <w:t xml:space="preserve">Participants:</w:t>
-      </w:r>
-      <w:r>
-        <w:rPr>
-          <w:sz w:val="24"/>
-          <w:szCs w:val="24"/>
-          <w:rtl w:val="0"/>
-        </w:rPr>
-        <w:t xml:space="preserve">Danielle Leask, Jannatul Tuba, Vy Trinh</w:t>
-      </w:r>
-    </w:p>
-    <w:p>
-      <w:pPr>
-        <w:spacing w:after="240" w:before="240" w:line="240" w:lineRule="auto"/>
-        <w:rPr>
-          <w:sz w:val="24"/>
-          <w:szCs w:val="24"/>
-        </w:rPr>
-      </w:pPr>
+          <w:rtl w:val="0"/>
+        </w:rPr>
+        <w:t xml:space="preserve">Minutes Taker:</w:t>
+      </w:r>
+      <w:r>
+        <w:rPr>
+          <w:rtl w:val="0"/>
+        </w:rPr>
+        <w:t xml:space="preserve"> Danielle Leask</w:t>
+        <w:br w:type="textWrapping"/>
+      </w:r>
       <w:r>
         <w:rPr>
           <w:b w:val="1"/>
           <w:bCs w:val="1"/>
+          <w:rtl w:val="0"/>
+        </w:rPr>
+        <w:t xml:space="preserve">Timekeeper:</w:t>
+      </w:r>
+      <w:r>
+        <w:rPr>
+          <w:rtl w:val="0"/>
+        </w:rPr>
+        <w:t xml:space="preserve"> Danielle Leask</w:t>
+      </w:r>
+    </w:p>
+    <w:p>
+      <w:pPr>
+        <w:spacing w:after="240" w:before="240" w:line="240" w:lineRule="auto"/>
+        <w:rPr/>
+      </w:pPr>
+      <w:r>
+        <w:rPr>
+          <w:b w:val="1"/>
+          <w:bCs w:val="1"/>
+          <w:rtl w:val="0"/>
+        </w:rPr>
+        <w:t xml:space="preserve">Purpose:</w:t>
+      </w:r>
+      <w:r>
+        <w:rPr>
+          <w:rtl w:val="0"/>
+        </w:rPr>
+        <w:t xml:space="preserve"> Iteration 2, merge code and documentation update</w:t>
+      </w:r>
+    </w:p>
+    <w:p>
+      <w:pPr>
+        <w:spacing w:line="240" w:lineRule="auto"/>
+        <w:rPr/>
+      </w:pPr>
+      <w:r>
+        <w:rPr>
+          <w:rtl w:val="0"/>
+        </w:rPr>
+        <w:t xml:space="preserve">Topics Discussed</w:t>
+      </w:r>
+    </w:p>
+    <w:p>
+      <w:pPr>
+        <w:numPr>
+          <w:ilvl w:val="0"/>
+          <w:numId w:val="27"/>
+        </w:numPr>
+        <w:spacing w:after="0" w:afterAutospacing="0" w:before="240" w:line="240" w:lineRule="auto"/>
+        <w:ind w:left="720" w:hanging="360"/>
+        <w:rPr/>
+      </w:pPr>
+      <w:r>
+        <w:rPr>
+          <w:rtl w:val="0"/>
+        </w:rPr>
+        <w:t xml:space="preserve">Merge conflicts encountered during development and assigned Vy to resolving them.</w:t>
+      </w:r>
+    </w:p>
+    <w:p>
+      <w:pPr>
+        <w:numPr>
+          <w:ilvl w:val="0"/>
+          <w:numId w:val="27"/>
+        </w:numPr>
+        <w:spacing w:after="0" w:afterAutospacing="0" w:before="0" w:beforeAutospacing="0" w:line="240" w:lineRule="auto"/>
+        <w:ind w:left="720" w:hanging="360"/>
+        <w:rPr/>
+      </w:pPr>
+      <w:r>
+        <w:rPr>
+          <w:rtl w:val="0"/>
+        </w:rPr>
+        <w:t xml:space="preserve">Updates needed for project documentation.</w:t>
+      </w:r>
+    </w:p>
+    <w:p>
+      <w:pPr>
+        <w:numPr>
+          <w:ilvl w:val="0"/>
+          <w:numId w:val="27"/>
+        </w:numPr>
+        <w:spacing w:after="0" w:afterAutospacing="0" w:before="0" w:beforeAutospacing="0" w:line="240" w:lineRule="auto"/>
+        <w:ind w:left="720" w:hanging="360"/>
+        <w:rPr/>
+      </w:pPr>
+      <w:r>
+        <w:rPr>
+          <w:rtl w:val="0"/>
+        </w:rPr>
+        <w:t xml:space="preserve">Assignment of tasks and responsibilities for Iteration 2.</w:t>
+      </w:r>
+    </w:p>
+    <w:p>
+      <w:pPr>
+        <w:numPr>
+          <w:ilvl w:val="0"/>
+          <w:numId w:val="27"/>
+        </w:numPr>
+        <w:spacing w:after="240" w:before="0" w:beforeAutospacing="0" w:line="240" w:lineRule="auto"/>
+        <w:ind w:left="720" w:hanging="360"/>
+        <w:rPr/>
+      </w:pPr>
+      <w:r>
+        <w:rPr>
+          <w:rtl w:val="0"/>
+        </w:rPr>
+        <w:t xml:space="preserve">Discussion of manual testing requirements and the need to complete test cases.</w:t>
+      </w:r>
+    </w:p>
+    <w:p>
+      <w:pPr>
+        <w:spacing w:line="240" w:lineRule="auto"/>
+        <w:rPr/>
+      </w:pPr>
+      <w:r>
+        <w:rPr>
+          <w:rtl w:val="0"/>
+        </w:rPr>
+        <w:t xml:space="preserve">Decisions Made</w:t>
+      </w:r>
+    </w:p>
+    <w:p>
+      <w:pPr>
+        <w:numPr>
+          <w:ilvl w:val="0"/>
+          <w:numId w:val="42"/>
+        </w:numPr>
+        <w:spacing w:after="0" w:afterAutospacing="0" w:before="240" w:line="240" w:lineRule="auto"/>
+        <w:ind w:left="720" w:hanging="360"/>
+        <w:rPr/>
+      </w:pPr>
+      <w:r>
+        <w:rPr>
+          <w:rtl w:val="0"/>
+        </w:rPr>
+        <w:t xml:space="preserve">Team members will pull the latest code before making changes to reduce merge conflicts.</w:t>
+      </w:r>
+    </w:p>
+    <w:p>
+      <w:pPr>
+        <w:numPr>
+          <w:ilvl w:val="0"/>
+          <w:numId w:val="42"/>
+        </w:numPr>
+        <w:spacing w:after="0" w:afterAutospacing="0" w:before="0" w:beforeAutospacing="0" w:line="240" w:lineRule="auto"/>
+        <w:ind w:left="720" w:hanging="360"/>
+        <w:rPr/>
+      </w:pPr>
+      <w:r>
+        <w:rPr>
+          <w:rtl w:val="0"/>
+        </w:rPr>
+        <w:t xml:space="preserve">Documentation updates will be completed alongside development tasks.</w:t>
+      </w:r>
+    </w:p>
+    <w:p>
+      <w:pPr>
+        <w:numPr>
+          <w:ilvl w:val="0"/>
+          <w:numId w:val="42"/>
+        </w:numPr>
+        <w:spacing w:after="0" w:afterAutospacing="0" w:before="0" w:beforeAutospacing="0" w:line="240" w:lineRule="auto"/>
+        <w:ind w:left="720" w:hanging="360"/>
+        <w:rPr/>
+      </w:pPr>
+      <w:r>
+        <w:rPr>
+          <w:rtl w:val="0"/>
+        </w:rPr>
+        <w:t xml:space="preserve">Iteration 2 tasks were assigned among team members.</w:t>
+      </w:r>
+    </w:p>
+    <w:p>
+      <w:pPr>
+        <w:numPr>
+          <w:ilvl w:val="0"/>
+          <w:numId w:val="42"/>
+        </w:numPr>
+        <w:spacing w:after="240" w:before="0" w:beforeAutospacing="0" w:line="240" w:lineRule="auto"/>
+        <w:ind w:left="720" w:hanging="360"/>
+        <w:rPr/>
+      </w:pPr>
+      <w:r>
+        <w:rPr>
+          <w:rtl w:val="0"/>
+        </w:rPr>
+        <w:t xml:space="preserve">Manual testing must be completed and documented before the next submission.</w:t>
+      </w:r>
+    </w:p>
+    <w:p>
+      <w:pPr>
+        <w:spacing w:line="240" w:lineRule="auto"/>
+        <w:rPr/>
+      </w:pPr>
+      <w:r>
+        <w:rPr>
+          <w:rtl w:val="0"/>
+        </w:rPr>
+        <w:t xml:space="preserve">Action Items</w:t>
+      </w:r>
+      <w:r>
+        <w:rPr>
+          <w:rtl w:val="0"/>
+        </w:rPr>
+      </w:r>
+    </w:p>
+    <w:p>
+      <w:pPr>
+        <w:numPr>
+          <w:ilvl w:val="0"/>
+          <w:numId w:val="20"/>
+        </w:numPr>
+        <w:spacing w:after="0" w:afterAutospacing="0" w:before="240" w:line="240" w:lineRule="auto"/>
+        <w:ind w:left="720" w:hanging="360"/>
+        <w:rPr/>
+      </w:pPr>
+      <w:r>
+        <w:rPr>
+          <w:rtl w:val="0"/>
+        </w:rPr>
+        <w:t xml:space="preserve">Update all required project documents.</w:t>
+      </w:r>
+    </w:p>
+    <w:p>
+      <w:pPr>
+        <w:numPr>
+          <w:ilvl w:val="0"/>
+          <w:numId w:val="20"/>
+        </w:numPr>
+        <w:spacing w:after="0" w:afterAutospacing="0" w:before="0" w:beforeAutospacing="0" w:line="240" w:lineRule="auto"/>
+        <w:ind w:left="720" w:hanging="360"/>
+        <w:rPr/>
+      </w:pPr>
+      <w:r>
+        <w:rPr>
+          <w:rtl w:val="0"/>
+        </w:rPr>
+        <w:t xml:space="preserve">Discusses iIteration 2 tasks.</w:t>
+      </w:r>
+    </w:p>
+    <w:p>
+      <w:pPr>
+        <w:numPr>
+          <w:ilvl w:val="0"/>
+          <w:numId w:val="20"/>
+        </w:numPr>
+        <w:spacing w:after="240" w:before="0" w:beforeAutospacing="0" w:line="240" w:lineRule="auto"/>
+        <w:ind w:left="720" w:hanging="360"/>
+        <w:rPr/>
+      </w:pPr>
+      <w:r>
+        <w:rPr>
+          <w:rtl w:val="0"/>
+        </w:rPr>
+        <w:t xml:space="preserve">Assigned manual testing </w:t>
+      </w:r>
+    </w:p>
+    <w:p>
+      <w:pPr>
+        <w:spacing w:after="240" w:before="240" w:line="240" w:lineRule="auto"/>
+        <w:ind w:left="720" w:firstLine="0"/>
+        <w:rPr/>
+      </w:pPr>
+      <w:r>
+        <w:rPr>
+          <w:rtl w:val="0"/>
+        </w:rPr>
+        <w:t xml:space="preserve">.</w:t>
+      </w:r>
+    </w:p>
+    <w:p>
+      <w:pPr>
+        <w:spacing w:line="240" w:lineRule="auto"/>
+        <w:rPr/>
+      </w:pPr>
+      <w:r>
+        <w:rPr>
+          <w:rtl w:val="0"/>
+        </w:rPr>
+        <w:t xml:space="preserve">Next Meeting</w:t>
+      </w:r>
+    </w:p>
+    <w:p>
+      <w:pPr>
+        <w:numPr>
+          <w:ilvl w:val="0"/>
+          <w:numId w:val="17"/>
+        </w:numPr>
+        <w:spacing w:after="240" w:before="240" w:line="240" w:lineRule="auto"/>
+        <w:ind w:left="720" w:hanging="360"/>
+        <w:rPr/>
+      </w:pPr>
+      <w:r>
+        <w:rPr>
+          <w:rtl w:val="0"/>
+        </w:rPr>
+        <w:t xml:space="preserve">Monday evening</w:t>
+      </w:r>
+    </w:p>
+    <w:p>
+      <w:pPr>
+        <w:spacing w:line="240" w:lineRule="auto"/>
+        <w:jc w:val="center"/>
+        <w:rPr>
+          <w:b w:val="1"/>
+          <w:bCs w:val="1"/>
+          <w:sz w:val="24"/>
+          <w:szCs w:val="24"/>
+          <w:u w:val="single"/>
+        </w:rPr>
+      </w:pPr>
+      <w:r>
+        <w:rPr>
+          <w:rtl w:val="0"/>
+        </w:rPr>
+      </w:r>
+    </w:p>
+    <w:p>
+      <w:pPr>
+        <w:spacing w:line="240" w:lineRule="auto"/>
+        <w:jc w:val="center"/>
+        <w:rPr>
+          <w:b w:val="1"/>
+          <w:bCs w:val="1"/>
+          <w:sz w:val="24"/>
+          <w:szCs w:val="24"/>
+          <w:u w:val="single"/>
+        </w:rPr>
+      </w:pPr>
+      <w:r>
+        <w:rPr>
+          <w:b w:val="1"/>
+          <w:bCs w:val="1"/>
+          <w:sz w:val="24"/>
+          <w:szCs w:val="24"/>
+          <w:u w:val="single"/>
+          <w:rtl w:val="0"/>
+        </w:rPr>
+        <w:t xml:space="preserve">Meeting 8</w:t>
+      </w:r>
+    </w:p>
+    <w:p>
+      <w:pPr>
+        <w:spacing w:line="240" w:lineRule="auto"/>
+        <w:jc w:val="center"/>
+        <w:rPr>
+          <w:b w:val="1"/>
+          <w:bCs w:val="1"/>
+          <w:u w:val="single"/>
+        </w:rPr>
+      </w:pPr>
+      <w:r>
+        <w:rPr>
+          <w:rtl w:val="0"/>
+        </w:rPr>
+      </w:r>
+    </w:p>
+    <w:p>
+      <w:pPr>
+        <w:spacing w:after="240" w:before="240" w:line="240" w:lineRule="auto"/>
+        <w:rPr/>
+      </w:pPr>
+      <w:r>
+        <w:rPr>
+          <w:b w:val="1"/>
+          <w:bCs w:val="1"/>
+          <w:rtl w:val="0"/>
+        </w:rPr>
+        <w:t xml:space="preserve">Date</w:t>
+      </w:r>
+      <w:r>
+        <w:rPr>
+          <w:rtl w:val="0"/>
+        </w:rPr>
+        <w:t xml:space="preserve">: May 31, 2026</w:t>
+        <w:br w:type="textWrapping"/>
+      </w:r>
+      <w:r>
+        <w:rPr>
+          <w:b w:val="1"/>
+          <w:bCs w:val="1"/>
+          <w:rtl w:val="0"/>
+        </w:rPr>
+        <w:t xml:space="preserve">Time</w:t>
+      </w:r>
+      <w:r>
+        <w:rPr>
+          <w:rtl w:val="0"/>
+        </w:rPr>
+        <w:t xml:space="preserve">: 9:00 AM – 11:00 AM</w:t>
+        <w:br w:type="textWrapping"/>
+      </w:r>
+      <w:r>
+        <w:rPr>
+          <w:b w:val="1"/>
+          <w:bCs w:val="1"/>
+          <w:rtl w:val="0"/>
+        </w:rPr>
+        <w:t xml:space="preserve">Attendees</w:t>
+      </w:r>
+      <w:r>
+        <w:rPr>
+          <w:rtl w:val="0"/>
+        </w:rPr>
+        <w:t xml:space="preserve">:Danielle Leask, Jannatul Tuba, Vy Trinh</w:t>
+      </w:r>
+    </w:p>
+    <w:p>
+      <w:pPr>
+        <w:spacing w:after="240" w:before="240" w:line="240" w:lineRule="auto"/>
+        <w:rPr/>
+      </w:pPr>
+      <w:r>
+        <w:rPr>
+          <w:b w:val="1"/>
+          <w:bCs w:val="1"/>
+          <w:rtl w:val="0"/>
+        </w:rPr>
+        <w:t xml:space="preserve">Minutes Taker:</w:t>
+      </w:r>
+      <w:r>
+        <w:rPr>
+          <w:rtl w:val="0"/>
+        </w:rPr>
+        <w:t xml:space="preserve"> Danielle Leask</w:t>
+        <w:br w:type="textWrapping"/>
+      </w:r>
+      <w:r>
+        <w:rPr>
+          <w:b w:val="1"/>
+          <w:bCs w:val="1"/>
+          <w:rtl w:val="0"/>
+        </w:rPr>
+        <w:t xml:space="preserve">Timekeeper:</w:t>
+      </w:r>
+      <w:r>
+        <w:rPr>
+          <w:rtl w:val="0"/>
+        </w:rPr>
+        <w:t xml:space="preserve"> Danielle Leask</w:t>
+      </w:r>
+    </w:p>
+    <w:p>
+      <w:pPr>
+        <w:spacing w:after="240" w:before="240" w:line="240" w:lineRule="auto"/>
+        <w:rPr>
+          <w:sz w:val="24"/>
+          <w:szCs w:val="24"/>
+        </w:rPr>
+      </w:pPr>
+      <w:r>
+        <w:rPr>
+          <w:b w:val="1"/>
+          <w:bCs w:val="1"/>
+          <w:rtl w:val="0"/>
+        </w:rPr>
+        <w:t xml:space="preserve">Purpose:</w:t>
+      </w:r>
+      <w:r>
+        <w:rPr>
+          <w:rtl w:val="0"/>
+        </w:rPr>
+        <w:t xml:space="preserve"> Lab 3 Discussion and Testing test docker and local testing</w:t>
+      </w:r>
+      <w:r>
+        <w:rPr>
+          <w:rtl w:val="0"/>
+        </w:rPr>
+      </w:r>
+    </w:p>
+    <w:p>
+      <w:pPr>
+        <w:pStyle w:val="Heading2"/>
+        <w:spacing w:line="240" w:lineRule="auto"/>
+        <w:rPr>
+          <w:b w:val="0"/>
+          <w:bCs w:val="0"/>
+          <w:sz w:val="22"/>
+          <w:szCs w:val="22"/>
+        </w:rPr>
+      </w:pPr>
+      <w:bookmarkStart w:colFirst="0" w:colLast="0" w:name="_a9ydt8snqtv3" w:id="1"/>
+      <w:bookmarkEnd w:id="1"/>
+      <w:r>
+        <w:rPr>
+          <w:b w:val="0"/>
+          <w:bCs w:val="0"/>
+          <w:sz w:val="22"/>
+          <w:szCs w:val="22"/>
+          <w:rtl w:val="0"/>
+        </w:rPr>
+        <w:t xml:space="preserve">Agenda</w:t>
+      </w:r>
+    </w:p>
+    <w:p>
+      <w:pPr>
+        <w:numPr>
+          <w:ilvl w:val="0"/>
+          <w:numId w:val="37"/>
+        </w:numPr>
+        <w:spacing w:after="0" w:afterAutospacing="0" w:before="240" w:line="240" w:lineRule="auto"/>
+        <w:ind w:left="720" w:hanging="360"/>
+        <w:rPr/>
+      </w:pPr>
+      <w:r>
+        <w:rPr>
+          <w:rtl w:val="0"/>
+        </w:rPr>
+        <w:t xml:space="preserve">Review Lab 3 requirements</w:t>
+      </w:r>
+    </w:p>
+    <w:p>
+      <w:pPr>
+        <w:numPr>
+          <w:ilvl w:val="0"/>
+          <w:numId w:val="37"/>
+        </w:numPr>
+        <w:spacing w:after="0" w:afterAutospacing="0" w:before="0" w:beforeAutospacing="0" w:line="240" w:lineRule="auto"/>
+        <w:ind w:left="720" w:hanging="360"/>
+        <w:rPr/>
+      </w:pPr>
+      <w:r>
+        <w:rPr>
+          <w:rtl w:val="0"/>
+        </w:rPr>
+        <w:t xml:space="preserve">Discuss placement of test cases</w:t>
+      </w:r>
+    </w:p>
+    <w:p>
+      <w:pPr>
+        <w:numPr>
+          <w:ilvl w:val="0"/>
+          <w:numId w:val="37"/>
+        </w:numPr>
+        <w:spacing w:after="0" w:afterAutospacing="0" w:before="0" w:beforeAutospacing="0" w:line="240" w:lineRule="auto"/>
+        <w:ind w:left="720" w:hanging="360"/>
+        <w:rPr/>
+      </w:pPr>
+      <w:r>
+        <w:rPr>
+          <w:rtl w:val="0"/>
+        </w:rPr>
+        <w:t xml:space="preserve">Test and troubleshoot Docker environment</w:t>
+      </w:r>
+    </w:p>
+    <w:p>
+      <w:pPr>
+        <w:numPr>
+          <w:ilvl w:val="0"/>
+          <w:numId w:val="37"/>
+        </w:numPr>
+        <w:spacing w:after="240" w:before="0" w:beforeAutospacing="0" w:line="240" w:lineRule="auto"/>
+        <w:ind w:left="720" w:hanging="360"/>
+        <w:rPr/>
+      </w:pPr>
+      <w:r>
+        <w:rPr>
+          <w:rtl w:val="0"/>
+        </w:rPr>
+        <w:t xml:space="preserve">Verify testing locally</w:t>
+      </w:r>
+    </w:p>
+    <w:p>
+      <w:pPr>
+        <w:pStyle w:val="Heading2"/>
+        <w:spacing w:line="240" w:lineRule="auto"/>
+        <w:rPr>
+          <w:b w:val="0"/>
+          <w:bCs w:val="0"/>
+          <w:sz w:val="22"/>
+          <w:szCs w:val="22"/>
+        </w:rPr>
+      </w:pPr>
+      <w:bookmarkStart w:colFirst="0" w:colLast="0" w:name="_ytjewgqlr3y3" w:id="2"/>
+      <w:bookmarkEnd w:id="2"/>
+      <w:r>
+        <w:rPr>
+          <w:b w:val="0"/>
+          <w:bCs w:val="0"/>
+          <w:sz w:val="22"/>
+          <w:szCs w:val="22"/>
+          <w:rtl w:val="0"/>
+        </w:rPr>
+        <w:t xml:space="preserve">Discussion Summary</w:t>
+      </w:r>
+    </w:p>
+    <w:p>
+      <w:pPr>
+        <w:pStyle w:val="Heading3"/>
+        <w:spacing w:line="240" w:lineRule="auto"/>
+        <w:rPr>
+          <w:b w:val="0"/>
+          <w:bCs w:val="0"/>
+          <w:color w:val="000000"/>
+          <w:sz w:val="22"/>
+          <w:szCs w:val="22"/>
+        </w:rPr>
+      </w:pPr>
+      <w:bookmarkStart w:colFirst="0" w:colLast="0" w:name="_4zx2fzkztbvv" w:id="3"/>
+      <w:bookmarkEnd w:id="3"/>
+      <w:r>
+        <w:rPr>
+          <w:b w:val="0"/>
+          <w:bCs w:val="0"/>
+          <w:color w:val="000000"/>
+          <w:sz w:val="22"/>
+          <w:szCs w:val="22"/>
+          <w:rtl w:val="0"/>
+        </w:rPr>
+        <w:t xml:space="preserve">Lab 3 Review</w:t>
+      </w:r>
+    </w:p>
+    <w:p>
+      <w:pPr>
+        <w:numPr>
+          <w:ilvl w:val="0"/>
+          <w:numId w:val="39"/>
+        </w:numPr>
+        <w:spacing w:after="0" w:afterAutospacing="0" w:before="240" w:line="240" w:lineRule="auto"/>
+        <w:ind w:left="720" w:hanging="360"/>
+        <w:rPr/>
+      </w:pPr>
+      <w:r>
+        <w:rPr>
+          <w:rtl w:val="0"/>
+        </w:rPr>
+        <w:t xml:space="preserve">Reviewed the requirements and deliverables for Lab 3.</w:t>
+      </w:r>
+    </w:p>
+    <w:p>
+      <w:pPr>
+        <w:numPr>
+          <w:ilvl w:val="0"/>
+          <w:numId w:val="39"/>
+        </w:numPr>
+        <w:spacing w:after="240" w:before="0" w:beforeAutospacing="0" w:line="240" w:lineRule="auto"/>
+        <w:ind w:left="720" w:hanging="360"/>
+        <w:rPr/>
+      </w:pPr>
+      <w:r>
+        <w:rPr>
+          <w:rtl w:val="0"/>
+        </w:rPr>
+        <w:t xml:space="preserve">Discussed where test cases should be provided within the project documentation and repository.</w:t>
+      </w:r>
+    </w:p>
+    <w:p>
+      <w:pPr>
+        <w:pStyle w:val="Heading3"/>
+        <w:spacing w:line="240" w:lineRule="auto"/>
+        <w:rPr>
+          <w:b w:val="0"/>
+          <w:bCs w:val="0"/>
+          <w:color w:val="000000"/>
+          <w:sz w:val="22"/>
+          <w:szCs w:val="22"/>
+        </w:rPr>
+      </w:pPr>
+      <w:bookmarkStart w:colFirst="0" w:colLast="0" w:name="_tbbv05cyrush" w:id="4"/>
+      <w:bookmarkEnd w:id="4"/>
+      <w:r>
+        <w:rPr>
+          <w:b w:val="0"/>
+          <w:bCs w:val="0"/>
+          <w:color w:val="000000"/>
+          <w:sz w:val="22"/>
+          <w:szCs w:val="22"/>
+          <w:rtl w:val="0"/>
+        </w:rPr>
+        <w:t xml:space="preserve">Test Cases</w:t>
+      </w:r>
+    </w:p>
+    <w:p>
+      <w:pPr>
+        <w:numPr>
+          <w:ilvl w:val="0"/>
+          <w:numId w:val="9"/>
+        </w:numPr>
+        <w:spacing w:after="0" w:afterAutospacing="0" w:before="240" w:line="240" w:lineRule="auto"/>
+        <w:ind w:left="720" w:hanging="360"/>
+        <w:rPr/>
+      </w:pPr>
+      <w:r>
+        <w:rPr>
+          <w:rtl w:val="0"/>
+        </w:rPr>
+        <w:t xml:space="preserve">Determine</w:t>
+      </w:r>
+      <w:r>
+        <w:rPr>
+          <w:rtl w:val="0"/>
+        </w:rPr>
+        <w:t xml:space="preserve"> the appropriate location for storing and organizing test cases.</w:t>
+      </w:r>
+    </w:p>
+    <w:p>
+      <w:pPr>
+        <w:numPr>
+          <w:ilvl w:val="0"/>
+          <w:numId w:val="9"/>
+        </w:numPr>
+        <w:spacing w:after="240" w:before="0" w:beforeAutospacing="0" w:line="240" w:lineRule="auto"/>
+        <w:ind w:left="720" w:hanging="360"/>
+        <w:rPr/>
+      </w:pPr>
+      <w:r>
+        <w:rPr>
+          <w:rtl w:val="0"/>
+        </w:rPr>
+        <w:t xml:space="preserve">Reviewed test case structure.</w:t>
+      </w:r>
+    </w:p>
+    <w:p>
+      <w:pPr>
+        <w:pStyle w:val="Heading3"/>
+        <w:spacing w:line="240" w:lineRule="auto"/>
+        <w:rPr>
+          <w:b w:val="0"/>
+          <w:bCs w:val="0"/>
+          <w:color w:val="000000"/>
+          <w:sz w:val="22"/>
+          <w:szCs w:val="22"/>
+        </w:rPr>
+      </w:pPr>
+      <w:bookmarkStart w:colFirst="0" w:colLast="0" w:name="_129g2y9txe4b" w:id="5"/>
+      <w:bookmarkEnd w:id="5"/>
+      <w:r>
+        <w:rPr>
+          <w:b w:val="0"/>
+          <w:bCs w:val="0"/>
+          <w:color w:val="000000"/>
+          <w:sz w:val="22"/>
+          <w:szCs w:val="22"/>
+          <w:rtl w:val="0"/>
+        </w:rPr>
+        <w:t xml:space="preserve">Docker Testing and Troubleshooting</w:t>
+      </w:r>
+    </w:p>
+    <w:p>
+      <w:pPr>
+        <w:numPr>
+          <w:ilvl w:val="0"/>
+          <w:numId w:val="16"/>
+        </w:numPr>
+        <w:spacing w:after="0" w:afterAutospacing="0" w:before="240" w:line="240" w:lineRule="auto"/>
+        <w:ind w:left="720" w:hanging="360"/>
+        <w:rPr/>
+      </w:pPr>
+      <w:r>
+        <w:rPr>
+          <w:rtl w:val="0"/>
+        </w:rPr>
+        <w:t xml:space="preserve">Executed tests within the Docker environment.</w:t>
+      </w:r>
+    </w:p>
+    <w:p>
+      <w:pPr>
+        <w:numPr>
+          <w:ilvl w:val="0"/>
+          <w:numId w:val="16"/>
+        </w:numPr>
+        <w:spacing w:after="0" w:afterAutospacing="0" w:before="0" w:beforeAutospacing="0" w:line="240" w:lineRule="auto"/>
+        <w:ind w:left="720" w:hanging="360"/>
+        <w:rPr/>
+      </w:pPr>
+      <w:r>
+        <w:rPr>
+          <w:rtl w:val="0"/>
+        </w:rPr>
+        <w:t xml:space="preserve">Identified and resolved issues affecting test execution.</w:t>
+      </w:r>
+    </w:p>
+    <w:p>
+      <w:pPr>
+        <w:numPr>
+          <w:ilvl w:val="0"/>
+          <w:numId w:val="16"/>
+        </w:numPr>
+        <w:spacing w:after="240" w:before="0" w:beforeAutospacing="0" w:line="240" w:lineRule="auto"/>
+        <w:ind w:left="720" w:hanging="360"/>
+        <w:rPr/>
+      </w:pPr>
+      <w:r>
+        <w:rPr>
+          <w:rtl w:val="0"/>
+        </w:rPr>
+        <w:t xml:space="preserve">Verified Docker configuration and functionality.</w:t>
+      </w:r>
+    </w:p>
+    <w:p>
+      <w:pPr>
+        <w:pStyle w:val="Heading3"/>
+        <w:spacing w:line="240" w:lineRule="auto"/>
+        <w:rPr>
+          <w:b w:val="0"/>
+          <w:bCs w:val="0"/>
+          <w:color w:val="000000"/>
+          <w:sz w:val="22"/>
+          <w:szCs w:val="22"/>
+        </w:rPr>
+      </w:pPr>
+      <w:bookmarkStart w:colFirst="0" w:colLast="0" w:name="_1qavlhjh2x5b" w:id="6"/>
+      <w:bookmarkEnd w:id="6"/>
+      <w:r>
+        <w:rPr>
+          <w:b w:val="0"/>
+          <w:bCs w:val="0"/>
+          <w:color w:val="000000"/>
+          <w:sz w:val="22"/>
+          <w:szCs w:val="22"/>
+          <w:rtl w:val="0"/>
+        </w:rPr>
+        <w:t xml:space="preserve">Local Testing</w:t>
+      </w:r>
+    </w:p>
+    <w:p>
+      <w:pPr>
+        <w:numPr>
+          <w:ilvl w:val="0"/>
+          <w:numId w:val="10"/>
+        </w:numPr>
+        <w:spacing w:after="240" w:before="240" w:line="240" w:lineRule="auto"/>
+        <w:ind w:left="720" w:hanging="360"/>
+      </w:pPr>
+      <w:r>
+        <w:rPr>
+          <w:rtl w:val="0"/>
+        </w:rPr>
+        <w:t xml:space="preserve">Identified issues affecting test execution.</w:t>
+      </w:r>
+      <w:r>
+        <w:rPr>
+          <w:rtl w:val="0"/>
+        </w:rPr>
+      </w:r>
+    </w:p>
+    <w:p>
+      <w:pPr>
+        <w:pStyle w:val="Heading2"/>
+        <w:spacing w:line="240" w:lineRule="auto"/>
+        <w:rPr>
+          <w:b w:val="0"/>
+          <w:bCs w:val="0"/>
+          <w:sz w:val="22"/>
+          <w:szCs w:val="22"/>
+        </w:rPr>
+      </w:pPr>
+      <w:bookmarkStart w:colFirst="0" w:colLast="0" w:name="_dm74chfpxvyf" w:id="7"/>
+      <w:bookmarkEnd w:id="7"/>
+      <w:r>
+        <w:rPr>
+          <w:b w:val="0"/>
+          <w:bCs w:val="0"/>
+          <w:sz w:val="22"/>
+          <w:szCs w:val="22"/>
+          <w:rtl w:val="0"/>
+        </w:rPr>
+        <w:t xml:space="preserve">Action Items</w:t>
+      </w:r>
+    </w:p>
+    <w:p>
+      <w:pPr>
+        <w:numPr>
+          <w:ilvl w:val="0"/>
+          <w:numId w:val="23"/>
+        </w:numPr>
+        <w:spacing w:after="0" w:afterAutospacing="0" w:before="240" w:line="240" w:lineRule="auto"/>
+        <w:ind w:left="720" w:hanging="360"/>
+        <w:rPr/>
+      </w:pPr>
+      <w:r>
+        <w:rPr>
+          <w:rtl w:val="0"/>
+        </w:rPr>
+        <w:t xml:space="preserve">Finalize placement of test cases in the project.</w:t>
+      </w:r>
+    </w:p>
+    <w:p>
+      <w:pPr>
+        <w:numPr>
+          <w:ilvl w:val="0"/>
+          <w:numId w:val="23"/>
+        </w:numPr>
+        <w:spacing w:after="0" w:afterAutospacing="0" w:before="0" w:beforeAutospacing="0" w:line="240" w:lineRule="auto"/>
+        <w:ind w:left="720" w:hanging="360"/>
+        <w:rPr/>
+      </w:pPr>
+      <w:r>
+        <w:rPr>
+          <w:rtl w:val="0"/>
+        </w:rPr>
+        <w:t xml:space="preserve">Continue validating tests in both Docker </w:t>
+      </w:r>
+    </w:p>
+    <w:p>
+      <w:pPr>
+        <w:numPr>
+          <w:ilvl w:val="0"/>
+          <w:numId w:val="23"/>
+        </w:numPr>
+        <w:spacing w:after="240" w:before="0" w:beforeAutospacing="0" w:line="240" w:lineRule="auto"/>
+        <w:ind w:left="720" w:hanging="360"/>
+        <w:rPr/>
+      </w:pPr>
+      <w:r>
+        <w:rPr>
+          <w:rtl w:val="0"/>
+        </w:rPr>
+        <w:t xml:space="preserve">Postpone resolution of local testing issue.</w:t>
+      </w:r>
+    </w:p>
+    <w:p>
+      <w:pPr>
+        <w:spacing w:line="240" w:lineRule="auto"/>
+        <w:jc w:val="center"/>
+        <w:rPr>
+          <w:b w:val="1"/>
+          <w:bCs w:val="1"/>
+          <w:sz w:val="24"/>
+          <w:szCs w:val="24"/>
+          <w:u w:val="single"/>
+        </w:rPr>
+      </w:pPr>
+      <w:r>
+        <w:rPr>
+          <w:rtl w:val="0"/>
+        </w:rPr>
+      </w:r>
+    </w:p>
+    <w:p>
+      <w:pPr>
+        <w:spacing w:line="240" w:lineRule="auto"/>
+        <w:jc w:val="center"/>
+        <w:rPr>
+          <w:b w:val="1"/>
+          <w:bCs w:val="1"/>
+          <w:sz w:val="24"/>
+          <w:szCs w:val="24"/>
+          <w:u w:val="single"/>
+        </w:rPr>
+      </w:pPr>
+      <w:r>
+        <w:rPr>
+          <w:b w:val="1"/>
+          <w:bCs w:val="1"/>
+          <w:sz w:val="24"/>
+          <w:szCs w:val="24"/>
+          <w:u w:val="single"/>
+          <w:rtl w:val="0"/>
+        </w:rPr>
+        <w:t xml:space="preserve">Meeting 7</w:t>
+      </w:r>
+    </w:p>
+    <w:p>
+      <w:pPr>
+        <w:pStyle w:val="Heading1"/>
+        <w:spacing w:line="240" w:lineRule="auto"/>
+        <w:rPr>
+          <w:sz w:val="46"/>
+          <w:szCs w:val="46"/>
+        </w:rPr>
+      </w:pPr>
+      <w:bookmarkStart w:colFirst="0" w:colLast="0" w:name="_5d6x0afjht03" w:id="8"/>
+      <w:bookmarkEnd w:id="8"/>
+      <w:r>
+        <w:rPr>
+          <w:sz w:val="46"/>
+          <w:szCs w:val="46"/>
+          <w:rtl w:val="0"/>
+        </w:rPr>
+        <w:t xml:space="preserve">Meeting Minutes</w:t>
+      </w:r>
+    </w:p>
+    <w:p>
+      <w:pPr>
+        <w:spacing w:after="240" w:before="240" w:line="240" w:lineRule="auto"/>
+        <w:rPr>
+          <w:sz w:val="24"/>
+          <w:szCs w:val="24"/>
+        </w:rPr>
+      </w:pPr>
+      <w:r>
+        <w:rPr>
+          <w:b w:val="1"/>
+          <w:bCs w:val="1"/>
+          <w:sz w:val="24"/>
+          <w:szCs w:val="24"/>
+          <w:rtl w:val="0"/>
+        </w:rPr>
+        <w:t xml:space="preserve">Date and Time:</w:t>
+      </w:r>
+      <w:r>
+        <w:rPr>
+          <w:sz w:val="24"/>
+          <w:szCs w:val="24"/>
+          <w:rtl w:val="0"/>
+        </w:rPr>
+        <w:t xml:space="preserve"> May 28, 2026, 8:00 PM – 8:44 PM</w:t>
+        <w:br w:type="textWrapping"/>
+      </w:r>
+      <w:r>
+        <w:rPr>
+          <w:b w:val="1"/>
+          <w:bCs w:val="1"/>
+          <w:sz w:val="24"/>
+          <w:szCs w:val="24"/>
+          <w:rtl w:val="0"/>
+        </w:rPr>
+        <w:t xml:space="preserve">Place:</w:t>
+      </w:r>
+      <w:r>
+        <w:rPr>
+          <w:sz w:val="24"/>
+          <w:szCs w:val="24"/>
+          <w:rtl w:val="0"/>
+        </w:rPr>
+        <w:t xml:space="preserve"> Google Meet</w:t>
+      </w:r>
+    </w:p>
+    <w:p>
+      <w:pPr>
+        <w:spacing w:after="240" w:before="240" w:line="240" w:lineRule="auto"/>
+        <w:rPr>
+          <w:sz w:val="24"/>
+          <w:szCs w:val="24"/>
+        </w:rPr>
+      </w:pPr>
+      <w:r>
+        <w:rPr>
+          <w:b w:val="1"/>
+          <w:bCs w:val="1"/>
+          <w:sz w:val="24"/>
+          <w:szCs w:val="24"/>
+          <w:rtl w:val="0"/>
+        </w:rPr>
+        <w:t xml:space="preserve">Participants:</w:t>
+      </w:r>
+      <w:r>
+        <w:rPr>
+          <w:sz w:val="24"/>
+          <w:szCs w:val="24"/>
+          <w:rtl w:val="0"/>
+        </w:rPr>
+        <w:t xml:space="preserve">Danielle Leask, Jannatul Tuba, Vy Trinh, Yuting Shi</w:t>
+      </w:r>
+    </w:p>
+    <w:p>
+      <w:pPr>
+        <w:spacing w:after="240" w:before="240" w:line="240" w:lineRule="auto"/>
+        <w:rPr>
+          <w:sz w:val="24"/>
+          <w:szCs w:val="24"/>
+        </w:rPr>
+      </w:pPr>
+      <w:r>
+        <w:rPr>
+          <w:b w:val="1"/>
+          <w:bCs w:val="1"/>
+          <w:sz w:val="24"/>
+          <w:szCs w:val="24"/>
+          <w:rtl w:val="0"/>
+        </w:rPr>
+        <w:t xml:space="preserve">Minutes Taker:</w:t>
+      </w:r>
+      <w:r>
+        <w:rPr>
+          <w:sz w:val="24"/>
+          <w:szCs w:val="24"/>
+          <w:rtl w:val="0"/>
+        </w:rPr>
+        <w:t xml:space="preserve"> Danielle Leask</w:t>
+        <w:br w:type="textWrapping"/>
+      </w:r>
+      <w:r>
+        <w:rPr>
+          <w:b w:val="1"/>
+          <w:bCs w:val="1"/>
+          <w:sz w:val="24"/>
+          <w:szCs w:val="24"/>
+          <w:rtl w:val="0"/>
+        </w:rPr>
+        <w:t xml:space="preserve">Timekeeper:</w:t>
+      </w:r>
+      <w:r>
+        <w:rPr>
+          <w:sz w:val="24"/>
+          <w:szCs w:val="24"/>
+          <w:rtl w:val="0"/>
+        </w:rPr>
+        <w:t xml:space="preserve"> Danielle Leask</w:t>
+      </w:r>
+    </w:p>
+    <w:p>
+      <w:pPr>
+        <w:spacing w:after="240" w:before="240" w:line="240" w:lineRule="auto"/>
+        <w:rPr>
+          <w:sz w:val="24"/>
+          <w:szCs w:val="24"/>
+        </w:rPr>
+      </w:pPr>
+      <w:r>
+        <w:rPr>
+          <w:b w:val="1"/>
+          <w:bCs w:val="1"/>
+          <w:sz w:val="24"/>
+          <w:szCs w:val="24"/>
+          <w:rtl w:val="0"/>
+        </w:rPr>
+        <w:t xml:space="preserve">Purpose:</w:t>
+      </w:r>
+      <w:r>
+        <w:rPr>
+          <w:sz w:val="24"/>
+          <w:szCs w:val="24"/>
+          <w:rtl w:val="0"/>
+        </w:rPr>
+        <w:t xml:space="preserve"> Lab 3 Planning and Sprint 1 Review</w:t>
+      </w:r>
+    </w:p>
+    <w:p>
+      <w:pPr>
+        <w:pStyle w:val="Heading2"/>
+        <w:spacing w:line="240" w:lineRule="auto"/>
+        <w:rPr>
+          <w:sz w:val="34"/>
+          <w:szCs w:val="34"/>
+        </w:rPr>
+      </w:pPr>
+      <w:bookmarkStart w:colFirst="0" w:colLast="0" w:name="_vd7t8mq096j8" w:id="9"/>
+      <w:bookmarkEnd w:id="9"/>
+      <w:r>
+        <w:rPr>
+          <w:sz w:val="34"/>
+          <w:szCs w:val="34"/>
+          <w:rtl w:val="0"/>
+        </w:rPr>
+        <w:t xml:space="preserve">Agenda</w:t>
+      </w:r>
+    </w:p>
+    <w:p>
+      <w:pPr>
+        <w:numPr>
+          <w:ilvl w:val="0"/>
+          <w:numId w:val="15"/>
+        </w:numPr>
+        <w:spacing w:after="0" w:afterAutospacing="0" w:before="240" w:line="240" w:lineRule="auto"/>
+        <w:ind w:left="720" w:hanging="360"/>
+        <w:rPr>
+          <w:sz w:val="24"/>
+          <w:szCs w:val="24"/>
+        </w:rPr>
+      </w:pPr>
+      <w:r>
+        <w:rPr>
+          <w:sz w:val="24"/>
+          <w:szCs w:val="24"/>
+          <w:rtl w:val="0"/>
+        </w:rPr>
+        <w:t xml:space="preserve">Review Lab 3 requirements</w:t>
+      </w:r>
+    </w:p>
+    <w:p>
+      <w:pPr>
+        <w:numPr>
+          <w:ilvl w:val="0"/>
+          <w:numId w:val="15"/>
+        </w:numPr>
+        <w:spacing w:after="0" w:afterAutospacing="0" w:before="0" w:beforeAutospacing="0" w:line="240" w:lineRule="auto"/>
+        <w:ind w:left="720" w:hanging="360"/>
+        <w:rPr>
+          <w:sz w:val="24"/>
+          <w:szCs w:val="24"/>
+        </w:rPr>
+      </w:pPr>
+      <w:r>
+        <w:rPr>
+          <w:sz w:val="24"/>
+          <w:szCs w:val="24"/>
+          <w:rtl w:val="0"/>
+        </w:rPr>
+        <w:t xml:space="preserve">Discuss new class requirements and project expectations</w:t>
+      </w:r>
+    </w:p>
+    <w:p>
+      <w:pPr>
+        <w:numPr>
+          <w:ilvl w:val="0"/>
+          <w:numId w:val="15"/>
+        </w:numPr>
+        <w:spacing w:after="0" w:afterAutospacing="0" w:before="0" w:beforeAutospacing="0" w:line="240" w:lineRule="auto"/>
+        <w:ind w:left="720" w:hanging="360"/>
+        <w:rPr>
+          <w:sz w:val="24"/>
+          <w:szCs w:val="24"/>
+        </w:rPr>
+      </w:pPr>
+      <w:r>
+        <w:rPr>
+          <w:sz w:val="24"/>
+          <w:szCs w:val="24"/>
+          <w:rtl w:val="0"/>
+        </w:rPr>
+        <w:t xml:space="preserve">Review AI comment requirements for files and functions</w:t>
+      </w:r>
+    </w:p>
+    <w:p>
+      <w:pPr>
+        <w:numPr>
+          <w:ilvl w:val="0"/>
+          <w:numId w:val="15"/>
+        </w:numPr>
+        <w:spacing w:after="0" w:afterAutospacing="0" w:before="0" w:beforeAutospacing="0" w:line="240" w:lineRule="auto"/>
+        <w:ind w:left="720" w:hanging="360"/>
+        <w:rPr>
+          <w:sz w:val="24"/>
+          <w:szCs w:val="24"/>
+        </w:rPr>
+      </w:pPr>
+      <w:r>
+        <w:rPr>
+          <w:sz w:val="24"/>
+          <w:szCs w:val="24"/>
+          <w:rtl w:val="0"/>
+        </w:rPr>
+        <w:t xml:space="preserve">Update Jira tasks and sprint progress</w:t>
+      </w:r>
+    </w:p>
+    <w:p>
+      <w:pPr>
+        <w:numPr>
+          <w:ilvl w:val="0"/>
+          <w:numId w:val="15"/>
+        </w:numPr>
+        <w:spacing w:after="240" w:before="0" w:beforeAutospacing="0" w:line="240" w:lineRule="auto"/>
+        <w:ind w:left="720" w:hanging="360"/>
+        <w:rPr>
+          <w:sz w:val="24"/>
+          <w:szCs w:val="24"/>
+        </w:rPr>
+      </w:pPr>
+      <w:r>
+        <w:rPr>
+          <w:sz w:val="24"/>
+          <w:szCs w:val="24"/>
+          <w:rtl w:val="0"/>
+        </w:rPr>
+        <w:t xml:space="preserve">Review Sprint 1 completion and project status</w:t>
+      </w:r>
+    </w:p>
+    <w:p>
+      <w:pPr>
+        <w:pStyle w:val="Heading2"/>
+        <w:spacing w:line="240" w:lineRule="auto"/>
+        <w:rPr>
+          <w:sz w:val="34"/>
+          <w:szCs w:val="34"/>
+        </w:rPr>
+      </w:pPr>
+      <w:bookmarkStart w:colFirst="0" w:colLast="0" w:name="_h73cb8nph5h" w:id="10"/>
+      <w:bookmarkEnd w:id="10"/>
+      <w:r>
+        <w:rPr>
+          <w:sz w:val="34"/>
+          <w:szCs w:val="34"/>
+          <w:rtl w:val="0"/>
+        </w:rPr>
+        <w:t xml:space="preserve">Discussion</w:t>
+      </w:r>
+    </w:p>
+    <w:p>
+      <w:pPr>
+        <w:pStyle w:val="Heading3"/>
+        <w:spacing w:line="240" w:lineRule="auto"/>
+        <w:rPr>
+          <w:color w:val="000000"/>
+          <w:sz w:val="26"/>
+          <w:szCs w:val="26"/>
+        </w:rPr>
+      </w:pPr>
+      <w:bookmarkStart w:colFirst="0" w:colLast="0" w:name="_jv3bdcnxfhiw" w:id="11"/>
+      <w:bookmarkEnd w:id="11"/>
+      <w:r>
+        <w:rPr>
+          <w:color w:val="000000"/>
+          <w:sz w:val="26"/>
+          <w:szCs w:val="26"/>
+          <w:rtl w:val="0"/>
+        </w:rPr>
+        <w:t xml:space="preserve">Lab 3 Planning</w:t>
+      </w:r>
+    </w:p>
+    <w:p>
+      <w:pPr>
+        <w:spacing w:after="240" w:before="240" w:line="240" w:lineRule="auto"/>
+        <w:rPr>
+          <w:sz w:val="24"/>
+          <w:szCs w:val="24"/>
+        </w:rPr>
+      </w:pPr>
+      <w:r>
+        <w:rPr>
+          <w:sz w:val="24"/>
+          <w:szCs w:val="24"/>
+          <w:rtl w:val="0"/>
+        </w:rPr>
+        <w:t xml:space="preserve">The team discussed the requirements and expectations for Lab 3. Members reviewed the tasks that need to be completed and clarified responsibilities for the upcoming work. Jannutal making testing docker and Vy making project docket. Discussed organization of test folders.</w:t>
+      </w:r>
+    </w:p>
+    <w:p>
+      <w:pPr>
+        <w:pStyle w:val="Heading3"/>
+        <w:spacing w:line="240" w:lineRule="auto"/>
+        <w:rPr>
+          <w:color w:val="000000"/>
+          <w:sz w:val="26"/>
+          <w:szCs w:val="26"/>
+        </w:rPr>
+      </w:pPr>
+      <w:bookmarkStart w:colFirst="0" w:colLast="0" w:name="_j10gug4qw5sy" w:id="12"/>
+      <w:bookmarkEnd w:id="12"/>
+      <w:r>
+        <w:rPr>
+          <w:color w:val="000000"/>
+          <w:sz w:val="26"/>
+          <w:szCs w:val="26"/>
+          <w:rtl w:val="0"/>
+        </w:rPr>
+        <w:t xml:space="preserve">Class Requirement Review</w:t>
+      </w:r>
+    </w:p>
+    <w:p>
+      <w:pPr>
+        <w:spacing w:after="240" w:before="240" w:line="240" w:lineRule="auto"/>
+        <w:rPr>
+          <w:sz w:val="24"/>
+          <w:szCs w:val="24"/>
+        </w:rPr>
+      </w:pPr>
+      <w:r>
+        <w:rPr>
+          <w:sz w:val="24"/>
+          <w:szCs w:val="24"/>
+          <w:rtl w:val="0"/>
+        </w:rPr>
+        <w:t xml:space="preserve">The team reviewed additional requirements mentioned during class. This included discussing the requirement to add AI-generated comments to files and functions throughout the project. Team members discussed how these comments should be implemented and organized to meet the project guidelines and improve documentation readability.</w:t>
+      </w:r>
+    </w:p>
+    <w:p>
+      <w:pPr>
+        <w:pStyle w:val="Heading3"/>
+        <w:spacing w:line="240" w:lineRule="auto"/>
+        <w:rPr>
+          <w:color w:val="000000"/>
+          <w:sz w:val="26"/>
+          <w:szCs w:val="26"/>
+        </w:rPr>
+      </w:pPr>
+      <w:bookmarkStart w:colFirst="0" w:colLast="0" w:name="_pq0nhsh3yxl1" w:id="13"/>
+      <w:bookmarkEnd w:id="13"/>
+      <w:r>
+        <w:rPr>
+          <w:color w:val="000000"/>
+          <w:sz w:val="26"/>
+          <w:szCs w:val="26"/>
+          <w:rtl w:val="0"/>
+        </w:rPr>
+        <w:t xml:space="preserve">Jira and Sprint Updates</w:t>
+      </w:r>
+    </w:p>
+    <w:p>
+      <w:pPr>
+        <w:spacing w:after="240" w:before="240" w:line="240" w:lineRule="auto"/>
+        <w:rPr>
+          <w:sz w:val="24"/>
+          <w:szCs w:val="24"/>
+        </w:rPr>
+      </w:pPr>
+      <w:r>
+        <w:rPr>
+          <w:sz w:val="24"/>
+          <w:szCs w:val="24"/>
+          <w:rtl w:val="0"/>
+        </w:rPr>
+        <w:t xml:space="preserve">The team reviewed the Jira board and updated the status of current tasks and subtasks. Completed subtasks were moved into their corresponding stories to keep sprint tracking organized and accurate. The team also reviewed Sprint 1 progress and confirmed that the sprint objectives had been successfully completed.</w:t>
+      </w:r>
+    </w:p>
+    <w:p>
+      <w:pPr>
+        <w:pStyle w:val="Heading3"/>
+        <w:spacing w:line="240" w:lineRule="auto"/>
+        <w:rPr>
+          <w:color w:val="000000"/>
+          <w:sz w:val="26"/>
+          <w:szCs w:val="26"/>
+        </w:rPr>
+      </w:pPr>
+      <w:bookmarkStart w:colFirst="0" w:colLast="0" w:name="_s9yrxne3oi40" w:id="14"/>
+      <w:bookmarkEnd w:id="14"/>
+      <w:r>
+        <w:rPr>
+          <w:color w:val="000000"/>
+          <w:sz w:val="26"/>
+          <w:szCs w:val="26"/>
+          <w:rtl w:val="0"/>
+        </w:rPr>
+        <w:t xml:space="preserve">Sprint 1 Feature Review</w:t>
+      </w:r>
+    </w:p>
+    <w:p>
+      <w:pPr>
+        <w:spacing w:after="240" w:before="240" w:line="240" w:lineRule="auto"/>
+        <w:rPr>
+          <w:sz w:val="24"/>
+          <w:szCs w:val="24"/>
+        </w:rPr>
+      </w:pPr>
+      <w:r>
+        <w:rPr>
+          <w:sz w:val="24"/>
+          <w:szCs w:val="24"/>
+          <w:rtl w:val="0"/>
+        </w:rPr>
+        <w:t xml:space="preserve">The team discussed completed Sprint 1 features, including the login UI and backend functionality. Members reviewed completed document management features such as document upload, dashboard viewing, and delete functionality. The team also discussed maintaining stable integration and preparing these completed features for future development.</w:t>
+      </w:r>
+    </w:p>
+    <w:p>
+      <w:pPr>
+        <w:pStyle w:val="Heading3"/>
+        <w:spacing w:line="240" w:lineRule="auto"/>
+        <w:rPr>
+          <w:color w:val="000000"/>
+          <w:sz w:val="26"/>
+          <w:szCs w:val="26"/>
+        </w:rPr>
+      </w:pPr>
+      <w:bookmarkStart w:colFirst="0" w:colLast="0" w:name="_cs2d5cf8w01d" w:id="15"/>
+      <w:bookmarkEnd w:id="15"/>
+      <w:r>
+        <w:rPr>
+          <w:color w:val="000000"/>
+          <w:sz w:val="26"/>
+          <w:szCs w:val="26"/>
+          <w:rtl w:val="0"/>
+        </w:rPr>
+        <w:t xml:space="preserve">Testing and Future Planning</w:t>
+      </w:r>
+    </w:p>
+    <w:p>
+      <w:pPr>
+        <w:spacing w:after="240" w:before="240" w:line="240" w:lineRule="auto"/>
+        <w:rPr>
+          <w:sz w:val="24"/>
+          <w:szCs w:val="24"/>
+        </w:rPr>
+      </w:pPr>
+      <w:r>
+        <w:rPr>
+          <w:sz w:val="24"/>
+          <w:szCs w:val="24"/>
+          <w:rtl w:val="0"/>
+        </w:rPr>
+        <w:t xml:space="preserve">The team discussed future improvements for testing coverage and feature integration. This included expanding automated testing and preparing for future AI-generated test case functionality connected to uploaded documents. Members also reviewed any remaining adjustments needed before continuing into the next sprint.</w:t>
+      </w:r>
+    </w:p>
+    <w:p>
+      <w:pPr>
+        <w:pStyle w:val="Heading2"/>
+        <w:spacing w:line="240" w:lineRule="auto"/>
+        <w:rPr>
+          <w:sz w:val="34"/>
+          <w:szCs w:val="34"/>
+        </w:rPr>
+      </w:pPr>
+      <w:bookmarkStart w:colFirst="0" w:colLast="0" w:name="_kppt1i2jnn9r" w:id="16"/>
+      <w:bookmarkEnd w:id="16"/>
+      <w:r>
+        <w:rPr>
+          <w:sz w:val="34"/>
+          <w:szCs w:val="34"/>
+          <w:rtl w:val="0"/>
+        </w:rPr>
+        <w:t xml:space="preserve">Action Items</w:t>
+      </w:r>
+    </w:p>
+    <w:p>
+      <w:pPr>
+        <w:numPr>
+          <w:ilvl w:val="0"/>
+          <w:numId w:val="7"/>
+        </w:numPr>
+        <w:spacing w:after="0" w:afterAutospacing="0" w:before="240" w:line="240" w:lineRule="auto"/>
+        <w:ind w:left="720" w:hanging="360"/>
+        <w:rPr>
+          <w:sz w:val="24"/>
+          <w:szCs w:val="24"/>
+        </w:rPr>
+      </w:pPr>
+      <w:r>
+        <w:rPr>
+          <w:sz w:val="24"/>
+          <w:szCs w:val="24"/>
+          <w:rtl w:val="0"/>
+        </w:rPr>
+        <w:t xml:space="preserve">Begin work on Lab 3 deliverables.</w:t>
+      </w:r>
+    </w:p>
+    <w:p>
+      <w:pPr>
+        <w:numPr>
+          <w:ilvl w:val="0"/>
+          <w:numId w:val="7"/>
+        </w:numPr>
+        <w:spacing w:after="0" w:afterAutospacing="0" w:before="0" w:beforeAutospacing="0" w:line="240" w:lineRule="auto"/>
+        <w:ind w:left="720" w:hanging="360"/>
+        <w:rPr>
+          <w:sz w:val="24"/>
+          <w:szCs w:val="24"/>
+        </w:rPr>
+      </w:pPr>
+      <w:r>
+        <w:rPr>
+          <w:sz w:val="24"/>
+          <w:szCs w:val="24"/>
+          <w:rtl w:val="0"/>
+        </w:rPr>
+        <w:t xml:space="preserve">Add AI-generated comments to project files and functions where required.</w:t>
+      </w:r>
+    </w:p>
+    <w:p>
+      <w:pPr>
+        <w:numPr>
+          <w:ilvl w:val="0"/>
+          <w:numId w:val="7"/>
+        </w:numPr>
+        <w:spacing w:after="0" w:afterAutospacing="0" w:before="0" w:beforeAutospacing="0" w:line="240" w:lineRule="auto"/>
+        <w:ind w:left="720" w:hanging="360"/>
+        <w:rPr>
+          <w:sz w:val="24"/>
+          <w:szCs w:val="24"/>
+        </w:rPr>
+      </w:pPr>
+      <w:r>
+        <w:rPr>
+          <w:sz w:val="24"/>
+          <w:szCs w:val="24"/>
+          <w:rtl w:val="0"/>
+        </w:rPr>
+        <w:t xml:space="preserve">Continue updating Jira stories and sprint progress.</w:t>
+      </w:r>
+    </w:p>
+    <w:p>
+      <w:pPr>
+        <w:numPr>
+          <w:ilvl w:val="0"/>
+          <w:numId w:val="7"/>
+        </w:numPr>
+        <w:spacing w:after="0" w:afterAutospacing="0" w:before="0" w:beforeAutospacing="0" w:line="240" w:lineRule="auto"/>
+        <w:ind w:left="720" w:hanging="360"/>
+        <w:rPr>
+          <w:sz w:val="24"/>
+          <w:szCs w:val="24"/>
+        </w:rPr>
+      </w:pPr>
+      <w:r>
+        <w:rPr>
+          <w:sz w:val="24"/>
+          <w:szCs w:val="24"/>
+          <w:rtl w:val="0"/>
+        </w:rPr>
+        <w:t xml:space="preserve">Expand automated testing coverage for completed features.</w:t>
+      </w:r>
+    </w:p>
+    <w:p>
+      <w:pPr>
+        <w:numPr>
+          <w:ilvl w:val="0"/>
+          <w:numId w:val="7"/>
+        </w:numPr>
+        <w:spacing w:after="240" w:before="0" w:beforeAutospacing="0" w:line="240" w:lineRule="auto"/>
+        <w:ind w:left="720" w:hanging="360"/>
+        <w:rPr>
+          <w:sz w:val="24"/>
+          <w:szCs w:val="24"/>
+        </w:rPr>
+      </w:pPr>
+      <w:r>
+        <w:rPr>
+          <w:sz w:val="24"/>
+          <w:szCs w:val="24"/>
+          <w:rtl w:val="0"/>
+        </w:rPr>
+        <w:t xml:space="preserve">Review remaining project tasks before the next meeting.</w:t>
+      </w:r>
+    </w:p>
+    <w:p>
+      <w:pPr>
+        <w:pStyle w:val="Heading2"/>
+        <w:spacing w:line="240" w:lineRule="auto"/>
+        <w:rPr>
+          <w:sz w:val="34"/>
+          <w:szCs w:val="34"/>
+        </w:rPr>
+      </w:pPr>
+      <w:bookmarkStart w:colFirst="0" w:colLast="0" w:name="_iz7th74bwoze" w:id="17"/>
+      <w:bookmarkEnd w:id="17"/>
+      <w:r>
+        <w:rPr>
+          <w:sz w:val="34"/>
+          <w:szCs w:val="34"/>
+          <w:rtl w:val="0"/>
+        </w:rPr>
+        <w:t xml:space="preserve">Next Meeting</w:t>
+      </w:r>
+    </w:p>
+    <w:p>
+      <w:pPr>
+        <w:spacing w:after="240" w:before="240" w:line="240" w:lineRule="auto"/>
+        <w:rPr>
+          <w:sz w:val="24"/>
+          <w:szCs w:val="24"/>
+        </w:rPr>
+      </w:pPr>
+      <w:r>
+        <w:rPr>
+          <w:b w:val="1"/>
+          <w:bCs w:val="1"/>
+          <w:sz w:val="24"/>
+          <w:szCs w:val="24"/>
+          <w:rtl w:val="0"/>
+        </w:rPr>
+        <w:t xml:space="preserve">Date and Time:</w:t>
+      </w:r>
+      <w:r>
+        <w:rPr>
+          <w:sz w:val="24"/>
+          <w:szCs w:val="24"/>
+          <w:rtl w:val="0"/>
+        </w:rPr>
+        <w:t xml:space="preserve"> Sunday, May 31, 2026 at 9:00 AM</w:t>
+      </w:r>
+    </w:p>
+    <w:p>
+      <w:pPr>
+        <w:spacing w:line="240" w:lineRule="auto"/>
+        <w:rPr>
+          <w:sz w:val="24"/>
+          <w:szCs w:val="24"/>
+        </w:rPr>
+      </w:pPr>
+      <w:r>
+        <w:rPr>
+          <w:rtl w:val="0"/>
+        </w:rPr>
+      </w:r>
+    </w:p>
+    <w:p>
+      <w:pPr>
+        <w:spacing w:line="240" w:lineRule="auto"/>
+        <w:jc w:val="center"/>
+        <w:rPr>
+          <w:sz w:val="24"/>
+          <w:szCs w:val="24"/>
+          <w:u w:val="single"/>
+        </w:rPr>
+      </w:pPr>
+      <w:r>
+        <w:rPr>
+          <w:b w:val="1"/>
+          <w:bCs w:val="1"/>
+          <w:sz w:val="24"/>
+          <w:szCs w:val="24"/>
+          <w:u w:val="single"/>
+          <w:rtl w:val="0"/>
+        </w:rPr>
+        <w:t xml:space="preserve">Meeting 6</w:t>
+      </w:r>
+      <w:r>
+        <w:rPr>
+          <w:rtl w:val="0"/>
+        </w:rPr>
+      </w:r>
+    </w:p>
+    <w:p>
+      <w:pPr>
+        <w:spacing w:after="240" w:before="240" w:line="240" w:lineRule="auto"/>
+        <w:rPr>
+          <w:sz w:val="24"/>
+          <w:szCs w:val="24"/>
+        </w:rPr>
+      </w:pPr>
+      <w:r>
+        <w:rPr>
+          <w:b w:val="1"/>
+          <w:bCs w:val="1"/>
+          <w:sz w:val="24"/>
+          <w:szCs w:val="24"/>
+          <w:rtl w:val="0"/>
+        </w:rPr>
+        <w:t xml:space="preserve">Date and Time:</w:t>
+      </w:r>
+      <w:r>
+        <w:rPr>
+          <w:sz w:val="24"/>
+          <w:szCs w:val="24"/>
+          <w:rtl w:val="0"/>
+        </w:rPr>
+        <w:t xml:space="preserve"> May 25, 2026, 7:00 PM – 8:35 PM</w:t>
+      </w:r>
+    </w:p>
+    <w:p>
+      <w:pPr>
+        <w:spacing w:after="240" w:before="240" w:line="240" w:lineRule="auto"/>
+        <w:rPr>
+          <w:sz w:val="24"/>
+          <w:szCs w:val="24"/>
+        </w:rPr>
+      </w:pPr>
+      <w:r>
+        <w:rPr>
+          <w:sz w:val="24"/>
+          <w:szCs w:val="24"/>
+          <w:rtl w:val="0"/>
+        </w:rPr>
+        <w:br w:type="textWrapping"/>
+      </w:r>
+      <w:r>
+        <w:rPr>
+          <w:b w:val="1"/>
+          <w:bCs w:val="1"/>
+          <w:sz w:val="24"/>
+          <w:szCs w:val="24"/>
+          <w:rtl w:val="0"/>
+        </w:rPr>
+        <w:t xml:space="preserve">Place:</w:t>
+      </w:r>
+      <w:r>
+        <w:rPr>
+          <w:sz w:val="24"/>
+          <w:szCs w:val="24"/>
+          <w:rtl w:val="0"/>
+        </w:rPr>
+        <w:t xml:space="preserve"> Google Meet</w:t>
+      </w:r>
+    </w:p>
+    <w:p>
+      <w:pPr>
+        <w:spacing w:after="240" w:before="240" w:line="240" w:lineRule="auto"/>
+        <w:rPr>
+          <w:sz w:val="24"/>
+          <w:szCs w:val="24"/>
+        </w:rPr>
+      </w:pPr>
+      <w:r>
+        <w:rPr>
+          <w:b w:val="1"/>
+          <w:bCs w:val="1"/>
+          <w:sz w:val="24"/>
+          <w:szCs w:val="24"/>
+          <w:rtl w:val="0"/>
+        </w:rPr>
+        <w:t xml:space="preserve">Participants:</w:t>
+      </w:r>
+      <w:r>
+        <w:rPr>
+          <w:sz w:val="24"/>
+          <w:szCs w:val="24"/>
+          <w:rtl w:val="0"/>
+        </w:rPr>
+        <w:t xml:space="preserve">Danielle Leask, Jannatul Tuba, Vy Trinh</w:t>
+      </w:r>
+    </w:p>
+    <w:p>
+      <w:pPr>
+        <w:spacing w:after="240" w:before="240" w:line="240" w:lineRule="auto"/>
+        <w:rPr>
+          <w:sz w:val="24"/>
+          <w:szCs w:val="24"/>
+        </w:rPr>
+      </w:pPr>
+      <w:r>
+        <w:rPr>
+          <w:b w:val="1"/>
+          <w:bCs w:val="1"/>
           <w:sz w:val="24"/>
           <w:szCs w:val="24"/>
           <w:rtl w:val="0"/>
@@ -435,7 +2214,7 @@
       <w:pPr>
         <w:numPr>
           <w:ilvl w:val="0"/>
-          <w:numId w:val="28"/>
+          <w:numId w:val="38"/>
         </w:numPr>
         <w:spacing w:after="0" w:afterAutospacing="0" w:before="240" w:lineRule="auto"/>
         <w:ind w:left="720" w:hanging="360"/>
@@ -457,7 +2236,7 @@
       <w:pPr>
         <w:numPr>
           <w:ilvl w:val="0"/>
-          <w:numId w:val="28"/>
+          <w:numId w:val="38"/>
         </w:numPr>
         <w:spacing w:after="0" w:afterAutospacing="0" w:before="0" w:beforeAutospacing="0" w:lineRule="auto"/>
         <w:ind w:left="720" w:hanging="360"/>
@@ -479,7 +2258,7 @@
       <w:pPr>
         <w:numPr>
           <w:ilvl w:val="0"/>
-          <w:numId w:val="28"/>
+          <w:numId w:val="38"/>
         </w:numPr>
         <w:spacing w:after="0" w:afterAutospacing="0" w:before="0" w:beforeAutospacing="0" w:lineRule="auto"/>
         <w:ind w:left="720" w:hanging="360"/>
@@ -501,7 +2280,7 @@
       <w:pPr>
         <w:numPr>
           <w:ilvl w:val="0"/>
-          <w:numId w:val="28"/>
+          <w:numId w:val="38"/>
         </w:numPr>
         <w:spacing w:after="0" w:afterAutospacing="0" w:before="0" w:beforeAutospacing="0" w:lineRule="auto"/>
         <w:ind w:left="720" w:hanging="360"/>
@@ -523,7 +2302,7 @@
       <w:pPr>
         <w:numPr>
           <w:ilvl w:val="0"/>
-          <w:numId w:val="28"/>
+          <w:numId w:val="38"/>
         </w:numPr>
         <w:spacing w:after="240" w:before="0" w:beforeAutospacing="0" w:lineRule="auto"/>
         <w:ind w:left="720" w:hanging="360"/>
@@ -785,7 +2564,7 @@
       <w:pPr>
         <w:numPr>
           <w:ilvl w:val="0"/>
-          <w:numId w:val="30"/>
+          <w:numId w:val="41"/>
         </w:numPr>
         <w:spacing w:after="0" w:afterAutospacing="0" w:before="240" w:lineRule="auto"/>
         <w:ind w:left="720" w:hanging="360"/>
@@ -807,7 +2586,7 @@
       <w:pPr>
         <w:numPr>
           <w:ilvl w:val="0"/>
-          <w:numId w:val="30"/>
+          <w:numId w:val="41"/>
         </w:numPr>
         <w:spacing w:after="0" w:afterAutospacing="0" w:before="0" w:beforeAutospacing="0" w:lineRule="auto"/>
         <w:ind w:left="720" w:hanging="360"/>
@@ -829,7 +2608,7 @@
       <w:pPr>
         <w:numPr>
           <w:ilvl w:val="0"/>
-          <w:numId w:val="30"/>
+          <w:numId w:val="41"/>
         </w:numPr>
         <w:spacing w:after="240" w:before="0" w:beforeAutospacing="0" w:lineRule="auto"/>
         <w:ind w:left="720" w:hanging="360"/>
@@ -1060,7 +2839,7 @@
       <w:pPr>
         <w:numPr>
           <w:ilvl w:val="0"/>
-          <w:numId w:val="9"/>
+          <w:numId w:val="12"/>
         </w:numPr>
         <w:spacing w:after="0" w:afterAutospacing="0" w:before="240" w:lineRule="auto"/>
         <w:ind w:left="720" w:hanging="360"/>
@@ -1082,7 +2861,7 @@
       <w:pPr>
         <w:numPr>
           <w:ilvl w:val="0"/>
-          <w:numId w:val="9"/>
+          <w:numId w:val="12"/>
         </w:numPr>
         <w:spacing w:after="0" w:afterAutospacing="0" w:before="0" w:beforeAutospacing="0" w:lineRule="auto"/>
         <w:ind w:left="720" w:hanging="360"/>
@@ -1104,7 +2883,7 @@
       <w:pPr>
         <w:numPr>
           <w:ilvl w:val="0"/>
-          <w:numId w:val="9"/>
+          <w:numId w:val="12"/>
         </w:numPr>
         <w:spacing w:after="0" w:afterAutospacing="0" w:before="0" w:beforeAutospacing="0" w:lineRule="auto"/>
         <w:ind w:left="720" w:hanging="360"/>
@@ -1126,7 +2905,7 @@
       <w:pPr>
         <w:numPr>
           <w:ilvl w:val="0"/>
-          <w:numId w:val="9"/>
+          <w:numId w:val="12"/>
         </w:numPr>
         <w:spacing w:after="0" w:afterAutospacing="0" w:before="0" w:beforeAutospacing="0" w:lineRule="auto"/>
         <w:ind w:left="720" w:hanging="360"/>
@@ -1148,7 +2927,7 @@
       <w:pPr>
         <w:numPr>
           <w:ilvl w:val="0"/>
-          <w:numId w:val="9"/>
+          <w:numId w:val="12"/>
         </w:numPr>
         <w:spacing w:after="240" w:before="0" w:beforeAutospacing="0" w:lineRule="auto"/>
         <w:ind w:left="720" w:hanging="360"/>
@@ -1176,8 +2955,8 @@
           <w:szCs w:val="24"/>
         </w:rPr>
       </w:pPr>
-      <w:bookmarkStart w:colFirst="0" w:colLast="0" w:name="_nrhyjx6oj1wx" w:id="0"/>
-      <w:bookmarkEnd w:id="0"/>
+      <w:bookmarkStart w:colFirst="0" w:colLast="0" w:name="_nrhyjx6oj1wx" w:id="18"/>
+      <w:bookmarkEnd w:id="18"/>
       <w:r>
         <w:rPr>
           <w:b w:val="0"/>
@@ -1197,8 +2976,8 @@
           <w:color w:val="000000"/>
         </w:rPr>
       </w:pPr>
-      <w:bookmarkStart w:colFirst="0" w:colLast="0" w:name="_1xihhw35cyxq" w:id="1"/>
-      <w:bookmarkEnd w:id="1"/>
+      <w:bookmarkStart w:colFirst="0" w:colLast="0" w:name="_1xihhw35cyxq" w:id="19"/>
+      <w:bookmarkEnd w:id="19"/>
       <w:r>
         <w:rPr>
           <w:color w:val="000000"/>
@@ -1232,8 +3011,8 @@
           <w:color w:val="000000"/>
         </w:rPr>
       </w:pPr>
-      <w:bookmarkStart w:colFirst="0" w:colLast="0" w:name="_r3t1f2vdj0mp" w:id="2"/>
-      <w:bookmarkEnd w:id="2"/>
+      <w:bookmarkStart w:colFirst="0" w:colLast="0" w:name="_r3t1f2vdj0mp" w:id="20"/>
+      <w:bookmarkEnd w:id="20"/>
       <w:r>
         <w:rPr>
           <w:color w:val="000000"/>
@@ -1267,8 +3046,8 @@
           <w:color w:val="000000"/>
         </w:rPr>
       </w:pPr>
-      <w:bookmarkStart w:colFirst="0" w:colLast="0" w:name="_82ragdsno0r4" w:id="3"/>
-      <w:bookmarkEnd w:id="3"/>
+      <w:bookmarkStart w:colFirst="0" w:colLast="0" w:name="_82ragdsno0r4" w:id="21"/>
+      <w:bookmarkEnd w:id="21"/>
       <w:r>
         <w:rPr>
           <w:color w:val="000000"/>
@@ -1302,8 +3081,8 @@
           <w:color w:val="000000"/>
         </w:rPr>
       </w:pPr>
-      <w:bookmarkStart w:colFirst="0" w:colLast="0" w:name="_kqqx1zg0emsu" w:id="4"/>
-      <w:bookmarkEnd w:id="4"/>
+      <w:bookmarkStart w:colFirst="0" w:colLast="0" w:name="_kqqx1zg0emsu" w:id="22"/>
+      <w:bookmarkEnd w:id="22"/>
       <w:r>
         <w:rPr>
           <w:color w:val="000000"/>
@@ -1337,8 +3116,8 @@
           <w:color w:val="000000"/>
         </w:rPr>
       </w:pPr>
-      <w:bookmarkStart w:colFirst="0" w:colLast="0" w:name="_5gaid3f5ikn2" w:id="5"/>
-      <w:bookmarkEnd w:id="5"/>
+      <w:bookmarkStart w:colFirst="0" w:colLast="0" w:name="_5gaid3f5ikn2" w:id="23"/>
+      <w:bookmarkEnd w:id="23"/>
       <w:r>
         <w:rPr>
           <w:color w:val="000000"/>
@@ -1379,8 +3158,8 @@
           <w:szCs w:val="24"/>
         </w:rPr>
       </w:pPr>
-      <w:bookmarkStart w:colFirst="0" w:colLast="0" w:name="_tko2dnpm1yns" w:id="6"/>
-      <w:bookmarkEnd w:id="6"/>
+      <w:bookmarkStart w:colFirst="0" w:colLast="0" w:name="_tko2dnpm1yns" w:id="24"/>
+      <w:bookmarkEnd w:id="24"/>
       <w:r>
         <w:rPr>
           <w:b w:val="0"/>
@@ -1396,7 +3175,7 @@
       <w:pPr>
         <w:numPr>
           <w:ilvl w:val="0"/>
-          <w:numId w:val="27"/>
+          <w:numId w:val="36"/>
         </w:numPr>
         <w:spacing w:after="0" w:afterAutospacing="0" w:before="240" w:lineRule="auto"/>
         <w:ind w:left="720" w:hanging="360"/>
@@ -1418,7 +3197,7 @@
       <w:pPr>
         <w:numPr>
           <w:ilvl w:val="0"/>
-          <w:numId w:val="27"/>
+          <w:numId w:val="36"/>
         </w:numPr>
         <w:spacing w:after="0" w:afterAutospacing="0" w:before="0" w:beforeAutospacing="0" w:lineRule="auto"/>
         <w:ind w:left="720" w:hanging="360"/>
@@ -1440,7 +3219,7 @@
       <w:pPr>
         <w:numPr>
           <w:ilvl w:val="0"/>
-          <w:numId w:val="27"/>
+          <w:numId w:val="36"/>
         </w:numPr>
         <w:spacing w:after="0" w:afterAutospacing="0" w:before="0" w:beforeAutospacing="0" w:lineRule="auto"/>
         <w:ind w:left="720" w:hanging="360"/>
@@ -1462,7 +3241,7 @@
       <w:pPr>
         <w:numPr>
           <w:ilvl w:val="0"/>
-          <w:numId w:val="27"/>
+          <w:numId w:val="36"/>
         </w:numPr>
         <w:spacing w:after="240" w:before="0" w:beforeAutospacing="0" w:lineRule="auto"/>
         <w:ind w:left="720" w:hanging="360"/>
@@ -1488,8 +3267,8 @@
           <w:szCs w:val="24"/>
         </w:rPr>
       </w:pPr>
-      <w:bookmarkStart w:colFirst="0" w:colLast="0" w:name="_f6cmen8m81d7" w:id="7"/>
-      <w:bookmarkEnd w:id="7"/>
+      <w:bookmarkStart w:colFirst="0" w:colLast="0" w:name="_f6cmen8m81d7" w:id="25"/>
+      <w:bookmarkEnd w:id="25"/>
       <w:r>
         <w:rPr>
           <w:sz w:val="24"/>
@@ -1503,7 +3282,7 @@
       <w:pPr>
         <w:numPr>
           <w:ilvl w:val="0"/>
-          <w:numId w:val="12"/>
+          <w:numId w:val="18"/>
         </w:numPr>
         <w:spacing w:after="0" w:afterAutospacing="0" w:before="240" w:lineRule="auto"/>
         <w:ind w:left="720" w:hanging="360"/>
@@ -1525,7 +3304,7 @@
       <w:pPr>
         <w:numPr>
           <w:ilvl w:val="0"/>
-          <w:numId w:val="12"/>
+          <w:numId w:val="18"/>
         </w:numPr>
         <w:spacing w:after="240" w:before="0" w:beforeAutospacing="0" w:lineRule="auto"/>
         <w:ind w:left="720" w:hanging="360"/>
@@ -1551,8 +3330,8 @@
           <w:szCs w:val="24"/>
         </w:rPr>
       </w:pPr>
-      <w:bookmarkStart w:colFirst="0" w:colLast="0" w:name="_ay193hoavi76" w:id="8"/>
-      <w:bookmarkEnd w:id="8"/>
+      <w:bookmarkStart w:colFirst="0" w:colLast="0" w:name="_ay193hoavi76" w:id="26"/>
+      <w:bookmarkEnd w:id="26"/>
       <w:r>
         <w:rPr>
           <w:sz w:val="24"/>
@@ -1632,8 +3411,8 @@
           <w:szCs w:val="24"/>
         </w:rPr>
       </w:pPr>
-      <w:bookmarkStart w:colFirst="0" w:colLast="0" w:name="_7wiol6cje3u2" w:id="9"/>
-      <w:bookmarkEnd w:id="9"/>
+      <w:bookmarkStart w:colFirst="0" w:colLast="0" w:name="_7wiol6cje3u2" w:id="27"/>
+      <w:bookmarkEnd w:id="27"/>
       <w:r>
         <w:rPr>
           <w:sz w:val="24"/>
@@ -1664,8 +3443,8 @@
           <w:szCs w:val="24"/>
         </w:rPr>
       </w:pPr>
-      <w:bookmarkStart w:colFirst="0" w:colLast="0" w:name="_ez3fy0zid227" w:id="10"/>
-      <w:bookmarkEnd w:id="10"/>
+      <w:bookmarkStart w:colFirst="0" w:colLast="0" w:name="_ez3fy0zid227" w:id="28"/>
+      <w:bookmarkEnd w:id="28"/>
       <w:r>
         <w:rPr>
           <w:sz w:val="24"/>
@@ -1696,8 +3475,8 @@
           <w:szCs w:val="24"/>
         </w:rPr>
       </w:pPr>
-      <w:bookmarkStart w:colFirst="0" w:colLast="0" w:name="_fnfhqt210s0z" w:id="11"/>
-      <w:bookmarkEnd w:id="11"/>
+      <w:bookmarkStart w:colFirst="0" w:colLast="0" w:name="_fnfhqt210s0z" w:id="29"/>
+      <w:bookmarkEnd w:id="29"/>
       <w:r>
         <w:rPr>
           <w:sz w:val="24"/>
@@ -1728,8 +3507,8 @@
           <w:szCs w:val="24"/>
         </w:rPr>
       </w:pPr>
-      <w:bookmarkStart w:colFirst="0" w:colLast="0" w:name="_3bw7brn2lv4i" w:id="12"/>
-      <w:bookmarkEnd w:id="12"/>
+      <w:bookmarkStart w:colFirst="0" w:colLast="0" w:name="_3bw7brn2lv4i" w:id="30"/>
+      <w:bookmarkEnd w:id="30"/>
       <w:r>
         <w:rPr>
           <w:sz w:val="24"/>
@@ -1760,8 +3539,8 @@
           <w:szCs w:val="24"/>
         </w:rPr>
       </w:pPr>
-      <w:bookmarkStart w:colFirst="0" w:colLast="0" w:name="_xrqgcch2en9o" w:id="13"/>
-      <w:bookmarkEnd w:id="13"/>
+      <w:bookmarkStart w:colFirst="0" w:colLast="0" w:name="_xrqgcch2en9o" w:id="31"/>
+      <w:bookmarkEnd w:id="31"/>
       <w:r>
         <w:rPr>
           <w:sz w:val="24"/>
@@ -1792,8 +3571,8 @@
           <w:szCs w:val="24"/>
         </w:rPr>
       </w:pPr>
-      <w:bookmarkStart w:colFirst="0" w:colLast="0" w:name="_4ueu3ftshmuk" w:id="14"/>
-      <w:bookmarkEnd w:id="14"/>
+      <w:bookmarkStart w:colFirst="0" w:colLast="0" w:name="_4ueu3ftshmuk" w:id="32"/>
+      <w:bookmarkEnd w:id="32"/>
       <w:r>
         <w:rPr>
           <w:sz w:val="24"/>
@@ -1822,8 +3601,8 @@
           <w:szCs w:val="24"/>
         </w:rPr>
       </w:pPr>
-      <w:bookmarkStart w:colFirst="0" w:colLast="0" w:name="_pnbha5hs22kt" w:id="15"/>
-      <w:bookmarkEnd w:id="15"/>
+      <w:bookmarkStart w:colFirst="0" w:colLast="0" w:name="_pnbha5hs22kt" w:id="33"/>
+      <w:bookmarkEnd w:id="33"/>
       <w:r>
         <w:rPr>
           <w:sz w:val="24"/>
@@ -1974,8 +3753,8 @@
           <w:szCs w:val="24"/>
         </w:rPr>
       </w:pPr>
-      <w:bookmarkStart w:colFirst="0" w:colLast="0" w:name="_mxufhpmxhzp7" w:id="16"/>
-      <w:bookmarkEnd w:id="16"/>
+      <w:bookmarkStart w:colFirst="0" w:colLast="0" w:name="_mxufhpmxhzp7" w:id="34"/>
+      <w:bookmarkEnd w:id="34"/>
       <w:r>
         <w:rPr>
           <w:sz w:val="24"/>
@@ -1993,8 +3772,8 @@
           <w:color w:val="000000"/>
         </w:rPr>
       </w:pPr>
-      <w:bookmarkStart w:colFirst="0" w:colLast="0" w:name="_8vfyoe9yufuj" w:id="17"/>
-      <w:bookmarkEnd w:id="17"/>
+      <w:bookmarkStart w:colFirst="0" w:colLast="0" w:name="_8vfyoe9yufuj" w:id="35"/>
+      <w:bookmarkEnd w:id="35"/>
       <w:r>
         <w:rPr>
           <w:color w:val="000000"/>
@@ -2028,8 +3807,8 @@
           <w:color w:val="000000"/>
         </w:rPr>
       </w:pPr>
-      <w:bookmarkStart w:colFirst="0" w:colLast="0" w:name="_1hmgzmly1ubl" w:id="18"/>
-      <w:bookmarkEnd w:id="18"/>
+      <w:bookmarkStart w:colFirst="0" w:colLast="0" w:name="_1hmgzmly1ubl" w:id="36"/>
+      <w:bookmarkEnd w:id="36"/>
       <w:r>
         <w:rPr>
           <w:color w:val="000000"/>
@@ -2068,8 +3847,8 @@
           <w:color w:val="000000"/>
         </w:rPr>
       </w:pPr>
-      <w:bookmarkStart w:colFirst="0" w:colLast="0" w:name="_t5k82j6rwg5f" w:id="19"/>
-      <w:bookmarkEnd w:id="19"/>
+      <w:bookmarkStart w:colFirst="0" w:colLast="0" w:name="_t5k82j6rwg5f" w:id="37"/>
+      <w:bookmarkEnd w:id="37"/>
       <w:r>
         <w:rPr>
           <w:color w:val="000000"/>
@@ -2103,8 +3882,8 @@
           <w:color w:val="000000"/>
         </w:rPr>
       </w:pPr>
-      <w:bookmarkStart w:colFirst="0" w:colLast="0" w:name="_d7jduqtjw5vd" w:id="20"/>
-      <w:bookmarkEnd w:id="20"/>
+      <w:bookmarkStart w:colFirst="0" w:colLast="0" w:name="_d7jduqtjw5vd" w:id="38"/>
+      <w:bookmarkEnd w:id="38"/>
       <w:r>
         <w:rPr>
           <w:color w:val="000000"/>
@@ -2154,8 +3933,8 @@
           <w:szCs w:val="24"/>
         </w:rPr>
       </w:pPr>
-      <w:bookmarkStart w:colFirst="0" w:colLast="0" w:name="_mkzqs9yllp3" w:id="21"/>
-      <w:bookmarkEnd w:id="21"/>
+      <w:bookmarkStart w:colFirst="0" w:colLast="0" w:name="_mkzqs9yllp3" w:id="39"/>
+      <w:bookmarkEnd w:id="39"/>
       <w:r>
         <w:rPr>
           <w:sz w:val="24"/>
@@ -2191,8 +3970,8 @@
           <w:szCs w:val="24"/>
         </w:rPr>
       </w:pPr>
-      <w:bookmarkStart w:colFirst="0" w:colLast="0" w:name="_rp86qad6cd15" w:id="22"/>
-      <w:bookmarkEnd w:id="22"/>
+      <w:bookmarkStart w:colFirst="0" w:colLast="0" w:name="_rp86qad6cd15" w:id="40"/>
+      <w:bookmarkEnd w:id="40"/>
       <w:r>
         <w:rPr>
           <w:sz w:val="24"/>
@@ -2323,6 +4102,199 @@
       <w:pPr>
         <w:numPr>
           <w:ilvl w:val="0"/>
+          <w:numId w:val="40"/>
+        </w:numPr>
+        <w:spacing w:after="0" w:afterAutospacing="0" w:before="240" w:lineRule="auto"/>
+        <w:ind w:left="720" w:hanging="360"/>
+        <w:rPr>
+          <w:sz w:val="24"/>
+          <w:szCs w:val="24"/>
+        </w:rPr>
+      </w:pPr>
+      <w:r>
+        <w:rPr>
+          <w:sz w:val="24"/>
+          <w:szCs w:val="24"/>
+          <w:rtl w:val="0"/>
+        </w:rPr>
+        <w:t xml:space="preserve">Lab 1 merge and GitHub process</w:t>
+      </w:r>
+    </w:p>
+    <w:p>
+      <w:pPr>
+        <w:numPr>
+          <w:ilvl w:val="0"/>
+          <w:numId w:val="40"/>
+        </w:numPr>
+        <w:spacing w:after="0" w:afterAutospacing="0" w:before="0" w:beforeAutospacing="0" w:lineRule="auto"/>
+        <w:ind w:left="720" w:hanging="360"/>
+        <w:rPr>
+          <w:sz w:val="24"/>
+          <w:szCs w:val="24"/>
+        </w:rPr>
+      </w:pPr>
+      <w:r>
+        <w:rPr>
+          <w:sz w:val="24"/>
+          <w:szCs w:val="24"/>
+          <w:rtl w:val="0"/>
+        </w:rPr>
+        <w:t xml:space="preserve">Iteration 0 documentation requirements</w:t>
+      </w:r>
+    </w:p>
+    <w:p>
+      <w:pPr>
+        <w:numPr>
+          <w:ilvl w:val="0"/>
+          <w:numId w:val="40"/>
+        </w:numPr>
+        <w:spacing w:after="0" w:afterAutospacing="0" w:before="0" w:beforeAutospacing="0" w:lineRule="auto"/>
+        <w:ind w:left="720" w:hanging="360"/>
+        <w:rPr>
+          <w:sz w:val="24"/>
+          <w:szCs w:val="24"/>
+        </w:rPr>
+      </w:pPr>
+      <w:r>
+        <w:rPr>
+          <w:sz w:val="24"/>
+          <w:szCs w:val="24"/>
+          <w:rtl w:val="0"/>
+        </w:rPr>
+        <w:t xml:space="preserve">Clarifying the product concept</w:t>
+      </w:r>
+    </w:p>
+    <w:p>
+      <w:pPr>
+        <w:numPr>
+          <w:ilvl w:val="0"/>
+          <w:numId w:val="40"/>
+        </w:numPr>
+        <w:spacing w:after="0" w:afterAutospacing="0" w:before="0" w:beforeAutospacing="0" w:lineRule="auto"/>
+        <w:ind w:left="720" w:hanging="360"/>
+        <w:rPr>
+          <w:sz w:val="24"/>
+          <w:szCs w:val="24"/>
+        </w:rPr>
+      </w:pPr>
+      <w:r>
+        <w:rPr>
+          <w:sz w:val="24"/>
+          <w:szCs w:val="24"/>
+          <w:rtl w:val="0"/>
+        </w:rPr>
+        <w:t xml:space="preserve">Functional and non-functional requirements</w:t>
+      </w:r>
+    </w:p>
+    <w:p>
+      <w:pPr>
+        <w:numPr>
+          <w:ilvl w:val="0"/>
+          <w:numId w:val="40"/>
+        </w:numPr>
+        <w:spacing w:after="0" w:afterAutospacing="0" w:before="0" w:beforeAutospacing="0" w:lineRule="auto"/>
+        <w:ind w:left="720" w:hanging="360"/>
+        <w:rPr>
+          <w:sz w:val="24"/>
+          <w:szCs w:val="24"/>
+        </w:rPr>
+      </w:pPr>
+      <w:r>
+        <w:rPr>
+          <w:sz w:val="24"/>
+          <w:szCs w:val="24"/>
+          <w:rtl w:val="0"/>
+        </w:rPr>
+        <w:t xml:space="preserve">Technology stack discussion</w:t>
+      </w:r>
+    </w:p>
+    <w:p>
+      <w:pPr>
+        <w:numPr>
+          <w:ilvl w:val="0"/>
+          <w:numId w:val="40"/>
+        </w:numPr>
+        <w:spacing w:after="0" w:afterAutospacing="0" w:before="0" w:beforeAutospacing="0" w:lineRule="auto"/>
+        <w:ind w:left="720" w:hanging="360"/>
+        <w:rPr>
+          <w:sz w:val="24"/>
+          <w:szCs w:val="24"/>
+        </w:rPr>
+      </w:pPr>
+      <w:r>
+        <w:rPr>
+          <w:sz w:val="24"/>
+          <w:szCs w:val="24"/>
+          <w:rtl w:val="0"/>
+        </w:rPr>
+        <w:t xml:space="preserve">Testing framework discussion</w:t>
+      </w:r>
+    </w:p>
+    <w:p>
+      <w:pPr>
+        <w:numPr>
+          <w:ilvl w:val="0"/>
+          <w:numId w:val="40"/>
+        </w:numPr>
+        <w:spacing w:after="0" w:afterAutospacing="0" w:before="0" w:beforeAutospacing="0" w:lineRule="auto"/>
+        <w:ind w:left="720" w:hanging="360"/>
+        <w:rPr>
+          <w:sz w:val="24"/>
+          <w:szCs w:val="24"/>
+        </w:rPr>
+      </w:pPr>
+      <w:r>
+        <w:rPr>
+          <w:sz w:val="24"/>
+          <w:szCs w:val="24"/>
+          <w:rtl w:val="0"/>
+        </w:rPr>
+        <w:t xml:space="preserve">Submission process and responsibilities</w:t>
+      </w:r>
+    </w:p>
+    <w:p>
+      <w:pPr>
+        <w:numPr>
+          <w:ilvl w:val="0"/>
+          <w:numId w:val="40"/>
+        </w:numPr>
+        <w:spacing w:after="240" w:before="0" w:beforeAutospacing="0" w:lineRule="auto"/>
+        <w:ind w:left="720" w:hanging="360"/>
+        <w:rPr>
+          <w:sz w:val="24"/>
+          <w:szCs w:val="24"/>
+        </w:rPr>
+      </w:pPr>
+      <w:r>
+        <w:rPr>
+          <w:sz w:val="24"/>
+          <w:szCs w:val="24"/>
+          <w:rtl w:val="0"/>
+        </w:rPr>
+        <w:t xml:space="preserve">Next steps for Iteration 1</w:t>
+      </w:r>
+    </w:p>
+    <w:p>
+      <w:pPr>
+        <w:spacing w:after="240" w:before="240" w:lineRule="auto"/>
+        <w:rPr>
+          <w:sz w:val="24"/>
+          <w:szCs w:val="24"/>
+        </w:rPr>
+      </w:pPr>
+      <w:r>
+        <w:rPr>
+          <w:sz w:val="24"/>
+          <w:szCs w:val="24"/>
+          <w:rtl w:val="0"/>
+        </w:rPr>
+        <w:t xml:space="preserve">Completed final Lab 1 steps:</w:t>
+      </w:r>
+    </w:p>
+    <w:p>
+      <w:pPr>
+        <w:numPr>
+          <w:ilvl w:val="0"/>
           <w:numId w:val="29"/>
         </w:numPr>
         <w:spacing w:after="0" w:afterAutospacing="0" w:before="240" w:lineRule="auto"/>
@@ -2338,7 +4310,7 @@
           <w:szCs w:val="24"/>
           <w:rtl w:val="0"/>
         </w:rPr>
-        <w:t xml:space="preserve">Lab 1 merge and GitHub process</w:t>
+        <w:t xml:space="preserve">Merged the lab branch into the main branch using a pull request.</w:t>
       </w:r>
     </w:p>
     <w:p>
@@ -2360,7 +4332,7 @@
           <w:szCs w:val="24"/>
           <w:rtl w:val="0"/>
         </w:rPr>
-        <w:t xml:space="preserve">Iteration 0 documentation requirements</w:t>
+        <w:t xml:space="preserve">Ensured there were no merge conflicts.</w:t>
       </w:r>
     </w:p>
     <w:p>
@@ -2382,7 +4354,7 @@
           <w:szCs w:val="24"/>
           <w:rtl w:val="0"/>
         </w:rPr>
-        <w:t xml:space="preserve">Clarifying the product concept</w:t>
+        <w:t xml:space="preserve">Obtained approval for the pull request.</w:t>
       </w:r>
     </w:p>
     <w:p>
@@ -2391,94 +4363,6 @@
           <w:ilvl w:val="0"/>
           <w:numId w:val="29"/>
         </w:numPr>
-        <w:spacing w:after="0" w:afterAutospacing="0" w:before="0" w:beforeAutospacing="0" w:lineRule="auto"/>
-        <w:ind w:left="720" w:hanging="360"/>
-        <w:rPr>
-          <w:sz w:val="24"/>
-          <w:szCs w:val="24"/>
-        </w:rPr>
-      </w:pPr>
-      <w:r>
-        <w:rPr>
-          <w:sz w:val="24"/>
-          <w:szCs w:val="24"/>
-          <w:rtl w:val="0"/>
-        </w:rPr>
-        <w:t xml:space="preserve">Functional and non-functional requirements</w:t>
-      </w:r>
-    </w:p>
-    <w:p>
-      <w:pPr>
-        <w:numPr>
-          <w:ilvl w:val="0"/>
-          <w:numId w:val="29"/>
-        </w:numPr>
-        <w:spacing w:after="0" w:afterAutospacing="0" w:before="0" w:beforeAutospacing="0" w:lineRule="auto"/>
-        <w:ind w:left="720" w:hanging="360"/>
-        <w:rPr>
-          <w:sz w:val="24"/>
-          <w:szCs w:val="24"/>
-        </w:rPr>
-      </w:pPr>
-      <w:r>
-        <w:rPr>
-          <w:sz w:val="24"/>
-          <w:szCs w:val="24"/>
-          <w:rtl w:val="0"/>
-        </w:rPr>
-        <w:t xml:space="preserve">Technology stack discussion</w:t>
-      </w:r>
-    </w:p>
-    <w:p>
-      <w:pPr>
-        <w:numPr>
-          <w:ilvl w:val="0"/>
-          <w:numId w:val="29"/>
-        </w:numPr>
-        <w:spacing w:after="0" w:afterAutospacing="0" w:before="0" w:beforeAutospacing="0" w:lineRule="auto"/>
-        <w:ind w:left="720" w:hanging="360"/>
-        <w:rPr>
-          <w:sz w:val="24"/>
-          <w:szCs w:val="24"/>
-        </w:rPr>
-      </w:pPr>
-      <w:r>
-        <w:rPr>
-          <w:sz w:val="24"/>
-          <w:szCs w:val="24"/>
-          <w:rtl w:val="0"/>
-        </w:rPr>
-        <w:t xml:space="preserve">Testing framework discussion</w:t>
-      </w:r>
-    </w:p>
-    <w:p>
-      <w:pPr>
-        <w:numPr>
-          <w:ilvl w:val="0"/>
-          <w:numId w:val="29"/>
-        </w:numPr>
-        <w:spacing w:after="0" w:afterAutospacing="0" w:before="0" w:beforeAutospacing="0" w:lineRule="auto"/>
-        <w:ind w:left="720" w:hanging="360"/>
-        <w:rPr>
-          <w:sz w:val="24"/>
-          <w:szCs w:val="24"/>
-        </w:rPr>
-      </w:pPr>
-      <w:r>
-        <w:rPr>
-          <w:sz w:val="24"/>
-          <w:szCs w:val="24"/>
-          <w:rtl w:val="0"/>
-        </w:rPr>
-        <w:t xml:space="preserve">Submission process and responsibilities</w:t>
-      </w:r>
-    </w:p>
-    <w:p>
-      <w:pPr>
-        <w:numPr>
-          <w:ilvl w:val="0"/>
-          <w:numId w:val="29"/>
-        </w:numPr>
         <w:spacing w:after="240" w:before="0" w:beforeAutospacing="0" w:lineRule="auto"/>
         <w:ind w:left="720" w:hanging="360"/>
         <w:rPr>
@@ -2492,7 +4376,7 @@
           <w:szCs w:val="24"/>
           <w:rtl w:val="0"/>
         </w:rPr>
-        <w:t xml:space="preserve">Next steps for Iteration 1</w:t>
+        <w:t xml:space="preserve">Deleted the lab branch after successful merge.</w:t>
       </w:r>
     </w:p>
     <w:p>
@@ -2509,14 +4393,14 @@
           <w:szCs w:val="24"/>
           <w:rtl w:val="0"/>
         </w:rPr>
-        <w:t xml:space="preserve">Completed final Lab 1 steps:</w:t>
-      </w:r>
-    </w:p>
-    <w:p>
-      <w:pPr>
-        <w:numPr>
-          <w:ilvl w:val="0"/>
-          <w:numId w:val="20"/>
+        <w:t xml:space="preserve">Reviewed Iteration 0 required documents:</w:t>
+      </w:r>
+    </w:p>
+    <w:p>
+      <w:pPr>
+        <w:numPr>
+          <w:ilvl w:val="0"/>
+          <w:numId w:val="14"/>
         </w:numPr>
         <w:spacing w:after="0" w:afterAutospacing="0" w:before="240" w:lineRule="auto"/>
         <w:ind w:left="720" w:hanging="360"/>
@@ -2531,111 +4415,6 @@
           <w:szCs w:val="24"/>
           <w:rtl w:val="0"/>
         </w:rPr>
-        <w:t xml:space="preserve">Merged the lab branch into the main branch using a pull request.</w:t>
-      </w:r>
-    </w:p>
-    <w:p>
-      <w:pPr>
-        <w:numPr>
-          <w:ilvl w:val="0"/>
-          <w:numId w:val="20"/>
-        </w:numPr>
-        <w:spacing w:after="0" w:afterAutospacing="0" w:before="0" w:beforeAutospacing="0" w:lineRule="auto"/>
-        <w:ind w:left="720" w:hanging="360"/>
-        <w:rPr>
-          <w:sz w:val="24"/>
-          <w:szCs w:val="24"/>
-        </w:rPr>
-      </w:pPr>
-      <w:r>
-        <w:rPr>
-          <w:sz w:val="24"/>
-          <w:szCs w:val="24"/>
-          <w:rtl w:val="0"/>
-        </w:rPr>
-        <w:t xml:space="preserve">Ensured there were no merge conflicts.</w:t>
-      </w:r>
-    </w:p>
-    <w:p>
-      <w:pPr>
-        <w:numPr>
-          <w:ilvl w:val="0"/>
-          <w:numId w:val="20"/>
-        </w:numPr>
-        <w:spacing w:after="0" w:afterAutospacing="0" w:before="0" w:beforeAutospacing="0" w:lineRule="auto"/>
-        <w:ind w:left="720" w:hanging="360"/>
-        <w:rPr>
-          <w:sz w:val="24"/>
-          <w:szCs w:val="24"/>
-        </w:rPr>
-      </w:pPr>
-      <w:r>
-        <w:rPr>
-          <w:sz w:val="24"/>
-          <w:szCs w:val="24"/>
-          <w:rtl w:val="0"/>
-        </w:rPr>
-        <w:t xml:space="preserve">Obtained approval for the pull request.</w:t>
-      </w:r>
-    </w:p>
-    <w:p>
-      <w:pPr>
-        <w:numPr>
-          <w:ilvl w:val="0"/>
-          <w:numId w:val="20"/>
-        </w:numPr>
-        <w:spacing w:after="240" w:before="0" w:beforeAutospacing="0" w:lineRule="auto"/>
-        <w:ind w:left="720" w:hanging="360"/>
-        <w:rPr>
-          <w:sz w:val="24"/>
-          <w:szCs w:val="24"/>
-        </w:rPr>
-      </w:pPr>
-      <w:r>
-        <w:rPr>
-          <w:sz w:val="24"/>
-          <w:szCs w:val="24"/>
-          <w:rtl w:val="0"/>
-        </w:rPr>
-        <w:t xml:space="preserve">Deleted the lab branch after successful merge.</w:t>
-      </w:r>
-    </w:p>
-    <w:p>
-      <w:pPr>
-        <w:spacing w:after="240" w:before="240" w:lineRule="auto"/>
-        <w:rPr>
-          <w:sz w:val="24"/>
-          <w:szCs w:val="24"/>
-        </w:rPr>
-      </w:pPr>
-      <w:r>
-        <w:rPr>
-          <w:sz w:val="24"/>
-          <w:szCs w:val="24"/>
-          <w:rtl w:val="0"/>
-        </w:rPr>
-        <w:t xml:space="preserve">Reviewed Iteration 0 required documents:</w:t>
-      </w:r>
-    </w:p>
-    <w:p>
-      <w:pPr>
-        <w:numPr>
-          <w:ilvl w:val="0"/>
-          <w:numId w:val="11"/>
-        </w:numPr>
-        <w:spacing w:after="0" w:afterAutospacing="0" w:before="240" w:lineRule="auto"/>
-        <w:ind w:left="720" w:hanging="360"/>
-        <w:rPr>
-          <w:sz w:val="24"/>
-          <w:szCs w:val="24"/>
-        </w:rPr>
-      </w:pPr>
-      <w:r>
-        <w:rPr>
-          <w:sz w:val="24"/>
-          <w:szCs w:val="24"/>
-          <w:rtl w:val="0"/>
-        </w:rPr>
         <w:t xml:space="preserve">Software Project Plan (SPP)</w:t>
       </w:r>
     </w:p>
@@ -2643,7 +4422,7 @@
       <w:pPr>
         <w:numPr>
           <w:ilvl w:val="0"/>
-          <w:numId w:val="11"/>
+          <w:numId w:val="14"/>
         </w:numPr>
         <w:spacing w:after="0" w:afterAutospacing="0" w:before="0" w:beforeAutospacing="0" w:lineRule="auto"/>
         <w:ind w:left="720" w:hanging="360"/>
@@ -2665,7 +4444,7 @@
       <w:pPr>
         <w:numPr>
           <w:ilvl w:val="0"/>
-          <w:numId w:val="11"/>
+          <w:numId w:val="14"/>
         </w:numPr>
         <w:spacing w:after="0" w:afterAutospacing="0" w:before="0" w:beforeAutospacing="0" w:lineRule="auto"/>
         <w:ind w:left="720" w:hanging="360"/>
@@ -2687,7 +4466,7 @@
       <w:pPr>
         <w:numPr>
           <w:ilvl w:val="0"/>
-          <w:numId w:val="11"/>
+          <w:numId w:val="14"/>
         </w:numPr>
         <w:spacing w:after="0" w:afterAutospacing="0" w:before="0" w:beforeAutospacing="0" w:lineRule="auto"/>
         <w:ind w:left="720" w:hanging="360"/>
@@ -2709,7 +4488,7 @@
       <w:pPr>
         <w:numPr>
           <w:ilvl w:val="0"/>
-          <w:numId w:val="11"/>
+          <w:numId w:val="14"/>
         </w:numPr>
         <w:spacing w:after="0" w:afterAutospacing="0" w:before="0" w:beforeAutospacing="0" w:lineRule="auto"/>
         <w:ind w:left="720" w:hanging="360"/>
@@ -2731,7 +4510,7 @@
       <w:pPr>
         <w:numPr>
           <w:ilvl w:val="0"/>
-          <w:numId w:val="11"/>
+          <w:numId w:val="14"/>
         </w:numPr>
         <w:spacing w:after="0" w:afterAutospacing="0" w:before="0" w:beforeAutospacing="0" w:lineRule="auto"/>
         <w:ind w:left="720" w:hanging="360"/>
@@ -2753,7 +4532,7 @@
       <w:pPr>
         <w:numPr>
           <w:ilvl w:val="0"/>
-          <w:numId w:val="11"/>
+          <w:numId w:val="14"/>
         </w:numPr>
         <w:spacing w:after="240" w:before="0" w:beforeAutospacing="0" w:lineRule="auto"/>
         <w:ind w:left="720" w:hanging="360"/>
@@ -2941,7 +4720,7 @@
       <w:pPr>
         <w:numPr>
           <w:ilvl w:val="0"/>
-          <w:numId w:val="8"/>
+          <w:numId w:val="11"/>
         </w:numPr>
         <w:spacing w:after="0" w:afterAutospacing="0" w:before="240" w:lineRule="auto"/>
         <w:ind w:left="720" w:hanging="360"/>
@@ -2963,7 +4742,7 @@
       <w:pPr>
         <w:numPr>
           <w:ilvl w:val="0"/>
-          <w:numId w:val="8"/>
+          <w:numId w:val="11"/>
         </w:numPr>
         <w:spacing w:after="0" w:afterAutospacing="0" w:before="0" w:beforeAutospacing="0" w:lineRule="auto"/>
         <w:ind w:left="720" w:hanging="360"/>
@@ -2985,7 +4764,7 @@
       <w:pPr>
         <w:numPr>
           <w:ilvl w:val="0"/>
-          <w:numId w:val="8"/>
+          <w:numId w:val="11"/>
         </w:numPr>
         <w:spacing w:after="0" w:afterAutospacing="0" w:before="0" w:beforeAutospacing="0" w:lineRule="auto"/>
         <w:ind w:left="720" w:hanging="360"/>
@@ -3007,7 +4786,7 @@
       <w:pPr>
         <w:numPr>
           <w:ilvl w:val="0"/>
-          <w:numId w:val="8"/>
+          <w:numId w:val="11"/>
         </w:numPr>
         <w:spacing w:after="0" w:afterAutospacing="0" w:before="0" w:beforeAutospacing="0" w:lineRule="auto"/>
         <w:ind w:left="720" w:hanging="360"/>
@@ -3029,7 +4808,7 @@
       <w:pPr>
         <w:numPr>
           <w:ilvl w:val="0"/>
-          <w:numId w:val="8"/>
+          <w:numId w:val="11"/>
         </w:numPr>
         <w:spacing w:after="0" w:afterAutospacing="0" w:before="0" w:beforeAutospacing="0" w:lineRule="auto"/>
         <w:ind w:left="720" w:hanging="360"/>
@@ -3051,7 +4830,7 @@
       <w:pPr>
         <w:numPr>
           <w:ilvl w:val="0"/>
-          <w:numId w:val="8"/>
+          <w:numId w:val="11"/>
         </w:numPr>
         <w:spacing w:after="0" w:afterAutospacing="0" w:before="0" w:beforeAutospacing="0" w:lineRule="auto"/>
         <w:ind w:left="720" w:hanging="360"/>
@@ -3073,7 +4852,7 @@
       <w:pPr>
         <w:numPr>
           <w:ilvl w:val="0"/>
-          <w:numId w:val="8"/>
+          <w:numId w:val="11"/>
         </w:numPr>
         <w:spacing w:after="240" w:before="0" w:beforeAutospacing="0" w:lineRule="auto"/>
         <w:ind w:left="720" w:hanging="360"/>
@@ -3112,6 +4891,370 @@
       <w:pPr>
         <w:numPr>
           <w:ilvl w:val="0"/>
+          <w:numId w:val="33"/>
+        </w:numPr>
+        <w:spacing w:after="0" w:afterAutospacing="0" w:before="240" w:lineRule="auto"/>
+        <w:ind w:left="720" w:hanging="360"/>
+        <w:rPr>
+          <w:sz w:val="24"/>
+          <w:szCs w:val="24"/>
+        </w:rPr>
+      </w:pPr>
+      <w:r>
+        <w:rPr>
+          <w:sz w:val="24"/>
+          <w:szCs w:val="24"/>
+          <w:rtl w:val="0"/>
+        </w:rPr>
+        <w:t xml:space="preserve">Usability.</w:t>
+      </w:r>
+    </w:p>
+    <w:p>
+      <w:pPr>
+        <w:numPr>
+          <w:ilvl w:val="0"/>
+          <w:numId w:val="33"/>
+        </w:numPr>
+        <w:spacing w:after="0" w:afterAutospacing="0" w:before="0" w:beforeAutospacing="0" w:lineRule="auto"/>
+        <w:ind w:left="720" w:hanging="360"/>
+        <w:rPr>
+          <w:sz w:val="24"/>
+          <w:szCs w:val="24"/>
+        </w:rPr>
+      </w:pPr>
+      <w:r>
+        <w:rPr>
+          <w:sz w:val="24"/>
+          <w:szCs w:val="24"/>
+          <w:rtl w:val="0"/>
+        </w:rPr>
+        <w:t xml:space="preserve">Security.</w:t>
+      </w:r>
+    </w:p>
+    <w:p>
+      <w:pPr>
+        <w:numPr>
+          <w:ilvl w:val="0"/>
+          <w:numId w:val="33"/>
+        </w:numPr>
+        <w:spacing w:after="0" w:afterAutospacing="0" w:before="0" w:beforeAutospacing="0" w:lineRule="auto"/>
+        <w:ind w:left="720" w:hanging="360"/>
+        <w:rPr>
+          <w:sz w:val="24"/>
+          <w:szCs w:val="24"/>
+        </w:rPr>
+      </w:pPr>
+      <w:r>
+        <w:rPr>
+          <w:sz w:val="24"/>
+          <w:szCs w:val="24"/>
+          <w:rtl w:val="0"/>
+        </w:rPr>
+        <w:t xml:space="preserve">Performance.</w:t>
+      </w:r>
+    </w:p>
+    <w:p>
+      <w:pPr>
+        <w:numPr>
+          <w:ilvl w:val="0"/>
+          <w:numId w:val="33"/>
+        </w:numPr>
+        <w:spacing w:after="0" w:afterAutospacing="0" w:before="0" w:beforeAutospacing="0" w:lineRule="auto"/>
+        <w:ind w:left="720" w:hanging="360"/>
+        <w:rPr>
+          <w:sz w:val="24"/>
+          <w:szCs w:val="24"/>
+        </w:rPr>
+      </w:pPr>
+      <w:r>
+        <w:rPr>
+          <w:sz w:val="24"/>
+          <w:szCs w:val="24"/>
+          <w:rtl w:val="0"/>
+        </w:rPr>
+        <w:t xml:space="preserve">Maintainability.</w:t>
+      </w:r>
+    </w:p>
+    <w:p>
+      <w:pPr>
+        <w:numPr>
+          <w:ilvl w:val="0"/>
+          <w:numId w:val="33"/>
+        </w:numPr>
+        <w:spacing w:after="240" w:before="0" w:beforeAutospacing="0" w:lineRule="auto"/>
+        <w:ind w:left="720" w:hanging="360"/>
+        <w:rPr>
+          <w:sz w:val="24"/>
+          <w:szCs w:val="24"/>
+        </w:rPr>
+      </w:pPr>
+      <w:r>
+        <w:rPr>
+          <w:sz w:val="24"/>
+          <w:szCs w:val="24"/>
+          <w:rtl w:val="0"/>
+        </w:rPr>
+        <w:t xml:space="preserve">Scalability.</w:t>
+      </w:r>
+    </w:p>
+    <w:p>
+      <w:pPr>
+        <w:spacing w:after="240" w:before="240" w:lineRule="auto"/>
+        <w:rPr>
+          <w:sz w:val="24"/>
+          <w:szCs w:val="24"/>
+        </w:rPr>
+      </w:pPr>
+      <w:r>
+        <w:rPr>
+          <w:sz w:val="24"/>
+          <w:szCs w:val="24"/>
+          <w:rtl w:val="0"/>
+        </w:rPr>
+        <w:t xml:space="preserve">Technology stack discussion:</w:t>
+      </w:r>
+    </w:p>
+    <w:p>
+      <w:pPr>
+        <w:numPr>
+          <w:ilvl w:val="0"/>
+          <w:numId w:val="19"/>
+        </w:numPr>
+        <w:spacing w:after="0" w:afterAutospacing="0" w:before="240" w:lineRule="auto"/>
+        <w:ind w:left="720" w:hanging="360"/>
+        <w:rPr>
+          <w:sz w:val="24"/>
+          <w:szCs w:val="24"/>
+        </w:rPr>
+      </w:pPr>
+      <w:r>
+        <w:rPr>
+          <w:sz w:val="24"/>
+          <w:szCs w:val="24"/>
+          <w:rtl w:val="0"/>
+        </w:rPr>
+        <w:t xml:space="preserve">Python considered for AI integration.</w:t>
+      </w:r>
+    </w:p>
+    <w:p>
+      <w:pPr>
+        <w:numPr>
+          <w:ilvl w:val="0"/>
+          <w:numId w:val="19"/>
+        </w:numPr>
+        <w:spacing w:after="0" w:afterAutospacing="0" w:before="0" w:beforeAutospacing="0" w:lineRule="auto"/>
+        <w:ind w:left="720" w:hanging="360"/>
+        <w:rPr>
+          <w:sz w:val="24"/>
+          <w:szCs w:val="24"/>
+        </w:rPr>
+      </w:pPr>
+      <w:r>
+        <w:rPr>
+          <w:sz w:val="24"/>
+          <w:szCs w:val="24"/>
+          <w:rtl w:val="0"/>
+        </w:rPr>
+        <w:t xml:space="preserve">Django discussed as a possible framework because it:</w:t>
+      </w:r>
+    </w:p>
+    <w:p>
+      <w:pPr>
+        <w:numPr>
+          <w:ilvl w:val="1"/>
+          <w:numId w:val="19"/>
+        </w:numPr>
+        <w:spacing w:after="0" w:afterAutospacing="0" w:before="0" w:beforeAutospacing="0" w:lineRule="auto"/>
+        <w:ind w:left="1440" w:hanging="360"/>
+        <w:rPr>
+          <w:sz w:val="24"/>
+          <w:szCs w:val="24"/>
+        </w:rPr>
+      </w:pPr>
+      <w:r>
+        <w:rPr>
+          <w:sz w:val="24"/>
+          <w:szCs w:val="24"/>
+          <w:rtl w:val="0"/>
+        </w:rPr>
+        <w:t xml:space="preserve">Includes built-in authentication.</w:t>
+      </w:r>
+    </w:p>
+    <w:p>
+      <w:pPr>
+        <w:numPr>
+          <w:ilvl w:val="1"/>
+          <w:numId w:val="19"/>
+        </w:numPr>
+        <w:spacing w:after="0" w:afterAutospacing="0" w:before="0" w:beforeAutospacing="0" w:lineRule="auto"/>
+        <w:ind w:left="1440" w:hanging="360"/>
+        <w:rPr>
+          <w:sz w:val="24"/>
+          <w:szCs w:val="24"/>
+        </w:rPr>
+      </w:pPr>
+      <w:r>
+        <w:rPr>
+          <w:sz w:val="24"/>
+          <w:szCs w:val="24"/>
+          <w:rtl w:val="0"/>
+        </w:rPr>
+        <w:t xml:space="preserve">Supports database integration.</w:t>
+      </w:r>
+    </w:p>
+    <w:p>
+      <w:pPr>
+        <w:numPr>
+          <w:ilvl w:val="1"/>
+          <w:numId w:val="19"/>
+        </w:numPr>
+        <w:spacing w:after="0" w:afterAutospacing="0" w:before="0" w:beforeAutospacing="0" w:lineRule="auto"/>
+        <w:ind w:left="1440" w:hanging="360"/>
+        <w:rPr>
+          <w:sz w:val="24"/>
+          <w:szCs w:val="24"/>
+        </w:rPr>
+      </w:pPr>
+      <w:r>
+        <w:rPr>
+          <w:sz w:val="24"/>
+          <w:szCs w:val="24"/>
+          <w:rtl w:val="0"/>
+        </w:rPr>
+        <w:t xml:space="preserve">Allows easier frontend and backend connection.</w:t>
+      </w:r>
+    </w:p>
+    <w:p>
+      <w:pPr>
+        <w:numPr>
+          <w:ilvl w:val="0"/>
+          <w:numId w:val="19"/>
+        </w:numPr>
+        <w:spacing w:after="0" w:afterAutospacing="0" w:before="0" w:beforeAutospacing="0" w:lineRule="auto"/>
+        <w:ind w:left="720" w:hanging="360"/>
+        <w:rPr>
+          <w:sz w:val="24"/>
+          <w:szCs w:val="24"/>
+        </w:rPr>
+      </w:pPr>
+      <w:r>
+        <w:rPr>
+          <w:sz w:val="24"/>
+          <w:szCs w:val="24"/>
+          <w:rtl w:val="0"/>
+        </w:rPr>
+        <w:t xml:space="preserve">Testing tools discussed:</w:t>
+      </w:r>
+    </w:p>
+    <w:p>
+      <w:pPr>
+        <w:numPr>
+          <w:ilvl w:val="1"/>
+          <w:numId w:val="19"/>
+        </w:numPr>
+        <w:spacing w:after="0" w:afterAutospacing="0" w:before="0" w:beforeAutospacing="0" w:lineRule="auto"/>
+        <w:ind w:left="1440" w:hanging="360"/>
+        <w:rPr>
+          <w:sz w:val="24"/>
+          <w:szCs w:val="24"/>
+        </w:rPr>
+      </w:pPr>
+      <w:r>
+        <w:rPr>
+          <w:sz w:val="24"/>
+          <w:szCs w:val="24"/>
+          <w:rtl w:val="0"/>
+        </w:rPr>
+        <w:t xml:space="preserve">Playwright for automation testing.</w:t>
+      </w:r>
+    </w:p>
+    <w:p>
+      <w:pPr>
+        <w:numPr>
+          <w:ilvl w:val="1"/>
+          <w:numId w:val="19"/>
+        </w:numPr>
+        <w:spacing w:after="0" w:afterAutospacing="0" w:before="0" w:beforeAutospacing="0" w:lineRule="auto"/>
+        <w:ind w:left="1440" w:hanging="360"/>
+        <w:rPr>
+          <w:sz w:val="24"/>
+          <w:szCs w:val="24"/>
+        </w:rPr>
+      </w:pPr>
+      <w:r>
+        <w:rPr>
+          <w:sz w:val="24"/>
+          <w:szCs w:val="24"/>
+          <w:rtl w:val="0"/>
+        </w:rPr>
+        <w:t xml:space="preserve">PyTest for unit testing.</w:t>
+      </w:r>
+    </w:p>
+    <w:p>
+      <w:pPr>
+        <w:numPr>
+          <w:ilvl w:val="0"/>
+          <w:numId w:val="19"/>
+        </w:numPr>
+        <w:spacing w:after="0" w:afterAutospacing="0" w:before="0" w:beforeAutospacing="0" w:lineRule="auto"/>
+        <w:ind w:left="720" w:hanging="360"/>
+        <w:rPr>
+          <w:sz w:val="24"/>
+          <w:szCs w:val="24"/>
+        </w:rPr>
+      </w:pPr>
+      <w:r>
+        <w:rPr>
+          <w:sz w:val="24"/>
+          <w:szCs w:val="24"/>
+          <w:rtl w:val="0"/>
+        </w:rPr>
+        <w:t xml:space="preserve">Considered CI/CD practices.</w:t>
+      </w:r>
+    </w:p>
+    <w:p>
+      <w:pPr>
+        <w:numPr>
+          <w:ilvl w:val="0"/>
+          <w:numId w:val="19"/>
+        </w:numPr>
+        <w:spacing w:after="240" w:before="0" w:beforeAutospacing="0" w:lineRule="auto"/>
+        <w:ind w:left="720" w:hanging="360"/>
+        <w:rPr>
+          <w:sz w:val="24"/>
+          <w:szCs w:val="24"/>
+        </w:rPr>
+      </w:pPr>
+      <w:r>
+        <w:rPr>
+          <w:sz w:val="24"/>
+          <w:szCs w:val="24"/>
+          <w:rtl w:val="0"/>
+        </w:rPr>
+        <w:t xml:space="preserve">Optional use of Docker for environment consistency.</w:t>
+      </w:r>
+    </w:p>
+    <w:p>
+      <w:pPr>
+        <w:spacing w:after="240" w:before="240" w:lineRule="auto"/>
+        <w:rPr>
+          <w:sz w:val="24"/>
+          <w:szCs w:val="24"/>
+        </w:rPr>
+      </w:pPr>
+      <w:r>
+        <w:rPr>
+          <w:sz w:val="24"/>
+          <w:szCs w:val="24"/>
+          <w:rtl w:val="0"/>
+        </w:rPr>
+        <w:t xml:space="preserve">Project management tools:</w:t>
+      </w:r>
+    </w:p>
+    <w:p>
+      <w:pPr>
+        <w:numPr>
+          <w:ilvl w:val="0"/>
           <w:numId w:val="24"/>
         </w:numPr>
         <w:spacing w:after="0" w:afterAutospacing="0" w:before="240" w:lineRule="auto"/>
@@ -3127,7 +5270,7 @@
           <w:szCs w:val="24"/>
           <w:rtl w:val="0"/>
         </w:rPr>
-        <w:t xml:space="preserve">Usability.</w:t>
+        <w:t xml:space="preserve">Jira considered for task tracking.</w:t>
       </w:r>
     </w:p>
     <w:p>
@@ -3135,370 +5278,6 @@
         <w:numPr>
           <w:ilvl w:val="0"/>
           <w:numId w:val="24"/>
-        </w:numPr>
-        <w:spacing w:after="0" w:afterAutospacing="0" w:before="0" w:beforeAutospacing="0" w:lineRule="auto"/>
-        <w:ind w:left="720" w:hanging="360"/>
-        <w:rPr>
-          <w:sz w:val="24"/>
-          <w:szCs w:val="24"/>
-        </w:rPr>
-      </w:pPr>
-      <w:r>
-        <w:rPr>
-          <w:sz w:val="24"/>
-          <w:szCs w:val="24"/>
-          <w:rtl w:val="0"/>
-        </w:rPr>
-        <w:t xml:space="preserve">Security.</w:t>
-      </w:r>
-    </w:p>
-    <w:p>
-      <w:pPr>
-        <w:numPr>
-          <w:ilvl w:val="0"/>
-          <w:numId w:val="24"/>
-        </w:numPr>
-        <w:spacing w:after="0" w:afterAutospacing="0" w:before="0" w:beforeAutospacing="0" w:lineRule="auto"/>
-        <w:ind w:left="720" w:hanging="360"/>
-        <w:rPr>
-          <w:sz w:val="24"/>
-          <w:szCs w:val="24"/>
-        </w:rPr>
-      </w:pPr>
-      <w:r>
-        <w:rPr>
-          <w:sz w:val="24"/>
-          <w:szCs w:val="24"/>
-          <w:rtl w:val="0"/>
-        </w:rPr>
-        <w:t xml:space="preserve">Performance.</w:t>
-      </w:r>
-    </w:p>
-    <w:p>
-      <w:pPr>
-        <w:numPr>
-          <w:ilvl w:val="0"/>
-          <w:numId w:val="24"/>
-        </w:numPr>
-        <w:spacing w:after="0" w:afterAutospacing="0" w:before="0" w:beforeAutospacing="0" w:lineRule="auto"/>
-        <w:ind w:left="720" w:hanging="360"/>
-        <w:rPr>
-          <w:sz w:val="24"/>
-          <w:szCs w:val="24"/>
-        </w:rPr>
-      </w:pPr>
-      <w:r>
-        <w:rPr>
-          <w:sz w:val="24"/>
-          <w:szCs w:val="24"/>
-          <w:rtl w:val="0"/>
-        </w:rPr>
-        <w:t xml:space="preserve">Maintainability.</w:t>
-      </w:r>
-    </w:p>
-    <w:p>
-      <w:pPr>
-        <w:numPr>
-          <w:ilvl w:val="0"/>
-          <w:numId w:val="24"/>
-        </w:numPr>
-        <w:spacing w:after="240" w:before="0" w:beforeAutospacing="0" w:lineRule="auto"/>
-        <w:ind w:left="720" w:hanging="360"/>
-        <w:rPr>
-          <w:sz w:val="24"/>
-          <w:szCs w:val="24"/>
-        </w:rPr>
-      </w:pPr>
-      <w:r>
-        <w:rPr>
-          <w:sz w:val="24"/>
-          <w:szCs w:val="24"/>
-          <w:rtl w:val="0"/>
-        </w:rPr>
-        <w:t xml:space="preserve">Scalability.</w:t>
-      </w:r>
-    </w:p>
-    <w:p>
-      <w:pPr>
-        <w:spacing w:after="240" w:before="240" w:lineRule="auto"/>
-        <w:rPr>
-          <w:sz w:val="24"/>
-          <w:szCs w:val="24"/>
-        </w:rPr>
-      </w:pPr>
-      <w:r>
-        <w:rPr>
-          <w:sz w:val="24"/>
-          <w:szCs w:val="24"/>
-          <w:rtl w:val="0"/>
-        </w:rPr>
-        <w:t xml:space="preserve">Technology stack discussion:</w:t>
-      </w:r>
-    </w:p>
-    <w:p>
-      <w:pPr>
-        <w:numPr>
-          <w:ilvl w:val="0"/>
-          <w:numId w:val="13"/>
-        </w:numPr>
-        <w:spacing w:after="0" w:afterAutospacing="0" w:before="240" w:lineRule="auto"/>
-        <w:ind w:left="720" w:hanging="360"/>
-        <w:rPr>
-          <w:sz w:val="24"/>
-          <w:szCs w:val="24"/>
-        </w:rPr>
-      </w:pPr>
-      <w:r>
-        <w:rPr>
-          <w:sz w:val="24"/>
-          <w:szCs w:val="24"/>
-          <w:rtl w:val="0"/>
-        </w:rPr>
-        <w:t xml:space="preserve">Python considered for AI integration.</w:t>
-      </w:r>
-    </w:p>
-    <w:p>
-      <w:pPr>
-        <w:numPr>
-          <w:ilvl w:val="0"/>
-          <w:numId w:val="13"/>
-        </w:numPr>
-        <w:spacing w:after="0" w:afterAutospacing="0" w:before="0" w:beforeAutospacing="0" w:lineRule="auto"/>
-        <w:ind w:left="720" w:hanging="360"/>
-        <w:rPr>
-          <w:sz w:val="24"/>
-          <w:szCs w:val="24"/>
-        </w:rPr>
-      </w:pPr>
-      <w:r>
-        <w:rPr>
-          <w:sz w:val="24"/>
-          <w:szCs w:val="24"/>
-          <w:rtl w:val="0"/>
-        </w:rPr>
-        <w:t xml:space="preserve">Django discussed as a possible framework because it:</w:t>
-      </w:r>
-    </w:p>
-    <w:p>
-      <w:pPr>
-        <w:numPr>
-          <w:ilvl w:val="1"/>
-          <w:numId w:val="13"/>
-        </w:numPr>
-        <w:spacing w:after="0" w:afterAutospacing="0" w:before="0" w:beforeAutospacing="0" w:lineRule="auto"/>
-        <w:ind w:left="1440" w:hanging="360"/>
-        <w:rPr>
-          <w:sz w:val="24"/>
-          <w:szCs w:val="24"/>
-        </w:rPr>
-      </w:pPr>
-      <w:r>
-        <w:rPr>
-          <w:sz w:val="24"/>
-          <w:szCs w:val="24"/>
-          <w:rtl w:val="0"/>
-        </w:rPr>
-        <w:t xml:space="preserve">Includes built-in authentication.</w:t>
-      </w:r>
-    </w:p>
-    <w:p>
-      <w:pPr>
-        <w:numPr>
-          <w:ilvl w:val="1"/>
-          <w:numId w:val="13"/>
-        </w:numPr>
-        <w:spacing w:after="0" w:afterAutospacing="0" w:before="0" w:beforeAutospacing="0" w:lineRule="auto"/>
-        <w:ind w:left="1440" w:hanging="360"/>
-        <w:rPr>
-          <w:sz w:val="24"/>
-          <w:szCs w:val="24"/>
-        </w:rPr>
-      </w:pPr>
-      <w:r>
-        <w:rPr>
-          <w:sz w:val="24"/>
-          <w:szCs w:val="24"/>
-          <w:rtl w:val="0"/>
-        </w:rPr>
-        <w:t xml:space="preserve">Supports database integration.</w:t>
-      </w:r>
-    </w:p>
-    <w:p>
-      <w:pPr>
-        <w:numPr>
-          <w:ilvl w:val="1"/>
-          <w:numId w:val="13"/>
-        </w:numPr>
-        <w:spacing w:after="0" w:afterAutospacing="0" w:before="0" w:beforeAutospacing="0" w:lineRule="auto"/>
-        <w:ind w:left="1440" w:hanging="360"/>
-        <w:rPr>
-          <w:sz w:val="24"/>
-          <w:szCs w:val="24"/>
-        </w:rPr>
-      </w:pPr>
-      <w:r>
-        <w:rPr>
-          <w:sz w:val="24"/>
-          <w:szCs w:val="24"/>
-          <w:rtl w:val="0"/>
-        </w:rPr>
-        <w:t xml:space="preserve">Allows easier frontend and backend connection.</w:t>
-      </w:r>
-    </w:p>
-    <w:p>
-      <w:pPr>
-        <w:numPr>
-          <w:ilvl w:val="0"/>
-          <w:numId w:val="13"/>
-        </w:numPr>
-        <w:spacing w:after="0" w:afterAutospacing="0" w:before="0" w:beforeAutospacing="0" w:lineRule="auto"/>
-        <w:ind w:left="720" w:hanging="360"/>
-        <w:rPr>
-          <w:sz w:val="24"/>
-          <w:szCs w:val="24"/>
-        </w:rPr>
-      </w:pPr>
-      <w:r>
-        <w:rPr>
-          <w:sz w:val="24"/>
-          <w:szCs w:val="24"/>
-          <w:rtl w:val="0"/>
-        </w:rPr>
-        <w:t xml:space="preserve">Testing tools discussed:</w:t>
-      </w:r>
-    </w:p>
-    <w:p>
-      <w:pPr>
-        <w:numPr>
-          <w:ilvl w:val="1"/>
-          <w:numId w:val="13"/>
-        </w:numPr>
-        <w:spacing w:after="0" w:afterAutospacing="0" w:before="0" w:beforeAutospacing="0" w:lineRule="auto"/>
-        <w:ind w:left="1440" w:hanging="360"/>
-        <w:rPr>
-          <w:sz w:val="24"/>
-          <w:szCs w:val="24"/>
-        </w:rPr>
-      </w:pPr>
-      <w:r>
-        <w:rPr>
-          <w:sz w:val="24"/>
-          <w:szCs w:val="24"/>
-          <w:rtl w:val="0"/>
-        </w:rPr>
-        <w:t xml:space="preserve">Playwright for automation testing.</w:t>
-      </w:r>
-    </w:p>
-    <w:p>
-      <w:pPr>
-        <w:numPr>
-          <w:ilvl w:val="1"/>
-          <w:numId w:val="13"/>
-        </w:numPr>
-        <w:spacing w:after="0" w:afterAutospacing="0" w:before="0" w:beforeAutospacing="0" w:lineRule="auto"/>
-        <w:ind w:left="1440" w:hanging="360"/>
-        <w:rPr>
-          <w:sz w:val="24"/>
-          <w:szCs w:val="24"/>
-        </w:rPr>
-      </w:pPr>
-      <w:r>
-        <w:rPr>
-          <w:sz w:val="24"/>
-          <w:szCs w:val="24"/>
-          <w:rtl w:val="0"/>
-        </w:rPr>
-        <w:t xml:space="preserve">PyTest for unit testing.</w:t>
-      </w:r>
-    </w:p>
-    <w:p>
-      <w:pPr>
-        <w:numPr>
-          <w:ilvl w:val="0"/>
-          <w:numId w:val="13"/>
-        </w:numPr>
-        <w:spacing w:after="0" w:afterAutospacing="0" w:before="0" w:beforeAutospacing="0" w:lineRule="auto"/>
-        <w:ind w:left="720" w:hanging="360"/>
-        <w:rPr>
-          <w:sz w:val="24"/>
-          <w:szCs w:val="24"/>
-        </w:rPr>
-      </w:pPr>
-      <w:r>
-        <w:rPr>
-          <w:sz w:val="24"/>
-          <w:szCs w:val="24"/>
-          <w:rtl w:val="0"/>
-        </w:rPr>
-        <w:t xml:space="preserve">Considered CI/CD practices.</w:t>
-      </w:r>
-    </w:p>
-    <w:p>
-      <w:pPr>
-        <w:numPr>
-          <w:ilvl w:val="0"/>
-          <w:numId w:val="13"/>
-        </w:numPr>
-        <w:spacing w:after="240" w:before="0" w:beforeAutospacing="0" w:lineRule="auto"/>
-        <w:ind w:left="720" w:hanging="360"/>
-        <w:rPr>
-          <w:sz w:val="24"/>
-          <w:szCs w:val="24"/>
-        </w:rPr>
-      </w:pPr>
-      <w:r>
-        <w:rPr>
-          <w:sz w:val="24"/>
-          <w:szCs w:val="24"/>
-          <w:rtl w:val="0"/>
-        </w:rPr>
-        <w:t xml:space="preserve">Optional use of Docker for environment consistency.</w:t>
-      </w:r>
-    </w:p>
-    <w:p>
-      <w:pPr>
-        <w:spacing w:after="240" w:before="240" w:lineRule="auto"/>
-        <w:rPr>
-          <w:sz w:val="24"/>
-          <w:szCs w:val="24"/>
-        </w:rPr>
-      </w:pPr>
-      <w:r>
-        <w:rPr>
-          <w:sz w:val="24"/>
-          <w:szCs w:val="24"/>
-          <w:rtl w:val="0"/>
-        </w:rPr>
-        <w:t xml:space="preserve">Project management tools:</w:t>
-      </w:r>
-    </w:p>
-    <w:p>
-      <w:pPr>
-        <w:numPr>
-          <w:ilvl w:val="0"/>
-          <w:numId w:val="16"/>
-        </w:numPr>
-        <w:spacing w:after="0" w:afterAutospacing="0" w:before="240" w:lineRule="auto"/>
-        <w:ind w:left="720" w:hanging="360"/>
-        <w:rPr>
-          <w:sz w:val="24"/>
-          <w:szCs w:val="24"/>
-        </w:rPr>
-      </w:pPr>
-      <w:r>
-        <w:rPr>
-          <w:sz w:val="24"/>
-          <w:szCs w:val="24"/>
-          <w:rtl w:val="0"/>
-        </w:rPr>
-        <w:t xml:space="preserve">Jira considered for task tracking.</w:t>
-      </w:r>
-    </w:p>
-    <w:p>
-      <w:pPr>
-        <w:numPr>
-          <w:ilvl w:val="0"/>
-          <w:numId w:val="16"/>
         </w:numPr>
         <w:spacing w:after="240" w:before="0" w:beforeAutospacing="0" w:lineRule="auto"/>
         <w:ind w:left="720" w:hanging="360"/>
@@ -3642,7 +5421,7 @@
       <w:pPr>
         <w:numPr>
           <w:ilvl w:val="0"/>
-          <w:numId w:val="26"/>
+          <w:numId w:val="35"/>
         </w:numPr>
         <w:spacing w:after="0" w:afterAutospacing="0" w:before="240" w:lineRule="auto"/>
         <w:ind w:left="720" w:hanging="360"/>
@@ -3664,7 +5443,7 @@
       <w:pPr>
         <w:numPr>
           <w:ilvl w:val="0"/>
-          <w:numId w:val="26"/>
+          <w:numId w:val="35"/>
         </w:numPr>
         <w:spacing w:after="0" w:afterAutospacing="0" w:before="0" w:beforeAutospacing="0" w:lineRule="auto"/>
         <w:ind w:left="720" w:hanging="360"/>
@@ -3686,7 +5465,7 @@
       <w:pPr>
         <w:numPr>
           <w:ilvl w:val="0"/>
-          <w:numId w:val="26"/>
+          <w:numId w:val="35"/>
         </w:numPr>
         <w:spacing w:after="0" w:afterAutospacing="0" w:before="0" w:beforeAutospacing="0" w:lineRule="auto"/>
         <w:ind w:left="720" w:hanging="360"/>
@@ -3708,7 +5487,7 @@
       <w:pPr>
         <w:numPr>
           <w:ilvl w:val="0"/>
-          <w:numId w:val="26"/>
+          <w:numId w:val="35"/>
         </w:numPr>
         <w:spacing w:after="0" w:afterAutospacing="0" w:before="0" w:beforeAutospacing="0" w:lineRule="auto"/>
         <w:ind w:left="720" w:hanging="360"/>
@@ -3730,7 +5509,7 @@
       <w:pPr>
         <w:numPr>
           <w:ilvl w:val="0"/>
-          <w:numId w:val="26"/>
+          <w:numId w:val="35"/>
         </w:numPr>
         <w:spacing w:after="0" w:afterAutospacing="0" w:before="0" w:beforeAutospacing="0" w:lineRule="auto"/>
         <w:ind w:left="720" w:hanging="360"/>
@@ -3752,7 +5531,7 @@
       <w:pPr>
         <w:numPr>
           <w:ilvl w:val="0"/>
-          <w:numId w:val="26"/>
+          <w:numId w:val="35"/>
         </w:numPr>
         <w:spacing w:after="0" w:afterAutospacing="0" w:before="0" w:beforeAutospacing="0" w:lineRule="auto"/>
         <w:ind w:left="720" w:hanging="360"/>
@@ -3774,7 +5553,7 @@
       <w:pPr>
         <w:numPr>
           <w:ilvl w:val="0"/>
-          <w:numId w:val="26"/>
+          <w:numId w:val="35"/>
         </w:numPr>
         <w:spacing w:after="0" w:afterAutospacing="0" w:before="0" w:beforeAutospacing="0" w:lineRule="auto"/>
         <w:ind w:left="720" w:hanging="360"/>
@@ -3796,7 +5575,7 @@
       <w:pPr>
         <w:numPr>
           <w:ilvl w:val="0"/>
-          <w:numId w:val="26"/>
+          <w:numId w:val="35"/>
         </w:numPr>
         <w:spacing w:after="240" w:before="0" w:beforeAutospacing="0" w:lineRule="auto"/>
         <w:ind w:left="720" w:hanging="360"/>
@@ -3835,7 +5614,7 @@
       <w:pPr>
         <w:numPr>
           <w:ilvl w:val="0"/>
-          <w:numId w:val="21"/>
+          <w:numId w:val="30"/>
         </w:numPr>
         <w:spacing w:after="0" w:afterAutospacing="0" w:before="240" w:lineRule="auto"/>
         <w:ind w:left="720" w:hanging="360"/>
@@ -3857,7 +5636,7 @@
       <w:pPr>
         <w:numPr>
           <w:ilvl w:val="0"/>
-          <w:numId w:val="21"/>
+          <w:numId w:val="30"/>
         </w:numPr>
         <w:spacing w:after="0" w:afterAutospacing="0" w:before="0" w:beforeAutospacing="0" w:lineRule="auto"/>
         <w:ind w:left="720" w:hanging="360"/>
@@ -3879,7 +5658,7 @@
       <w:pPr>
         <w:numPr>
           <w:ilvl w:val="0"/>
-          <w:numId w:val="21"/>
+          <w:numId w:val="30"/>
         </w:numPr>
         <w:spacing w:after="0" w:afterAutospacing="0" w:before="0" w:beforeAutospacing="0" w:lineRule="auto"/>
         <w:ind w:left="720" w:hanging="360"/>
@@ -3901,7 +5680,7 @@
       <w:pPr>
         <w:numPr>
           <w:ilvl w:val="0"/>
-          <w:numId w:val="21"/>
+          <w:numId w:val="30"/>
         </w:numPr>
         <w:spacing w:after="0" w:afterAutospacing="0" w:before="0" w:beforeAutospacing="0" w:lineRule="auto"/>
         <w:ind w:left="720" w:hanging="360"/>
@@ -3923,7 +5702,7 @@
       <w:pPr>
         <w:numPr>
           <w:ilvl w:val="0"/>
-          <w:numId w:val="21"/>
+          <w:numId w:val="30"/>
         </w:numPr>
         <w:spacing w:after="0" w:afterAutospacing="0" w:before="0" w:beforeAutospacing="0" w:lineRule="auto"/>
         <w:ind w:left="720" w:hanging="360"/>
@@ -3945,7 +5724,7 @@
       <w:pPr>
         <w:numPr>
           <w:ilvl w:val="0"/>
-          <w:numId w:val="21"/>
+          <w:numId w:val="30"/>
         </w:numPr>
         <w:spacing w:after="240" w:before="0" w:beforeAutospacing="0" w:lineRule="auto"/>
         <w:ind w:left="720" w:hanging="360"/>
@@ -4246,8 +6025,8 @@
           <w:szCs w:val="24"/>
         </w:rPr>
       </w:pPr>
-      <w:bookmarkStart w:colFirst="0" w:colLast="0" w:name="_adkp2nqf6786" w:id="23"/>
-      <w:bookmarkEnd w:id="23"/>
+      <w:bookmarkStart w:colFirst="0" w:colLast="0" w:name="_adkp2nqf6786" w:id="41"/>
+      <w:bookmarkEnd w:id="41"/>
       <w:r>
         <w:rPr>
           <w:sz w:val="24"/>
@@ -4420,8 +6199,8 @@
           <w:szCs w:val="24"/>
         </w:rPr>
       </w:pPr>
-      <w:bookmarkStart w:colFirst="0" w:colLast="0" w:name="_6gtr9ywgwfsc" w:id="24"/>
-      <w:bookmarkEnd w:id="24"/>
+      <w:bookmarkStart w:colFirst="0" w:colLast="0" w:name="_6gtr9ywgwfsc" w:id="42"/>
+      <w:bookmarkEnd w:id="42"/>
       <w:r>
         <w:rPr>
           <w:sz w:val="24"/>
@@ -4436,7 +6215,7 @@
         <w:pStyle w:val="Heading3"/>
         <w:numPr>
           <w:ilvl w:val="0"/>
-          <w:numId w:val="19"/>
+          <w:numId w:val="28"/>
         </w:numPr>
         <w:spacing w:after="0" w:afterAutospacing="0"/>
         <w:ind w:left="720" w:hanging="360"/>
@@ -4444,8 +6223,8 @@
           <w:color w:val="000000"/>
         </w:rPr>
       </w:pPr>
-      <w:bookmarkStart w:colFirst="0" w:colLast="0" w:name="_nbujx46ertjn" w:id="25"/>
-      <w:bookmarkEnd w:id="25"/>
+      <w:bookmarkStart w:colFirst="0" w:colLast="0" w:name="_nbujx46ertjn" w:id="43"/>
+      <w:bookmarkEnd w:id="43"/>
       <w:r>
         <w:rPr>
           <w:color w:val="000000"/>
@@ -4458,7 +6237,7 @@
       <w:pPr>
         <w:numPr>
           <w:ilvl w:val="1"/>
-          <w:numId w:val="19"/>
+          <w:numId w:val="28"/>
         </w:numPr>
         <w:spacing w:after="0" w:afterAutospacing="0" w:before="0" w:beforeAutospacing="0" w:lineRule="auto"/>
         <w:ind w:left="1440" w:hanging="360"/>
@@ -4480,7 +6259,7 @@
       <w:pPr>
         <w:numPr>
           <w:ilvl w:val="1"/>
-          <w:numId w:val="19"/>
+          <w:numId w:val="28"/>
         </w:numPr>
         <w:spacing w:after="0" w:afterAutospacing="0" w:before="0" w:beforeAutospacing="0" w:lineRule="auto"/>
         <w:ind w:left="1440" w:hanging="360"/>
@@ -4502,7 +6281,7 @@
       <w:pPr>
         <w:numPr>
           <w:ilvl w:val="1"/>
-          <w:numId w:val="19"/>
+          <w:numId w:val="28"/>
         </w:numPr>
         <w:spacing w:after="0" w:afterAutospacing="0" w:before="0" w:beforeAutospacing="0" w:lineRule="auto"/>
         <w:ind w:left="1440" w:hanging="360"/>
@@ -4524,7 +6303,7 @@
       <w:pPr>
         <w:numPr>
           <w:ilvl w:val="2"/>
-          <w:numId w:val="19"/>
+          <w:numId w:val="28"/>
         </w:numPr>
         <w:spacing w:after="0" w:afterAutospacing="0" w:before="0" w:beforeAutospacing="0" w:lineRule="auto"/>
         <w:ind w:left="2160" w:hanging="360"/>
@@ -4546,7 +6325,7 @@
       <w:pPr>
         <w:numPr>
           <w:ilvl w:val="2"/>
-          <w:numId w:val="19"/>
+          <w:numId w:val="28"/>
         </w:numPr>
         <w:spacing w:after="0" w:afterAutospacing="0" w:before="0" w:beforeAutospacing="0" w:lineRule="auto"/>
         <w:ind w:left="2160" w:hanging="360"/>
@@ -4568,7 +6347,7 @@
       <w:pPr>
         <w:numPr>
           <w:ilvl w:val="2"/>
-          <w:numId w:val="19"/>
+          <w:numId w:val="28"/>
         </w:numPr>
         <w:spacing w:after="0" w:afterAutospacing="0" w:before="0" w:beforeAutospacing="0" w:lineRule="auto"/>
         <w:ind w:left="2160" w:hanging="360"/>
@@ -4590,7 +6369,7 @@
       <w:pPr>
         <w:numPr>
           <w:ilvl w:val="2"/>
-          <w:numId w:val="19"/>
+          <w:numId w:val="28"/>
         </w:numPr>
         <w:spacing w:after="0" w:afterAutospacing="0" w:before="0" w:beforeAutospacing="0" w:lineRule="auto"/>
         <w:ind w:left="2160" w:hanging="360"/>
@@ -4613,7 +6392,7 @@
         <w:pStyle w:val="Heading3"/>
         <w:numPr>
           <w:ilvl w:val="0"/>
-          <w:numId w:val="19"/>
+          <w:numId w:val="28"/>
         </w:numPr>
         <w:spacing w:after="0" w:afterAutospacing="0" w:before="0" w:beforeAutospacing="0"/>
         <w:ind w:left="720" w:hanging="360"/>
@@ -4621,8 +6400,8 @@
           <w:color w:val="000000"/>
         </w:rPr>
       </w:pPr>
-      <w:bookmarkStart w:colFirst="0" w:colLast="0" w:name="_42xxiictwzek" w:id="26"/>
-      <w:bookmarkEnd w:id="26"/>
+      <w:bookmarkStart w:colFirst="0" w:colLast="0" w:name="_42xxiictwzek" w:id="44"/>
+      <w:bookmarkEnd w:id="44"/>
       <w:r>
         <w:rPr>
           <w:color w:val="000000"/>
@@ -4635,7 +6414,7 @@
       <w:pPr>
         <w:numPr>
           <w:ilvl w:val="1"/>
-          <w:numId w:val="19"/>
+          <w:numId w:val="28"/>
         </w:numPr>
         <w:spacing w:after="0" w:afterAutospacing="0" w:before="0" w:beforeAutospacing="0" w:lineRule="auto"/>
         <w:ind w:left="1440" w:hanging="360"/>
@@ -4661,7 +6440,7 @@
       <w:pPr>
         <w:numPr>
           <w:ilvl w:val="2"/>
-          <w:numId w:val="19"/>
+          <w:numId w:val="28"/>
         </w:numPr>
         <w:spacing w:after="0" w:afterAutospacing="0" w:before="0" w:beforeAutospacing="0" w:lineRule="auto"/>
         <w:ind w:left="2160" w:hanging="360"/>
@@ -4683,7 +6462,7 @@
       <w:pPr>
         <w:numPr>
           <w:ilvl w:val="2"/>
-          <w:numId w:val="19"/>
+          <w:numId w:val="28"/>
         </w:numPr>
         <w:spacing w:after="0" w:afterAutospacing="0" w:before="0" w:beforeAutospacing="0" w:lineRule="auto"/>
         <w:ind w:left="2160" w:hanging="360"/>
@@ -4705,7 +6484,7 @@
       <w:pPr>
         <w:numPr>
           <w:ilvl w:val="2"/>
-          <w:numId w:val="19"/>
+          <w:numId w:val="28"/>
         </w:numPr>
         <w:spacing w:after="0" w:afterAutospacing="0" w:before="0" w:beforeAutospacing="0" w:lineRule="auto"/>
         <w:ind w:left="2160" w:hanging="360"/>
@@ -4727,7 +6506,7 @@
       <w:pPr>
         <w:numPr>
           <w:ilvl w:val="2"/>
-          <w:numId w:val="19"/>
+          <w:numId w:val="28"/>
         </w:numPr>
         <w:spacing w:after="0" w:afterAutospacing="0" w:before="0" w:beforeAutospacing="0" w:lineRule="auto"/>
         <w:ind w:left="2160" w:hanging="360"/>
@@ -4749,7 +6528,7 @@
       <w:pPr>
         <w:numPr>
           <w:ilvl w:val="2"/>
-          <w:numId w:val="19"/>
+          <w:numId w:val="28"/>
         </w:numPr>
         <w:spacing w:after="0" w:afterAutospacing="0" w:before="0" w:beforeAutospacing="0" w:lineRule="auto"/>
         <w:ind w:left="2160" w:hanging="360"/>
@@ -4771,7 +6550,7 @@
       <w:pPr>
         <w:numPr>
           <w:ilvl w:val="1"/>
-          <w:numId w:val="19"/>
+          <w:numId w:val="28"/>
         </w:numPr>
         <w:spacing w:after="0" w:afterAutospacing="0" w:before="0" w:beforeAutospacing="0" w:lineRule="auto"/>
         <w:ind w:left="1440" w:hanging="360"/>
@@ -4797,7 +6576,7 @@
       <w:pPr>
         <w:numPr>
           <w:ilvl w:val="2"/>
-          <w:numId w:val="19"/>
+          <w:numId w:val="28"/>
         </w:numPr>
         <w:spacing w:after="0" w:afterAutospacing="0" w:before="0" w:beforeAutospacing="0" w:lineRule="auto"/>
         <w:ind w:left="2160" w:hanging="360"/>
@@ -4819,7 +6598,7 @@
       <w:pPr>
         <w:numPr>
           <w:ilvl w:val="2"/>
-          <w:numId w:val="19"/>
+          <w:numId w:val="28"/>
         </w:numPr>
         <w:spacing w:after="0" w:afterAutospacing="0" w:before="0" w:beforeAutospacing="0" w:lineRule="auto"/>
         <w:ind w:left="2160" w:hanging="360"/>
@@ -4841,7 +6620,7 @@
       <w:pPr>
         <w:numPr>
           <w:ilvl w:val="1"/>
-          <w:numId w:val="19"/>
+          <w:numId w:val="28"/>
         </w:numPr>
         <w:spacing w:after="0" w:afterAutospacing="0" w:before="0" w:beforeAutospacing="0" w:lineRule="auto"/>
         <w:ind w:left="1440" w:hanging="360"/>
@@ -4867,7 +6646,7 @@
       <w:pPr>
         <w:numPr>
           <w:ilvl w:val="2"/>
-          <w:numId w:val="19"/>
+          <w:numId w:val="28"/>
         </w:numPr>
         <w:spacing w:after="0" w:afterAutospacing="0" w:before="0" w:beforeAutospacing="0" w:lineRule="auto"/>
         <w:ind w:left="2160" w:hanging="360"/>
@@ -4890,7 +6669,7 @@
         <w:pStyle w:val="Heading3"/>
         <w:numPr>
           <w:ilvl w:val="3"/>
-          <w:numId w:val="19"/>
+          <w:numId w:val="28"/>
         </w:numPr>
         <w:spacing w:after="0" w:afterAutospacing="0" w:before="0" w:beforeAutospacing="0"/>
         <w:ind w:left="2880" w:hanging="360"/>
@@ -4898,8 +6677,8 @@
           <w:color w:val="000000"/>
         </w:rPr>
       </w:pPr>
-      <w:bookmarkStart w:colFirst="0" w:colLast="0" w:name="_jpe4sxycn5mg" w:id="27"/>
-      <w:bookmarkEnd w:id="27"/>
+      <w:bookmarkStart w:colFirst="0" w:colLast="0" w:name="_jpe4sxycn5mg" w:id="45"/>
+      <w:bookmarkEnd w:id="45"/>
       <w:r>
         <w:rPr>
           <w:color w:val="000000"/>
@@ -4912,7 +6691,7 @@
       <w:pPr>
         <w:numPr>
           <w:ilvl w:val="3"/>
-          <w:numId w:val="19"/>
+          <w:numId w:val="28"/>
         </w:numPr>
         <w:spacing w:after="0" w:afterAutospacing="0" w:before="0" w:beforeAutospacing="0" w:lineRule="auto"/>
         <w:ind w:left="2880" w:hanging="360"/>
@@ -4934,7 +6713,7 @@
       <w:pPr>
         <w:numPr>
           <w:ilvl w:val="3"/>
-          <w:numId w:val="19"/>
+          <w:numId w:val="28"/>
         </w:numPr>
         <w:spacing w:after="0" w:afterAutospacing="0" w:before="0" w:beforeAutospacing="0" w:lineRule="auto"/>
         <w:ind w:left="2880" w:hanging="360"/>
@@ -4956,7 +6735,7 @@
       <w:pPr>
         <w:numPr>
           <w:ilvl w:val="1"/>
-          <w:numId w:val="19"/>
+          <w:numId w:val="28"/>
         </w:numPr>
         <w:spacing w:after="0" w:afterAutospacing="0" w:before="0" w:beforeAutospacing="0" w:lineRule="auto"/>
         <w:ind w:left="1440" w:hanging="360"/>
@@ -4978,7 +6757,7 @@
       <w:pPr>
         <w:numPr>
           <w:ilvl w:val="2"/>
-          <w:numId w:val="19"/>
+          <w:numId w:val="28"/>
         </w:numPr>
         <w:spacing w:after="0" w:afterAutospacing="0" w:before="0" w:beforeAutospacing="0" w:lineRule="auto"/>
         <w:ind w:left="2160" w:hanging="360"/>
@@ -5000,7 +6779,7 @@
       <w:pPr>
         <w:numPr>
           <w:ilvl w:val="2"/>
-          <w:numId w:val="19"/>
+          <w:numId w:val="28"/>
         </w:numPr>
         <w:spacing w:after="0" w:afterAutospacing="0" w:before="0" w:beforeAutospacing="0" w:lineRule="auto"/>
         <w:ind w:left="2160" w:hanging="360"/>
@@ -5022,7 +6801,7 @@
       <w:pPr>
         <w:numPr>
           <w:ilvl w:val="2"/>
-          <w:numId w:val="19"/>
+          <w:numId w:val="28"/>
         </w:numPr>
         <w:spacing w:after="0" w:afterAutospacing="0" w:before="0" w:beforeAutospacing="0" w:lineRule="auto"/>
         <w:ind w:left="2160" w:hanging="360"/>
@@ -5045,7 +6824,7 @@
         <w:pStyle w:val="Heading3"/>
         <w:numPr>
           <w:ilvl w:val="0"/>
-          <w:numId w:val="19"/>
+          <w:numId w:val="28"/>
         </w:numPr>
         <w:spacing w:after="0" w:afterAutospacing="0" w:before="0" w:beforeAutospacing="0"/>
         <w:ind w:left="720" w:hanging="360"/>
@@ -5053,8 +6832,8 @@
           <w:color w:val="000000"/>
         </w:rPr>
       </w:pPr>
-      <w:bookmarkStart w:colFirst="0" w:colLast="0" w:name="_gljagw3q4gr5" w:id="28"/>
-      <w:bookmarkEnd w:id="28"/>
+      <w:bookmarkStart w:colFirst="0" w:colLast="0" w:name="_gljagw3q4gr5" w:id="46"/>
+      <w:bookmarkEnd w:id="46"/>
       <w:r>
         <w:rPr>
           <w:color w:val="000000"/>
@@ -5067,7 +6846,7 @@
       <w:pPr>
         <w:numPr>
           <w:ilvl w:val="1"/>
-          <w:numId w:val="19"/>
+          <w:numId w:val="28"/>
         </w:numPr>
         <w:spacing w:after="0" w:afterAutospacing="0" w:before="0" w:beforeAutospacing="0" w:lineRule="auto"/>
         <w:ind w:left="1440" w:hanging="360"/>
@@ -5089,7 +6868,7 @@
       <w:pPr>
         <w:numPr>
           <w:ilvl w:val="1"/>
-          <w:numId w:val="19"/>
+          <w:numId w:val="28"/>
         </w:numPr>
         <w:spacing w:after="0" w:afterAutospacing="0" w:before="0" w:beforeAutospacing="0" w:lineRule="auto"/>
         <w:ind w:left="1440" w:hanging="360"/>
@@ -5111,7 +6890,7 @@
       <w:pPr>
         <w:numPr>
           <w:ilvl w:val="2"/>
-          <w:numId w:val="19"/>
+          <w:numId w:val="28"/>
         </w:numPr>
         <w:spacing w:after="0" w:afterAutospacing="0" w:before="0" w:beforeAutospacing="0" w:lineRule="auto"/>
         <w:ind w:left="2160" w:hanging="360"/>
@@ -5134,7 +6913,7 @@
       <w:pPr>
         <w:numPr>
           <w:ilvl w:val="2"/>
-          <w:numId w:val="19"/>
+          <w:numId w:val="28"/>
         </w:numPr>
         <w:spacing w:after="0" w:afterAutospacing="0" w:before="0" w:beforeAutospacing="0" w:lineRule="auto"/>
         <w:ind w:left="2160" w:hanging="360"/>
@@ -5156,7 +6935,7 @@
       <w:pPr>
         <w:numPr>
           <w:ilvl w:val="2"/>
-          <w:numId w:val="19"/>
+          <w:numId w:val="28"/>
         </w:numPr>
         <w:spacing w:after="0" w:afterAutospacing="0" w:before="0" w:beforeAutospacing="0" w:lineRule="auto"/>
         <w:ind w:left="2160" w:hanging="360"/>
@@ -5178,7 +6957,7 @@
       <w:pPr>
         <w:numPr>
           <w:ilvl w:val="2"/>
-          <w:numId w:val="19"/>
+          <w:numId w:val="28"/>
         </w:numPr>
         <w:spacing w:after="0" w:afterAutospacing="0" w:before="0" w:beforeAutospacing="0" w:lineRule="auto"/>
         <w:ind w:left="2160" w:hanging="360"/>
@@ -5200,7 +6979,7 @@
       <w:pPr>
         <w:numPr>
           <w:ilvl w:val="2"/>
-          <w:numId w:val="19"/>
+          <w:numId w:val="28"/>
         </w:numPr>
         <w:spacing w:after="0" w:afterAutospacing="0" w:before="0" w:beforeAutospacing="0" w:lineRule="auto"/>
         <w:ind w:left="2160" w:hanging="360"/>
@@ -5222,7 +7001,7 @@
       <w:pPr>
         <w:numPr>
           <w:ilvl w:val="2"/>
-          <w:numId w:val="19"/>
+          <w:numId w:val="28"/>
         </w:numPr>
         <w:spacing w:after="0" w:afterAutospacing="0" w:before="0" w:beforeAutospacing="0" w:lineRule="auto"/>
         <w:ind w:left="2160" w:hanging="360"/>
@@ -5246,7 +7025,7 @@
         <w:pStyle w:val="Heading3"/>
         <w:numPr>
           <w:ilvl w:val="0"/>
-          <w:numId w:val="19"/>
+          <w:numId w:val="28"/>
         </w:numPr>
         <w:spacing w:after="0" w:afterAutospacing="0" w:before="0" w:beforeAutospacing="0"/>
         <w:ind w:left="720" w:hanging="360"/>
@@ -5254,8 +7033,8 @@
           <w:color w:val="000000"/>
         </w:rPr>
       </w:pPr>
-      <w:bookmarkStart w:colFirst="0" w:colLast="0" w:name="_uupf9taze620" w:id="29"/>
-      <w:bookmarkEnd w:id="29"/>
+      <w:bookmarkStart w:colFirst="0" w:colLast="0" w:name="_uupf9taze620" w:id="47"/>
+      <w:bookmarkEnd w:id="47"/>
       <w:r>
         <w:rPr>
           <w:color w:val="000000"/>
@@ -5268,7 +7047,7 @@
       <w:pPr>
         <w:numPr>
           <w:ilvl w:val="1"/>
-          <w:numId w:val="19"/>
+          <w:numId w:val="28"/>
         </w:numPr>
         <w:spacing w:after="0" w:afterAutospacing="0" w:before="0" w:beforeAutospacing="0" w:lineRule="auto"/>
         <w:ind w:left="1440" w:hanging="360"/>
@@ -5290,7 +7069,7 @@
       <w:pPr>
         <w:numPr>
           <w:ilvl w:val="1"/>
-          <w:numId w:val="19"/>
+          <w:numId w:val="28"/>
         </w:numPr>
         <w:spacing w:after="0" w:afterAutospacing="0" w:before="0" w:beforeAutospacing="0" w:lineRule="auto"/>
         <w:ind w:left="1440" w:hanging="360"/>
@@ -5312,7 +7091,7 @@
       <w:pPr>
         <w:numPr>
           <w:ilvl w:val="2"/>
-          <w:numId w:val="19"/>
+          <w:numId w:val="28"/>
         </w:numPr>
         <w:spacing w:after="0" w:afterAutospacing="0" w:before="0" w:beforeAutospacing="0" w:lineRule="auto"/>
         <w:ind w:left="2160" w:hanging="360"/>
@@ -5334,7 +7113,7 @@
       <w:pPr>
         <w:numPr>
           <w:ilvl w:val="2"/>
-          <w:numId w:val="19"/>
+          <w:numId w:val="28"/>
         </w:numPr>
         <w:spacing w:after="0" w:afterAutospacing="0" w:before="0" w:beforeAutospacing="0" w:lineRule="auto"/>
         <w:ind w:left="2160" w:hanging="360"/>
@@ -5356,7 +7135,7 @@
       <w:pPr>
         <w:numPr>
           <w:ilvl w:val="2"/>
-          <w:numId w:val="19"/>
+          <w:numId w:val="28"/>
         </w:numPr>
         <w:spacing w:after="0" w:afterAutospacing="0" w:before="0" w:beforeAutospacing="0" w:lineRule="auto"/>
         <w:ind w:left="2160" w:hanging="360"/>
@@ -5378,7 +7157,7 @@
       <w:pPr>
         <w:numPr>
           <w:ilvl w:val="2"/>
-          <w:numId w:val="19"/>
+          <w:numId w:val="28"/>
         </w:numPr>
         <w:spacing w:after="0" w:afterAutospacing="0" w:before="0" w:beforeAutospacing="0" w:lineRule="auto"/>
         <w:ind w:left="2160" w:hanging="360"/>
@@ -5401,7 +7180,7 @@
         <w:pStyle w:val="Heading3"/>
         <w:numPr>
           <w:ilvl w:val="0"/>
-          <w:numId w:val="19"/>
+          <w:numId w:val="28"/>
         </w:numPr>
         <w:spacing w:after="0" w:afterAutospacing="0" w:before="0" w:beforeAutospacing="0"/>
         <w:ind w:left="720" w:hanging="360"/>
@@ -5409,8 +7188,8 @@
           <w:color w:val="000000"/>
         </w:rPr>
       </w:pPr>
-      <w:bookmarkStart w:colFirst="0" w:colLast="0" w:name="_xmv7v9nv8fi0" w:id="30"/>
-      <w:bookmarkEnd w:id="30"/>
+      <w:bookmarkStart w:colFirst="0" w:colLast="0" w:name="_xmv7v9nv8fi0" w:id="48"/>
+      <w:bookmarkEnd w:id="48"/>
       <w:r>
         <w:rPr>
           <w:color w:val="000000"/>
@@ -5423,7 +7202,7 @@
       <w:pPr>
         <w:numPr>
           <w:ilvl w:val="1"/>
-          <w:numId w:val="19"/>
+          <w:numId w:val="28"/>
         </w:numPr>
         <w:spacing w:after="0" w:afterAutospacing="0" w:before="0" w:beforeAutospacing="0" w:lineRule="auto"/>
         <w:ind w:left="1440" w:hanging="360"/>
@@ -5445,7 +7224,7 @@
       <w:pPr>
         <w:numPr>
           <w:ilvl w:val="1"/>
-          <w:numId w:val="19"/>
+          <w:numId w:val="28"/>
         </w:numPr>
         <w:spacing w:after="0" w:afterAutospacing="0" w:before="0" w:beforeAutospacing="0" w:lineRule="auto"/>
         <w:ind w:left="1440" w:hanging="360"/>
@@ -5467,7 +7246,7 @@
       <w:pPr>
         <w:numPr>
           <w:ilvl w:val="2"/>
-          <w:numId w:val="19"/>
+          <w:numId w:val="28"/>
         </w:numPr>
         <w:spacing w:after="0" w:afterAutospacing="0" w:before="0" w:beforeAutospacing="0" w:lineRule="auto"/>
         <w:ind w:left="2160" w:hanging="360"/>
@@ -5489,7 +7268,7 @@
       <w:pPr>
         <w:numPr>
           <w:ilvl w:val="2"/>
-          <w:numId w:val="19"/>
+          <w:numId w:val="28"/>
         </w:numPr>
         <w:spacing w:after="0" w:afterAutospacing="0" w:before="0" w:beforeAutospacing="0" w:lineRule="auto"/>
         <w:ind w:left="2160" w:hanging="360"/>
@@ -5511,7 +7290,7 @@
       <w:pPr>
         <w:numPr>
           <w:ilvl w:val="2"/>
-          <w:numId w:val="19"/>
+          <w:numId w:val="28"/>
         </w:numPr>
         <w:spacing w:after="0" w:afterAutospacing="0" w:before="0" w:beforeAutospacing="0" w:lineRule="auto"/>
         <w:ind w:left="2160" w:hanging="360"/>
@@ -5533,7 +7312,7 @@
       <w:pPr>
         <w:numPr>
           <w:ilvl w:val="2"/>
-          <w:numId w:val="19"/>
+          <w:numId w:val="28"/>
         </w:numPr>
         <w:spacing w:after="0" w:afterAutospacing="0" w:before="0" w:beforeAutospacing="0" w:lineRule="auto"/>
         <w:ind w:left="2160" w:hanging="360"/>
@@ -5556,7 +7335,7 @@
         <w:pStyle w:val="Heading3"/>
         <w:numPr>
           <w:ilvl w:val="0"/>
-          <w:numId w:val="19"/>
+          <w:numId w:val="28"/>
         </w:numPr>
         <w:spacing w:after="0" w:afterAutospacing="0" w:before="0" w:beforeAutospacing="0"/>
         <w:ind w:left="720" w:hanging="360"/>
@@ -5564,8 +7343,8 @@
           <w:color w:val="000000"/>
         </w:rPr>
       </w:pPr>
-      <w:bookmarkStart w:colFirst="0" w:colLast="0" w:name="_2ud08hdkcwl9" w:id="31"/>
-      <w:bookmarkEnd w:id="31"/>
+      <w:bookmarkStart w:colFirst="0" w:colLast="0" w:name="_2ud08hdkcwl9" w:id="49"/>
+      <w:bookmarkEnd w:id="49"/>
       <w:r>
         <w:rPr>
           <w:color w:val="000000"/>
@@ -5578,7 +7357,7 @@
       <w:pPr>
         <w:numPr>
           <w:ilvl w:val="1"/>
-          <w:numId w:val="19"/>
+          <w:numId w:val="28"/>
         </w:numPr>
         <w:spacing w:after="0" w:afterAutospacing="0" w:before="0" w:beforeAutospacing="0" w:lineRule="auto"/>
         <w:ind w:left="1440" w:hanging="360"/>
@@ -5604,7 +7383,7 @@
       <w:pPr>
         <w:numPr>
           <w:ilvl w:val="2"/>
-          <w:numId w:val="19"/>
+          <w:numId w:val="28"/>
         </w:numPr>
         <w:spacing w:after="0" w:afterAutospacing="0" w:before="0" w:beforeAutospacing="0" w:lineRule="auto"/>
         <w:ind w:left="2160" w:hanging="360"/>
@@ -5626,7 +7405,7 @@
       <w:pPr>
         <w:numPr>
           <w:ilvl w:val="2"/>
-          <w:numId w:val="19"/>
+          <w:numId w:val="28"/>
         </w:numPr>
         <w:spacing w:after="0" w:afterAutospacing="0" w:before="0" w:beforeAutospacing="0" w:lineRule="auto"/>
         <w:ind w:left="2160" w:hanging="360"/>
@@ -5648,7 +7427,7 @@
       <w:pPr>
         <w:numPr>
           <w:ilvl w:val="1"/>
-          <w:numId w:val="19"/>
+          <w:numId w:val="28"/>
         </w:numPr>
         <w:spacing w:after="0" w:afterAutospacing="0" w:before="0" w:beforeAutospacing="0" w:lineRule="auto"/>
         <w:ind w:left="1440" w:hanging="360"/>
@@ -5674,7 +7453,7 @@
       <w:pPr>
         <w:numPr>
           <w:ilvl w:val="2"/>
-          <w:numId w:val="19"/>
+          <w:numId w:val="28"/>
         </w:numPr>
         <w:spacing w:after="0" w:afterAutospacing="0" w:before="0" w:beforeAutospacing="0" w:lineRule="auto"/>
         <w:ind w:left="2160" w:hanging="360"/>
@@ -5696,7 +7475,7 @@
       <w:pPr>
         <w:numPr>
           <w:ilvl w:val="2"/>
-          <w:numId w:val="19"/>
+          <w:numId w:val="28"/>
         </w:numPr>
         <w:spacing w:after="0" w:afterAutospacing="0" w:before="0" w:beforeAutospacing="0" w:lineRule="auto"/>
         <w:ind w:left="2160" w:hanging="360"/>
@@ -5718,7 +7497,7 @@
       <w:pPr>
         <w:numPr>
           <w:ilvl w:val="1"/>
-          <w:numId w:val="19"/>
+          <w:numId w:val="28"/>
         </w:numPr>
         <w:spacing w:after="0" w:afterAutospacing="0" w:before="0" w:beforeAutospacing="0" w:lineRule="auto"/>
         <w:ind w:left="1440" w:hanging="360"/>
@@ -5744,7 +7523,7 @@
       <w:pPr>
         <w:numPr>
           <w:ilvl w:val="2"/>
-          <w:numId w:val="19"/>
+          <w:numId w:val="28"/>
         </w:numPr>
         <w:spacing w:after="0" w:afterAutospacing="0" w:before="0" w:beforeAutospacing="0" w:lineRule="auto"/>
         <w:ind w:left="2160" w:hanging="360"/>
@@ -5766,7 +7545,7 @@
       <w:pPr>
         <w:numPr>
           <w:ilvl w:val="1"/>
-          <w:numId w:val="19"/>
+          <w:numId w:val="28"/>
         </w:numPr>
         <w:spacing w:after="0" w:afterAutospacing="0" w:before="0" w:beforeAutospacing="0" w:lineRule="auto"/>
         <w:ind w:left="1440" w:hanging="360"/>
@@ -5792,7 +7571,7 @@
       <w:pPr>
         <w:numPr>
           <w:ilvl w:val="2"/>
-          <w:numId w:val="19"/>
+          <w:numId w:val="28"/>
         </w:numPr>
         <w:spacing w:after="0" w:afterAutospacing="0" w:before="0" w:beforeAutospacing="0" w:lineRule="auto"/>
         <w:ind w:left="2160" w:hanging="360"/>
@@ -5814,7 +7593,7 @@
       <w:pPr>
         <w:numPr>
           <w:ilvl w:val="2"/>
-          <w:numId w:val="19"/>
+          <w:numId w:val="28"/>
         </w:numPr>
         <w:spacing w:after="0" w:afterAutospacing="0" w:before="0" w:beforeAutospacing="0" w:lineRule="auto"/>
         <w:ind w:left="2160" w:hanging="360"/>
@@ -5836,7 +7615,7 @@
       <w:pPr>
         <w:numPr>
           <w:ilvl w:val="2"/>
-          <w:numId w:val="19"/>
+          <w:numId w:val="28"/>
         </w:numPr>
         <w:spacing w:after="0" w:afterAutospacing="0" w:before="0" w:beforeAutospacing="0" w:lineRule="auto"/>
         <w:ind w:left="2160" w:hanging="360"/>
@@ -5859,7 +7638,7 @@
         <w:pStyle w:val="Heading3"/>
         <w:numPr>
           <w:ilvl w:val="1"/>
-          <w:numId w:val="19"/>
+          <w:numId w:val="28"/>
         </w:numPr>
         <w:spacing w:after="0" w:afterAutospacing="0" w:before="0" w:beforeAutospacing="0"/>
         <w:ind w:left="1440" w:hanging="360"/>
@@ -5867,8 +7646,8 @@
           <w:color w:val="000000"/>
         </w:rPr>
       </w:pPr>
-      <w:bookmarkStart w:colFirst="0" w:colLast="0" w:name="_bqlgxkrexh0o" w:id="32"/>
-      <w:bookmarkEnd w:id="32"/>
+      <w:bookmarkStart w:colFirst="0" w:colLast="0" w:name="_bqlgxkrexh0o" w:id="50"/>
+      <w:bookmarkEnd w:id="50"/>
       <w:r>
         <w:rPr>
           <w:color w:val="000000"/>
@@ -5881,7 +7660,7 @@
       <w:pPr>
         <w:numPr>
           <w:ilvl w:val="2"/>
-          <w:numId w:val="19"/>
+          <w:numId w:val="28"/>
         </w:numPr>
         <w:spacing w:after="0" w:afterAutospacing="0" w:before="0" w:beforeAutospacing="0" w:lineRule="auto"/>
         <w:ind w:left="2160" w:hanging="360"/>
@@ -5903,7 +7682,7 @@
       <w:pPr>
         <w:numPr>
           <w:ilvl w:val="2"/>
-          <w:numId w:val="19"/>
+          <w:numId w:val="28"/>
         </w:numPr>
         <w:spacing w:after="0" w:afterAutospacing="0" w:before="0" w:beforeAutospacing="0" w:lineRule="auto"/>
         <w:ind w:left="2160" w:hanging="360"/>
@@ -5925,7 +7704,7 @@
       <w:pPr>
         <w:numPr>
           <w:ilvl w:val="2"/>
-          <w:numId w:val="19"/>
+          <w:numId w:val="28"/>
         </w:numPr>
         <w:spacing w:after="0" w:afterAutospacing="0" w:before="0" w:beforeAutospacing="0" w:lineRule="auto"/>
         <w:ind w:left="2160" w:hanging="360"/>
@@ -5948,7 +7727,7 @@
         <w:pStyle w:val="Heading3"/>
         <w:numPr>
           <w:ilvl w:val="0"/>
-          <w:numId w:val="19"/>
+          <w:numId w:val="28"/>
         </w:numPr>
         <w:spacing w:after="0" w:afterAutospacing="0" w:before="0" w:beforeAutospacing="0"/>
         <w:ind w:left="720" w:hanging="360"/>
@@ -5956,8 +7735,8 @@
           <w:color w:val="000000"/>
         </w:rPr>
       </w:pPr>
-      <w:bookmarkStart w:colFirst="0" w:colLast="0" w:name="_nxic5l2cyam6" w:id="33"/>
-      <w:bookmarkEnd w:id="33"/>
+      <w:bookmarkStart w:colFirst="0" w:colLast="0" w:name="_nxic5l2cyam6" w:id="51"/>
+      <w:bookmarkEnd w:id="51"/>
       <w:r>
         <w:rPr>
           <w:color w:val="000000"/>
@@ -5970,7 +7749,7 @@
       <w:pPr>
         <w:numPr>
           <w:ilvl w:val="1"/>
-          <w:numId w:val="19"/>
+          <w:numId w:val="28"/>
         </w:numPr>
         <w:spacing w:after="0" w:afterAutospacing="0" w:before="0" w:beforeAutospacing="0" w:lineRule="auto"/>
         <w:ind w:left="1440" w:hanging="360"/>
@@ -5992,7 +7771,7 @@
       <w:pPr>
         <w:numPr>
           <w:ilvl w:val="1"/>
-          <w:numId w:val="19"/>
+          <w:numId w:val="28"/>
         </w:numPr>
         <w:spacing w:after="0" w:afterAutospacing="0" w:before="0" w:beforeAutospacing="0" w:lineRule="auto"/>
         <w:ind w:left="1440" w:hanging="360"/>
@@ -6015,7 +7794,7 @@
         <w:pStyle w:val="Heading3"/>
         <w:numPr>
           <w:ilvl w:val="0"/>
-          <w:numId w:val="19"/>
+          <w:numId w:val="28"/>
         </w:numPr>
         <w:spacing w:after="0" w:afterAutospacing="0" w:before="0" w:beforeAutospacing="0"/>
         <w:ind w:left="720" w:hanging="360"/>
@@ -6023,8 +7802,8 @@
           <w:color w:val="000000"/>
         </w:rPr>
       </w:pPr>
-      <w:bookmarkStart w:colFirst="0" w:colLast="0" w:name="_ktzfa7lvt4rg" w:id="34"/>
-      <w:bookmarkEnd w:id="34"/>
+      <w:bookmarkStart w:colFirst="0" w:colLast="0" w:name="_ktzfa7lvt4rg" w:id="52"/>
+      <w:bookmarkEnd w:id="52"/>
       <w:r>
         <w:rPr>
           <w:color w:val="000000"/>
@@ -6037,7 +7816,7 @@
       <w:pPr>
         <w:numPr>
           <w:ilvl w:val="1"/>
-          <w:numId w:val="19"/>
+          <w:numId w:val="28"/>
         </w:numPr>
         <w:spacing w:after="0" w:afterAutospacing="0" w:before="0" w:beforeAutospacing="0" w:lineRule="auto"/>
         <w:ind w:left="1440" w:hanging="360"/>
@@ -6059,7 +7838,7 @@
       <w:pPr>
         <w:numPr>
           <w:ilvl w:val="2"/>
-          <w:numId w:val="19"/>
+          <w:numId w:val="28"/>
         </w:numPr>
         <w:spacing w:after="0" w:afterAutospacing="0" w:before="0" w:beforeAutospacing="0" w:lineRule="auto"/>
         <w:ind w:left="2160" w:hanging="360"/>
@@ -6081,7 +7860,7 @@
       <w:pPr>
         <w:numPr>
           <w:ilvl w:val="2"/>
-          <w:numId w:val="19"/>
+          <w:numId w:val="28"/>
         </w:numPr>
         <w:spacing w:after="0" w:afterAutospacing="0" w:before="0" w:beforeAutospacing="0" w:lineRule="auto"/>
         <w:ind w:left="2160" w:hanging="360"/>
@@ -6103,7 +7882,7 @@
       <w:pPr>
         <w:numPr>
           <w:ilvl w:val="2"/>
-          <w:numId w:val="19"/>
+          <w:numId w:val="28"/>
         </w:numPr>
         <w:spacing w:after="0" w:afterAutospacing="0" w:before="0" w:beforeAutospacing="0" w:lineRule="auto"/>
         <w:ind w:left="2160" w:hanging="360"/>
@@ -6126,7 +7905,7 @@
         <w:pStyle w:val="Heading3"/>
         <w:numPr>
           <w:ilvl w:val="0"/>
-          <w:numId w:val="19"/>
+          <w:numId w:val="28"/>
         </w:numPr>
         <w:spacing w:after="0" w:afterAutospacing="0" w:before="0" w:beforeAutospacing="0"/>
         <w:ind w:left="720" w:hanging="360"/>
@@ -6134,8 +7913,8 @@
           <w:color w:val="000000"/>
         </w:rPr>
       </w:pPr>
-      <w:bookmarkStart w:colFirst="0" w:colLast="0" w:name="_u7ykcy1qkigv" w:id="35"/>
-      <w:bookmarkEnd w:id="35"/>
+      <w:bookmarkStart w:colFirst="0" w:colLast="0" w:name="_u7ykcy1qkigv" w:id="53"/>
+      <w:bookmarkEnd w:id="53"/>
       <w:r>
         <w:rPr>
           <w:color w:val="000000"/>
@@ -6148,7 +7927,7 @@
       <w:pPr>
         <w:numPr>
           <w:ilvl w:val="1"/>
-          <w:numId w:val="19"/>
+          <w:numId w:val="28"/>
         </w:numPr>
         <w:spacing w:after="0" w:afterAutospacing="0" w:before="0" w:beforeAutospacing="0" w:lineRule="auto"/>
         <w:ind w:left="1440" w:hanging="360"/>
@@ -6170,7 +7949,7 @@
       <w:pPr>
         <w:numPr>
           <w:ilvl w:val="1"/>
-          <w:numId w:val="19"/>
+          <w:numId w:val="28"/>
         </w:numPr>
         <w:spacing w:after="0" w:afterAutospacing="0" w:before="0" w:beforeAutospacing="0" w:lineRule="auto"/>
         <w:ind w:left="1440" w:hanging="360"/>
@@ -6192,7 +7971,7 @@
       <w:pPr>
         <w:numPr>
           <w:ilvl w:val="1"/>
-          <w:numId w:val="19"/>
+          <w:numId w:val="28"/>
         </w:numPr>
         <w:spacing w:after="0" w:afterAutospacing="0" w:before="0" w:beforeAutospacing="0" w:lineRule="auto"/>
         <w:ind w:left="1440" w:hanging="360"/>
@@ -6214,7 +7993,7 @@
       <w:pPr>
         <w:numPr>
           <w:ilvl w:val="1"/>
-          <w:numId w:val="19"/>
+          <w:numId w:val="28"/>
         </w:numPr>
         <w:spacing w:after="0" w:afterAutospacing="0" w:before="0" w:beforeAutospacing="0" w:lineRule="auto"/>
         <w:ind w:left="1440" w:hanging="360"/>
@@ -6236,7 +8015,7 @@
       <w:pPr>
         <w:numPr>
           <w:ilvl w:val="1"/>
-          <w:numId w:val="19"/>
+          <w:numId w:val="28"/>
         </w:numPr>
         <w:spacing w:after="240" w:before="0" w:beforeAutospacing="0" w:lineRule="auto"/>
         <w:ind w:left="1440" w:hanging="360"/>
@@ -6263,8 +8042,8 @@
           <w:szCs w:val="24"/>
         </w:rPr>
       </w:pPr>
-      <w:bookmarkStart w:colFirst="0" w:colLast="0" w:name="_yuqoekyfhjyh" w:id="36"/>
-      <w:bookmarkEnd w:id="36"/>
+      <w:bookmarkStart w:colFirst="0" w:colLast="0" w:name="_yuqoekyfhjyh" w:id="54"/>
+      <w:bookmarkEnd w:id="54"/>
       <w:r>
         <w:rPr>
           <w:sz w:val="24"/>
@@ -6278,7 +8057,7 @@
       <w:pPr>
         <w:numPr>
           <w:ilvl w:val="0"/>
-          <w:numId w:val="19"/>
+          <w:numId w:val="28"/>
         </w:numPr>
         <w:spacing w:after="0" w:afterAutospacing="0" w:before="240" w:lineRule="auto"/>
         <w:ind w:left="720" w:hanging="360"/>
@@ -6300,7 +8079,7 @@
       <w:pPr>
         <w:numPr>
           <w:ilvl w:val="0"/>
-          <w:numId w:val="19"/>
+          <w:numId w:val="28"/>
         </w:numPr>
         <w:spacing w:after="0" w:afterAutospacing="0" w:before="0" w:beforeAutospacing="0" w:lineRule="auto"/>
         <w:ind w:left="720" w:hanging="360"/>
@@ -6322,7 +8101,7 @@
       <w:pPr>
         <w:numPr>
           <w:ilvl w:val="0"/>
-          <w:numId w:val="19"/>
+          <w:numId w:val="28"/>
         </w:numPr>
         <w:spacing w:after="0" w:afterAutospacing="0" w:before="0" w:beforeAutospacing="0" w:lineRule="auto"/>
         <w:ind w:left="720" w:hanging="360"/>
@@ -6344,7 +8123,7 @@
       <w:pPr>
         <w:numPr>
           <w:ilvl w:val="0"/>
-          <w:numId w:val="19"/>
+          <w:numId w:val="28"/>
         </w:numPr>
         <w:spacing w:after="0" w:afterAutospacing="0" w:before="0" w:beforeAutospacing="0" w:lineRule="auto"/>
         <w:ind w:left="720" w:hanging="360"/>
@@ -6366,7 +8145,7 @@
       <w:pPr>
         <w:numPr>
           <w:ilvl w:val="0"/>
-          <w:numId w:val="19"/>
+          <w:numId w:val="28"/>
         </w:numPr>
         <w:spacing w:after="0" w:afterAutospacing="0" w:before="0" w:beforeAutospacing="0" w:lineRule="auto"/>
         <w:ind w:left="720" w:hanging="360"/>
@@ -6388,7 +8167,7 @@
       <w:pPr>
         <w:numPr>
           <w:ilvl w:val="0"/>
-          <w:numId w:val="19"/>
+          <w:numId w:val="28"/>
         </w:numPr>
         <w:spacing w:after="0" w:afterAutospacing="0" w:before="0" w:beforeAutospacing="0" w:lineRule="auto"/>
         <w:ind w:left="720" w:hanging="360"/>
@@ -6410,7 +8189,7 @@
       <w:pPr>
         <w:numPr>
           <w:ilvl w:val="0"/>
-          <w:numId w:val="19"/>
+          <w:numId w:val="28"/>
         </w:numPr>
         <w:spacing w:after="240" w:before="0" w:beforeAutospacing="0" w:lineRule="auto"/>
         <w:ind w:left="720" w:hanging="360"/>
@@ -6452,8 +8231,8 @@
           <w:szCs w:val="24"/>
         </w:rPr>
       </w:pPr>
-      <w:bookmarkStart w:colFirst="0" w:colLast="0" w:name="_hoqdovy0d95g" w:id="37"/>
-      <w:bookmarkEnd w:id="37"/>
+      <w:bookmarkStart w:colFirst="0" w:colLast="0" w:name="_hoqdovy0d95g" w:id="55"/>
+      <w:bookmarkEnd w:id="55"/>
       <w:r>
         <w:rPr>
           <w:sz w:val="24"/>
@@ -6467,7 +8246,7 @@
       <w:pPr>
         <w:numPr>
           <w:ilvl w:val="0"/>
-          <w:numId w:val="19"/>
+          <w:numId w:val="28"/>
         </w:numPr>
         <w:spacing w:after="0" w:afterAutospacing="0" w:before="240" w:lineRule="auto"/>
         <w:ind w:left="720" w:hanging="360"/>
@@ -6489,7 +8268,7 @@
       <w:pPr>
         <w:numPr>
           <w:ilvl w:val="0"/>
-          <w:numId w:val="19"/>
+          <w:numId w:val="28"/>
         </w:numPr>
         <w:spacing w:after="0" w:afterAutospacing="0" w:before="0" w:beforeAutospacing="0" w:lineRule="auto"/>
         <w:ind w:left="720" w:hanging="360"/>
@@ -6511,7 +8290,7 @@
       <w:pPr>
         <w:numPr>
           <w:ilvl w:val="0"/>
-          <w:numId w:val="19"/>
+          <w:numId w:val="28"/>
         </w:numPr>
         <w:spacing w:after="0" w:afterAutospacing="0" w:before="0" w:beforeAutospacing="0" w:lineRule="auto"/>
         <w:ind w:left="720" w:hanging="360"/>
@@ -6533,7 +8312,7 @@
       <w:pPr>
         <w:numPr>
           <w:ilvl w:val="0"/>
-          <w:numId w:val="19"/>
+          <w:numId w:val="28"/>
         </w:numPr>
         <w:spacing w:after="0" w:afterAutospacing="0" w:before="0" w:beforeAutospacing="0" w:lineRule="auto"/>
         <w:ind w:left="720" w:hanging="360"/>
@@ -6555,7 +8334,7 @@
       <w:pPr>
         <w:numPr>
           <w:ilvl w:val="0"/>
-          <w:numId w:val="19"/>
+          <w:numId w:val="28"/>
         </w:numPr>
         <w:spacing w:after="0" w:afterAutospacing="0" w:before="0" w:beforeAutospacing="0" w:lineRule="auto"/>
         <w:ind w:left="720" w:hanging="360"/>
@@ -6577,7 +8356,7 @@
       <w:pPr>
         <w:numPr>
           <w:ilvl w:val="0"/>
-          <w:numId w:val="19"/>
+          <w:numId w:val="28"/>
         </w:numPr>
         <w:spacing w:after="240" w:before="0" w:beforeAutospacing="0" w:lineRule="auto"/>
         <w:ind w:left="720" w:hanging="360"/>
@@ -6604,8 +8383,8 @@
           <w:szCs w:val="24"/>
         </w:rPr>
       </w:pPr>
-      <w:bookmarkStart w:colFirst="0" w:colLast="0" w:name="_lk4vanq93h6b" w:id="38"/>
-      <w:bookmarkEnd w:id="38"/>
+      <w:bookmarkStart w:colFirst="0" w:colLast="0" w:name="_lk4vanq93h6b" w:id="56"/>
+      <w:bookmarkEnd w:id="56"/>
       <w:r>
         <w:rPr>
           <w:sz w:val="24"/>
@@ -6619,7 +8398,7 @@
       <w:pPr>
         <w:numPr>
           <w:ilvl w:val="0"/>
-          <w:numId w:val="19"/>
+          <w:numId w:val="28"/>
         </w:numPr>
         <w:spacing w:after="0" w:afterAutospacing="0" w:before="240" w:lineRule="auto"/>
         <w:ind w:left="720" w:hanging="360"/>
@@ -6641,7 +8420,7 @@
       <w:pPr>
         <w:numPr>
           <w:ilvl w:val="0"/>
-          <w:numId w:val="19"/>
+          <w:numId w:val="28"/>
         </w:numPr>
         <w:spacing w:after="0" w:afterAutospacing="0" w:before="0" w:beforeAutospacing="0" w:lineRule="auto"/>
         <w:ind w:left="720" w:hanging="360"/>
@@ -6663,7 +8442,7 @@
       <w:pPr>
         <w:numPr>
           <w:ilvl w:val="1"/>
-          <w:numId w:val="19"/>
+          <w:numId w:val="28"/>
         </w:numPr>
         <w:spacing w:after="0" w:afterAutospacing="0" w:before="0" w:beforeAutospacing="0" w:lineRule="auto"/>
         <w:ind w:left="1440" w:hanging="360"/>
@@ -6685,7 +8464,7 @@
       <w:pPr>
         <w:numPr>
           <w:ilvl w:val="1"/>
-          <w:numId w:val="19"/>
+          <w:numId w:val="28"/>
         </w:numPr>
         <w:spacing w:after="0" w:afterAutospacing="0" w:before="0" w:beforeAutospacing="0" w:lineRule="auto"/>
         <w:ind w:left="1440" w:hanging="360"/>
@@ -6707,7 +8486,7 @@
       <w:pPr>
         <w:numPr>
           <w:ilvl w:val="1"/>
-          <w:numId w:val="19"/>
+          <w:numId w:val="28"/>
         </w:numPr>
         <w:spacing w:after="240" w:before="0" w:beforeAutospacing="0" w:lineRule="auto"/>
         <w:ind w:left="1440" w:hanging="360"/>
@@ -7042,8 +8821,8 @@
           <w:szCs w:val="24"/>
         </w:rPr>
       </w:pPr>
-      <w:bookmarkStart w:colFirst="0" w:colLast="0" w:name="_z4tnk0ee3grl" w:id="39"/>
-      <w:bookmarkEnd w:id="39"/>
+      <w:bookmarkStart w:colFirst="0" w:colLast="0" w:name="_z4tnk0ee3grl" w:id="57"/>
+      <w:bookmarkEnd w:id="57"/>
       <w:r>
         <w:rPr>
           <w:sz w:val="24"/>
@@ -7057,8 +8836,381 @@
       <w:pPr>
         <w:numPr>
           <w:ilvl w:val="0"/>
+          <w:numId w:val="31"/>
+        </w:numPr>
+        <w:spacing w:after="0" w:afterAutospacing="0" w:before="240" w:lineRule="auto"/>
+        <w:ind w:left="720" w:hanging="360"/>
+        <w:rPr>
+          <w:sz w:val="24"/>
+          <w:szCs w:val="24"/>
+        </w:rPr>
+      </w:pPr>
+      <w:r>
+        <w:rPr>
+          <w:sz w:val="24"/>
+          <w:szCs w:val="24"/>
+          <w:rtl w:val="0"/>
+        </w:rPr>
+        <w:t xml:space="preserve">Determine group name</w:t>
+      </w:r>
+    </w:p>
+    <w:p>
+      <w:pPr>
+        <w:numPr>
+          <w:ilvl w:val="0"/>
+          <w:numId w:val="31"/>
+        </w:numPr>
+        <w:spacing w:after="0" w:afterAutospacing="0" w:before="0" w:beforeAutospacing="0" w:lineRule="auto"/>
+        <w:ind w:left="720" w:hanging="360"/>
+        <w:rPr>
+          <w:sz w:val="24"/>
+          <w:szCs w:val="24"/>
+        </w:rPr>
+      </w:pPr>
+      <w:r>
+        <w:rPr>
+          <w:sz w:val="24"/>
+          <w:szCs w:val="24"/>
+          <w:rtl w:val="0"/>
+        </w:rPr>
+        <w:t xml:space="preserve">Determine project idea</w:t>
+      </w:r>
+    </w:p>
+    <w:p>
+      <w:pPr>
+        <w:numPr>
+          <w:ilvl w:val="0"/>
+          <w:numId w:val="31"/>
+        </w:numPr>
+        <w:spacing w:after="0" w:afterAutospacing="0" w:before="0" w:beforeAutospacing="0" w:lineRule="auto"/>
+        <w:ind w:left="720" w:hanging="360"/>
+        <w:rPr>
+          <w:sz w:val="24"/>
+          <w:szCs w:val="24"/>
+        </w:rPr>
+      </w:pPr>
+      <w:r>
+        <w:rPr>
+          <w:sz w:val="24"/>
+          <w:szCs w:val="24"/>
+          <w:rtl w:val="0"/>
+        </w:rPr>
+        <w:t xml:space="preserve">Review documentation requirements</w:t>
+      </w:r>
+    </w:p>
+    <w:p>
+      <w:pPr>
+        <w:numPr>
+          <w:ilvl w:val="0"/>
+          <w:numId w:val="31"/>
+        </w:numPr>
+        <w:spacing w:after="0" w:afterAutospacing="0" w:before="0" w:beforeAutospacing="0" w:lineRule="auto"/>
+        <w:ind w:left="720" w:hanging="360"/>
+        <w:rPr>
+          <w:sz w:val="24"/>
+          <w:szCs w:val="24"/>
+        </w:rPr>
+      </w:pPr>
+      <w:r>
+        <w:rPr>
+          <w:sz w:val="24"/>
+          <w:szCs w:val="24"/>
+          <w:rtl w:val="0"/>
+        </w:rPr>
+        <w:t xml:space="preserve">Assign leader roles</w:t>
+      </w:r>
+    </w:p>
+    <w:p>
+      <w:pPr>
+        <w:numPr>
+          <w:ilvl w:val="0"/>
+          <w:numId w:val="31"/>
+        </w:numPr>
+        <w:spacing w:after="0" w:afterAutospacing="0" w:before="0" w:beforeAutospacing="0" w:lineRule="auto"/>
+        <w:ind w:left="720" w:hanging="360"/>
+        <w:rPr>
+          <w:sz w:val="24"/>
+          <w:szCs w:val="24"/>
+        </w:rPr>
+      </w:pPr>
+      <w:r>
+        <w:rPr>
+          <w:sz w:val="24"/>
+          <w:szCs w:val="24"/>
+          <w:rtl w:val="0"/>
+        </w:rPr>
+        <w:t xml:space="preserve">Discuss team size feasibility</w:t>
+      </w:r>
+    </w:p>
+    <w:p>
+      <w:pPr>
+        <w:numPr>
+          <w:ilvl w:val="0"/>
+          <w:numId w:val="31"/>
+        </w:numPr>
+        <w:spacing w:after="0" w:afterAutospacing="0" w:before="0" w:beforeAutospacing="0" w:lineRule="auto"/>
+        <w:ind w:left="720" w:hanging="360"/>
+        <w:rPr>
+          <w:sz w:val="24"/>
+          <w:szCs w:val="24"/>
+        </w:rPr>
+      </w:pPr>
+      <w:r>
+        <w:rPr>
+          <w:sz w:val="24"/>
+          <w:szCs w:val="24"/>
+          <w:rtl w:val="0"/>
+        </w:rPr>
+        <w:t xml:space="preserve">Review risk management document</w:t>
+      </w:r>
+    </w:p>
+    <w:p>
+      <w:pPr>
+        <w:numPr>
+          <w:ilvl w:val="0"/>
+          <w:numId w:val="31"/>
+        </w:numPr>
+        <w:spacing w:after="240" w:before="0" w:beforeAutospacing="0" w:lineRule="auto"/>
+        <w:ind w:left="720" w:hanging="360"/>
+        <w:rPr>
+          <w:sz w:val="24"/>
+          <w:szCs w:val="24"/>
+        </w:rPr>
+      </w:pPr>
+      <w:r>
+        <w:rPr>
+          <w:sz w:val="24"/>
+          <w:szCs w:val="24"/>
+          <w:rtl w:val="0"/>
+        </w:rPr>
+        <w:t xml:space="preserve">Set next meeting date</w:t>
+      </w:r>
+    </w:p>
+    <w:p>
+      <w:pPr>
+        <w:pStyle w:val="Heading2"/>
+        <w:rPr>
+          <w:sz w:val="24"/>
+          <w:szCs w:val="24"/>
+        </w:rPr>
+      </w:pPr>
+      <w:bookmarkStart w:colFirst="0" w:colLast="0" w:name="_ky55fanv9m3h" w:id="58"/>
+      <w:bookmarkEnd w:id="58"/>
+      <w:r>
+        <w:rPr>
+          <w:sz w:val="24"/>
+          <w:szCs w:val="24"/>
+          <w:rtl w:val="0"/>
+        </w:rPr>
+        <w:t xml:space="preserve">Discussions</w:t>
+      </w:r>
+    </w:p>
+    <w:p>
+      <w:pPr>
+        <w:pStyle w:val="Heading3"/>
+        <w:rPr>
+          <w:color w:val="000000"/>
+        </w:rPr>
+      </w:pPr>
+      <w:bookmarkStart w:colFirst="0" w:colLast="0" w:name="_vktf59o4xlzt" w:id="59"/>
+      <w:bookmarkEnd w:id="59"/>
+      <w:r>
+        <w:rPr>
+          <w:color w:val="000000"/>
+          <w:rtl w:val="0"/>
+        </w:rPr>
+        <w:t xml:space="preserve">Group Name</w:t>
+      </w:r>
+    </w:p>
+    <w:p>
+      <w:pPr>
+        <w:numPr>
+          <w:ilvl w:val="0"/>
+          <w:numId w:val="8"/>
+        </w:numPr>
+        <w:spacing w:after="0" w:afterAutospacing="0" w:before="240" w:lineRule="auto"/>
+        <w:ind w:left="720" w:hanging="360"/>
+        <w:rPr>
+          <w:sz w:val="24"/>
+          <w:szCs w:val="24"/>
+        </w:rPr>
+      </w:pPr>
+      <w:r>
+        <w:rPr>
+          <w:sz w:val="24"/>
+          <w:szCs w:val="24"/>
+          <w:rtl w:val="0"/>
+        </w:rPr>
+        <w:t xml:space="preserve">Brainstormed several options.</w:t>
+      </w:r>
+    </w:p>
+    <w:p>
+      <w:pPr>
+        <w:numPr>
+          <w:ilvl w:val="0"/>
+          <w:numId w:val="8"/>
+        </w:numPr>
+        <w:spacing w:after="240" w:before="0" w:beforeAutospacing="0" w:lineRule="auto"/>
+        <w:ind w:left="720" w:hanging="360"/>
+        <w:rPr>
+          <w:sz w:val="24"/>
+          <w:szCs w:val="24"/>
+        </w:rPr>
+      </w:pPr>
+      <w:r>
+        <w:rPr>
+          <w:sz w:val="24"/>
+          <w:szCs w:val="24"/>
+          <w:rtl w:val="0"/>
+        </w:rPr>
+        <w:t xml:space="preserve">Decided name can be simple or creative.</w:t>
+      </w:r>
+    </w:p>
+    <w:p>
+      <w:pPr>
+        <w:pStyle w:val="Heading3"/>
+        <w:rPr>
+          <w:color w:val="000000"/>
+        </w:rPr>
+      </w:pPr>
+      <w:bookmarkStart w:colFirst="0" w:colLast="0" w:name="_b596jbp8ybkl" w:id="60"/>
+      <w:bookmarkEnd w:id="60"/>
+      <w:r>
+        <w:rPr>
+          <w:color w:val="000000"/>
+          <w:rtl w:val="0"/>
+        </w:rPr>
+        <w:t xml:space="preserve">Project Idea</w:t>
+      </w:r>
+    </w:p>
+    <w:p>
+      <w:pPr>
+        <w:numPr>
+          <w:ilvl w:val="0"/>
+          <w:numId w:val="34"/>
+        </w:numPr>
+        <w:spacing w:after="0" w:afterAutospacing="0" w:before="240" w:lineRule="auto"/>
+        <w:ind w:left="720" w:hanging="360"/>
+        <w:rPr>
+          <w:sz w:val="24"/>
+          <w:szCs w:val="24"/>
+        </w:rPr>
+      </w:pPr>
+      <w:r>
+        <w:rPr>
+          <w:sz w:val="24"/>
+          <w:szCs w:val="24"/>
+          <w:rtl w:val="0"/>
+        </w:rPr>
+        <w:t xml:space="preserve">Shared initial ideas from each member.</w:t>
+      </w:r>
+    </w:p>
+    <w:p>
+      <w:pPr>
+        <w:numPr>
+          <w:ilvl w:val="0"/>
+          <w:numId w:val="34"/>
+        </w:numPr>
+        <w:spacing w:after="0" w:afterAutospacing="0" w:before="0" w:beforeAutospacing="0" w:lineRule="auto"/>
+        <w:ind w:left="720" w:hanging="360"/>
+        <w:rPr>
+          <w:sz w:val="24"/>
+          <w:szCs w:val="24"/>
+        </w:rPr>
+      </w:pPr>
+      <w:r>
+        <w:rPr>
+          <w:sz w:val="24"/>
+          <w:szCs w:val="24"/>
+          <w:rtl w:val="0"/>
+        </w:rPr>
+        <w:t xml:space="preserve">Discussed feasibility of completing a project with 3 members in 6 weeks.</w:t>
+      </w:r>
+    </w:p>
+    <w:p>
+      <w:pPr>
+        <w:numPr>
+          <w:ilvl w:val="0"/>
+          <w:numId w:val="34"/>
+        </w:numPr>
+        <w:spacing w:after="240" w:before="0" w:beforeAutospacing="0" w:lineRule="auto"/>
+        <w:ind w:left="720" w:hanging="360"/>
+        <w:rPr>
+          <w:sz w:val="24"/>
+          <w:szCs w:val="24"/>
+        </w:rPr>
+      </w:pPr>
+      <w:r>
+        <w:rPr>
+          <w:sz w:val="24"/>
+          <w:szCs w:val="24"/>
+          <w:rtl w:val="0"/>
+        </w:rPr>
+        <w:t xml:space="preserve">Reviewed project overview, motivation, purpose, client, and technology stack.</w:t>
+      </w:r>
+    </w:p>
+    <w:p>
+      <w:pPr>
+        <w:pStyle w:val="Heading3"/>
+        <w:rPr>
+          <w:color w:val="000000"/>
+        </w:rPr>
+      </w:pPr>
+      <w:bookmarkStart w:colFirst="0" w:colLast="0" w:name="_sxzh557nuu01" w:id="61"/>
+      <w:bookmarkEnd w:id="61"/>
+      <w:r>
+        <w:rPr>
+          <w:color w:val="000000"/>
+          <w:rtl w:val="0"/>
+        </w:rPr>
+        <w:t xml:space="preserve">Documentation Requirements</w:t>
+      </w:r>
+    </w:p>
+    <w:p>
+      <w:pPr>
+        <w:numPr>
+          <w:ilvl w:val="0"/>
           <w:numId w:val="22"/>
         </w:numPr>
+        <w:spacing w:after="240" w:before="240" w:lineRule="auto"/>
+        <w:ind w:left="720" w:hanging="360"/>
+        <w:rPr>
+          <w:sz w:val="24"/>
+          <w:szCs w:val="24"/>
+        </w:rPr>
+      </w:pPr>
+      <w:r>
+        <w:rPr>
+          <w:sz w:val="24"/>
+          <w:szCs w:val="24"/>
+          <w:rtl w:val="0"/>
+        </w:rPr>
+        <w:t xml:space="preserve">Reviewed SPPP, Risk Management, and Meeting Minutes expectations.</w:t>
+      </w:r>
+    </w:p>
+    <w:p>
+      <w:pPr>
+        <w:pStyle w:val="Heading3"/>
+        <w:rPr>
+          <w:color w:val="000000"/>
+        </w:rPr>
+      </w:pPr>
+      <w:bookmarkStart w:colFirst="0" w:colLast="0" w:name="_nzytvfmt9nv5" w:id="62"/>
+      <w:bookmarkEnd w:id="62"/>
+      <w:r>
+        <w:rPr>
+          <w:color w:val="000000"/>
+          <w:rtl w:val="0"/>
+        </w:rPr>
+        <w:t xml:space="preserve">Leader Roles</w:t>
+      </w:r>
+    </w:p>
+    <w:p>
+      <w:pPr>
+        <w:numPr>
+          <w:ilvl w:val="0"/>
+          <w:numId w:val="6"/>
+        </w:numPr>
         <w:spacing w:after="0" w:afterAutospacing="0" w:before="240" w:lineRule="auto"/>
         <w:ind w:left="720" w:hanging="360"/>
         <w:rPr>
@@ -7072,124 +9224,14 @@
           <w:szCs w:val="24"/>
           <w:rtl w:val="0"/>
         </w:rPr>
-        <w:t xml:space="preserve">Determine group name</w:t>
-      </w:r>
-    </w:p>
-    <w:p>
-      <w:pPr>
-        <w:numPr>
-          <w:ilvl w:val="0"/>
-          <w:numId w:val="22"/>
-        </w:numPr>
-        <w:spacing w:after="0" w:afterAutospacing="0" w:before="0" w:beforeAutospacing="0" w:lineRule="auto"/>
-        <w:ind w:left="720" w:hanging="360"/>
-        <w:rPr>
-          <w:sz w:val="24"/>
-          <w:szCs w:val="24"/>
-        </w:rPr>
-      </w:pPr>
-      <w:r>
-        <w:rPr>
-          <w:sz w:val="24"/>
-          <w:szCs w:val="24"/>
-          <w:rtl w:val="0"/>
-        </w:rPr>
-        <w:t xml:space="preserve">Determine project idea</w:t>
-      </w:r>
-    </w:p>
-    <w:p>
-      <w:pPr>
-        <w:numPr>
-          <w:ilvl w:val="0"/>
-          <w:numId w:val="22"/>
-        </w:numPr>
-        <w:spacing w:after="0" w:afterAutospacing="0" w:before="0" w:beforeAutospacing="0" w:lineRule="auto"/>
-        <w:ind w:left="720" w:hanging="360"/>
-        <w:rPr>
-          <w:sz w:val="24"/>
-          <w:szCs w:val="24"/>
-        </w:rPr>
-      </w:pPr>
-      <w:r>
-        <w:rPr>
-          <w:sz w:val="24"/>
-          <w:szCs w:val="24"/>
-          <w:rtl w:val="0"/>
-        </w:rPr>
-        <w:t xml:space="preserve">Review documentation requirements</w:t>
-      </w:r>
-    </w:p>
-    <w:p>
-      <w:pPr>
-        <w:numPr>
-          <w:ilvl w:val="0"/>
-          <w:numId w:val="22"/>
-        </w:numPr>
-        <w:spacing w:after="0" w:afterAutospacing="0" w:before="0" w:beforeAutospacing="0" w:lineRule="auto"/>
-        <w:ind w:left="720" w:hanging="360"/>
-        <w:rPr>
-          <w:sz w:val="24"/>
-          <w:szCs w:val="24"/>
-        </w:rPr>
-      </w:pPr>
-      <w:r>
-        <w:rPr>
-          <w:sz w:val="24"/>
-          <w:szCs w:val="24"/>
-          <w:rtl w:val="0"/>
-        </w:rPr>
-        <w:t xml:space="preserve">Assign leader roles</w:t>
-      </w:r>
-    </w:p>
-    <w:p>
-      <w:pPr>
-        <w:numPr>
-          <w:ilvl w:val="0"/>
-          <w:numId w:val="22"/>
-        </w:numPr>
-        <w:spacing w:after="0" w:afterAutospacing="0" w:before="0" w:beforeAutospacing="0" w:lineRule="auto"/>
-        <w:ind w:left="720" w:hanging="360"/>
-        <w:rPr>
-          <w:sz w:val="24"/>
-          <w:szCs w:val="24"/>
-        </w:rPr>
-      </w:pPr>
-      <w:r>
-        <w:rPr>
-          <w:sz w:val="24"/>
-          <w:szCs w:val="24"/>
-          <w:rtl w:val="0"/>
-        </w:rPr>
-        <w:t xml:space="preserve">Discuss team size feasibility</w:t>
-      </w:r>
-    </w:p>
-    <w:p>
-      <w:pPr>
-        <w:numPr>
-          <w:ilvl w:val="0"/>
-          <w:numId w:val="22"/>
-        </w:numPr>
-        <w:spacing w:after="0" w:afterAutospacing="0" w:before="0" w:beforeAutospacing="0" w:lineRule="auto"/>
-        <w:ind w:left="720" w:hanging="360"/>
-        <w:rPr>
-          <w:sz w:val="24"/>
-          <w:szCs w:val="24"/>
-        </w:rPr>
-      </w:pPr>
-      <w:r>
-        <w:rPr>
-          <w:sz w:val="24"/>
-          <w:szCs w:val="24"/>
-          <w:rtl w:val="0"/>
-        </w:rPr>
-        <w:t xml:space="preserve">Review risk management document</w:t>
-      </w:r>
-    </w:p>
-    <w:p>
-      <w:pPr>
-        <w:numPr>
-          <w:ilvl w:val="0"/>
-          <w:numId w:val="22"/>
+        <w:t xml:space="preserve">Discussed strengths and responsibilities to determine role assignments.</w:t>
+      </w:r>
+    </w:p>
+    <w:p>
+      <w:pPr>
+        <w:numPr>
+          <w:ilvl w:val="0"/>
+          <w:numId w:val="6"/>
         </w:numPr>
         <w:spacing w:after="240" w:before="0" w:beforeAutospacing="0" w:lineRule="auto"/>
         <w:ind w:left="720" w:hanging="360"/>
@@ -7204,7 +9246,454 @@
           <w:szCs w:val="24"/>
           <w:rtl w:val="0"/>
         </w:rPr>
-        <w:t xml:space="preserve">Set next meeting date</w:t>
+        <w:t xml:space="preserve">Finalized leadership structure.</w:t>
+      </w:r>
+    </w:p>
+    <w:p>
+      <w:pPr>
+        <w:pStyle w:val="Heading3"/>
+        <w:rPr>
+          <w:color w:val="000000"/>
+        </w:rPr>
+      </w:pPr>
+      <w:bookmarkStart w:colFirst="0" w:colLast="0" w:name="_8gau28chgtmr" w:id="63"/>
+      <w:bookmarkEnd w:id="63"/>
+      <w:r>
+        <w:rPr>
+          <w:color w:val="000000"/>
+          <w:rtl w:val="0"/>
+        </w:rPr>
+        <w:t xml:space="preserve">Team Size Discussion</w:t>
+      </w:r>
+    </w:p>
+    <w:p>
+      <w:pPr>
+        <w:numPr>
+          <w:ilvl w:val="0"/>
+          <w:numId w:val="32"/>
+        </w:numPr>
+        <w:spacing w:after="0" w:afterAutospacing="0" w:before="240" w:lineRule="auto"/>
+        <w:ind w:left="720" w:hanging="360"/>
+        <w:rPr>
+          <w:sz w:val="24"/>
+          <w:szCs w:val="24"/>
+        </w:rPr>
+      </w:pPr>
+      <w:r>
+        <w:rPr>
+          <w:sz w:val="24"/>
+          <w:szCs w:val="24"/>
+          <w:rtl w:val="0"/>
+        </w:rPr>
+        <w:t xml:space="preserve">Evaluated whether a team of 3 can complete the project scope.</w:t>
+      </w:r>
+    </w:p>
+    <w:p>
+      <w:pPr>
+        <w:numPr>
+          <w:ilvl w:val="0"/>
+          <w:numId w:val="32"/>
+        </w:numPr>
+        <w:spacing w:after="240" w:before="0" w:beforeAutospacing="0" w:lineRule="auto"/>
+        <w:ind w:left="720" w:hanging="360"/>
+        <w:rPr>
+          <w:sz w:val="24"/>
+          <w:szCs w:val="24"/>
+        </w:rPr>
+      </w:pPr>
+      <w:r>
+        <w:rPr>
+          <w:sz w:val="24"/>
+          <w:szCs w:val="24"/>
+          <w:rtl w:val="0"/>
+        </w:rPr>
+        <w:t xml:space="preserve">Determined it is feasible.</w:t>
+      </w:r>
+    </w:p>
+    <w:p>
+      <w:pPr>
+        <w:pStyle w:val="Heading3"/>
+        <w:rPr>
+          <w:color w:val="000000"/>
+        </w:rPr>
+      </w:pPr>
+      <w:bookmarkStart w:colFirst="0" w:colLast="0" w:name="_jnm97cwyadr7" w:id="64"/>
+      <w:bookmarkEnd w:id="64"/>
+      <w:r>
+        <w:rPr>
+          <w:color w:val="000000"/>
+          <w:rtl w:val="0"/>
+        </w:rPr>
+        <w:t xml:space="preserve">Risk Management Review</w:t>
+      </w:r>
+    </w:p>
+    <w:p>
+      <w:pPr>
+        <w:numPr>
+          <w:ilvl w:val="0"/>
+          <w:numId w:val="26"/>
+        </w:numPr>
+        <w:spacing w:after="0" w:afterAutospacing="0" w:before="240" w:lineRule="auto"/>
+        <w:ind w:left="720" w:hanging="360"/>
+        <w:rPr>
+          <w:sz w:val="24"/>
+          <w:szCs w:val="24"/>
+        </w:rPr>
+      </w:pPr>
+      <w:r>
+        <w:rPr>
+          <w:sz w:val="24"/>
+          <w:szCs w:val="24"/>
+          <w:rtl w:val="0"/>
+        </w:rPr>
+        <w:t xml:space="preserve">Reviewed risk management document.</w:t>
+      </w:r>
+    </w:p>
+    <w:p>
+      <w:pPr>
+        <w:numPr>
+          <w:ilvl w:val="0"/>
+          <w:numId w:val="26"/>
+        </w:numPr>
+        <w:spacing w:after="0" w:afterAutospacing="0" w:before="0" w:beforeAutospacing="0" w:lineRule="auto"/>
+        <w:ind w:left="720" w:hanging="360"/>
+        <w:rPr>
+          <w:sz w:val="24"/>
+          <w:szCs w:val="24"/>
+        </w:rPr>
+      </w:pPr>
+      <w:r>
+        <w:rPr>
+          <w:sz w:val="24"/>
+          <w:szCs w:val="24"/>
+          <w:rtl w:val="0"/>
+        </w:rPr>
+        <w:t xml:space="preserve">Identified risks including:</w:t>
+      </w:r>
+    </w:p>
+    <w:p>
+      <w:pPr>
+        <w:numPr>
+          <w:ilvl w:val="1"/>
+          <w:numId w:val="26"/>
+        </w:numPr>
+        <w:spacing w:after="0" w:afterAutospacing="0" w:before="0" w:beforeAutospacing="0" w:lineRule="auto"/>
+        <w:ind w:left="1440" w:hanging="360"/>
+        <w:rPr>
+          <w:sz w:val="24"/>
+          <w:szCs w:val="24"/>
+        </w:rPr>
+      </w:pPr>
+      <w:r>
+        <w:rPr>
+          <w:sz w:val="24"/>
+          <w:szCs w:val="24"/>
+          <w:rtl w:val="0"/>
+        </w:rPr>
+        <w:t xml:space="preserve">Loss of team members</w:t>
+      </w:r>
+    </w:p>
+    <w:p>
+      <w:pPr>
+        <w:numPr>
+          <w:ilvl w:val="1"/>
+          <w:numId w:val="26"/>
+        </w:numPr>
+        <w:spacing w:after="0" w:afterAutospacing="0" w:before="0" w:beforeAutospacing="0" w:lineRule="auto"/>
+        <w:ind w:left="1440" w:hanging="360"/>
+        <w:rPr>
+          <w:sz w:val="24"/>
+          <w:szCs w:val="24"/>
+        </w:rPr>
+      </w:pPr>
+      <w:r>
+        <w:rPr>
+          <w:sz w:val="24"/>
+          <w:szCs w:val="24"/>
+          <w:rtl w:val="0"/>
+        </w:rPr>
+        <w:t xml:space="preserve">Adding new members</w:t>
+      </w:r>
+    </w:p>
+    <w:p>
+      <w:pPr>
+        <w:numPr>
+          <w:ilvl w:val="1"/>
+          <w:numId w:val="26"/>
+        </w:numPr>
+        <w:spacing w:after="0" w:afterAutospacing="0" w:before="0" w:beforeAutospacing="0" w:lineRule="auto"/>
+        <w:ind w:left="1440" w:hanging="360"/>
+        <w:rPr>
+          <w:sz w:val="24"/>
+          <w:szCs w:val="24"/>
+        </w:rPr>
+      </w:pPr>
+      <w:r>
+        <w:rPr>
+          <w:sz w:val="24"/>
+          <w:szCs w:val="24"/>
+          <w:rtl w:val="0"/>
+        </w:rPr>
+        <w:t xml:space="preserve">Lack of participation</w:t>
+      </w:r>
+    </w:p>
+    <w:p>
+      <w:pPr>
+        <w:numPr>
+          <w:ilvl w:val="1"/>
+          <w:numId w:val="26"/>
+        </w:numPr>
+        <w:spacing w:after="0" w:afterAutospacing="0" w:before="0" w:beforeAutospacing="0" w:lineRule="auto"/>
+        <w:ind w:left="1440" w:hanging="360"/>
+        <w:rPr>
+          <w:sz w:val="24"/>
+          <w:szCs w:val="24"/>
+        </w:rPr>
+      </w:pPr>
+      <w:r>
+        <w:rPr>
+          <w:sz w:val="24"/>
+          <w:szCs w:val="24"/>
+          <w:rtl w:val="0"/>
+        </w:rPr>
+        <w:t xml:space="preserve">Duplicate/overlapping work</w:t>
+      </w:r>
+    </w:p>
+    <w:p>
+      <w:pPr>
+        <w:numPr>
+          <w:ilvl w:val="1"/>
+          <w:numId w:val="26"/>
+        </w:numPr>
+        <w:spacing w:after="0" w:afterAutospacing="0" w:before="0" w:beforeAutospacing="0" w:lineRule="auto"/>
+        <w:ind w:left="1440" w:hanging="360"/>
+        <w:rPr>
+          <w:sz w:val="24"/>
+          <w:szCs w:val="24"/>
+        </w:rPr>
+      </w:pPr>
+      <w:r>
+        <w:rPr>
+          <w:sz w:val="24"/>
+          <w:szCs w:val="24"/>
+          <w:rtl w:val="0"/>
+        </w:rPr>
+        <w:t xml:space="preserve">Incorrect or unclear requirements</w:t>
+      </w:r>
+    </w:p>
+    <w:p>
+      <w:pPr>
+        <w:numPr>
+          <w:ilvl w:val="1"/>
+          <w:numId w:val="26"/>
+        </w:numPr>
+        <w:spacing w:after="0" w:afterAutospacing="0" w:before="0" w:beforeAutospacing="0" w:lineRule="auto"/>
+        <w:ind w:left="1440" w:hanging="360"/>
+        <w:rPr>
+          <w:sz w:val="24"/>
+          <w:szCs w:val="24"/>
+        </w:rPr>
+      </w:pPr>
+      <w:r>
+        <w:rPr>
+          <w:sz w:val="24"/>
+          <w:szCs w:val="24"/>
+          <w:rtl w:val="0"/>
+        </w:rPr>
+        <w:t xml:space="preserve">Extra unnecessary features</w:t>
+      </w:r>
+    </w:p>
+    <w:p>
+      <w:pPr>
+        <w:numPr>
+          <w:ilvl w:val="1"/>
+          <w:numId w:val="26"/>
+        </w:numPr>
+        <w:spacing w:after="0" w:afterAutospacing="0" w:before="0" w:beforeAutospacing="0" w:lineRule="auto"/>
+        <w:ind w:left="1440" w:hanging="360"/>
+        <w:rPr>
+          <w:sz w:val="24"/>
+          <w:szCs w:val="24"/>
+        </w:rPr>
+      </w:pPr>
+      <w:r>
+        <w:rPr>
+          <w:sz w:val="24"/>
+          <w:szCs w:val="24"/>
+          <w:rtl w:val="0"/>
+        </w:rPr>
+        <w:t xml:space="preserve">Inconsistent coding practices</w:t>
+      </w:r>
+    </w:p>
+    <w:p>
+      <w:pPr>
+        <w:numPr>
+          <w:ilvl w:val="1"/>
+          <w:numId w:val="26"/>
+        </w:numPr>
+        <w:spacing w:after="0" w:afterAutospacing="0" w:before="0" w:beforeAutospacing="0" w:lineRule="auto"/>
+        <w:ind w:left="1440" w:hanging="360"/>
+        <w:rPr>
+          <w:sz w:val="24"/>
+          <w:szCs w:val="24"/>
+        </w:rPr>
+      </w:pPr>
+      <w:r>
+        <w:rPr>
+          <w:sz w:val="24"/>
+          <w:szCs w:val="24"/>
+          <w:rtl w:val="0"/>
+        </w:rPr>
+        <w:t xml:space="preserve">Limited meeting time / poor planning</w:t>
+      </w:r>
+    </w:p>
+    <w:p>
+      <w:pPr>
+        <w:numPr>
+          <w:ilvl w:val="1"/>
+          <w:numId w:val="26"/>
+        </w:numPr>
+        <w:spacing w:after="0" w:afterAutospacing="0" w:before="0" w:beforeAutospacing="0" w:lineRule="auto"/>
+        <w:ind w:left="1440" w:hanging="360"/>
+        <w:rPr>
+          <w:sz w:val="24"/>
+          <w:szCs w:val="24"/>
+        </w:rPr>
+      </w:pPr>
+      <w:r>
+        <w:rPr>
+          <w:sz w:val="24"/>
+          <w:szCs w:val="24"/>
+          <w:rtl w:val="0"/>
+        </w:rPr>
+        <w:t xml:space="preserve">Lack of experience with tools/frameworks</w:t>
+      </w:r>
+    </w:p>
+    <w:p>
+      <w:pPr>
+        <w:numPr>
+          <w:ilvl w:val="1"/>
+          <w:numId w:val="26"/>
+        </w:numPr>
+        <w:spacing w:after="0" w:afterAutospacing="0" w:before="0" w:beforeAutospacing="0" w:lineRule="auto"/>
+        <w:ind w:left="1440" w:hanging="360"/>
+        <w:rPr>
+          <w:sz w:val="24"/>
+          <w:szCs w:val="24"/>
+        </w:rPr>
+      </w:pPr>
+      <w:r>
+        <w:rPr>
+          <w:sz w:val="24"/>
+          <w:szCs w:val="24"/>
+          <w:rtl w:val="0"/>
+        </w:rPr>
+        <w:t xml:space="preserve">Improper system design</w:t>
+      </w:r>
+    </w:p>
+    <w:p>
+      <w:pPr>
+        <w:numPr>
+          <w:ilvl w:val="1"/>
+          <w:numId w:val="26"/>
+        </w:numPr>
+        <w:spacing w:after="0" w:afterAutospacing="0" w:before="0" w:beforeAutospacing="0" w:lineRule="auto"/>
+        <w:ind w:left="1440" w:hanging="360"/>
+        <w:rPr>
+          <w:sz w:val="24"/>
+          <w:szCs w:val="24"/>
+        </w:rPr>
+      </w:pPr>
+      <w:r>
+        <w:rPr>
+          <w:sz w:val="24"/>
+          <w:szCs w:val="24"/>
+          <w:rtl w:val="0"/>
+        </w:rPr>
+        <w:t xml:space="preserve">Insufficient testing</w:t>
+      </w:r>
+    </w:p>
+    <w:p>
+      <w:pPr>
+        <w:numPr>
+          <w:ilvl w:val="1"/>
+          <w:numId w:val="26"/>
+        </w:numPr>
+        <w:spacing w:after="0" w:afterAutospacing="0" w:before="0" w:beforeAutospacing="0" w:lineRule="auto"/>
+        <w:ind w:left="1440" w:hanging="360"/>
+        <w:rPr>
+          <w:sz w:val="24"/>
+          <w:szCs w:val="24"/>
+        </w:rPr>
+      </w:pPr>
+      <w:r>
+        <w:rPr>
+          <w:sz w:val="24"/>
+          <w:szCs w:val="24"/>
+          <w:rtl w:val="0"/>
+        </w:rPr>
+        <w:t xml:space="preserve">Limited time for integration/deployment</w:t>
+      </w:r>
+    </w:p>
+    <w:p>
+      <w:pPr>
+        <w:numPr>
+          <w:ilvl w:val="0"/>
+          <w:numId w:val="26"/>
+        </w:numPr>
+        <w:spacing w:after="240" w:before="0" w:beforeAutospacing="0" w:lineRule="auto"/>
+        <w:ind w:left="720" w:hanging="360"/>
+        <w:rPr>
+          <w:sz w:val="24"/>
+          <w:szCs w:val="24"/>
+        </w:rPr>
+      </w:pPr>
+      <w:r>
+        <w:rPr>
+          <w:sz w:val="24"/>
+          <w:szCs w:val="24"/>
+          <w:rtl w:val="0"/>
+        </w:rPr>
+        <w:t xml:space="preserve">Agreed to continue updating risks throughout the project.</w:t>
+      </w:r>
+    </w:p>
+    <w:p>
+      <w:pPr>
+        <w:pStyle w:val="Heading3"/>
+        <w:rPr>
+          <w:color w:val="000000"/>
+        </w:rPr>
+      </w:pPr>
+      <w:bookmarkStart w:colFirst="0" w:colLast="0" w:name="_2caykzmes47r" w:id="65"/>
+      <w:bookmarkEnd w:id="65"/>
+      <w:r>
+        <w:rPr>
+          <w:color w:val="000000"/>
+          <w:rtl w:val="0"/>
+        </w:rPr>
+        <w:t xml:space="preserve">Next Meeting</w:t>
+      </w:r>
+    </w:p>
+    <w:p>
+      <w:pPr>
+        <w:numPr>
+          <w:ilvl w:val="0"/>
+          <w:numId w:val="25"/>
+        </w:numPr>
+        <w:spacing w:after="240" w:before="240" w:lineRule="auto"/>
+        <w:ind w:left="720" w:hanging="360"/>
+        <w:rPr>
+          <w:sz w:val="24"/>
+          <w:szCs w:val="24"/>
+        </w:rPr>
+      </w:pPr>
+      <w:r>
+        <w:rPr>
+          <w:sz w:val="24"/>
+          <w:szCs w:val="24"/>
+          <w:rtl w:val="0"/>
+        </w:rPr>
+        <w:t xml:space="preserve">Agreed to confirm and schedule next meeting.</w:t>
       </w:r>
     </w:p>
     <w:p>
@@ -7215,718 +9704,8 @@
           <w:szCs w:val="24"/>
         </w:rPr>
       </w:pPr>
-      <w:bookmarkStart w:colFirst="0" w:colLast="0" w:name="_ky55fanv9m3h" w:id="40"/>
-      <w:bookmarkEnd w:id="40"/>
-      <w:r>
-        <w:rPr>
-          <w:sz w:val="24"/>
-          <w:szCs w:val="24"/>
-          <w:rtl w:val="0"/>
-        </w:rPr>
-        <w:t xml:space="preserve">Discussions</w:t>
-      </w:r>
-    </w:p>
-    <w:p>
-      <w:pPr>
-        <w:pStyle w:val="Heading3"/>
-        <w:rPr>
-          <w:color w:val="000000"/>
-        </w:rPr>
-      </w:pPr>
-      <w:bookmarkStart w:colFirst="0" w:colLast="0" w:name="_vktf59o4xlzt" w:id="41"/>
-      <w:bookmarkEnd w:id="41"/>
-      <w:r>
-        <w:rPr>
-          <w:color w:val="000000"/>
-          <w:rtl w:val="0"/>
-        </w:rPr>
-        <w:t xml:space="preserve">Group Name</w:t>
-      </w:r>
-    </w:p>
-    <w:p>
-      <w:pPr>
-        <w:numPr>
-          <w:ilvl w:val="0"/>
-          <w:numId w:val="7"/>
-        </w:numPr>
-        <w:spacing w:after="0" w:afterAutospacing="0" w:before="240" w:lineRule="auto"/>
-        <w:ind w:left="720" w:hanging="360"/>
-        <w:rPr>
-          <w:sz w:val="24"/>
-          <w:szCs w:val="24"/>
-        </w:rPr>
-      </w:pPr>
-      <w:r>
-        <w:rPr>
-          <w:sz w:val="24"/>
-          <w:szCs w:val="24"/>
-          <w:rtl w:val="0"/>
-        </w:rPr>
-        <w:t xml:space="preserve">Brainstormed several options.</w:t>
-      </w:r>
-    </w:p>
-    <w:p>
-      <w:pPr>
-        <w:numPr>
-          <w:ilvl w:val="0"/>
-          <w:numId w:val="7"/>
-        </w:numPr>
-        <w:spacing w:after="240" w:before="0" w:beforeAutospacing="0" w:lineRule="auto"/>
-        <w:ind w:left="720" w:hanging="360"/>
-        <w:rPr>
-          <w:sz w:val="24"/>
-          <w:szCs w:val="24"/>
-        </w:rPr>
-      </w:pPr>
-      <w:r>
-        <w:rPr>
-          <w:sz w:val="24"/>
-          <w:szCs w:val="24"/>
-          <w:rtl w:val="0"/>
-        </w:rPr>
-        <w:t xml:space="preserve">Decided name can be simple or creative.</w:t>
-      </w:r>
-    </w:p>
-    <w:p>
-      <w:pPr>
-        <w:pStyle w:val="Heading3"/>
-        <w:rPr>
-          <w:color w:val="000000"/>
-        </w:rPr>
-      </w:pPr>
-      <w:bookmarkStart w:colFirst="0" w:colLast="0" w:name="_b596jbp8ybkl" w:id="42"/>
-      <w:bookmarkEnd w:id="42"/>
-      <w:r>
-        <w:rPr>
-          <w:color w:val="000000"/>
-          <w:rtl w:val="0"/>
-        </w:rPr>
-        <w:t xml:space="preserve">Project Idea</w:t>
-      </w:r>
-    </w:p>
-    <w:p>
-      <w:pPr>
-        <w:numPr>
-          <w:ilvl w:val="0"/>
-          <w:numId w:val="25"/>
-        </w:numPr>
-        <w:spacing w:after="0" w:afterAutospacing="0" w:before="240" w:lineRule="auto"/>
-        <w:ind w:left="720" w:hanging="360"/>
-        <w:rPr>
-          <w:sz w:val="24"/>
-          <w:szCs w:val="24"/>
-        </w:rPr>
-      </w:pPr>
-      <w:r>
-        <w:rPr>
-          <w:sz w:val="24"/>
-          <w:szCs w:val="24"/>
-          <w:rtl w:val="0"/>
-        </w:rPr>
-        <w:t xml:space="preserve">Shared initial ideas from each member.</w:t>
-      </w:r>
-    </w:p>
-    <w:p>
-      <w:pPr>
-        <w:numPr>
-          <w:ilvl w:val="0"/>
-          <w:numId w:val="25"/>
-        </w:numPr>
-        <w:spacing w:after="0" w:afterAutospacing="0" w:before="0" w:beforeAutospacing="0" w:lineRule="auto"/>
-        <w:ind w:left="720" w:hanging="360"/>
-        <w:rPr>
-          <w:sz w:val="24"/>
-          <w:szCs w:val="24"/>
-        </w:rPr>
-      </w:pPr>
-      <w:r>
-        <w:rPr>
-          <w:sz w:val="24"/>
-          <w:szCs w:val="24"/>
-          <w:rtl w:val="0"/>
-        </w:rPr>
-        <w:t xml:space="preserve">Discussed feasibility of completing a project with 3 members in 6 weeks.</w:t>
-      </w:r>
-    </w:p>
-    <w:p>
-      <w:pPr>
-        <w:numPr>
-          <w:ilvl w:val="0"/>
-          <w:numId w:val="25"/>
-        </w:numPr>
-        <w:spacing w:after="240" w:before="0" w:beforeAutospacing="0" w:lineRule="auto"/>
-        <w:ind w:left="720" w:hanging="360"/>
-        <w:rPr>
-          <w:sz w:val="24"/>
-          <w:szCs w:val="24"/>
-        </w:rPr>
-      </w:pPr>
-      <w:r>
-        <w:rPr>
-          <w:sz w:val="24"/>
-          <w:szCs w:val="24"/>
-          <w:rtl w:val="0"/>
-        </w:rPr>
-        <w:t xml:space="preserve">Reviewed project overview, motivation, purpose, client, and technology stack.</w:t>
-      </w:r>
-    </w:p>
-    <w:p>
-      <w:pPr>
-        <w:pStyle w:val="Heading3"/>
-        <w:rPr>
-          <w:color w:val="000000"/>
-        </w:rPr>
-      </w:pPr>
-      <w:bookmarkStart w:colFirst="0" w:colLast="0" w:name="_sxzh557nuu01" w:id="43"/>
-      <w:bookmarkEnd w:id="43"/>
-      <w:r>
-        <w:rPr>
-          <w:color w:val="000000"/>
-          <w:rtl w:val="0"/>
-        </w:rPr>
-        <w:t xml:space="preserve">Documentation Requirements</w:t>
-      </w:r>
-    </w:p>
-    <w:p>
-      <w:pPr>
-        <w:numPr>
-          <w:ilvl w:val="0"/>
-          <w:numId w:val="15"/>
-        </w:numPr>
-        <w:spacing w:after="240" w:before="240" w:lineRule="auto"/>
-        <w:ind w:left="720" w:hanging="360"/>
-        <w:rPr>
-          <w:sz w:val="24"/>
-          <w:szCs w:val="24"/>
-        </w:rPr>
-      </w:pPr>
-      <w:r>
-        <w:rPr>
-          <w:sz w:val="24"/>
-          <w:szCs w:val="24"/>
-          <w:rtl w:val="0"/>
-        </w:rPr>
-        <w:t xml:space="preserve">Reviewed SPPP, Risk Management, and Meeting Minutes expectations.</w:t>
-      </w:r>
-    </w:p>
-    <w:p>
-      <w:pPr>
-        <w:pStyle w:val="Heading3"/>
-        <w:rPr>
-          <w:color w:val="000000"/>
-        </w:rPr>
-      </w:pPr>
-      <w:bookmarkStart w:colFirst="0" w:colLast="0" w:name="_nzytvfmt9nv5" w:id="44"/>
-      <w:bookmarkEnd w:id="44"/>
-      <w:r>
-        <w:rPr>
-          <w:color w:val="000000"/>
-          <w:rtl w:val="0"/>
-        </w:rPr>
-        <w:t xml:space="preserve">Leader Roles</w:t>
-      </w:r>
-    </w:p>
-    <w:p>
-      <w:pPr>
-        <w:numPr>
-          <w:ilvl w:val="0"/>
-          <w:numId w:val="6"/>
-        </w:numPr>
-        <w:spacing w:after="0" w:afterAutospacing="0" w:before="240" w:lineRule="auto"/>
-        <w:ind w:left="720" w:hanging="360"/>
-        <w:rPr>
-          <w:sz w:val="24"/>
-          <w:szCs w:val="24"/>
-        </w:rPr>
-      </w:pPr>
-      <w:r>
-        <w:rPr>
-          <w:sz w:val="24"/>
-          <w:szCs w:val="24"/>
-          <w:rtl w:val="0"/>
-        </w:rPr>
-        <w:t xml:space="preserve">Discussed strengths and responsibilities to determine role assignments.</w:t>
-      </w:r>
-    </w:p>
-    <w:p>
-      <w:pPr>
-        <w:numPr>
-          <w:ilvl w:val="0"/>
-          <w:numId w:val="6"/>
-        </w:numPr>
-        <w:spacing w:after="240" w:before="0" w:beforeAutospacing="0" w:lineRule="auto"/>
-        <w:ind w:left="720" w:hanging="360"/>
-        <w:rPr>
-          <w:sz w:val="24"/>
-          <w:szCs w:val="24"/>
-        </w:rPr>
-      </w:pPr>
-      <w:r>
-        <w:rPr>
-          <w:sz w:val="24"/>
-          <w:szCs w:val="24"/>
-          <w:rtl w:val="0"/>
-        </w:rPr>
-        <w:t xml:space="preserve">Finalized leadership structure.</w:t>
-      </w:r>
-    </w:p>
-    <w:p>
-      <w:pPr>
-        <w:pStyle w:val="Heading3"/>
-        <w:rPr>
-          <w:color w:val="000000"/>
-        </w:rPr>
-      </w:pPr>
-      <w:bookmarkStart w:colFirst="0" w:colLast="0" w:name="_8gau28chgtmr" w:id="45"/>
-      <w:bookmarkEnd w:id="45"/>
-      <w:r>
-        <w:rPr>
-          <w:color w:val="000000"/>
-          <w:rtl w:val="0"/>
-        </w:rPr>
-        <w:t xml:space="preserve">Team Size Discussion</w:t>
-      </w:r>
-    </w:p>
-    <w:p>
-      <w:pPr>
-        <w:numPr>
-          <w:ilvl w:val="0"/>
-          <w:numId w:val="23"/>
-        </w:numPr>
-        <w:spacing w:after="0" w:afterAutospacing="0" w:before="240" w:lineRule="auto"/>
-        <w:ind w:left="720" w:hanging="360"/>
-        <w:rPr>
-          <w:sz w:val="24"/>
-          <w:szCs w:val="24"/>
-        </w:rPr>
-      </w:pPr>
-      <w:r>
-        <w:rPr>
-          <w:sz w:val="24"/>
-          <w:szCs w:val="24"/>
-          <w:rtl w:val="0"/>
-        </w:rPr>
-        <w:t xml:space="preserve">Evaluated whether a team of 3 can complete the project scope.</w:t>
-      </w:r>
-    </w:p>
-    <w:p>
-      <w:pPr>
-        <w:numPr>
-          <w:ilvl w:val="0"/>
-          <w:numId w:val="23"/>
-        </w:numPr>
-        <w:spacing w:after="240" w:before="0" w:beforeAutospacing="0" w:lineRule="auto"/>
-        <w:ind w:left="720" w:hanging="360"/>
-        <w:rPr>
-          <w:sz w:val="24"/>
-          <w:szCs w:val="24"/>
-        </w:rPr>
-      </w:pPr>
-      <w:r>
-        <w:rPr>
-          <w:sz w:val="24"/>
-          <w:szCs w:val="24"/>
-          <w:rtl w:val="0"/>
-        </w:rPr>
-        <w:t xml:space="preserve">Determined it is feasible.</w:t>
-      </w:r>
-    </w:p>
-    <w:p>
-      <w:pPr>
-        <w:pStyle w:val="Heading3"/>
-        <w:rPr>
-          <w:color w:val="000000"/>
-        </w:rPr>
-      </w:pPr>
-      <w:bookmarkStart w:colFirst="0" w:colLast="0" w:name="_jnm97cwyadr7" w:id="46"/>
-      <w:bookmarkEnd w:id="46"/>
-      <w:r>
-        <w:rPr>
-          <w:color w:val="000000"/>
-          <w:rtl w:val="0"/>
-        </w:rPr>
-        <w:t xml:space="preserve">Risk Management Review</w:t>
-      </w:r>
-    </w:p>
-    <w:p>
-      <w:pPr>
-        <w:numPr>
-          <w:ilvl w:val="0"/>
-          <w:numId w:val="18"/>
-        </w:numPr>
-        <w:spacing w:after="0" w:afterAutospacing="0" w:before="240" w:lineRule="auto"/>
-        <w:ind w:left="720" w:hanging="360"/>
-        <w:rPr>
-          <w:sz w:val="24"/>
-          <w:szCs w:val="24"/>
-        </w:rPr>
-      </w:pPr>
-      <w:r>
-        <w:rPr>
-          <w:sz w:val="24"/>
-          <w:szCs w:val="24"/>
-          <w:rtl w:val="0"/>
-        </w:rPr>
-        <w:t xml:space="preserve">Reviewed risk management document.</w:t>
-      </w:r>
-    </w:p>
-    <w:p>
-      <w:pPr>
-        <w:numPr>
-          <w:ilvl w:val="0"/>
-          <w:numId w:val="18"/>
-        </w:numPr>
-        <w:spacing w:after="0" w:afterAutospacing="0" w:before="0" w:beforeAutospacing="0" w:lineRule="auto"/>
-        <w:ind w:left="720" w:hanging="360"/>
-        <w:rPr>
-          <w:sz w:val="24"/>
-          <w:szCs w:val="24"/>
-        </w:rPr>
-      </w:pPr>
-      <w:r>
-        <w:rPr>
-          <w:sz w:val="24"/>
-          <w:szCs w:val="24"/>
-          <w:rtl w:val="0"/>
-        </w:rPr>
-        <w:t xml:space="preserve">Identified risks including:</w:t>
-      </w:r>
-    </w:p>
-    <w:p>
-      <w:pPr>
-        <w:numPr>
-          <w:ilvl w:val="1"/>
-          <w:numId w:val="18"/>
-        </w:numPr>
-        <w:spacing w:after="0" w:afterAutospacing="0" w:before="0" w:beforeAutospacing="0" w:lineRule="auto"/>
-        <w:ind w:left="1440" w:hanging="360"/>
-        <w:rPr>
-          <w:sz w:val="24"/>
-          <w:szCs w:val="24"/>
-        </w:rPr>
-      </w:pPr>
-      <w:r>
-        <w:rPr>
-          <w:sz w:val="24"/>
-          <w:szCs w:val="24"/>
-          <w:rtl w:val="0"/>
-        </w:rPr>
-        <w:t xml:space="preserve">Loss of team members</w:t>
-      </w:r>
-    </w:p>
-    <w:p>
-      <w:pPr>
-        <w:numPr>
-          <w:ilvl w:val="1"/>
-          <w:numId w:val="18"/>
-        </w:numPr>
-        <w:spacing w:after="0" w:afterAutospacing="0" w:before="0" w:beforeAutospacing="0" w:lineRule="auto"/>
-        <w:ind w:left="1440" w:hanging="360"/>
-        <w:rPr>
-          <w:sz w:val="24"/>
-          <w:szCs w:val="24"/>
-        </w:rPr>
-      </w:pPr>
-      <w:r>
-        <w:rPr>
-          <w:sz w:val="24"/>
-          <w:szCs w:val="24"/>
-          <w:rtl w:val="0"/>
-        </w:rPr>
-        <w:t xml:space="preserve">Adding new members</w:t>
-      </w:r>
-    </w:p>
-    <w:p>
-      <w:pPr>
-        <w:numPr>
-          <w:ilvl w:val="1"/>
-          <w:numId w:val="18"/>
-        </w:numPr>
-        <w:spacing w:after="0" w:afterAutospacing="0" w:before="0" w:beforeAutospacing="0" w:lineRule="auto"/>
-        <w:ind w:left="1440" w:hanging="360"/>
-        <w:rPr>
-          <w:sz w:val="24"/>
-          <w:szCs w:val="24"/>
-        </w:rPr>
-      </w:pPr>
-      <w:r>
-        <w:rPr>
-          <w:sz w:val="24"/>
-          <w:szCs w:val="24"/>
-          <w:rtl w:val="0"/>
-        </w:rPr>
-        <w:t xml:space="preserve">Lack of participation</w:t>
-      </w:r>
-    </w:p>
-    <w:p>
-      <w:pPr>
-        <w:numPr>
-          <w:ilvl w:val="1"/>
-          <w:numId w:val="18"/>
-        </w:numPr>
-        <w:spacing w:after="0" w:afterAutospacing="0" w:before="0" w:beforeAutospacing="0" w:lineRule="auto"/>
-        <w:ind w:left="1440" w:hanging="360"/>
-        <w:rPr>
-          <w:sz w:val="24"/>
-          <w:szCs w:val="24"/>
-        </w:rPr>
-      </w:pPr>
-      <w:r>
-        <w:rPr>
-          <w:sz w:val="24"/>
-          <w:szCs w:val="24"/>
-          <w:rtl w:val="0"/>
-        </w:rPr>
-        <w:t xml:space="preserve">Duplicate/overlapping work</w:t>
-      </w:r>
-    </w:p>
-    <w:p>
-      <w:pPr>
-        <w:numPr>
-          <w:ilvl w:val="1"/>
-          <w:numId w:val="18"/>
-        </w:numPr>
-        <w:spacing w:after="0" w:afterAutospacing="0" w:before="0" w:beforeAutospacing="0" w:lineRule="auto"/>
-        <w:ind w:left="1440" w:hanging="360"/>
-        <w:rPr>
-          <w:sz w:val="24"/>
-          <w:szCs w:val="24"/>
-        </w:rPr>
-      </w:pPr>
-      <w:r>
-        <w:rPr>
-          <w:sz w:val="24"/>
-          <w:szCs w:val="24"/>
-          <w:rtl w:val="0"/>
-        </w:rPr>
-        <w:t xml:space="preserve">Incorrect or unclear requirements</w:t>
-      </w:r>
-    </w:p>
-    <w:p>
-      <w:pPr>
-        <w:numPr>
-          <w:ilvl w:val="1"/>
-          <w:numId w:val="18"/>
-        </w:numPr>
-        <w:spacing w:after="0" w:afterAutospacing="0" w:before="0" w:beforeAutospacing="0" w:lineRule="auto"/>
-        <w:ind w:left="1440" w:hanging="360"/>
-        <w:rPr>
-          <w:sz w:val="24"/>
-          <w:szCs w:val="24"/>
-        </w:rPr>
-      </w:pPr>
-      <w:r>
-        <w:rPr>
-          <w:sz w:val="24"/>
-          <w:szCs w:val="24"/>
-          <w:rtl w:val="0"/>
-        </w:rPr>
-        <w:t xml:space="preserve">Extra unnecessary features</w:t>
-      </w:r>
-    </w:p>
-    <w:p>
-      <w:pPr>
-        <w:numPr>
-          <w:ilvl w:val="1"/>
-          <w:numId w:val="18"/>
-        </w:numPr>
-        <w:spacing w:after="0" w:afterAutospacing="0" w:before="0" w:beforeAutospacing="0" w:lineRule="auto"/>
-        <w:ind w:left="1440" w:hanging="360"/>
-        <w:rPr>
-          <w:sz w:val="24"/>
-          <w:szCs w:val="24"/>
-        </w:rPr>
-      </w:pPr>
-      <w:r>
-        <w:rPr>
-          <w:sz w:val="24"/>
-          <w:szCs w:val="24"/>
-          <w:rtl w:val="0"/>
-        </w:rPr>
-        <w:t xml:space="preserve">Inconsistent coding practices</w:t>
-      </w:r>
-    </w:p>
-    <w:p>
-      <w:pPr>
-        <w:numPr>
-          <w:ilvl w:val="1"/>
-          <w:numId w:val="18"/>
-        </w:numPr>
-        <w:spacing w:after="0" w:afterAutospacing="0" w:before="0" w:beforeAutospacing="0" w:lineRule="auto"/>
-        <w:ind w:left="1440" w:hanging="360"/>
-        <w:rPr>
-          <w:sz w:val="24"/>
-          <w:szCs w:val="24"/>
-        </w:rPr>
-      </w:pPr>
-      <w:r>
-        <w:rPr>
-          <w:sz w:val="24"/>
-          <w:szCs w:val="24"/>
-          <w:rtl w:val="0"/>
-        </w:rPr>
-        <w:t xml:space="preserve">Limited meeting time / poor planning</w:t>
-      </w:r>
-    </w:p>
-    <w:p>
-      <w:pPr>
-        <w:numPr>
-          <w:ilvl w:val="1"/>
-          <w:numId w:val="18"/>
-        </w:numPr>
-        <w:spacing w:after="0" w:afterAutospacing="0" w:before="0" w:beforeAutospacing="0" w:lineRule="auto"/>
-        <w:ind w:left="1440" w:hanging="360"/>
-        <w:rPr>
-          <w:sz w:val="24"/>
-          <w:szCs w:val="24"/>
-        </w:rPr>
-      </w:pPr>
-      <w:r>
-        <w:rPr>
-          <w:sz w:val="24"/>
-          <w:szCs w:val="24"/>
-          <w:rtl w:val="0"/>
-        </w:rPr>
-        <w:t xml:space="preserve">Lack of experience with tools/frameworks</w:t>
-      </w:r>
-    </w:p>
-    <w:p>
-      <w:pPr>
-        <w:numPr>
-          <w:ilvl w:val="1"/>
-          <w:numId w:val="18"/>
-        </w:numPr>
-        <w:spacing w:after="0" w:afterAutospacing="0" w:before="0" w:beforeAutospacing="0" w:lineRule="auto"/>
-        <w:ind w:left="1440" w:hanging="360"/>
-        <w:rPr>
-          <w:sz w:val="24"/>
-          <w:szCs w:val="24"/>
-        </w:rPr>
-      </w:pPr>
-      <w:r>
-        <w:rPr>
-          <w:sz w:val="24"/>
-          <w:szCs w:val="24"/>
-          <w:rtl w:val="0"/>
-        </w:rPr>
-        <w:t xml:space="preserve">Improper system design</w:t>
-      </w:r>
-    </w:p>
-    <w:p>
-      <w:pPr>
-        <w:numPr>
-          <w:ilvl w:val="1"/>
-          <w:numId w:val="18"/>
-        </w:numPr>
-        <w:spacing w:after="0" w:afterAutospacing="0" w:before="0" w:beforeAutospacing="0" w:lineRule="auto"/>
-        <w:ind w:left="1440" w:hanging="360"/>
-        <w:rPr>
-          <w:sz w:val="24"/>
-          <w:szCs w:val="24"/>
-        </w:rPr>
-      </w:pPr>
-      <w:r>
-        <w:rPr>
-          <w:sz w:val="24"/>
-          <w:szCs w:val="24"/>
-          <w:rtl w:val="0"/>
-        </w:rPr>
-        <w:t xml:space="preserve">Insufficient testing</w:t>
-      </w:r>
-    </w:p>
-    <w:p>
-      <w:pPr>
-        <w:numPr>
-          <w:ilvl w:val="1"/>
-          <w:numId w:val="18"/>
-        </w:numPr>
-        <w:spacing w:after="0" w:afterAutospacing="0" w:before="0" w:beforeAutospacing="0" w:lineRule="auto"/>
-        <w:ind w:left="1440" w:hanging="360"/>
-        <w:rPr>
-          <w:sz w:val="24"/>
-          <w:szCs w:val="24"/>
-        </w:rPr>
-      </w:pPr>
-      <w:r>
-        <w:rPr>
-          <w:sz w:val="24"/>
-          <w:szCs w:val="24"/>
-          <w:rtl w:val="0"/>
-        </w:rPr>
-        <w:t xml:space="preserve">Limited time for integration/deployment</w:t>
-      </w:r>
-    </w:p>
-    <w:p>
-      <w:pPr>
-        <w:numPr>
-          <w:ilvl w:val="0"/>
-          <w:numId w:val="18"/>
-        </w:numPr>
-        <w:spacing w:after="240" w:before="0" w:beforeAutospacing="0" w:lineRule="auto"/>
-        <w:ind w:left="720" w:hanging="360"/>
-        <w:rPr>
-          <w:sz w:val="24"/>
-          <w:szCs w:val="24"/>
-        </w:rPr>
-      </w:pPr>
-      <w:r>
-        <w:rPr>
-          <w:sz w:val="24"/>
-          <w:szCs w:val="24"/>
-          <w:rtl w:val="0"/>
-        </w:rPr>
-        <w:t xml:space="preserve">Agreed to continue updating risks throughout the project.</w:t>
-      </w:r>
-    </w:p>
-    <w:p>
-      <w:pPr>
-        <w:pStyle w:val="Heading3"/>
-        <w:rPr>
-          <w:color w:val="000000"/>
-        </w:rPr>
-      </w:pPr>
-      <w:bookmarkStart w:colFirst="0" w:colLast="0" w:name="_2caykzmes47r" w:id="47"/>
-      <w:bookmarkEnd w:id="47"/>
-      <w:r>
-        <w:rPr>
-          <w:color w:val="000000"/>
-          <w:rtl w:val="0"/>
-        </w:rPr>
-        <w:t xml:space="preserve">Next Meeting</w:t>
-      </w:r>
-    </w:p>
-    <w:p>
-      <w:pPr>
-        <w:numPr>
-          <w:ilvl w:val="0"/>
-          <w:numId w:val="17"/>
-        </w:numPr>
-        <w:spacing w:after="240" w:before="240" w:lineRule="auto"/>
-        <w:ind w:left="720" w:hanging="360"/>
-        <w:rPr>
-          <w:sz w:val="24"/>
-          <w:szCs w:val="24"/>
-        </w:rPr>
-      </w:pPr>
-      <w:r>
-        <w:rPr>
-          <w:sz w:val="24"/>
-          <w:szCs w:val="24"/>
-          <w:rtl w:val="0"/>
-        </w:rPr>
-        <w:t xml:space="preserve">Agreed to confirm and schedule next meeting.</w:t>
-      </w:r>
-    </w:p>
-    <w:p>
-      <w:pPr>
-        <w:pStyle w:val="Heading2"/>
-        <w:rPr>
-          <w:sz w:val="24"/>
-          <w:szCs w:val="24"/>
-        </w:rPr>
-      </w:pPr>
-      <w:bookmarkStart w:colFirst="0" w:colLast="0" w:name="_dnb7m4lmc7g2" w:id="48"/>
-      <w:bookmarkEnd w:id="48"/>
+      <w:bookmarkStart w:colFirst="0" w:colLast="0" w:name="_dnb7m4lmc7g2" w:id="66"/>
+      <w:bookmarkEnd w:id="66"/>
       <w:r>
         <w:rPr>
           <w:sz w:val="24"/>
@@ -7940,7 +9719,7 @@
       <w:pPr>
         <w:numPr>
           <w:ilvl w:val="0"/>
-          <w:numId w:val="14"/>
+          <w:numId w:val="21"/>
         </w:numPr>
         <w:spacing w:after="0" w:afterAutospacing="0" w:before="240" w:lineRule="auto"/>
         <w:ind w:left="720" w:hanging="360"/>
@@ -7972,7 +9751,7 @@
       <w:pPr>
         <w:numPr>
           <w:ilvl w:val="0"/>
-          <w:numId w:val="14"/>
+          <w:numId w:val="21"/>
         </w:numPr>
         <w:spacing w:after="0" w:afterAutospacing="0" w:before="0" w:beforeAutospacing="0" w:lineRule="auto"/>
         <w:ind w:left="720" w:hanging="360"/>
@@ -8004,7 +9783,7 @@
       <w:pPr>
         <w:numPr>
           <w:ilvl w:val="0"/>
-          <w:numId w:val="14"/>
+          <w:numId w:val="21"/>
         </w:numPr>
         <w:spacing w:after="0" w:afterAutospacing="0" w:before="0" w:beforeAutospacing="0" w:lineRule="auto"/>
         <w:ind w:left="720" w:hanging="360"/>
@@ -8036,7 +9815,7 @@
       <w:pPr>
         <w:numPr>
           <w:ilvl w:val="0"/>
-          <w:numId w:val="14"/>
+          <w:numId w:val="21"/>
         </w:numPr>
         <w:spacing w:after="0" w:afterAutospacing="0" w:before="0" w:beforeAutospacing="0" w:lineRule="auto"/>
         <w:ind w:left="720" w:hanging="360"/>
@@ -8060,7 +9839,7 @@
       <w:pPr>
         <w:numPr>
           <w:ilvl w:val="1"/>
-          <w:numId w:val="14"/>
+          <w:numId w:val="21"/>
         </w:numPr>
         <w:spacing w:after="0" w:afterAutospacing="0" w:before="0" w:beforeAutospacing="0" w:lineRule="auto"/>
         <w:ind w:left="1440" w:hanging="360"/>
@@ -8082,7 +9861,7 @@
       <w:pPr>
         <w:numPr>
           <w:ilvl w:val="1"/>
-          <w:numId w:val="14"/>
+          <w:numId w:val="21"/>
         </w:numPr>
         <w:spacing w:after="0" w:afterAutospacing="0" w:before="0" w:beforeAutospacing="0" w:lineRule="auto"/>
         <w:ind w:left="1440" w:hanging="360"/>
@@ -8104,7 +9883,7 @@
       <w:pPr>
         <w:numPr>
           <w:ilvl w:val="1"/>
-          <w:numId w:val="14"/>
+          <w:numId w:val="21"/>
         </w:numPr>
         <w:spacing w:after="0" w:afterAutospacing="0" w:before="0" w:beforeAutospacing="0" w:lineRule="auto"/>
         <w:ind w:left="1440" w:hanging="360"/>
@@ -8126,7 +9905,7 @@
       <w:pPr>
         <w:numPr>
           <w:ilvl w:val="1"/>
-          <w:numId w:val="14"/>
+          <w:numId w:val="21"/>
         </w:numPr>
         <w:spacing w:after="0" w:afterAutospacing="0" w:before="0" w:beforeAutospacing="0" w:lineRule="auto"/>
         <w:ind w:left="1440" w:hanging="360"/>
@@ -8148,7 +9927,7 @@
       <w:pPr>
         <w:numPr>
           <w:ilvl w:val="1"/>
-          <w:numId w:val="14"/>
+          <w:numId w:val="21"/>
         </w:numPr>
         <w:spacing w:after="0" w:afterAutospacing="0" w:before="0" w:beforeAutospacing="0" w:lineRule="auto"/>
         <w:ind w:left="1440" w:hanging="360"/>
@@ -8170,7 +9949,7 @@
       <w:pPr>
         <w:numPr>
           <w:ilvl w:val="1"/>
-          <w:numId w:val="14"/>
+          <w:numId w:val="21"/>
         </w:numPr>
         <w:spacing w:after="0" w:afterAutospacing="0" w:before="0" w:beforeAutospacing="0" w:lineRule="auto"/>
         <w:ind w:left="1440" w:hanging="360"/>
@@ -8192,7 +9971,7 @@
       <w:pPr>
         <w:numPr>
           <w:ilvl w:val="0"/>
-          <w:numId w:val="14"/>
+          <w:numId w:val="21"/>
         </w:numPr>
         <w:spacing w:after="0" w:afterAutospacing="0" w:before="0" w:beforeAutospacing="0" w:lineRule="auto"/>
         <w:ind w:left="720" w:hanging="360"/>
@@ -8224,7 +10003,7 @@
       <w:pPr>
         <w:numPr>
           <w:ilvl w:val="0"/>
-          <w:numId w:val="14"/>
+          <w:numId w:val="21"/>
         </w:numPr>
         <w:spacing w:after="0" w:afterAutospacing="0" w:before="0" w:beforeAutospacing="0" w:lineRule="auto"/>
         <w:ind w:left="720" w:hanging="360"/>
@@ -8256,7 +10035,7 @@
       <w:pPr>
         <w:numPr>
           <w:ilvl w:val="0"/>
-          <w:numId w:val="14"/>
+          <w:numId w:val="21"/>
         </w:numPr>
         <w:spacing w:after="0" w:afterAutospacing="0" w:before="0" w:beforeAutospacing="0" w:lineRule="auto"/>
         <w:ind w:left="720" w:hanging="360"/>
@@ -8288,7 +10067,7 @@
       <w:pPr>
         <w:numPr>
           <w:ilvl w:val="0"/>
-          <w:numId w:val="14"/>
+          <w:numId w:val="21"/>
         </w:numPr>
         <w:spacing w:after="240" w:before="0" w:beforeAutospacing="0" w:lineRule="auto"/>
         <w:ind w:left="720" w:hanging="360"/>
@@ -8314,8 +10093,8 @@
           <w:szCs w:val="24"/>
         </w:rPr>
       </w:pPr>
-      <w:bookmarkStart w:colFirst="0" w:colLast="0" w:name="_j8oau91ur5eg" w:id="49"/>
-      <w:bookmarkEnd w:id="49"/>
+      <w:bookmarkStart w:colFirst="0" w:colLast="0" w:name="_j8oau91ur5eg" w:id="67"/>
+      <w:bookmarkEnd w:id="67"/>
       <w:r>
         <w:rPr>
           <w:sz w:val="24"/>
@@ -8329,7 +10108,7 @@
       <w:pPr>
         <w:numPr>
           <w:ilvl w:val="0"/>
-          <w:numId w:val="10"/>
+          <w:numId w:val="13"/>
         </w:numPr>
         <w:spacing w:after="0" w:afterAutospacing="0" w:before="240" w:lineRule="auto"/>
         <w:ind w:left="720" w:hanging="360"/>
@@ -8351,7 +10130,7 @@
       <w:pPr>
         <w:numPr>
           <w:ilvl w:val="0"/>
-          <w:numId w:val="10"/>
+          <w:numId w:val="13"/>
         </w:numPr>
         <w:spacing w:after="240" w:before="0" w:beforeAutospacing="0" w:lineRule="auto"/>
         <w:ind w:left="720" w:hanging="360"/>
@@ -11271,8 +13050,8 @@
   <w:abstractNum w:abstractNumId="27">
     <w:lvl w:ilvl="0">
       <w:start w:val="1"/>
-      <w:numFmt w:val="bullet"/>
-      <w:lvlText w:val="●"/>
+      <w:numFmt w:val="decimal"/>
+      <w:lvlText w:val="%1."/>
       <w:lvlJc w:val="left"/>
       <w:pPr>
         <w:ind w:left="720" w:hanging="360"/>
@@ -11283,8 +13062,8 @@
     </w:lvl>
     <w:lvl w:ilvl="1">
       <w:start w:val="1"/>
-      <w:numFmt w:val="bullet"/>
-      <w:lvlText w:val="○"/>
+      <w:numFmt w:val="lowerLetter"/>
+      <w:lvlText w:val="%2."/>
       <w:lvlJc w:val="left"/>
       <w:pPr>
         <w:ind w:left="1440" w:hanging="360"/>
@@ -11295,8 +13074,8 @@
     </w:lvl>
     <w:lvl w:ilvl="2">
       <w:start w:val="1"/>
-      <w:numFmt w:val="bullet"/>
-      <w:lvlText w:val="■"/>
+      <w:numFmt w:val="lowerRoman"/>
+      <w:lvlText w:val="%3."/>
       <w:lvlJc w:val="left"/>
       <w:pPr>
         <w:ind w:left="2160" w:hanging="360"/>
@@ -11307,8 +13086,8 @@
     </w:lvl>
     <w:lvl w:ilvl="3">
       <w:start w:val="1"/>
-      <w:numFmt w:val="bullet"/>
-      <w:lvlText w:val="●"/>
+      <w:numFmt w:val="decimal"/>
+      <w:lvlText w:val="%4."/>
       <w:lvlJc w:val="left"/>
       <w:pPr>
         <w:ind w:left="2880" w:hanging="360"/>
@@ -11319,8 +13098,8 @@
     </w:lvl>
     <w:lvl w:ilvl="4">
       <w:start w:val="1"/>
-      <w:numFmt w:val="bullet"/>
-      <w:lvlText w:val="○"/>
+      <w:numFmt w:val="lowerLetter"/>
+      <w:lvlText w:val="%5."/>
       <w:lvlJc w:val="left"/>
       <w:pPr>
         <w:ind w:left="3600" w:hanging="360"/>
@@ -11331,8 +13110,8 @@
     </w:lvl>
     <w:lvl w:ilvl="5">
       <w:start w:val="1"/>
-      <w:numFmt w:val="bullet"/>
-      <w:lvlText w:val="■"/>
+      <w:numFmt w:val="lowerRoman"/>
+      <w:lvlText w:val="%6."/>
       <w:lvlJc w:val="left"/>
       <w:pPr>
         <w:ind w:left="4320" w:hanging="360"/>
@@ -11343,8 +13122,8 @@
     </w:lvl>
     <w:lvl w:ilvl="6">
       <w:start w:val="1"/>
-      <w:numFmt w:val="bullet"/>
-      <w:lvlText w:val="●"/>
+      <w:numFmt w:val="decimal"/>
+      <w:lvlText w:val="%7."/>
       <w:lvlJc w:val="left"/>
       <w:pPr>
         <w:ind w:left="5040" w:hanging="360"/>
@@ -11355,8 +13134,8 @@
     </w:lvl>
     <w:lvl w:ilvl="7">
       <w:start w:val="1"/>
-      <w:numFmt w:val="bullet"/>
-      <w:lvlText w:val="○"/>
+      <w:numFmt w:val="lowerLetter"/>
+      <w:lvlText w:val="%8."/>
       <w:lvlJc w:val="left"/>
       <w:pPr>
         <w:ind w:left="5760" w:hanging="360"/>
@@ -11367,8 +13146,8 @@
     </w:lvl>
     <w:lvl w:ilvl="8">
       <w:start w:val="1"/>
-      <w:numFmt w:val="bullet"/>
-      <w:lvlText w:val="■"/>
+      <w:numFmt w:val="lowerRoman"/>
+      <w:lvlText w:val="%9."/>
       <w:lvlJc w:val="left"/>
       <w:pPr>
         <w:ind w:left="6480" w:hanging="360"/>
@@ -11599,6 +13378,1326 @@
     </w:lvl>
   </w:abstractNum>
   <w:abstractNum w:abstractNumId="30">
+    <w:lvl w:ilvl="0">
+      <w:start w:val="1"/>
+      <w:numFmt w:val="bullet"/>
+      <w:lvlText w:val="●"/>
+      <w:lvlJc w:val="left"/>
+      <w:pPr>
+        <w:ind w:left="720" w:hanging="360"/>
+      </w:pPr>
+      <w:rPr>
+        <w:u w:val="none"/>
+      </w:rPr>
+    </w:lvl>
+    <w:lvl w:ilvl="1">
+      <w:start w:val="1"/>
+      <w:numFmt w:val="bullet"/>
+      <w:lvlText w:val="○"/>
+      <w:lvlJc w:val="left"/>
+      <w:pPr>
+        <w:ind w:left="1440" w:hanging="360"/>
+      </w:pPr>
+      <w:rPr>
+        <w:u w:val="none"/>
+      </w:rPr>
+    </w:lvl>
+    <w:lvl w:ilvl="2">
+      <w:start w:val="1"/>
+      <w:numFmt w:val="bullet"/>
+      <w:lvlText w:val="■"/>
+      <w:lvlJc w:val="left"/>
+      <w:pPr>
+        <w:ind w:left="2160" w:hanging="360"/>
+      </w:pPr>
+      <w:rPr>
+        <w:u w:val="none"/>
+      </w:rPr>
+    </w:lvl>
+    <w:lvl w:ilvl="3">
+      <w:start w:val="1"/>
+      <w:numFmt w:val="bullet"/>
+      <w:lvlText w:val="●"/>
+      <w:lvlJc w:val="left"/>
+      <w:pPr>
+        <w:ind w:left="2880" w:hanging="360"/>
+      </w:pPr>
+      <w:rPr>
+        <w:u w:val="none"/>
+      </w:rPr>
+    </w:lvl>
+    <w:lvl w:ilvl="4">
+      <w:start w:val="1"/>
+      <w:numFmt w:val="bullet"/>
+      <w:lvlText w:val="○"/>
+      <w:lvlJc w:val="left"/>
+      <w:pPr>
+        <w:ind w:left="3600" w:hanging="360"/>
+      </w:pPr>
+      <w:rPr>
+        <w:u w:val="none"/>
+      </w:rPr>
+    </w:lvl>
+    <w:lvl w:ilvl="5">
+      <w:start w:val="1"/>
+      <w:numFmt w:val="bullet"/>
+      <w:lvlText w:val="■"/>
+      <w:lvlJc w:val="left"/>
+      <w:pPr>
+        <w:ind w:left="4320" w:hanging="360"/>
+      </w:pPr>
+      <w:rPr>
+        <w:u w:val="none"/>
+      </w:rPr>
+    </w:lvl>
+    <w:lvl w:ilvl="6">
+      <w:start w:val="1"/>
+      <w:numFmt w:val="bullet"/>
+      <w:lvlText w:val="●"/>
+      <w:lvlJc w:val="left"/>
+      <w:pPr>
+        <w:ind w:left="5040" w:hanging="360"/>
+      </w:pPr>
+      <w:rPr>
+        <w:u w:val="none"/>
+      </w:rPr>
+    </w:lvl>
+    <w:lvl w:ilvl="7">
+      <w:start w:val="1"/>
+      <w:numFmt w:val="bullet"/>
+      <w:lvlText w:val="○"/>
+      <w:lvlJc w:val="left"/>
+      <w:pPr>
+        <w:ind w:left="5760" w:hanging="360"/>
+      </w:pPr>
+      <w:rPr>
+        <w:u w:val="none"/>
+      </w:rPr>
+    </w:lvl>
+    <w:lvl w:ilvl="8">
+      <w:start w:val="1"/>
+      <w:numFmt w:val="bullet"/>
+      <w:lvlText w:val="■"/>
+      <w:lvlJc w:val="left"/>
+      <w:pPr>
+        <w:ind w:left="6480" w:hanging="360"/>
+      </w:pPr>
+      <w:rPr>
+        <w:u w:val="none"/>
+      </w:rPr>
+    </w:lvl>
+  </w:abstractNum>
+  <w:abstractNum w:abstractNumId="31">
+    <w:lvl w:ilvl="0">
+      <w:start w:val="1"/>
+      <w:numFmt w:val="bullet"/>
+      <w:lvlText w:val="●"/>
+      <w:lvlJc w:val="left"/>
+      <w:pPr>
+        <w:ind w:left="720" w:hanging="360"/>
+      </w:pPr>
+      <w:rPr>
+        <w:u w:val="none"/>
+      </w:rPr>
+    </w:lvl>
+    <w:lvl w:ilvl="1">
+      <w:start w:val="1"/>
+      <w:numFmt w:val="bullet"/>
+      <w:lvlText w:val="○"/>
+      <w:lvlJc w:val="left"/>
+      <w:pPr>
+        <w:ind w:left="1440" w:hanging="360"/>
+      </w:pPr>
+      <w:rPr>
+        <w:u w:val="none"/>
+      </w:rPr>
+    </w:lvl>
+    <w:lvl w:ilvl="2">
+      <w:start w:val="1"/>
+      <w:numFmt w:val="bullet"/>
+      <w:lvlText w:val="■"/>
+      <w:lvlJc w:val="left"/>
+      <w:pPr>
+        <w:ind w:left="2160" w:hanging="360"/>
+      </w:pPr>
+      <w:rPr>
+        <w:u w:val="none"/>
+      </w:rPr>
+    </w:lvl>
+    <w:lvl w:ilvl="3">
+      <w:start w:val="1"/>
+      <w:numFmt w:val="bullet"/>
+      <w:lvlText w:val="●"/>
+      <w:lvlJc w:val="left"/>
+      <w:pPr>
+        <w:ind w:left="2880" w:hanging="360"/>
+      </w:pPr>
+      <w:rPr>
+        <w:u w:val="none"/>
+      </w:rPr>
+    </w:lvl>
+    <w:lvl w:ilvl="4">
+      <w:start w:val="1"/>
+      <w:numFmt w:val="bullet"/>
+      <w:lvlText w:val="○"/>
+      <w:lvlJc w:val="left"/>
+      <w:pPr>
+        <w:ind w:left="3600" w:hanging="360"/>
+      </w:pPr>
+      <w:rPr>
+        <w:u w:val="none"/>
+      </w:rPr>
+    </w:lvl>
+    <w:lvl w:ilvl="5">
+      <w:start w:val="1"/>
+      <w:numFmt w:val="bullet"/>
+      <w:lvlText w:val="■"/>
+      <w:lvlJc w:val="left"/>
+      <w:pPr>
+        <w:ind w:left="4320" w:hanging="360"/>
+      </w:pPr>
+      <w:rPr>
+        <w:u w:val="none"/>
+      </w:rPr>
+    </w:lvl>
+    <w:lvl w:ilvl="6">
+      <w:start w:val="1"/>
+      <w:numFmt w:val="bullet"/>
+      <w:lvlText w:val="●"/>
+      <w:lvlJc w:val="left"/>
+      <w:pPr>
+        <w:ind w:left="5040" w:hanging="360"/>
+      </w:pPr>
+      <w:rPr>
+        <w:u w:val="none"/>
+      </w:rPr>
+    </w:lvl>
+    <w:lvl w:ilvl="7">
+      <w:start w:val="1"/>
+      <w:numFmt w:val="bullet"/>
+      <w:lvlText w:val="○"/>
+      <w:lvlJc w:val="left"/>
+      <w:pPr>
+        <w:ind w:left="5760" w:hanging="360"/>
+      </w:pPr>
+      <w:rPr>
+        <w:u w:val="none"/>
+      </w:rPr>
+    </w:lvl>
+    <w:lvl w:ilvl="8">
+      <w:start w:val="1"/>
+      <w:numFmt w:val="bullet"/>
+      <w:lvlText w:val="■"/>
+      <w:lvlJc w:val="left"/>
+      <w:pPr>
+        <w:ind w:left="6480" w:hanging="360"/>
+      </w:pPr>
+      <w:rPr>
+        <w:u w:val="none"/>
+      </w:rPr>
+    </w:lvl>
+  </w:abstractNum>
+  <w:abstractNum w:abstractNumId="32">
+    <w:lvl w:ilvl="0">
+      <w:start w:val="1"/>
+      <w:numFmt w:val="bullet"/>
+      <w:lvlText w:val="●"/>
+      <w:lvlJc w:val="left"/>
+      <w:pPr>
+        <w:ind w:left="720" w:hanging="360"/>
+      </w:pPr>
+      <w:rPr>
+        <w:u w:val="none"/>
+      </w:rPr>
+    </w:lvl>
+    <w:lvl w:ilvl="1">
+      <w:start w:val="1"/>
+      <w:numFmt w:val="bullet"/>
+      <w:lvlText w:val="○"/>
+      <w:lvlJc w:val="left"/>
+      <w:pPr>
+        <w:ind w:left="1440" w:hanging="360"/>
+      </w:pPr>
+      <w:rPr>
+        <w:u w:val="none"/>
+      </w:rPr>
+    </w:lvl>
+    <w:lvl w:ilvl="2">
+      <w:start w:val="1"/>
+      <w:numFmt w:val="bullet"/>
+      <w:lvlText w:val="■"/>
+      <w:lvlJc w:val="left"/>
+      <w:pPr>
+        <w:ind w:left="2160" w:hanging="360"/>
+      </w:pPr>
+      <w:rPr>
+        <w:u w:val="none"/>
+      </w:rPr>
+    </w:lvl>
+    <w:lvl w:ilvl="3">
+      <w:start w:val="1"/>
+      <w:numFmt w:val="bullet"/>
+      <w:lvlText w:val="●"/>
+      <w:lvlJc w:val="left"/>
+      <w:pPr>
+        <w:ind w:left="2880" w:hanging="360"/>
+      </w:pPr>
+      <w:rPr>
+        <w:u w:val="none"/>
+      </w:rPr>
+    </w:lvl>
+    <w:lvl w:ilvl="4">
+      <w:start w:val="1"/>
+      <w:numFmt w:val="bullet"/>
+      <w:lvlText w:val="○"/>
+      <w:lvlJc w:val="left"/>
+      <w:pPr>
+        <w:ind w:left="3600" w:hanging="360"/>
+      </w:pPr>
+      <w:rPr>
+        <w:u w:val="none"/>
+      </w:rPr>
+    </w:lvl>
+    <w:lvl w:ilvl="5">
+      <w:start w:val="1"/>
+      <w:numFmt w:val="bullet"/>
+      <w:lvlText w:val="■"/>
+      <w:lvlJc w:val="left"/>
+      <w:pPr>
+        <w:ind w:left="4320" w:hanging="360"/>
+      </w:pPr>
+      <w:rPr>
+        <w:u w:val="none"/>
+      </w:rPr>
+    </w:lvl>
+    <w:lvl w:ilvl="6">
+      <w:start w:val="1"/>
+      <w:numFmt w:val="bullet"/>
+      <w:lvlText w:val="●"/>
+      <w:lvlJc w:val="left"/>
+      <w:pPr>
+        <w:ind w:left="5040" w:hanging="360"/>
+      </w:pPr>
+      <w:rPr>
+        <w:u w:val="none"/>
+      </w:rPr>
+    </w:lvl>
+    <w:lvl w:ilvl="7">
+      <w:start w:val="1"/>
+      <w:numFmt w:val="bullet"/>
+      <w:lvlText w:val="○"/>
+      <w:lvlJc w:val="left"/>
+      <w:pPr>
+        <w:ind w:left="5760" w:hanging="360"/>
+      </w:pPr>
+      <w:rPr>
+        <w:u w:val="none"/>
+      </w:rPr>
+    </w:lvl>
+    <w:lvl w:ilvl="8">
+      <w:start w:val="1"/>
+      <w:numFmt w:val="bullet"/>
+      <w:lvlText w:val="■"/>
+      <w:lvlJc w:val="left"/>
+      <w:pPr>
+        <w:ind w:left="6480" w:hanging="360"/>
+      </w:pPr>
+      <w:rPr>
+        <w:u w:val="none"/>
+      </w:rPr>
+    </w:lvl>
+  </w:abstractNum>
+  <w:abstractNum w:abstractNumId="33">
+    <w:lvl w:ilvl="0">
+      <w:start w:val="1"/>
+      <w:numFmt w:val="bullet"/>
+      <w:lvlText w:val="●"/>
+      <w:lvlJc w:val="left"/>
+      <w:pPr>
+        <w:ind w:left="720" w:hanging="360"/>
+      </w:pPr>
+      <w:rPr>
+        <w:u w:val="none"/>
+      </w:rPr>
+    </w:lvl>
+    <w:lvl w:ilvl="1">
+      <w:start w:val="1"/>
+      <w:numFmt w:val="bullet"/>
+      <w:lvlText w:val="○"/>
+      <w:lvlJc w:val="left"/>
+      <w:pPr>
+        <w:ind w:left="1440" w:hanging="360"/>
+      </w:pPr>
+      <w:rPr>
+        <w:u w:val="none"/>
+      </w:rPr>
+    </w:lvl>
+    <w:lvl w:ilvl="2">
+      <w:start w:val="1"/>
+      <w:numFmt w:val="bullet"/>
+      <w:lvlText w:val="■"/>
+      <w:lvlJc w:val="left"/>
+      <w:pPr>
+        <w:ind w:left="2160" w:hanging="360"/>
+      </w:pPr>
+      <w:rPr>
+        <w:u w:val="none"/>
+      </w:rPr>
+    </w:lvl>
+    <w:lvl w:ilvl="3">
+      <w:start w:val="1"/>
+      <w:numFmt w:val="bullet"/>
+      <w:lvlText w:val="●"/>
+      <w:lvlJc w:val="left"/>
+      <w:pPr>
+        <w:ind w:left="2880" w:hanging="360"/>
+      </w:pPr>
+      <w:rPr>
+        <w:u w:val="none"/>
+      </w:rPr>
+    </w:lvl>
+    <w:lvl w:ilvl="4">
+      <w:start w:val="1"/>
+      <w:numFmt w:val="bullet"/>
+      <w:lvlText w:val="○"/>
+      <w:lvlJc w:val="left"/>
+      <w:pPr>
+        <w:ind w:left="3600" w:hanging="360"/>
+      </w:pPr>
+      <w:rPr>
+        <w:u w:val="none"/>
+      </w:rPr>
+    </w:lvl>
+    <w:lvl w:ilvl="5">
+      <w:start w:val="1"/>
+      <w:numFmt w:val="bullet"/>
+      <w:lvlText w:val="■"/>
+      <w:lvlJc w:val="left"/>
+      <w:pPr>
+        <w:ind w:left="4320" w:hanging="360"/>
+      </w:pPr>
+      <w:rPr>
+        <w:u w:val="none"/>
+      </w:rPr>
+    </w:lvl>
+    <w:lvl w:ilvl="6">
+      <w:start w:val="1"/>
+      <w:numFmt w:val="bullet"/>
+      <w:lvlText w:val="●"/>
+      <w:lvlJc w:val="left"/>
+      <w:pPr>
+        <w:ind w:left="5040" w:hanging="360"/>
+      </w:pPr>
+      <w:rPr>
+        <w:u w:val="none"/>
+      </w:rPr>
+    </w:lvl>
+    <w:lvl w:ilvl="7">
+      <w:start w:val="1"/>
+      <w:numFmt w:val="bullet"/>
+      <w:lvlText w:val="○"/>
+      <w:lvlJc w:val="left"/>
+      <w:pPr>
+        <w:ind w:left="5760" w:hanging="360"/>
+      </w:pPr>
+      <w:rPr>
+        <w:u w:val="none"/>
+      </w:rPr>
+    </w:lvl>
+    <w:lvl w:ilvl="8">
+      <w:start w:val="1"/>
+      <w:numFmt w:val="bullet"/>
+      <w:lvlText w:val="■"/>
+      <w:lvlJc w:val="left"/>
+      <w:pPr>
+        <w:ind w:left="6480" w:hanging="360"/>
+      </w:pPr>
+      <w:rPr>
+        <w:u w:val="none"/>
+      </w:rPr>
+    </w:lvl>
+  </w:abstractNum>
+  <w:abstractNum w:abstractNumId="34">
+    <w:lvl w:ilvl="0">
+      <w:start w:val="1"/>
+      <w:numFmt w:val="bullet"/>
+      <w:lvlText w:val="●"/>
+      <w:lvlJc w:val="left"/>
+      <w:pPr>
+        <w:ind w:left="720" w:hanging="360"/>
+      </w:pPr>
+      <w:rPr>
+        <w:u w:val="none"/>
+      </w:rPr>
+    </w:lvl>
+    <w:lvl w:ilvl="1">
+      <w:start w:val="1"/>
+      <w:numFmt w:val="bullet"/>
+      <w:lvlText w:val="○"/>
+      <w:lvlJc w:val="left"/>
+      <w:pPr>
+        <w:ind w:left="1440" w:hanging="360"/>
+      </w:pPr>
+      <w:rPr>
+        <w:u w:val="none"/>
+      </w:rPr>
+    </w:lvl>
+    <w:lvl w:ilvl="2">
+      <w:start w:val="1"/>
+      <w:numFmt w:val="bullet"/>
+      <w:lvlText w:val="■"/>
+      <w:lvlJc w:val="left"/>
+      <w:pPr>
+        <w:ind w:left="2160" w:hanging="360"/>
+      </w:pPr>
+      <w:rPr>
+        <w:u w:val="none"/>
+      </w:rPr>
+    </w:lvl>
+    <w:lvl w:ilvl="3">
+      <w:start w:val="1"/>
+      <w:numFmt w:val="bullet"/>
+      <w:lvlText w:val="●"/>
+      <w:lvlJc w:val="left"/>
+      <w:pPr>
+        <w:ind w:left="2880" w:hanging="360"/>
+      </w:pPr>
+      <w:rPr>
+        <w:u w:val="none"/>
+      </w:rPr>
+    </w:lvl>
+    <w:lvl w:ilvl="4">
+      <w:start w:val="1"/>
+      <w:numFmt w:val="bullet"/>
+      <w:lvlText w:val="○"/>
+      <w:lvlJc w:val="left"/>
+      <w:pPr>
+        <w:ind w:left="3600" w:hanging="360"/>
+      </w:pPr>
+      <w:rPr>
+        <w:u w:val="none"/>
+      </w:rPr>
+    </w:lvl>
+    <w:lvl w:ilvl="5">
+      <w:start w:val="1"/>
+      <w:numFmt w:val="bullet"/>
+      <w:lvlText w:val="■"/>
+      <w:lvlJc w:val="left"/>
+      <w:pPr>
+        <w:ind w:left="4320" w:hanging="360"/>
+      </w:pPr>
+      <w:rPr>
+        <w:u w:val="none"/>
+      </w:rPr>
+    </w:lvl>
+    <w:lvl w:ilvl="6">
+      <w:start w:val="1"/>
+      <w:numFmt w:val="bullet"/>
+      <w:lvlText w:val="●"/>
+      <w:lvlJc w:val="left"/>
+      <w:pPr>
+        <w:ind w:left="5040" w:hanging="360"/>
+      </w:pPr>
+      <w:rPr>
+        <w:u w:val="none"/>
+      </w:rPr>
+    </w:lvl>
+    <w:lvl w:ilvl="7">
+      <w:start w:val="1"/>
+      <w:numFmt w:val="bullet"/>
+      <w:lvlText w:val="○"/>
+      <w:lvlJc w:val="left"/>
+      <w:pPr>
+        <w:ind w:left="5760" w:hanging="360"/>
+      </w:pPr>
+      <w:rPr>
+        <w:u w:val="none"/>
+      </w:rPr>
+    </w:lvl>
+    <w:lvl w:ilvl="8">
+      <w:start w:val="1"/>
+      <w:numFmt w:val="bullet"/>
+      <w:lvlText w:val="■"/>
+      <w:lvlJc w:val="left"/>
+      <w:pPr>
+        <w:ind w:left="6480" w:hanging="360"/>
+      </w:pPr>
+      <w:rPr>
+        <w:u w:val="none"/>
+      </w:rPr>
+    </w:lvl>
+  </w:abstractNum>
+  <w:abstractNum w:abstractNumId="35">
+    <w:lvl w:ilvl="0">
+      <w:start w:val="1"/>
+      <w:numFmt w:val="bullet"/>
+      <w:lvlText w:val="●"/>
+      <w:lvlJc w:val="left"/>
+      <w:pPr>
+        <w:ind w:left="720" w:hanging="360"/>
+      </w:pPr>
+      <w:rPr>
+        <w:u w:val="none"/>
+      </w:rPr>
+    </w:lvl>
+    <w:lvl w:ilvl="1">
+      <w:start w:val="1"/>
+      <w:numFmt w:val="bullet"/>
+      <w:lvlText w:val="○"/>
+      <w:lvlJc w:val="left"/>
+      <w:pPr>
+        <w:ind w:left="1440" w:hanging="360"/>
+      </w:pPr>
+      <w:rPr>
+        <w:u w:val="none"/>
+      </w:rPr>
+    </w:lvl>
+    <w:lvl w:ilvl="2">
+      <w:start w:val="1"/>
+      <w:numFmt w:val="bullet"/>
+      <w:lvlText w:val="■"/>
+      <w:lvlJc w:val="left"/>
+      <w:pPr>
+        <w:ind w:left="2160" w:hanging="360"/>
+      </w:pPr>
+      <w:rPr>
+        <w:u w:val="none"/>
+      </w:rPr>
+    </w:lvl>
+    <w:lvl w:ilvl="3">
+      <w:start w:val="1"/>
+      <w:numFmt w:val="bullet"/>
+      <w:lvlText w:val="●"/>
+      <w:lvlJc w:val="left"/>
+      <w:pPr>
+        <w:ind w:left="2880" w:hanging="360"/>
+      </w:pPr>
+      <w:rPr>
+        <w:u w:val="none"/>
+      </w:rPr>
+    </w:lvl>
+    <w:lvl w:ilvl="4">
+      <w:start w:val="1"/>
+      <w:numFmt w:val="bullet"/>
+      <w:lvlText w:val="○"/>
+      <w:lvlJc w:val="left"/>
+      <w:pPr>
+        <w:ind w:left="3600" w:hanging="360"/>
+      </w:pPr>
+      <w:rPr>
+        <w:u w:val="none"/>
+      </w:rPr>
+    </w:lvl>
+    <w:lvl w:ilvl="5">
+      <w:start w:val="1"/>
+      <w:numFmt w:val="bullet"/>
+      <w:lvlText w:val="■"/>
+      <w:lvlJc w:val="left"/>
+      <w:pPr>
+        <w:ind w:left="4320" w:hanging="360"/>
+      </w:pPr>
+      <w:rPr>
+        <w:u w:val="none"/>
+      </w:rPr>
+    </w:lvl>
+    <w:lvl w:ilvl="6">
+      <w:start w:val="1"/>
+      <w:numFmt w:val="bullet"/>
+      <w:lvlText w:val="●"/>
+      <w:lvlJc w:val="left"/>
+      <w:pPr>
+        <w:ind w:left="5040" w:hanging="360"/>
+      </w:pPr>
+      <w:rPr>
+        <w:u w:val="none"/>
+      </w:rPr>
+    </w:lvl>
+    <w:lvl w:ilvl="7">
+      <w:start w:val="1"/>
+      <w:numFmt w:val="bullet"/>
+      <w:lvlText w:val="○"/>
+      <w:lvlJc w:val="left"/>
+      <w:pPr>
+        <w:ind w:left="5760" w:hanging="360"/>
+      </w:pPr>
+      <w:rPr>
+        <w:u w:val="none"/>
+      </w:rPr>
+    </w:lvl>
+    <w:lvl w:ilvl="8">
+      <w:start w:val="1"/>
+      <w:numFmt w:val="bullet"/>
+      <w:lvlText w:val="■"/>
+      <w:lvlJc w:val="left"/>
+      <w:pPr>
+        <w:ind w:left="6480" w:hanging="360"/>
+      </w:pPr>
+      <w:rPr>
+        <w:u w:val="none"/>
+      </w:rPr>
+    </w:lvl>
+  </w:abstractNum>
+  <w:abstractNum w:abstractNumId="36">
+    <w:lvl w:ilvl="0">
+      <w:start w:val="1"/>
+      <w:numFmt w:val="bullet"/>
+      <w:lvlText w:val="●"/>
+      <w:lvlJc w:val="left"/>
+      <w:pPr>
+        <w:ind w:left="720" w:hanging="360"/>
+      </w:pPr>
+      <w:rPr>
+        <w:u w:val="none"/>
+      </w:rPr>
+    </w:lvl>
+    <w:lvl w:ilvl="1">
+      <w:start w:val="1"/>
+      <w:numFmt w:val="bullet"/>
+      <w:lvlText w:val="○"/>
+      <w:lvlJc w:val="left"/>
+      <w:pPr>
+        <w:ind w:left="1440" w:hanging="360"/>
+      </w:pPr>
+      <w:rPr>
+        <w:u w:val="none"/>
+      </w:rPr>
+    </w:lvl>
+    <w:lvl w:ilvl="2">
+      <w:start w:val="1"/>
+      <w:numFmt w:val="bullet"/>
+      <w:lvlText w:val="■"/>
+      <w:lvlJc w:val="left"/>
+      <w:pPr>
+        <w:ind w:left="2160" w:hanging="360"/>
+      </w:pPr>
+      <w:rPr>
+        <w:u w:val="none"/>
+      </w:rPr>
+    </w:lvl>
+    <w:lvl w:ilvl="3">
+      <w:start w:val="1"/>
+      <w:numFmt w:val="bullet"/>
+      <w:lvlText w:val="●"/>
+      <w:lvlJc w:val="left"/>
+      <w:pPr>
+        <w:ind w:left="2880" w:hanging="360"/>
+      </w:pPr>
+      <w:rPr>
+        <w:u w:val="none"/>
+      </w:rPr>
+    </w:lvl>
+    <w:lvl w:ilvl="4">
+      <w:start w:val="1"/>
+      <w:numFmt w:val="bullet"/>
+      <w:lvlText w:val="○"/>
+      <w:lvlJc w:val="left"/>
+      <w:pPr>
+        <w:ind w:left="3600" w:hanging="360"/>
+      </w:pPr>
+      <w:rPr>
+        <w:u w:val="none"/>
+      </w:rPr>
+    </w:lvl>
+    <w:lvl w:ilvl="5">
+      <w:start w:val="1"/>
+      <w:numFmt w:val="bullet"/>
+      <w:lvlText w:val="■"/>
+      <w:lvlJc w:val="left"/>
+      <w:pPr>
+        <w:ind w:left="4320" w:hanging="360"/>
+      </w:pPr>
+      <w:rPr>
+        <w:u w:val="none"/>
+      </w:rPr>
+    </w:lvl>
+    <w:lvl w:ilvl="6">
+      <w:start w:val="1"/>
+      <w:numFmt w:val="bullet"/>
+      <w:lvlText w:val="●"/>
+      <w:lvlJc w:val="left"/>
+      <w:pPr>
+        <w:ind w:left="5040" w:hanging="360"/>
+      </w:pPr>
+      <w:rPr>
+        <w:u w:val="none"/>
+      </w:rPr>
+    </w:lvl>
+    <w:lvl w:ilvl="7">
+      <w:start w:val="1"/>
+      <w:numFmt w:val="bullet"/>
+      <w:lvlText w:val="○"/>
+      <w:lvlJc w:val="left"/>
+      <w:pPr>
+        <w:ind w:left="5760" w:hanging="360"/>
+      </w:pPr>
+      <w:rPr>
+        <w:u w:val="none"/>
+      </w:rPr>
+    </w:lvl>
+    <w:lvl w:ilvl="8">
+      <w:start w:val="1"/>
+      <w:numFmt w:val="bullet"/>
+      <w:lvlText w:val="■"/>
+      <w:lvlJc w:val="left"/>
+      <w:pPr>
+        <w:ind w:left="6480" w:hanging="360"/>
+      </w:pPr>
+      <w:rPr>
+        <w:u w:val="none"/>
+      </w:rPr>
+    </w:lvl>
+  </w:abstractNum>
+  <w:abstractNum w:abstractNumId="37">
+    <w:lvl w:ilvl="0">
+      <w:start w:val="1"/>
+      <w:numFmt w:val="bullet"/>
+      <w:lvlText w:val="●"/>
+      <w:lvlJc w:val="left"/>
+      <w:pPr>
+        <w:ind w:left="720" w:hanging="360"/>
+      </w:pPr>
+      <w:rPr>
+        <w:u w:val="none"/>
+      </w:rPr>
+    </w:lvl>
+    <w:lvl w:ilvl="1">
+      <w:start w:val="1"/>
+      <w:numFmt w:val="bullet"/>
+      <w:lvlText w:val="○"/>
+      <w:lvlJc w:val="left"/>
+      <w:pPr>
+        <w:ind w:left="1440" w:hanging="360"/>
+      </w:pPr>
+      <w:rPr>
+        <w:u w:val="none"/>
+      </w:rPr>
+    </w:lvl>
+    <w:lvl w:ilvl="2">
+      <w:start w:val="1"/>
+      <w:numFmt w:val="bullet"/>
+      <w:lvlText w:val="■"/>
+      <w:lvlJc w:val="left"/>
+      <w:pPr>
+        <w:ind w:left="2160" w:hanging="360"/>
+      </w:pPr>
+      <w:rPr>
+        <w:u w:val="none"/>
+      </w:rPr>
+    </w:lvl>
+    <w:lvl w:ilvl="3">
+      <w:start w:val="1"/>
+      <w:numFmt w:val="bullet"/>
+      <w:lvlText w:val="●"/>
+      <w:lvlJc w:val="left"/>
+      <w:pPr>
+        <w:ind w:left="2880" w:hanging="360"/>
+      </w:pPr>
+      <w:rPr>
+        <w:u w:val="none"/>
+      </w:rPr>
+    </w:lvl>
+    <w:lvl w:ilvl="4">
+      <w:start w:val="1"/>
+      <w:numFmt w:val="bullet"/>
+      <w:lvlText w:val="○"/>
+      <w:lvlJc w:val="left"/>
+      <w:pPr>
+        <w:ind w:left="3600" w:hanging="360"/>
+      </w:pPr>
+      <w:rPr>
+        <w:u w:val="none"/>
+      </w:rPr>
+    </w:lvl>
+    <w:lvl w:ilvl="5">
+      <w:start w:val="1"/>
+      <w:numFmt w:val="bullet"/>
+      <w:lvlText w:val="■"/>
+      <w:lvlJc w:val="left"/>
+      <w:pPr>
+        <w:ind w:left="4320" w:hanging="360"/>
+      </w:pPr>
+      <w:rPr>
+        <w:u w:val="none"/>
+      </w:rPr>
+    </w:lvl>
+    <w:lvl w:ilvl="6">
+      <w:start w:val="1"/>
+      <w:numFmt w:val="bullet"/>
+      <w:lvlText w:val="●"/>
+      <w:lvlJc w:val="left"/>
+      <w:pPr>
+        <w:ind w:left="5040" w:hanging="360"/>
+      </w:pPr>
+      <w:rPr>
+        <w:u w:val="none"/>
+      </w:rPr>
+    </w:lvl>
+    <w:lvl w:ilvl="7">
+      <w:start w:val="1"/>
+      <w:numFmt w:val="bullet"/>
+      <w:lvlText w:val="○"/>
+      <w:lvlJc w:val="left"/>
+      <w:pPr>
+        <w:ind w:left="5760" w:hanging="360"/>
+      </w:pPr>
+      <w:rPr>
+        <w:u w:val="none"/>
+      </w:rPr>
+    </w:lvl>
+    <w:lvl w:ilvl="8">
+      <w:start w:val="1"/>
+      <w:numFmt w:val="bullet"/>
+      <w:lvlText w:val="■"/>
+      <w:lvlJc w:val="left"/>
+      <w:pPr>
+        <w:ind w:left="6480" w:hanging="360"/>
+      </w:pPr>
+      <w:rPr>
+        <w:u w:val="none"/>
+      </w:rPr>
+    </w:lvl>
+  </w:abstractNum>
+  <w:abstractNum w:abstractNumId="38">
+    <w:lvl w:ilvl="0">
+      <w:start w:val="1"/>
+      <w:numFmt w:val="bullet"/>
+      <w:lvlText w:val="●"/>
+      <w:lvlJc w:val="left"/>
+      <w:pPr>
+        <w:ind w:left="720" w:hanging="360"/>
+      </w:pPr>
+      <w:rPr>
+        <w:u w:val="none"/>
+      </w:rPr>
+    </w:lvl>
+    <w:lvl w:ilvl="1">
+      <w:start w:val="1"/>
+      <w:numFmt w:val="bullet"/>
+      <w:lvlText w:val="○"/>
+      <w:lvlJc w:val="left"/>
+      <w:pPr>
+        <w:ind w:left="1440" w:hanging="360"/>
+      </w:pPr>
+      <w:rPr>
+        <w:u w:val="none"/>
+      </w:rPr>
+    </w:lvl>
+    <w:lvl w:ilvl="2">
+      <w:start w:val="1"/>
+      <w:numFmt w:val="bullet"/>
+      <w:lvlText w:val="■"/>
+      <w:lvlJc w:val="left"/>
+      <w:pPr>
+        <w:ind w:left="2160" w:hanging="360"/>
+      </w:pPr>
+      <w:rPr>
+        <w:u w:val="none"/>
+      </w:rPr>
+    </w:lvl>
+    <w:lvl w:ilvl="3">
+      <w:start w:val="1"/>
+      <w:numFmt w:val="bullet"/>
+      <w:lvlText w:val="●"/>
+      <w:lvlJc w:val="left"/>
+      <w:pPr>
+        <w:ind w:left="2880" w:hanging="360"/>
+      </w:pPr>
+      <w:rPr>
+        <w:u w:val="none"/>
+      </w:rPr>
+    </w:lvl>
+    <w:lvl w:ilvl="4">
+      <w:start w:val="1"/>
+      <w:numFmt w:val="bullet"/>
+      <w:lvlText w:val="○"/>
+      <w:lvlJc w:val="left"/>
+      <w:pPr>
+        <w:ind w:left="3600" w:hanging="360"/>
+      </w:pPr>
+      <w:rPr>
+        <w:u w:val="none"/>
+      </w:rPr>
+    </w:lvl>
+    <w:lvl w:ilvl="5">
+      <w:start w:val="1"/>
+      <w:numFmt w:val="bullet"/>
+      <w:lvlText w:val="■"/>
+      <w:lvlJc w:val="left"/>
+      <w:pPr>
+        <w:ind w:left="4320" w:hanging="360"/>
+      </w:pPr>
+      <w:rPr>
+        <w:u w:val="none"/>
+      </w:rPr>
+    </w:lvl>
+    <w:lvl w:ilvl="6">
+      <w:start w:val="1"/>
+      <w:numFmt w:val="bullet"/>
+      <w:lvlText w:val="●"/>
+      <w:lvlJc w:val="left"/>
+      <w:pPr>
+        <w:ind w:left="5040" w:hanging="360"/>
+      </w:pPr>
+      <w:rPr>
+        <w:u w:val="none"/>
+      </w:rPr>
+    </w:lvl>
+    <w:lvl w:ilvl="7">
+      <w:start w:val="1"/>
+      <w:numFmt w:val="bullet"/>
+      <w:lvlText w:val="○"/>
+      <w:lvlJc w:val="left"/>
+      <w:pPr>
+        <w:ind w:left="5760" w:hanging="360"/>
+      </w:pPr>
+      <w:rPr>
+        <w:u w:val="none"/>
+      </w:rPr>
+    </w:lvl>
+    <w:lvl w:ilvl="8">
+      <w:start w:val="1"/>
+      <w:numFmt w:val="bullet"/>
+      <w:lvlText w:val="■"/>
+      <w:lvlJc w:val="left"/>
+      <w:pPr>
+        <w:ind w:left="6480" w:hanging="360"/>
+      </w:pPr>
+      <w:rPr>
+        <w:u w:val="none"/>
+      </w:rPr>
+    </w:lvl>
+  </w:abstractNum>
+  <w:abstractNum w:abstractNumId="39">
+    <w:lvl w:ilvl="0">
+      <w:start w:val="1"/>
+      <w:numFmt w:val="bullet"/>
+      <w:lvlText w:val="●"/>
+      <w:lvlJc w:val="left"/>
+      <w:pPr>
+        <w:ind w:left="720" w:hanging="360"/>
+      </w:pPr>
+      <w:rPr>
+        <w:u w:val="none"/>
+      </w:rPr>
+    </w:lvl>
+    <w:lvl w:ilvl="1">
+      <w:start w:val="1"/>
+      <w:numFmt w:val="bullet"/>
+      <w:lvlText w:val="○"/>
+      <w:lvlJc w:val="left"/>
+      <w:pPr>
+        <w:ind w:left="1440" w:hanging="360"/>
+      </w:pPr>
+      <w:rPr>
+        <w:u w:val="none"/>
+      </w:rPr>
+    </w:lvl>
+    <w:lvl w:ilvl="2">
+      <w:start w:val="1"/>
+      <w:numFmt w:val="bullet"/>
+      <w:lvlText w:val="■"/>
+      <w:lvlJc w:val="left"/>
+      <w:pPr>
+        <w:ind w:left="2160" w:hanging="360"/>
+      </w:pPr>
+      <w:rPr>
+        <w:u w:val="none"/>
+      </w:rPr>
+    </w:lvl>
+    <w:lvl w:ilvl="3">
+      <w:start w:val="1"/>
+      <w:numFmt w:val="bullet"/>
+      <w:lvlText w:val="●"/>
+      <w:lvlJc w:val="left"/>
+      <w:pPr>
+        <w:ind w:left="2880" w:hanging="360"/>
+      </w:pPr>
+      <w:rPr>
+        <w:u w:val="none"/>
+      </w:rPr>
+    </w:lvl>
+    <w:lvl w:ilvl="4">
+      <w:start w:val="1"/>
+      <w:numFmt w:val="bullet"/>
+      <w:lvlText w:val="○"/>
+      <w:lvlJc w:val="left"/>
+      <w:pPr>
+        <w:ind w:left="3600" w:hanging="360"/>
+      </w:pPr>
+      <w:rPr>
+        <w:u w:val="none"/>
+      </w:rPr>
+    </w:lvl>
+    <w:lvl w:ilvl="5">
+      <w:start w:val="1"/>
+      <w:numFmt w:val="bullet"/>
+      <w:lvlText w:val="■"/>
+      <w:lvlJc w:val="left"/>
+      <w:pPr>
+        <w:ind w:left="4320" w:hanging="360"/>
+      </w:pPr>
+      <w:rPr>
+        <w:u w:val="none"/>
+      </w:rPr>
+    </w:lvl>
+    <w:lvl w:ilvl="6">
+      <w:start w:val="1"/>
+      <w:numFmt w:val="bullet"/>
+      <w:lvlText w:val="●"/>
+      <w:lvlJc w:val="left"/>
+      <w:pPr>
+        <w:ind w:left="5040" w:hanging="360"/>
+      </w:pPr>
+      <w:rPr>
+        <w:u w:val="none"/>
+      </w:rPr>
+    </w:lvl>
+    <w:lvl w:ilvl="7">
+      <w:start w:val="1"/>
+      <w:numFmt w:val="bullet"/>
+      <w:lvlText w:val="○"/>
+      <w:lvlJc w:val="left"/>
+      <w:pPr>
+        <w:ind w:left="5760" w:hanging="360"/>
+      </w:pPr>
+      <w:rPr>
+        <w:u w:val="none"/>
+      </w:rPr>
+    </w:lvl>
+    <w:lvl w:ilvl="8">
+      <w:start w:val="1"/>
+      <w:numFmt w:val="bullet"/>
+      <w:lvlText w:val="■"/>
+      <w:lvlJc w:val="left"/>
+      <w:pPr>
+        <w:ind w:left="6480" w:hanging="360"/>
+      </w:pPr>
+      <w:rPr>
+        <w:u w:val="none"/>
+      </w:rPr>
+    </w:lvl>
+  </w:abstractNum>
+  <w:abstractNum w:abstractNumId="40">
+    <w:lvl w:ilvl="0">
+      <w:start w:val="1"/>
+      <w:numFmt w:val="bullet"/>
+      <w:lvlText w:val="●"/>
+      <w:lvlJc w:val="left"/>
+      <w:pPr>
+        <w:ind w:left="720" w:hanging="360"/>
+      </w:pPr>
+      <w:rPr>
+        <w:u w:val="none"/>
+      </w:rPr>
+    </w:lvl>
+    <w:lvl w:ilvl="1">
+      <w:start w:val="1"/>
+      <w:numFmt w:val="bullet"/>
+      <w:lvlText w:val="○"/>
+      <w:lvlJc w:val="left"/>
+      <w:pPr>
+        <w:ind w:left="1440" w:hanging="360"/>
+      </w:pPr>
+      <w:rPr>
+        <w:u w:val="none"/>
+      </w:rPr>
+    </w:lvl>
+    <w:lvl w:ilvl="2">
+      <w:start w:val="1"/>
+      <w:numFmt w:val="bullet"/>
+      <w:lvlText w:val="■"/>
+      <w:lvlJc w:val="left"/>
+      <w:pPr>
+        <w:ind w:left="2160" w:hanging="360"/>
+      </w:pPr>
+      <w:rPr>
+        <w:u w:val="none"/>
+      </w:rPr>
+    </w:lvl>
+    <w:lvl w:ilvl="3">
+      <w:start w:val="1"/>
+      <w:numFmt w:val="bullet"/>
+      <w:lvlText w:val="●"/>
+      <w:lvlJc w:val="left"/>
+      <w:pPr>
+        <w:ind w:left="2880" w:hanging="360"/>
+      </w:pPr>
+      <w:rPr>
+        <w:u w:val="none"/>
+      </w:rPr>
+    </w:lvl>
+    <w:lvl w:ilvl="4">
+      <w:start w:val="1"/>
+      <w:numFmt w:val="bullet"/>
+      <w:lvlText w:val="○"/>
+      <w:lvlJc w:val="left"/>
+      <w:pPr>
+        <w:ind w:left="3600" w:hanging="360"/>
+      </w:pPr>
+      <w:rPr>
+        <w:u w:val="none"/>
+      </w:rPr>
+    </w:lvl>
+    <w:lvl w:ilvl="5">
+      <w:start w:val="1"/>
+      <w:numFmt w:val="bullet"/>
+      <w:lvlText w:val="■"/>
+      <w:lvlJc w:val="left"/>
+      <w:pPr>
+        <w:ind w:left="4320" w:hanging="360"/>
+      </w:pPr>
+      <w:rPr>
+        <w:u w:val="none"/>
+      </w:rPr>
+    </w:lvl>
+    <w:lvl w:ilvl="6">
+      <w:start w:val="1"/>
+      <w:numFmt w:val="bullet"/>
+      <w:lvlText w:val="●"/>
+      <w:lvlJc w:val="left"/>
+      <w:pPr>
+        <w:ind w:left="5040" w:hanging="360"/>
+      </w:pPr>
+      <w:rPr>
+        <w:u w:val="none"/>
+      </w:rPr>
+    </w:lvl>
+    <w:lvl w:ilvl="7">
+      <w:start w:val="1"/>
+      <w:numFmt w:val="bullet"/>
+      <w:lvlText w:val="○"/>
+      <w:lvlJc w:val="left"/>
+      <w:pPr>
+        <w:ind w:left="5760" w:hanging="360"/>
+      </w:pPr>
+      <w:rPr>
+        <w:u w:val="none"/>
+      </w:rPr>
+    </w:lvl>
+    <w:lvl w:ilvl="8">
+      <w:start w:val="1"/>
+      <w:numFmt w:val="bullet"/>
+      <w:lvlText w:val="■"/>
+      <w:lvlJc w:val="left"/>
+      <w:pPr>
+        <w:ind w:left="6480" w:hanging="360"/>
+      </w:pPr>
+      <w:rPr>
+        <w:u w:val="none"/>
+      </w:rPr>
+    </w:lvl>
+  </w:abstractNum>
+  <w:abstractNum w:abstractNumId="41">
+    <w:lvl w:ilvl="0">
+      <w:start w:val="1"/>
+      <w:numFmt w:val="bullet"/>
+      <w:lvlText w:val="●"/>
+      <w:lvlJc w:val="left"/>
+      <w:pPr>
+        <w:ind w:left="720" w:hanging="360"/>
+      </w:pPr>
+      <w:rPr>
+        <w:u w:val="none"/>
+      </w:rPr>
+    </w:lvl>
+    <w:lvl w:ilvl="1">
+      <w:start w:val="1"/>
+      <w:numFmt w:val="bullet"/>
+      <w:lvlText w:val="○"/>
+      <w:lvlJc w:val="left"/>
+      <w:pPr>
+        <w:ind w:left="1440" w:hanging="360"/>
+      </w:pPr>
+      <w:rPr>
+        <w:u w:val="none"/>
+      </w:rPr>
+    </w:lvl>
+    <w:lvl w:ilvl="2">
+      <w:start w:val="1"/>
+      <w:numFmt w:val="bullet"/>
+      <w:lvlText w:val="■"/>
+      <w:lvlJc w:val="left"/>
+      <w:pPr>
+        <w:ind w:left="2160" w:hanging="360"/>
+      </w:pPr>
+      <w:rPr>
+        <w:u w:val="none"/>
+      </w:rPr>
+    </w:lvl>
+    <w:lvl w:ilvl="3">
+      <w:start w:val="1"/>
+      <w:numFmt w:val="bullet"/>
+      <w:lvlText w:val="●"/>
+      <w:lvlJc w:val="left"/>
+      <w:pPr>
+        <w:ind w:left="2880" w:hanging="360"/>
+      </w:pPr>
+      <w:rPr>
+        <w:u w:val="none"/>
+      </w:rPr>
+    </w:lvl>
+    <w:lvl w:ilvl="4">
+      <w:start w:val="1"/>
+      <w:numFmt w:val="bullet"/>
+      <w:lvlText w:val="○"/>
+      <w:lvlJc w:val="left"/>
+      <w:pPr>
+        <w:ind w:left="3600" w:hanging="360"/>
+      </w:pPr>
+      <w:rPr>
+        <w:u w:val="none"/>
+      </w:rPr>
+    </w:lvl>
+    <w:lvl w:ilvl="5">
+      <w:start w:val="1"/>
+      <w:numFmt w:val="bullet"/>
+      <w:lvlText w:val="■"/>
+      <w:lvlJc w:val="left"/>
+      <w:pPr>
+        <w:ind w:left="4320" w:hanging="360"/>
+      </w:pPr>
+      <w:rPr>
+        <w:u w:val="none"/>
+      </w:rPr>
+    </w:lvl>
+    <w:lvl w:ilvl="6">
+      <w:start w:val="1"/>
+      <w:numFmt w:val="bullet"/>
+      <w:lvlText w:val="●"/>
+      <w:lvlJc w:val="left"/>
+      <w:pPr>
+        <w:ind w:left="5040" w:hanging="360"/>
+      </w:pPr>
+      <w:rPr>
+        <w:u w:val="none"/>
+      </w:rPr>
+    </w:lvl>
+    <w:lvl w:ilvl="7">
+      <w:start w:val="1"/>
+      <w:numFmt w:val="bullet"/>
+      <w:lvlText w:val="○"/>
+      <w:lvlJc w:val="left"/>
+      <w:pPr>
+        <w:ind w:left="5760" w:hanging="360"/>
+      </w:pPr>
+      <w:rPr>
+        <w:u w:val="none"/>
+      </w:rPr>
+    </w:lvl>
+    <w:lvl w:ilvl="8">
+      <w:start w:val="1"/>
+      <w:numFmt w:val="bullet"/>
+      <w:lvlText w:val="■"/>
+      <w:lvlJc w:val="left"/>
+      <w:pPr>
+        <w:ind w:left="6480" w:hanging="360"/>
+      </w:pPr>
+      <w:rPr>
+        <w:u w:val="none"/>
+      </w:rPr>
+    </w:lvl>
+  </w:abstractNum>
+  <w:abstractNum w:abstractNumId="42">
     <w:lvl w:ilvl="0">
       <w:start w:val="1"/>
       <w:numFmt w:val="bullet"/>
@@ -11797,6 +14896,42 @@
   </w:num>
   <w:num w:numId="30">
     <w:abstractNumId w:val="30"/>
+  </w:num>
+  <w:num w:numId="31">
+    <w:abstractNumId w:val="31"/>
+  </w:num>
+  <w:num w:numId="32">
+    <w:abstractNumId w:val="32"/>
+  </w:num>
+  <w:num w:numId="33">
+    <w:abstractNumId w:val="33"/>
+  </w:num>
+  <w:num w:numId="34">
+    <w:abstractNumId w:val="34"/>
+  </w:num>
+  <w:num w:numId="35">
+    <w:abstractNumId w:val="35"/>
+  </w:num>
+  <w:num w:numId="36">
+    <w:abstractNumId w:val="36"/>
+  </w:num>
+  <w:num w:numId="37">
+    <w:abstractNumId w:val="37"/>
+  </w:num>
+  <w:num w:numId="38">
+    <w:abstractNumId w:val="38"/>
+  </w:num>
+  <w:num w:numId="39">
+    <w:abstractNumId w:val="39"/>
+  </w:num>
+  <w:num w:numId="40">
+    <w:abstractNumId w:val="40"/>
+  </w:num>
+  <w:num w:numId="41">
+    <w:abstractNumId w:val="41"/>
+  </w:num>
+  <w:num w:numId="42">
+    <w:abstractNumId w:val="42"/>
   </w:num>
 </w:numbering>
 </file>
